--- a/CrediAgil/Templates/CONTRATO - PRENDA JOYAS - EMPRESA.docx
+++ b/CrediAgil/Templates/CONTRATO - PRENDA JOYAS - EMPRESA.docx
@@ -1,6 +1,6 @@
 
 <file path=word/document.xml><?xml version="1.0" encoding="utf-8"?>
-<w:document xmlns:wpc="http://schemas.microsoft.com/office/word/2010/wordprocessingCanvas" xmlns:mc="http://schemas.openxmlformats.org/markup-compatibility/2006" xmlns:o="urn:schemas-microsoft-com:office:office" xmlns:r="http://schemas.openxmlformats.org/officeDocument/2006/relationships" xmlns:m="http://schemas.openxmlformats.org/officeDocument/2006/math" xmlns:v="urn:schemas-microsoft-com:vml" xmlns:wp14="http://schemas.microsoft.com/office/word/2010/wordprocessingDrawing" xmlns:wp="http://schemas.openxmlformats.org/drawingml/2006/wordprocessingDrawing" xmlns:w10="urn:schemas-microsoft-com:office:word" xmlns:w="http://schemas.openxmlformats.org/wordprocessingml/2006/main" xmlns:w14="http://schemas.microsoft.com/office/word/2010/wordml" xmlns:wpg="http://schemas.microsoft.com/office/word/2010/wordprocessingGroup" xmlns:wpi="http://schemas.microsoft.com/office/word/2010/wordprocessingInk" xmlns:wne="http://schemas.microsoft.com/office/word/2006/wordml" xmlns:wps="http://schemas.microsoft.com/office/word/2010/wordprocessingShape" mc:Ignorable="w14 wp14">
+<w:document xmlns:wpc="http://schemas.microsoft.com/office/word/2010/wordprocessingCanvas" xmlns:cx="http://schemas.microsoft.com/office/drawing/2014/chartex" xmlns:cx1="http://schemas.microsoft.com/office/drawing/2015/9/8/chartex" xmlns:cx2="http://schemas.microsoft.com/office/drawing/2015/10/21/chartex" xmlns:cx3="http://schemas.microsoft.com/office/drawing/2016/5/9/chartex" xmlns:cx4="http://schemas.microsoft.com/office/drawing/2016/5/10/chartex" xmlns:cx5="http://schemas.microsoft.com/office/drawing/2016/5/11/chartex" xmlns:cx6="http://schemas.microsoft.com/office/drawing/2016/5/12/chartex" xmlns:cx7="http://schemas.microsoft.com/office/drawing/2016/5/13/chartex" xmlns:cx8="http://schemas.microsoft.com/office/drawing/2016/5/14/chartex" xmlns:mc="http://schemas.openxmlformats.org/markup-compatibility/2006" xmlns:aink="http://schemas.microsoft.com/office/drawing/2016/ink" xmlns:am3d="http://schemas.microsoft.com/office/drawing/2017/model3d" xmlns:o="urn:schemas-microsoft-com:office:office" xmlns:oel="http://schemas.microsoft.com/office/2019/extlst" xmlns:r="http://schemas.openxmlformats.org/officeDocument/2006/relationships" xmlns:m="http://schemas.openxmlformats.org/officeDocument/2006/math" xmlns:v="urn:schemas-microsoft-com:vml" xmlns:wp14="http://schemas.microsoft.com/office/word/2010/wordprocessingDrawing" xmlns:wp="http://schemas.openxmlformats.org/drawingml/2006/wordprocessingDrawing" xmlns:w10="urn:schemas-microsoft-com:office:word" xmlns:w="http://schemas.openxmlformats.org/wordprocessingml/2006/main" xmlns:w14="http://schemas.microsoft.com/office/word/2010/wordml" xmlns:w15="http://schemas.microsoft.com/office/word/2012/wordml" xmlns:w16cex="http://schemas.microsoft.com/office/word/2018/wordml/cex" xmlns:w16cid="http://schemas.microsoft.com/office/word/2016/wordml/cid" xmlns:w16="http://schemas.microsoft.com/office/word/2018/wordml" xmlns:w16sdtdh="http://schemas.microsoft.com/office/word/2020/wordml/sdtdatahash" xmlns:w16se="http://schemas.microsoft.com/office/word/2015/wordml/symex" xmlns:wpg="http://schemas.microsoft.com/office/word/2010/wordprocessingGroup" xmlns:wpi="http://schemas.microsoft.com/office/word/2010/wordprocessingInk" xmlns:wne="http://schemas.microsoft.com/office/word/2006/wordml" xmlns:wps="http://schemas.microsoft.com/office/word/2010/wordprocessingShape" mc:Ignorable="w14 w15 w16se w16cid w16 w16cex w16sdtdh wp14">
   <w:body>
     <w:p>
       <w:pPr>
@@ -8,18 +8,96 @@
         <w:rPr>
           <w:rFonts w:cstheme="minorHAnsi"/>
           <w:b/>
-          <w:sz w:val="16"/>
-          <w:szCs w:val="16"/>
-        </w:rPr>
-      </w:pPr>
-      <w:r>
-        <w:rPr>
-          <w:rFonts w:cstheme="minorHAnsi"/>
-          <w:b/>
-          <w:sz w:val="16"/>
-          <w:szCs w:val="16"/>
-        </w:rPr>
-        <w:t>CONTRATO DE PRESTAMO CON GARANTIA MOBILIARIA (PRENDAJOYAS)</w:t>
+          <w:bCs/>
+          <w:color w:val="000000"/>
+          <w:sz w:val="16"/>
+          <w:szCs w:val="16"/>
+        </w:rPr>
+      </w:pPr>
+      <w:r>
+        <w:rPr>
+          <w:rFonts w:cstheme="minorHAnsi"/>
+          <w:b/>
+          <w:bCs/>
+          <w:color w:val="000000"/>
+          <w:sz w:val="16"/>
+          <w:szCs w:val="16"/>
+          <w:lang w:val="es-MX"/>
+        </w:rPr>
+        <w:t>CONTRATO DE PRÉSTAMO CON GARANTÍA MOBILIARIA (PRENDA</w:t>
+      </w:r>
+      <w:r>
+        <w:rPr>
+          <w:rFonts w:cstheme="minorHAnsi"/>
+          <w:b/>
+          <w:bCs/>
+          <w:color w:val="000000"/>
+          <w:sz w:val="16"/>
+          <w:szCs w:val="16"/>
+          <w:lang w:val="es-MX"/>
+        </w:rPr>
+        <w:t xml:space="preserve"> JOYAS</w:t>
+      </w:r>
+      <w:r>
+        <w:rPr>
+          <w:rFonts w:cstheme="minorHAnsi"/>
+          <w:b/>
+          <w:bCs/>
+          <w:color w:val="000000"/>
+          <w:sz w:val="16"/>
+          <w:szCs w:val="16"/>
+          <w:lang w:val="es-MX"/>
+        </w:rPr>
+        <w:t>)</w:t>
+      </w:r>
+      <w:r>
+        <w:rPr>
+          <w:rFonts w:cstheme="minorHAnsi"/>
+          <w:b/>
+          <w:bCs/>
+          <w:color w:val="000000"/>
+          <w:sz w:val="16"/>
+          <w:szCs w:val="16"/>
+          <w:lang w:val="es-MX"/>
+        </w:rPr>
+        <w:br/>
+      </w:r>
+      <w:proofErr w:type="spellStart"/>
+      <w:r>
+        <w:rPr>
+          <w:rFonts w:cstheme="minorHAnsi"/>
+          <w:b/>
+          <w:bCs/>
+          <w:color w:val="000000"/>
+          <w:sz w:val="16"/>
+          <w:szCs w:val="16"/>
+          <w:lang w:val="es-MX"/>
+        </w:rPr>
+        <w:t>Nº</w:t>
+      </w:r>
+      <w:proofErr w:type="spellEnd"/>
+      <w:r>
+        <w:rPr>
+          <w:rFonts w:cstheme="minorHAnsi"/>
+          <w:b/>
+          <w:bCs/>
+          <w:color w:val="000000"/>
+          <w:sz w:val="16"/>
+          <w:szCs w:val="16"/>
+          <w:lang w:val="es-MX"/>
+        </w:rPr>
+        <w:t xml:space="preserve"> </w:t>
+      </w:r>
+      <w:r>
+        <w:rPr>
+          <w:rFonts w:cstheme="minorHAnsi"/>
+          <w:b/>
+          <w:bCs/>
+          <w:color w:val="000000"/>
+          <w:sz w:val="16"/>
+          <w:szCs w:val="16"/>
+        </w:rPr>
+        <w:t>{{NUM_CONTRATO}}</w:t>
       </w:r>
     </w:p>
     <w:p>
@@ -32,25 +110,6 @@
           <w:szCs w:val="16"/>
         </w:rPr>
       </w:pPr>
-      <w:r>
-        <w:rPr>
-          <w:rFonts w:cstheme="minorHAnsi"/>
-          <w:b/>
-          <w:sz w:val="16"/>
-          <w:szCs w:val="16"/>
-        </w:rPr>
-        <w:t xml:space="preserve">Nº </w:t>
-      </w:r>
-      <w:r>
-        <w:rPr>
-          <w:rFonts w:cstheme="minorHAnsi"/>
-          <w:b/>
-          <w:sz w:val="16"/>
-          <w:szCs w:val="16"/>
-          <w:highlight w:val="yellow"/>
-        </w:rPr>
-        <w:t>________________</w:t>
-      </w:r>
     </w:p>
     <w:p>
       <w:pPr>
@@ -88,7 +147,28 @@
           <w:szCs w:val="16"/>
           <w:shd w:val="clear" w:color="auto" w:fill="FFFFFF"/>
         </w:rPr>
-        <w:t>INVERSIONES CREDIAGIL DEL PERU E.I.R.L.</w:t>
+        <w:t xml:space="preserve">INVERSIONES </w:t>
+      </w:r>
+      <w:r>
+        <w:rPr>
+          <w:rFonts w:cstheme="minorHAnsi"/>
+          <w:b/>
+          <w:color w:val="000000"/>
+          <w:sz w:val="16"/>
+          <w:szCs w:val="16"/>
+          <w:shd w:val="clear" w:color="auto" w:fill="FFFFFF"/>
+        </w:rPr>
+        <w:t>CREDIÁGIL</w:t>
+      </w:r>
+      <w:r>
+        <w:rPr>
+          <w:rFonts w:cstheme="minorHAnsi"/>
+          <w:color w:val="000000"/>
+          <w:sz w:val="16"/>
+          <w:szCs w:val="16"/>
+          <w:shd w:val="clear" w:color="auto" w:fill="FFFFFF"/>
+        </w:rPr>
+        <w:t xml:space="preserve"> DEL PERU E.I.R.L.</w:t>
       </w:r>
       <w:r>
         <w:rPr>
@@ -105,22 +185,44 @@
           <w:sz w:val="16"/>
           <w:szCs w:val="16"/>
         </w:rPr>
-        <w:t>CREDI AGIL</w:t>
-      </w:r>
-      <w:r>
-        <w:rPr>
-          <w:rFonts w:cstheme="minorHAnsi"/>
-          <w:sz w:val="16"/>
-          <w:szCs w:val="16"/>
-        </w:rPr>
-        <w:t xml:space="preserve">, con R.U.C. N° </w:t>
-      </w:r>
-      <w:r>
-        <w:rPr>
-          <w:rFonts w:cstheme="minorHAnsi"/>
+        <w:t>CREDIÁGIL</w:t>
+      </w:r>
+      <w:r>
+        <w:rPr>
+          <w:rFonts w:cstheme="minorHAnsi"/>
+          <w:sz w:val="16"/>
+          <w:szCs w:val="16"/>
+        </w:rPr>
+        <w:t xml:space="preserve">, con R.U.C. </w:t>
+      </w:r>
+      <w:proofErr w:type="spellStart"/>
+      <w:r>
+        <w:rPr>
+          <w:rFonts w:cstheme="minorHAnsi"/>
+          <w:b/>
+          <w:bCs/>
           <w:color w:val="000000"/>
           <w:sz w:val="16"/>
           <w:szCs w:val="16"/>
+          <w:lang w:val="es-MX"/>
+        </w:rPr>
+        <w:t>Nº</w:t>
+      </w:r>
+      <w:proofErr w:type="spellEnd"/>
+      <w:r>
+        <w:rPr>
+          <w:rFonts w:cstheme="minorHAnsi"/>
+          <w:sz w:val="16"/>
+          <w:szCs w:val="16"/>
+        </w:rPr>
+        <w:t xml:space="preserve"> </w:t>
+      </w:r>
+      <w:r>
+        <w:rPr>
+          <w:rFonts w:cstheme="minorHAnsi"/>
+          <w:color w:val="000000"/>
+          <w:sz w:val="16"/>
+          <w:szCs w:val="16"/>
           <w:shd w:val="clear" w:color="auto" w:fill="FFFFFF"/>
         </w:rPr>
         <w:t xml:space="preserve">20601767920 </w:t>
@@ -175,7 +277,7 @@
           <w:sz w:val="16"/>
           <w:szCs w:val="16"/>
         </w:rPr>
-        <w:t>CREDI AGIL</w:t>
+        <w:t>CREDIÁGIL</w:t>
       </w:r>
       <w:r>
         <w:rPr>
@@ -188,20 +290,225 @@
     </w:p>
     <w:p>
       <w:pPr>
-        <w:jc w:val="both"/>
-        <w:rPr>
-          <w:rFonts w:cstheme="minorHAnsi"/>
-          <w:sz w:val="16"/>
-          <w:szCs w:val="16"/>
-        </w:rPr>
-      </w:pPr>
-      <w:r>
-        <w:rPr>
-          <w:rFonts w:cstheme="minorHAnsi"/>
-          <w:sz w:val="16"/>
-          <w:szCs w:val="16"/>
-        </w:rPr>
-        <w:t xml:space="preserve">a) El señor(a)……………………………………………………..………………………………..… identificado con DNI N°………………………………..…, y/o su cónyuge …………………………………………………………..…………………….con DNI Nº..……………………………….…, con domicilio en …………………………………………………………………………….……………………………denominado (s) en adelante </w:t>
+        <w:spacing w:before="10" w:after="10" w:line="240" w:lineRule="auto"/>
+        <w:ind w:right="-1"/>
+        <w:jc w:val="both"/>
+        <w:rPr>
+          <w:rFonts w:cstheme="minorHAnsi"/>
+          <w:b/>
+          <w:bCs/>
+          <w:color w:val="000000"/>
+          <w:sz w:val="16"/>
+          <w:szCs w:val="16"/>
+        </w:rPr>
+      </w:pPr>
+      <w:bookmarkStart w:id="0" w:name="_Hlk223339298"/>
+      <w:r>
+        <w:rPr>
+          <w:rFonts w:cstheme="minorHAnsi"/>
+          <w:b/>
+          <w:bCs/>
+          <w:color w:val="000000"/>
+          <w:sz w:val="16"/>
+          <w:szCs w:val="16"/>
+        </w:rPr>
+        <w:t>EL CLIENT</w:t>
+      </w:r>
+      <w:r>
+        <w:rPr>
+          <w:rFonts w:cstheme="minorHAnsi"/>
+          <w:b/>
+          <w:bCs/>
+          <w:color w:val="000000"/>
+          <w:sz w:val="16"/>
+          <w:szCs w:val="16"/>
+        </w:rPr>
+        <w:t>E</w:t>
+      </w:r>
+      <w:r>
+        <w:rPr>
+          <w:rFonts w:cstheme="minorHAnsi"/>
+          <w:b/>
+          <w:bCs/>
+          <w:color w:val="000000"/>
+          <w:sz w:val="16"/>
+          <w:szCs w:val="16"/>
+        </w:rPr>
+        <w:t xml:space="preserve">: {{RAZON_SOCIAL}} con R.U.C. </w:t>
+      </w:r>
+      <w:proofErr w:type="spellStart"/>
+      <w:r>
+        <w:rPr>
+          <w:rFonts w:cstheme="minorHAnsi"/>
+          <w:b/>
+          <w:bCs/>
+          <w:color w:val="000000"/>
+          <w:sz w:val="16"/>
+          <w:szCs w:val="16"/>
+          <w:lang w:val="es-MX"/>
+        </w:rPr>
+        <w:t>Nº</w:t>
+      </w:r>
+      <w:proofErr w:type="spellEnd"/>
+      <w:r>
+        <w:rPr>
+          <w:rFonts w:cstheme="minorHAnsi"/>
+          <w:b/>
+          <w:bCs/>
+          <w:color w:val="000000"/>
+          <w:sz w:val="16"/>
+          <w:szCs w:val="16"/>
+        </w:rPr>
+        <w:t xml:space="preserve"> {{RUC_EMPRESA}}, con domicilio en {{DOMICILIO_FISCAL}}, debidamente representada por el(la) señor(a) {{REPRESENTANTE_LEGAL}} con DNI </w:t>
+      </w:r>
+      <w:proofErr w:type="spellStart"/>
+      <w:r>
+        <w:rPr>
+          <w:rFonts w:cstheme="minorHAnsi"/>
+          <w:b/>
+          <w:bCs/>
+          <w:color w:val="000000"/>
+          <w:sz w:val="16"/>
+          <w:szCs w:val="16"/>
+          <w:lang w:val="es-MX"/>
+        </w:rPr>
+        <w:t>Nº</w:t>
+      </w:r>
+      <w:proofErr w:type="spellEnd"/>
+      <w:r>
+        <w:rPr>
+          <w:rFonts w:cstheme="minorHAnsi"/>
+          <w:b/>
+          <w:bCs/>
+          <w:color w:val="000000"/>
+          <w:sz w:val="16"/>
+          <w:szCs w:val="16"/>
+        </w:rPr>
+        <w:t xml:space="preserve"> {{DNI_REPRESENTANTE}}, con poderes inscritos en la partida </w:t>
+      </w:r>
+      <w:proofErr w:type="spellStart"/>
+      <w:r>
+        <w:rPr>
+          <w:rFonts w:cstheme="minorHAnsi"/>
+          <w:b/>
+          <w:bCs/>
+          <w:color w:val="000000"/>
+          <w:sz w:val="16"/>
+          <w:szCs w:val="16"/>
+          <w:lang w:val="es-MX"/>
+        </w:rPr>
+        <w:t>Nº</w:t>
+      </w:r>
+      <w:proofErr w:type="spellEnd"/>
+      <w:r>
+        <w:rPr>
+          <w:rFonts w:cstheme="minorHAnsi"/>
+          <w:b/>
+          <w:bCs/>
+          <w:color w:val="000000"/>
+          <w:sz w:val="16"/>
+          <w:szCs w:val="16"/>
+        </w:rPr>
+        <w:t xml:space="preserve"> {{PARTIDA_EMPRESA}} de {{REGISTRO_CIUDAD}}.</w:t>
+      </w:r>
+    </w:p>
+    <w:p>
+      <w:pPr>
+        <w:spacing w:before="10" w:after="10" w:line="240" w:lineRule="auto"/>
+        <w:ind w:right="-1"/>
+        <w:jc w:val="both"/>
+        <w:rPr>
+          <w:rFonts w:cstheme="minorHAnsi"/>
+          <w:color w:val="000000"/>
+          <w:sz w:val="16"/>
+          <w:szCs w:val="16"/>
+          <w:lang w:val="es-MX"/>
+        </w:rPr>
+      </w:pPr>
+      <w:r>
+        <w:rPr>
+          <w:rFonts w:cstheme="minorHAnsi"/>
+          <w:color w:val="000000"/>
+          <w:sz w:val="16"/>
+          <w:szCs w:val="16"/>
+          <w:lang w:val="es-MX"/>
+        </w:rPr>
+        <w:t>Ambas partes convienen en los términos y condiciones siguientes:</w:t>
+      </w:r>
+      <w:bookmarkEnd w:id="0"/>
+    </w:p>
+    <w:p>
+      <w:pPr>
+        <w:spacing w:before="10" w:after="10" w:line="240" w:lineRule="auto"/>
+        <w:ind w:right="-1085"/>
+        <w:jc w:val="both"/>
+        <w:rPr>
+          <w:rFonts w:cstheme="minorHAnsi"/>
+          <w:color w:val="000000"/>
+          <w:sz w:val="16"/>
+          <w:szCs w:val="16"/>
+          <w:lang w:val="es-MX"/>
+        </w:rPr>
+      </w:pPr>
+    </w:p>
+    <w:p>
+      <w:pPr>
+        <w:spacing w:before="10" w:after="10" w:line="240" w:lineRule="auto"/>
+        <w:ind w:right="-1085"/>
+        <w:jc w:val="both"/>
+        <w:rPr>
+          <w:rFonts w:cstheme="minorHAnsi"/>
+          <w:sz w:val="16"/>
+          <w:szCs w:val="16"/>
+          <w:u w:val="single"/>
+        </w:rPr>
+      </w:pPr>
+      <w:r>
+        <w:rPr>
+          <w:rFonts w:cstheme="minorHAnsi"/>
+          <w:b/>
+          <w:sz w:val="16"/>
+          <w:szCs w:val="16"/>
+          <w:u w:val="single"/>
+        </w:rPr>
+        <w:t>1.- OBJETO</w:t>
+      </w:r>
+    </w:p>
+    <w:p>
+      <w:pPr>
+        <w:spacing w:before="10" w:after="10" w:line="240" w:lineRule="auto"/>
+        <w:ind w:right="-1"/>
+        <w:jc w:val="both"/>
+        <w:rPr>
+          <w:rFonts w:cstheme="minorHAnsi"/>
+          <w:sz w:val="16"/>
+          <w:szCs w:val="16"/>
+        </w:rPr>
+      </w:pPr>
+      <w:r>
+        <w:rPr>
+          <w:rFonts w:cstheme="minorHAnsi"/>
+          <w:sz w:val="16"/>
+          <w:szCs w:val="16"/>
+        </w:rPr>
+        <w:t xml:space="preserve">Por el presente Contrato, </w:t>
+      </w:r>
+      <w:r>
+        <w:rPr>
+          <w:rFonts w:cstheme="minorHAnsi"/>
+          <w:b/>
+          <w:sz w:val="16"/>
+          <w:szCs w:val="16"/>
+        </w:rPr>
+        <w:t>CREDIÁGIL</w:t>
+      </w:r>
+      <w:r>
+        <w:rPr>
+          <w:rFonts w:cstheme="minorHAnsi"/>
+          <w:sz w:val="16"/>
+          <w:szCs w:val="16"/>
+        </w:rPr>
+        <w:t xml:space="preserve"> concede a </w:t>
       </w:r>
       <w:r>
         <w:rPr>
@@ -218,89 +525,7 @@
           <w:sz w:val="16"/>
           <w:szCs w:val="16"/>
         </w:rPr>
-        <w:t xml:space="preserve"> en los términos y condiciones siguientes: </w:t>
-      </w:r>
-    </w:p>
-    <w:p>
-      <w:pPr>
-        <w:jc w:val="both"/>
-        <w:rPr>
-          <w:rFonts w:cstheme="minorHAnsi"/>
-          <w:sz w:val="16"/>
-          <w:szCs w:val="16"/>
-        </w:rPr>
-      </w:pPr>
-      <w:r>
-        <w:rPr>
-          <w:rFonts w:cstheme="minorHAnsi"/>
-          <w:sz w:val="16"/>
-          <w:szCs w:val="16"/>
-        </w:rPr>
-        <w:t>b) La empresa ……</w:t>
-      </w:r>
-      <w:r>
-        <w:rPr>
-          <w:rFonts w:cstheme="minorHAnsi"/>
-          <w:sz w:val="16"/>
-          <w:szCs w:val="16"/>
-        </w:rPr>
-        <w:t>……………………………………………………………………………………..</w:t>
-      </w:r>
-      <w:r>
-        <w:rPr>
-          <w:rFonts w:cstheme="minorHAnsi"/>
-          <w:sz w:val="16"/>
-          <w:szCs w:val="16"/>
-        </w:rPr>
-        <w:t>……..identificada con RUC…………</w:t>
-      </w:r>
-      <w:r>
-        <w:rPr>
-          <w:rFonts w:cstheme="minorHAnsi"/>
-          <w:sz w:val="16"/>
-          <w:szCs w:val="16"/>
-        </w:rPr>
-        <w:t>………………………….</w:t>
-      </w:r>
-      <w:r>
-        <w:rPr>
-          <w:rFonts w:cstheme="minorHAnsi"/>
-          <w:sz w:val="16"/>
-          <w:szCs w:val="16"/>
-        </w:rPr>
-        <w:t>……. con domicilio………</w:t>
-      </w:r>
-      <w:r>
-        <w:rPr>
-          <w:rFonts w:cstheme="minorHAnsi"/>
-          <w:sz w:val="16"/>
-          <w:szCs w:val="16"/>
-        </w:rPr>
-        <w:t>…………………………………………………………………</w:t>
-      </w:r>
-      <w:r>
-        <w:rPr>
-          <w:rFonts w:cstheme="minorHAnsi"/>
-          <w:sz w:val="16"/>
-          <w:szCs w:val="16"/>
-        </w:rPr>
-        <w:t>………………. debidamente representada por el (la) (los) señor(a) (es)…………………</w:t>
-      </w:r>
-      <w:r>
-        <w:rPr>
-          <w:rFonts w:cstheme="minorHAnsi"/>
-          <w:sz w:val="16"/>
-          <w:szCs w:val="16"/>
-        </w:rPr>
-        <w:t>……………………………………………………………………………………………………………………………………..</w:t>
-      </w:r>
-      <w:r>
-        <w:rPr>
-          <w:rFonts w:cstheme="minorHAnsi"/>
-          <w:sz w:val="16"/>
-          <w:szCs w:val="16"/>
-        </w:rPr>
-        <w:t xml:space="preserve">…………………… identificados con DNI N°………………………………………………….., con poderes debidamente inscritos en la partida electrónica N°……………………………………del Registro de Personas Jurídicas de………………………….denominado (s) en adelante </w:t>
+        <w:t xml:space="preserve"> un préstamo de dinero y por su parte, </w:t>
       </w:r>
       <w:r>
         <w:rPr>
@@ -317,148 +542,714 @@
           <w:sz w:val="16"/>
           <w:szCs w:val="16"/>
         </w:rPr>
-        <w:t xml:space="preserve"> en los términos y condiciones siguientes: </w:t>
-      </w:r>
-    </w:p>
-    <w:p>
-      <w:pPr>
-        <w:jc w:val="both"/>
-        <w:rPr>
-          <w:rFonts w:cstheme="minorHAnsi"/>
-          <w:sz w:val="16"/>
-          <w:szCs w:val="16"/>
-        </w:rPr>
-      </w:pPr>
-      <w:r>
-        <w:rPr>
-          <w:rFonts w:cstheme="minorHAnsi"/>
-          <w:b/>
-          <w:sz w:val="16"/>
-          <w:szCs w:val="16"/>
-        </w:rPr>
-        <w:t>1.- OBJETO</w:t>
-      </w:r>
-      <w:r>
-        <w:rPr>
-          <w:rFonts w:cstheme="minorHAnsi"/>
-          <w:sz w:val="16"/>
-          <w:szCs w:val="16"/>
-        </w:rPr>
-        <w:t>.- Por el presente Contrato, CREDI AGIL concede a EL CLIENTE un préstamo de dinero y por su parte, EL CLIENTE se compromete a pagar el préstamo en los términos pactados y, para el caso de un incumplimiento, constituye primera y preferente Garantía Mobiliaria en respaldo del préstamo y todas las obligaciones presentes y futuras que asuma frente a CREDI AGIL, tal como se detalla en la Cláusula 4 siguiente.</w:t>
-      </w:r>
-    </w:p>
-    <w:p>
-      <w:pPr>
-        <w:jc w:val="both"/>
-        <w:rPr>
-          <w:rFonts w:cstheme="minorHAnsi"/>
-          <w:sz w:val="16"/>
-          <w:szCs w:val="16"/>
-        </w:rPr>
-      </w:pPr>
-      <w:r>
-        <w:rPr>
-          <w:rFonts w:cstheme="minorHAnsi"/>
-          <w:b/>
-          <w:sz w:val="16"/>
-          <w:szCs w:val="16"/>
-        </w:rPr>
-        <w:t>2.- EL CONTRATO</w:t>
-      </w:r>
-      <w:r>
-        <w:rPr>
-          <w:rFonts w:cstheme="minorHAnsi"/>
-          <w:sz w:val="16"/>
-          <w:szCs w:val="16"/>
-        </w:rPr>
-        <w:t>.- Al firmar este Contrato, EL CLIENTE declara estar conforme con todas sus cláusulas, términos y con la información consignada en el anexo 01 de éste documento, así como en la hoja resumen (anexo 02) las cuales forman parte integrante del mismo. Declara haber verificado que la descripción de los bienes otorgados en Garantía Mobiliaria es correcta y que la fecha del Préstamo y su vencimiento son los pactados. CREDI AGIL no reconocerá adulteraciones, borrones, enmendaduras, ni modificación alguna en la información consignada en el anexo 01 que EL CLIENTE pueda efectuar. Este documento se extiende por duplicado quedando un ejemplar en poder de CREDI AGIL y otro en poder de EL CLIENTE. En caso de duda, se preferirá el ejemplar del Contrato que obra en poder de CREDI AGIL. Se deja expresa constancia que EL CLIENTE no podrá ceder el presente Contrato a terceros.</w:t>
-      </w:r>
-    </w:p>
-    <w:p>
-      <w:pPr>
-        <w:jc w:val="both"/>
-        <w:rPr>
-          <w:rFonts w:cstheme="minorHAnsi"/>
-          <w:sz w:val="16"/>
-          <w:szCs w:val="16"/>
-        </w:rPr>
-      </w:pPr>
-      <w:r>
-        <w:rPr>
-          <w:rFonts w:cstheme="minorHAnsi"/>
-          <w:b/>
-          <w:sz w:val="16"/>
-          <w:szCs w:val="16"/>
+        <w:t xml:space="preserve"> se compromete a pagar el préstamo en los términos pactados y, para el caso de un incumplimiento, constituye primera y preferente Garantía Mobiliaria en respaldo del préstamo y todas las obligaciones presentes y futuras que asuma frente a </w:t>
+      </w:r>
+      <w:r>
+        <w:rPr>
+          <w:rFonts w:cstheme="minorHAnsi"/>
+          <w:b/>
+          <w:sz w:val="16"/>
+          <w:szCs w:val="16"/>
+        </w:rPr>
+        <w:t>CREDIÁGIL</w:t>
+      </w:r>
+      <w:r>
+        <w:rPr>
+          <w:rFonts w:cstheme="minorHAnsi"/>
+          <w:sz w:val="16"/>
+          <w:szCs w:val="16"/>
+        </w:rPr>
+        <w:t>, tal como se detalla en la Cláusula 4 siguiente.</w:t>
+      </w:r>
+    </w:p>
+    <w:p>
+      <w:pPr>
+        <w:spacing w:before="10" w:after="10" w:line="240" w:lineRule="auto"/>
+        <w:ind w:right="-1085"/>
+        <w:jc w:val="both"/>
+        <w:rPr>
+          <w:rFonts w:cstheme="minorHAnsi"/>
+          <w:b/>
+          <w:sz w:val="16"/>
+          <w:szCs w:val="16"/>
+        </w:rPr>
+      </w:pPr>
+    </w:p>
+    <w:p>
+      <w:pPr>
+        <w:spacing w:before="10" w:after="10" w:line="240" w:lineRule="auto"/>
+        <w:ind w:right="-1085"/>
+        <w:jc w:val="both"/>
+        <w:rPr>
+          <w:rFonts w:cstheme="minorHAnsi"/>
+          <w:b/>
+          <w:sz w:val="16"/>
+          <w:szCs w:val="16"/>
+          <w:u w:val="single"/>
+        </w:rPr>
+      </w:pPr>
+      <w:r>
+        <w:rPr>
+          <w:rFonts w:cstheme="minorHAnsi"/>
+          <w:b/>
+          <w:sz w:val="16"/>
+          <w:szCs w:val="16"/>
+          <w:u w:val="single"/>
+        </w:rPr>
+        <w:t>2.-EL CONTRATO</w:t>
+      </w:r>
+    </w:p>
+    <w:p>
+      <w:pPr>
+        <w:spacing w:before="10" w:after="10" w:line="240" w:lineRule="auto"/>
+        <w:ind w:right="-1"/>
+        <w:jc w:val="both"/>
+        <w:rPr>
+          <w:rFonts w:cstheme="minorHAnsi"/>
+          <w:sz w:val="16"/>
+          <w:szCs w:val="16"/>
+        </w:rPr>
+      </w:pPr>
+      <w:r>
+        <w:rPr>
+          <w:rFonts w:cstheme="minorHAnsi"/>
+          <w:sz w:val="16"/>
+          <w:szCs w:val="16"/>
+        </w:rPr>
+        <w:t xml:space="preserve">Al firmar este Contrato, </w:t>
+      </w:r>
+      <w:r>
+        <w:rPr>
+          <w:rFonts w:cstheme="minorHAnsi"/>
+          <w:b/>
+          <w:sz w:val="16"/>
+          <w:szCs w:val="16"/>
+        </w:rPr>
+        <w:t>EL CLIENTE</w:t>
+      </w:r>
+      <w:r>
+        <w:rPr>
+          <w:rFonts w:cstheme="minorHAnsi"/>
+          <w:sz w:val="16"/>
+          <w:szCs w:val="16"/>
+        </w:rPr>
+        <w:t xml:space="preserve"> declara estar conforme con todas sus cláusulas, términos y con la información consignada en el anexo 01 de </w:t>
+      </w:r>
+      <w:r>
+        <w:rPr>
+          <w:rFonts w:cstheme="minorHAnsi"/>
+          <w:sz w:val="16"/>
+          <w:szCs w:val="16"/>
+        </w:rPr>
+        <w:t>este</w:t>
+      </w:r>
+      <w:r>
+        <w:rPr>
+          <w:rFonts w:cstheme="minorHAnsi"/>
+          <w:sz w:val="16"/>
+          <w:szCs w:val="16"/>
+        </w:rPr>
+        <w:t xml:space="preserve"> documento, así como en la hoja resumen (anexo 02) las cuales forman parte integrante del mismo. Declara haber verificado que la descripción de los bienes otorgados en Garantía Mobiliaria es correcta y que la fecha del Préstamo y su vencimiento son los pactados. </w:t>
+      </w:r>
+      <w:r>
+        <w:rPr>
+          <w:rFonts w:cstheme="minorHAnsi"/>
+          <w:b/>
+          <w:sz w:val="16"/>
+          <w:szCs w:val="16"/>
+        </w:rPr>
+        <w:t>CREDIÁGIL</w:t>
+      </w:r>
+      <w:r>
+        <w:rPr>
+          <w:rFonts w:cstheme="minorHAnsi"/>
+          <w:sz w:val="16"/>
+          <w:szCs w:val="16"/>
+        </w:rPr>
+        <w:t xml:space="preserve"> no reconocerá adulteraciones, borrones, enmendaduras, ni modificación alguna en la información consignada en el anexo 01 que </w:t>
+      </w:r>
+      <w:r>
+        <w:rPr>
+          <w:rFonts w:cstheme="minorHAnsi"/>
+          <w:b/>
+          <w:sz w:val="16"/>
+          <w:szCs w:val="16"/>
+        </w:rPr>
+        <w:t>EL CLIENTE</w:t>
+      </w:r>
+      <w:r>
+        <w:rPr>
+          <w:rFonts w:cstheme="minorHAnsi"/>
+          <w:sz w:val="16"/>
+          <w:szCs w:val="16"/>
+        </w:rPr>
+        <w:t xml:space="preserve"> pueda efectuar. Este documento se extiende por duplicado quedando un ejemplar en poder de </w:t>
+      </w:r>
+      <w:r>
+        <w:rPr>
+          <w:rFonts w:cstheme="minorHAnsi"/>
+          <w:b/>
+          <w:sz w:val="16"/>
+          <w:szCs w:val="16"/>
+        </w:rPr>
+        <w:t>CREDIÁGIL</w:t>
+      </w:r>
+      <w:r>
+        <w:rPr>
+          <w:rFonts w:cstheme="minorHAnsi"/>
+          <w:sz w:val="16"/>
+          <w:szCs w:val="16"/>
+        </w:rPr>
+        <w:t xml:space="preserve"> y otro en poder de </w:t>
+      </w:r>
+      <w:r>
+        <w:rPr>
+          <w:rFonts w:cstheme="minorHAnsi"/>
+          <w:b/>
+          <w:sz w:val="16"/>
+          <w:szCs w:val="16"/>
+        </w:rPr>
+        <w:t>EL CLIENTE</w:t>
+      </w:r>
+      <w:r>
+        <w:rPr>
+          <w:rFonts w:cstheme="minorHAnsi"/>
+          <w:sz w:val="16"/>
+          <w:szCs w:val="16"/>
+        </w:rPr>
+        <w:t xml:space="preserve">. En caso de duda, se preferirá el ejemplar del Contrato que obra en poder de </w:t>
+      </w:r>
+      <w:r>
+        <w:rPr>
+          <w:rFonts w:cstheme="minorHAnsi"/>
+          <w:b/>
+          <w:sz w:val="16"/>
+          <w:szCs w:val="16"/>
+        </w:rPr>
+        <w:t>CREDIÁGIL</w:t>
+      </w:r>
+      <w:r>
+        <w:rPr>
+          <w:rFonts w:cstheme="minorHAnsi"/>
+          <w:sz w:val="16"/>
+          <w:szCs w:val="16"/>
+        </w:rPr>
+        <w:t xml:space="preserve">. Se deja expresa constancia que </w:t>
+      </w:r>
+      <w:r>
+        <w:rPr>
+          <w:rFonts w:cstheme="minorHAnsi"/>
+          <w:b/>
+          <w:sz w:val="16"/>
+          <w:szCs w:val="16"/>
+        </w:rPr>
+        <w:t>EL CLIENTE</w:t>
+      </w:r>
+      <w:r>
+        <w:rPr>
+          <w:rFonts w:cstheme="minorHAnsi"/>
+          <w:sz w:val="16"/>
+          <w:szCs w:val="16"/>
+        </w:rPr>
+        <w:t xml:space="preserve"> no podrá ceder el presente Contrato a terceros.</w:t>
+      </w:r>
+    </w:p>
+    <w:p>
+      <w:pPr>
+        <w:spacing w:before="10" w:after="10" w:line="240" w:lineRule="auto"/>
+        <w:ind w:right="-1"/>
+        <w:jc w:val="both"/>
+        <w:rPr>
+          <w:rFonts w:cstheme="minorHAnsi"/>
+          <w:sz w:val="16"/>
+          <w:szCs w:val="16"/>
+        </w:rPr>
+      </w:pPr>
+    </w:p>
+    <w:p>
+      <w:pPr>
+        <w:spacing w:before="10" w:after="10" w:line="240" w:lineRule="auto"/>
+        <w:ind w:right="-1"/>
+        <w:jc w:val="both"/>
+        <w:rPr>
+          <w:rFonts w:cstheme="minorHAnsi"/>
+          <w:b/>
+          <w:bCs/>
+          <w:sz w:val="16"/>
+          <w:szCs w:val="16"/>
+          <w:u w:val="single"/>
+        </w:rPr>
+      </w:pPr>
+      <w:r>
+        <w:rPr>
+          <w:rFonts w:cstheme="minorHAnsi"/>
+          <w:b/>
+          <w:bCs/>
+          <w:sz w:val="16"/>
+          <w:szCs w:val="16"/>
+          <w:u w:val="single"/>
         </w:rPr>
         <w:t>3.-EXTRAVÍO DEL DOCUMENTO</w:t>
       </w:r>
-      <w:r>
-        <w:rPr>
-          <w:rFonts w:cstheme="minorHAnsi"/>
-          <w:sz w:val="16"/>
-          <w:szCs w:val="16"/>
-        </w:rPr>
-        <w:t>.- Este Contrato se representa en dos ejemplares. El que corresponde a EL CLIENTE es el único documento para que EL CLIENTE pueda solicitar la devolución de los bienes entregados en Garantía Mobiliaria, una vez que cancele el Préstamo y todas las obligaciones que mantenga frente a CREDI AGIL. Si el documento es extraviado por EL CLIENTE, éste deberá acudir de inmediato al local donde recibió el Préstamo con una carta simple, dando cuenta del extravío a CREDI AGIL, quien previa identificación, emitirá a EL CLIENTE una copia simple del contrato original, cuyo costo será asumido por EL CLIENTE. La comisión por duplicado de contrato consta en la Hoja Resumen.</w:t>
-      </w:r>
-    </w:p>
-    <w:p>
-      <w:pPr>
-        <w:jc w:val="both"/>
-        <w:rPr>
-          <w:rFonts w:cstheme="minorHAnsi"/>
-          <w:sz w:val="16"/>
-          <w:szCs w:val="16"/>
-        </w:rPr>
-      </w:pPr>
-      <w:r>
-        <w:rPr>
-          <w:rFonts w:cstheme="minorHAnsi"/>
-          <w:b/>
-          <w:sz w:val="16"/>
-          <w:szCs w:val="16"/>
+    </w:p>
+    <w:p>
+      <w:pPr>
+        <w:spacing w:before="10" w:after="10" w:line="240" w:lineRule="auto"/>
+        <w:ind w:right="-1"/>
+        <w:jc w:val="both"/>
+        <w:rPr>
+          <w:rFonts w:cstheme="minorHAnsi"/>
+          <w:sz w:val="16"/>
+          <w:szCs w:val="16"/>
+        </w:rPr>
+      </w:pPr>
+      <w:r>
+        <w:rPr>
+          <w:rFonts w:cstheme="minorHAnsi"/>
+          <w:sz w:val="16"/>
+          <w:szCs w:val="16"/>
+        </w:rPr>
+        <w:t xml:space="preserve">Este Contrato se representa en dos ejemplares. El que corresponde a </w:t>
+      </w:r>
+      <w:r>
+        <w:rPr>
+          <w:rFonts w:cstheme="minorHAnsi"/>
+          <w:b/>
+          <w:sz w:val="16"/>
+          <w:szCs w:val="16"/>
+        </w:rPr>
+        <w:t>EL CLIENTE</w:t>
+      </w:r>
+      <w:r>
+        <w:rPr>
+          <w:rFonts w:cstheme="minorHAnsi"/>
+          <w:sz w:val="16"/>
+          <w:szCs w:val="16"/>
+        </w:rPr>
+        <w:t xml:space="preserve"> es el único documento para que </w:t>
+      </w:r>
+      <w:r>
+        <w:rPr>
+          <w:rFonts w:cstheme="minorHAnsi"/>
+          <w:b/>
+          <w:sz w:val="16"/>
+          <w:szCs w:val="16"/>
+        </w:rPr>
+        <w:t>EL CLIENTE</w:t>
+      </w:r>
+      <w:r>
+        <w:rPr>
+          <w:rFonts w:cstheme="minorHAnsi"/>
+          <w:sz w:val="16"/>
+          <w:szCs w:val="16"/>
+        </w:rPr>
+        <w:t xml:space="preserve"> pueda solicitar la devolución de los bienes entregados en Garantía Mobiliaria, una vez que cancele el Préstamo y todas las obligaciones que mantenga frente a </w:t>
+      </w:r>
+      <w:r>
+        <w:rPr>
+          <w:rFonts w:cstheme="minorHAnsi"/>
+          <w:b/>
+          <w:sz w:val="16"/>
+          <w:szCs w:val="16"/>
+        </w:rPr>
+        <w:t>CREDIÁGIL</w:t>
+      </w:r>
+      <w:r>
+        <w:rPr>
+          <w:rFonts w:cstheme="minorHAnsi"/>
+          <w:sz w:val="16"/>
+          <w:szCs w:val="16"/>
+        </w:rPr>
+        <w:t xml:space="preserve">. Si el documento es extraviado por </w:t>
+      </w:r>
+      <w:r>
+        <w:rPr>
+          <w:rFonts w:cstheme="minorHAnsi"/>
+          <w:b/>
+          <w:sz w:val="16"/>
+          <w:szCs w:val="16"/>
+        </w:rPr>
+        <w:t>EL CLIENTE</w:t>
+      </w:r>
+      <w:r>
+        <w:rPr>
+          <w:rFonts w:cstheme="minorHAnsi"/>
+          <w:sz w:val="16"/>
+          <w:szCs w:val="16"/>
+        </w:rPr>
+        <w:t xml:space="preserve">, éste deberá acudir de inmediato al local donde recibió el Préstamo con una carta simple, dando cuenta del extravío a </w:t>
+      </w:r>
+      <w:r>
+        <w:rPr>
+          <w:rFonts w:cstheme="minorHAnsi"/>
+          <w:b/>
+          <w:sz w:val="16"/>
+          <w:szCs w:val="16"/>
+        </w:rPr>
+        <w:t>CREDIÁGIL</w:t>
+      </w:r>
+      <w:r>
+        <w:rPr>
+          <w:rFonts w:cstheme="minorHAnsi"/>
+          <w:sz w:val="16"/>
+          <w:szCs w:val="16"/>
+        </w:rPr>
+        <w:t xml:space="preserve">, quien previa identificación, emitirá a </w:t>
+      </w:r>
+      <w:r>
+        <w:rPr>
+          <w:rFonts w:cstheme="minorHAnsi"/>
+          <w:b/>
+          <w:sz w:val="16"/>
+          <w:szCs w:val="16"/>
+        </w:rPr>
+        <w:t>EL CLIENTE</w:t>
+      </w:r>
+      <w:r>
+        <w:rPr>
+          <w:rFonts w:cstheme="minorHAnsi"/>
+          <w:sz w:val="16"/>
+          <w:szCs w:val="16"/>
+        </w:rPr>
+        <w:t xml:space="preserve"> una copia simple del contrato original, cuyo costo será asumido por </w:t>
+      </w:r>
+      <w:r>
+        <w:rPr>
+          <w:rFonts w:cstheme="minorHAnsi"/>
+          <w:b/>
+          <w:sz w:val="16"/>
+          <w:szCs w:val="16"/>
+        </w:rPr>
+        <w:t>EL CLIENTE</w:t>
+      </w:r>
+      <w:r>
+        <w:rPr>
+          <w:rFonts w:cstheme="minorHAnsi"/>
+          <w:sz w:val="16"/>
+          <w:szCs w:val="16"/>
+        </w:rPr>
+        <w:t>. La comisión por duplicado de contrato consta en la Hoja Resumen.</w:t>
+      </w:r>
+    </w:p>
+    <w:p>
+      <w:pPr>
+        <w:spacing w:before="10" w:after="10" w:line="240" w:lineRule="auto"/>
+        <w:ind w:right="-1"/>
+        <w:jc w:val="both"/>
+        <w:rPr>
+          <w:rFonts w:cstheme="minorHAnsi"/>
+          <w:sz w:val="16"/>
+          <w:szCs w:val="16"/>
+        </w:rPr>
+      </w:pPr>
+    </w:p>
+    <w:p>
+      <w:pPr>
+        <w:spacing w:before="10" w:after="10" w:line="240" w:lineRule="auto"/>
+        <w:ind w:right="-1"/>
+        <w:jc w:val="both"/>
+        <w:rPr>
+          <w:rFonts w:cstheme="minorHAnsi"/>
+          <w:b/>
+          <w:bCs/>
+          <w:sz w:val="16"/>
+          <w:szCs w:val="16"/>
+          <w:u w:val="single"/>
+        </w:rPr>
+      </w:pPr>
+      <w:r>
+        <w:rPr>
+          <w:rFonts w:cstheme="minorHAnsi"/>
+          <w:b/>
+          <w:bCs/>
+          <w:sz w:val="16"/>
+          <w:szCs w:val="16"/>
+          <w:u w:val="single"/>
         </w:rPr>
         <w:t>4.-PRÉSTAMO Y GARANTÍA</w:t>
       </w:r>
-      <w:r>
-        <w:rPr>
-          <w:rFonts w:cstheme="minorHAnsi"/>
-          <w:sz w:val="16"/>
-          <w:szCs w:val="16"/>
-        </w:rPr>
-        <w:t>.- Por el presente Contrato, CREDI AGIL otorga a EL CLIENTE en calidad de Préstamo la suma de dinero en efectivo en moneda nacional que se indican conjuntamente en el anexo 01 y anexo 02 de este documento. Las obligaciones que EL CLIENTE asume o asuma en el futuro frente a CREDI AGIL, generará un interés compensatorio fijo y en caso de incumplimiento las penalidades, así como las comisiones, impuestos y los gastos pactados - detallados en la Hoja Resumen (anexo 02), la misma que cuenta con todos los supuestos descritos en el artículo 18 del Reglamento de Transparencia de la Información y Contratación con Usuarios del Sistema Financiero (en adelante el Reglamento). Por su parte, EL CLIENTE constituye mediante la suscripción de este documento, primera y preferente Garantía Mobiliaria con entrega de la posesión, sobre las alhajas y joyas de oro que se detallan en el anexo 01 que forma parte integrante de este contrato, de acuerdo a lo establecido en los artículos 3, 17 y otros de la Ley de la Garantía Mobiliaria, Ley N° 28677, a favor de CREDI AGIL, hasta por el valor de dichos bienes, según se detalla en el anexo 01 de este documento, y en respaldo del cumplimiento del pago de (i) el Préstamo, (ii) de los futuros Préstamos que pueda asumir y (iii) cualquier otra obligación de EL CLIENTE frente a CREDI AGIL, en los términos y condiciones establecidos en este documento.</w:t>
-      </w:r>
-    </w:p>
-    <w:p>
-      <w:pPr>
-        <w:jc w:val="both"/>
-        <w:rPr>
-          <w:rFonts w:cstheme="minorHAnsi"/>
-          <w:sz w:val="16"/>
-          <w:szCs w:val="16"/>
-        </w:rPr>
-      </w:pPr>
-      <w:r>
-        <w:rPr>
-          <w:rFonts w:cstheme="minorHAnsi"/>
-          <w:b/>
-          <w:sz w:val="16"/>
-          <w:szCs w:val="16"/>
+    </w:p>
+    <w:p>
+      <w:pPr>
+        <w:spacing w:before="10" w:after="10" w:line="240" w:lineRule="auto"/>
+        <w:ind w:right="-1"/>
+        <w:jc w:val="both"/>
+        <w:rPr>
+          <w:rFonts w:cstheme="minorHAnsi"/>
+          <w:sz w:val="16"/>
+          <w:szCs w:val="16"/>
+        </w:rPr>
+      </w:pPr>
+      <w:r>
+        <w:rPr>
+          <w:rFonts w:cstheme="minorHAnsi"/>
+          <w:sz w:val="16"/>
+          <w:szCs w:val="16"/>
+        </w:rPr>
+        <w:t xml:space="preserve">Por el presente Contrato, </w:t>
+      </w:r>
+      <w:r>
+        <w:rPr>
+          <w:rFonts w:cstheme="minorHAnsi"/>
+          <w:b/>
+          <w:sz w:val="16"/>
+          <w:szCs w:val="16"/>
+        </w:rPr>
+        <w:t>CREDIÁGIL</w:t>
+      </w:r>
+      <w:r>
+        <w:rPr>
+          <w:rFonts w:cstheme="minorHAnsi"/>
+          <w:sz w:val="16"/>
+          <w:szCs w:val="16"/>
+        </w:rPr>
+        <w:t xml:space="preserve"> otorga a </w:t>
+      </w:r>
+      <w:r>
+        <w:rPr>
+          <w:rFonts w:cstheme="minorHAnsi"/>
+          <w:b/>
+          <w:sz w:val="16"/>
+          <w:szCs w:val="16"/>
+        </w:rPr>
+        <w:t>EL CLIENTE</w:t>
+      </w:r>
+      <w:r>
+        <w:rPr>
+          <w:rFonts w:cstheme="minorHAnsi"/>
+          <w:sz w:val="16"/>
+          <w:szCs w:val="16"/>
+        </w:rPr>
+        <w:t xml:space="preserve"> en calidad de Préstamo la suma de dinero en efectivo en moneda nacional que se indican conjuntamente en el anexo 01 y anexo 02 de este documento. Las obligaciones que </w:t>
+      </w:r>
+      <w:r>
+        <w:rPr>
+          <w:rFonts w:cstheme="minorHAnsi"/>
+          <w:b/>
+          <w:sz w:val="16"/>
+          <w:szCs w:val="16"/>
+        </w:rPr>
+        <w:t>EL CLIENTE</w:t>
+      </w:r>
+      <w:r>
+        <w:rPr>
+          <w:rFonts w:cstheme="minorHAnsi"/>
+          <w:sz w:val="16"/>
+          <w:szCs w:val="16"/>
+        </w:rPr>
+        <w:t xml:space="preserve"> asume o asuma en el futuro frente a </w:t>
+      </w:r>
+      <w:r>
+        <w:rPr>
+          <w:rFonts w:cstheme="minorHAnsi"/>
+          <w:b/>
+          <w:sz w:val="16"/>
+          <w:szCs w:val="16"/>
+        </w:rPr>
+        <w:t>CREDIÁGIL</w:t>
+      </w:r>
+      <w:r>
+        <w:rPr>
+          <w:rFonts w:cstheme="minorHAnsi"/>
+          <w:sz w:val="16"/>
+          <w:szCs w:val="16"/>
+        </w:rPr>
+        <w:t xml:space="preserve">, generará un interés compensatorio fijo y en caso de incumplimiento las penalidades, así como las comisiones, impuestos y los gastos pactados - detallados en la Hoja Resumen (anexo 02), la misma que cuenta con todos los supuestos descritos en el artículo 18 del Reglamento de Transparencia de la Información y Contratación con Usuarios del Sistema Financiero (en adelante el Reglamento). Por su parte, </w:t>
+      </w:r>
+      <w:r>
+        <w:rPr>
+          <w:rFonts w:cstheme="minorHAnsi"/>
+          <w:b/>
+          <w:sz w:val="16"/>
+          <w:szCs w:val="16"/>
+        </w:rPr>
+        <w:t>EL CLIENTE</w:t>
+      </w:r>
+      <w:r>
+        <w:rPr>
+          <w:rFonts w:cstheme="minorHAnsi"/>
+          <w:sz w:val="16"/>
+          <w:szCs w:val="16"/>
+        </w:rPr>
+        <w:t xml:space="preserve"> constituye mediante la suscripción de este documento, primera y preferente Garantía Mobiliaria con entrega de la posesión, sobre las alhajas y joyas de oro que se detallan en el anexo 01 que forma parte integrante de este contrato, de acuerdo a lo establecido en los artículos 3, 17 y otros de la Ley de la Garantía Mobiliaria, Ley N° 28677, a favor de </w:t>
+      </w:r>
+      <w:r>
+        <w:rPr>
+          <w:rFonts w:cstheme="minorHAnsi"/>
+          <w:b/>
+          <w:sz w:val="16"/>
+          <w:szCs w:val="16"/>
+        </w:rPr>
+        <w:t>CREDIÁGIL</w:t>
+      </w:r>
+      <w:r>
+        <w:rPr>
+          <w:rFonts w:cstheme="minorHAnsi"/>
+          <w:sz w:val="16"/>
+          <w:szCs w:val="16"/>
+        </w:rPr>
+        <w:t xml:space="preserve">, hasta por el valor de dichos bienes, según se detalla en el anexo 01 de este documento, y en respaldo del cumplimiento del pago de (i) el Préstamo, (ii) de los futuros Préstamos que pueda asumir y (iii) cualquier otra obligación de </w:t>
+      </w:r>
+      <w:r>
+        <w:rPr>
+          <w:rFonts w:cstheme="minorHAnsi"/>
+          <w:b/>
+          <w:sz w:val="16"/>
+          <w:szCs w:val="16"/>
+        </w:rPr>
+        <w:t>EL CLIENTE</w:t>
+      </w:r>
+      <w:r>
+        <w:rPr>
+          <w:rFonts w:cstheme="minorHAnsi"/>
+          <w:sz w:val="16"/>
+          <w:szCs w:val="16"/>
+        </w:rPr>
+        <w:t xml:space="preserve"> frente a </w:t>
+      </w:r>
+      <w:r>
+        <w:rPr>
+          <w:rFonts w:cstheme="minorHAnsi"/>
+          <w:b/>
+          <w:sz w:val="16"/>
+          <w:szCs w:val="16"/>
+        </w:rPr>
+        <w:t>CREDIÁGIL</w:t>
+      </w:r>
+      <w:r>
+        <w:rPr>
+          <w:rFonts w:cstheme="minorHAnsi"/>
+          <w:sz w:val="16"/>
+          <w:szCs w:val="16"/>
+        </w:rPr>
+        <w:t>, en los términos y condiciones establecidos en este documento.</w:t>
+      </w:r>
+    </w:p>
+    <w:p>
+      <w:pPr>
+        <w:spacing w:before="10" w:after="10" w:line="240" w:lineRule="auto"/>
+        <w:ind w:right="-1"/>
+        <w:jc w:val="both"/>
+        <w:rPr>
+          <w:rFonts w:cstheme="minorHAnsi"/>
+          <w:sz w:val="16"/>
+          <w:szCs w:val="16"/>
+        </w:rPr>
+      </w:pPr>
+    </w:p>
+    <w:p>
+      <w:pPr>
+        <w:spacing w:before="10" w:after="10" w:line="240" w:lineRule="auto"/>
+        <w:ind w:right="-1"/>
+        <w:jc w:val="both"/>
+        <w:rPr>
+          <w:rFonts w:cstheme="minorHAnsi"/>
+          <w:b/>
+          <w:bCs/>
+          <w:sz w:val="16"/>
+          <w:szCs w:val="16"/>
+          <w:u w:val="single"/>
+        </w:rPr>
+      </w:pPr>
+      <w:r>
+        <w:rPr>
+          <w:rFonts w:cstheme="minorHAnsi"/>
+          <w:b/>
+          <w:bCs/>
+          <w:sz w:val="16"/>
+          <w:szCs w:val="16"/>
+          <w:u w:val="single"/>
         </w:rPr>
         <w:t>5.-PLAZO</w:t>
       </w:r>
-      <w:r>
-        <w:rPr>
-          <w:rFonts w:cstheme="minorHAnsi"/>
-          <w:sz w:val="16"/>
-          <w:szCs w:val="16"/>
-        </w:rPr>
-        <w:t>.- El plazo que otorga CREDI AGIL a EL CLIENTE para el pago de su préstamo, es de 30 días calendario, a cuyo vencimiento EL CLIENTE podrá optar por alguna de las siguientes alternativas:</w:t>
-      </w:r>
-      <w:bookmarkStart w:id="0" w:name="_GoBack"/>
-      <w:bookmarkEnd w:id="0"/>
-    </w:p>
-    <w:p>
-      <w:pPr>
+    </w:p>
+    <w:p>
+      <w:pPr>
+        <w:spacing w:before="10" w:after="10" w:line="240" w:lineRule="auto"/>
+        <w:ind w:right="-1"/>
+        <w:jc w:val="both"/>
+        <w:rPr>
+          <w:rFonts w:cstheme="minorHAnsi"/>
+          <w:sz w:val="16"/>
+          <w:szCs w:val="16"/>
+        </w:rPr>
+      </w:pPr>
+      <w:r>
+        <w:rPr>
+          <w:rFonts w:cstheme="minorHAnsi"/>
+          <w:sz w:val="16"/>
+          <w:szCs w:val="16"/>
+        </w:rPr>
+        <w:t xml:space="preserve">El plazo que otorga </w:t>
+      </w:r>
+      <w:r>
+        <w:rPr>
+          <w:rFonts w:cstheme="minorHAnsi"/>
+          <w:b/>
+          <w:sz w:val="16"/>
+          <w:szCs w:val="16"/>
+        </w:rPr>
+        <w:t>CREDIÁGIL</w:t>
+      </w:r>
+      <w:r>
+        <w:rPr>
+          <w:rFonts w:cstheme="minorHAnsi"/>
+          <w:sz w:val="16"/>
+          <w:szCs w:val="16"/>
+        </w:rPr>
+        <w:t xml:space="preserve"> a </w:t>
+      </w:r>
+      <w:r>
+        <w:rPr>
+          <w:rFonts w:cstheme="minorHAnsi"/>
+          <w:b/>
+          <w:sz w:val="16"/>
+          <w:szCs w:val="16"/>
+        </w:rPr>
+        <w:t>EL CLIENTE</w:t>
+      </w:r>
+      <w:r>
+        <w:rPr>
+          <w:rFonts w:cstheme="minorHAnsi"/>
+          <w:sz w:val="16"/>
+          <w:szCs w:val="16"/>
+        </w:rPr>
+        <w:t xml:space="preserve"> para el pago de su préstamo, es de 30 días calendario, a cuyo vencimiento </w:t>
+      </w:r>
+      <w:r>
+        <w:rPr>
+          <w:rFonts w:cstheme="minorHAnsi"/>
+          <w:b/>
+          <w:sz w:val="16"/>
+          <w:szCs w:val="16"/>
+        </w:rPr>
+        <w:t>EL CLIENTE</w:t>
+      </w:r>
+      <w:r>
+        <w:rPr>
+          <w:rFonts w:cstheme="minorHAnsi"/>
+          <w:sz w:val="16"/>
+          <w:szCs w:val="16"/>
+        </w:rPr>
+        <w:t xml:space="preserve"> podrá optar por alguna de las siguientes alternativas:</w:t>
+      </w:r>
+    </w:p>
+    <w:p>
+      <w:pPr>
+        <w:spacing w:before="10" w:after="10" w:line="240" w:lineRule="auto"/>
+        <w:ind w:right="-1"/>
+        <w:jc w:val="both"/>
+        <w:rPr>
+          <w:rFonts w:cstheme="minorHAnsi"/>
+          <w:sz w:val="16"/>
+          <w:szCs w:val="16"/>
+        </w:rPr>
+      </w:pPr>
+    </w:p>
+    <w:p>
+      <w:pPr>
+        <w:spacing w:before="10" w:after="10" w:line="240" w:lineRule="auto"/>
+        <w:ind w:right="-1"/>
         <w:jc w:val="both"/>
         <w:rPr>
           <w:rFonts w:cstheme="minorHAnsi"/>
@@ -477,6 +1268,129 @@
     </w:p>
     <w:p>
       <w:pPr>
+        <w:spacing w:before="10" w:after="10" w:line="240" w:lineRule="auto"/>
+        <w:ind w:right="-1"/>
+        <w:jc w:val="both"/>
+        <w:rPr>
+          <w:rFonts w:cstheme="minorHAnsi"/>
+          <w:sz w:val="16"/>
+          <w:szCs w:val="16"/>
+        </w:rPr>
+      </w:pPr>
+    </w:p>
+    <w:p>
+      <w:pPr>
+        <w:spacing w:before="10" w:after="10" w:line="240" w:lineRule="auto"/>
+        <w:ind w:right="-1"/>
+        <w:jc w:val="both"/>
+        <w:rPr>
+          <w:rFonts w:cstheme="minorHAnsi"/>
+          <w:sz w:val="16"/>
+          <w:szCs w:val="16"/>
+        </w:rPr>
+      </w:pPr>
+      <w:r>
+        <w:rPr>
+          <w:rFonts w:cstheme="minorHAnsi"/>
+          <w:sz w:val="16"/>
+          <w:szCs w:val="16"/>
+        </w:rPr>
+        <w:t>b. Pago parcial del capital del préstamo y el total del interés compensatorio fijo, penalidades (en caso de incumplimiento de pago en la fecha pactada), comisiones, gastos e impuestos pactados que se devenguen hasta la fecha en que se haga efectivo el pago.</w:t>
+      </w:r>
+    </w:p>
+    <w:p>
+      <w:pPr>
+        <w:spacing w:before="10" w:after="10" w:line="240" w:lineRule="auto"/>
+        <w:ind w:right="-1"/>
+        <w:jc w:val="both"/>
+        <w:rPr>
+          <w:rFonts w:cstheme="minorHAnsi"/>
+          <w:sz w:val="16"/>
+          <w:szCs w:val="16"/>
+        </w:rPr>
+      </w:pPr>
+    </w:p>
+    <w:p>
+      <w:pPr>
+        <w:spacing w:before="10" w:after="10" w:line="240" w:lineRule="auto"/>
+        <w:ind w:right="-1"/>
+        <w:jc w:val="both"/>
+        <w:rPr>
+          <w:rFonts w:cstheme="minorHAnsi"/>
+          <w:sz w:val="16"/>
+          <w:szCs w:val="16"/>
+        </w:rPr>
+      </w:pPr>
+      <w:r>
+        <w:rPr>
+          <w:rFonts w:cstheme="minorHAnsi"/>
+          <w:sz w:val="16"/>
+          <w:szCs w:val="16"/>
+        </w:rPr>
+        <w:t>c. Pago total del interés compensatorio fijo, penalidades (en caso de incumplimiento de pago en la fecha pactada), comisiones, gastos e impuestos pactados que se devenguen hasta la fecha en que se haga efectivo el pago.</w:t>
+      </w:r>
+    </w:p>
+    <w:p>
+      <w:pPr>
+        <w:spacing w:before="10" w:after="10" w:line="240" w:lineRule="auto"/>
+        <w:ind w:right="-1"/>
+        <w:jc w:val="both"/>
+        <w:rPr>
+          <w:rFonts w:cstheme="minorHAnsi"/>
+          <w:sz w:val="16"/>
+          <w:szCs w:val="16"/>
+        </w:rPr>
+      </w:pPr>
+    </w:p>
+    <w:p>
+      <w:pPr>
+        <w:spacing w:after="0" w:line="240" w:lineRule="auto"/>
+        <w:rPr>
+          <w:rFonts w:cstheme="minorHAnsi"/>
+          <w:sz w:val="16"/>
+          <w:szCs w:val="16"/>
+        </w:rPr>
+      </w:pPr>
+      <w:r>
+        <w:rPr>
+          <w:rFonts w:cstheme="minorHAnsi"/>
+          <w:sz w:val="16"/>
+          <w:szCs w:val="16"/>
+        </w:rPr>
+        <w:t xml:space="preserve">Los pagos antes señalados serán en efectivo y únicamente en las agencias de </w:t>
+      </w:r>
+      <w:r>
+        <w:rPr>
+          <w:rFonts w:cstheme="minorHAnsi"/>
+          <w:b/>
+          <w:sz w:val="16"/>
+          <w:szCs w:val="16"/>
+        </w:rPr>
+        <w:t>CREDIÁGIL</w:t>
+      </w:r>
+      <w:r>
+        <w:rPr>
+          <w:rFonts w:cstheme="minorHAnsi"/>
+          <w:sz w:val="16"/>
+          <w:szCs w:val="16"/>
+        </w:rPr>
+        <w:t xml:space="preserve">. </w:t>
+      </w:r>
+    </w:p>
+    <w:p>
+      <w:pPr>
+        <w:spacing w:after="0" w:line="240" w:lineRule="auto"/>
+        <w:rPr>
+          <w:rFonts w:cstheme="minorHAnsi"/>
+          <w:sz w:val="16"/>
+          <w:szCs w:val="16"/>
+        </w:rPr>
+      </w:pPr>
+    </w:p>
+    <w:p>
+      <w:pPr>
+        <w:spacing w:before="10" w:after="10" w:line="240" w:lineRule="auto"/>
+        <w:ind w:right="-1"/>
         <w:jc w:val="both"/>
         <w:rPr>
           <w:rFonts w:cstheme="minorHAnsi"/>
@@ -491,72 +1405,126 @@
           <w:szCs w:val="16"/>
         </w:rPr>
         <w:lastRenderedPageBreak/>
-        <w:t>b. Pago parcial del capital del préstamo y el total del interés compensatorio fijo, penalidades (en caso de incumplimiento de pago en la fecha pactada), comisiones, gastos e impuestos pactados que se devenguen hasta la fecha en que se haga efectivo el pago.</w:t>
-      </w:r>
-    </w:p>
-    <w:p>
-      <w:pPr>
-        <w:jc w:val="both"/>
-        <w:rPr>
-          <w:rFonts w:cstheme="minorHAnsi"/>
-          <w:sz w:val="16"/>
-          <w:szCs w:val="16"/>
-        </w:rPr>
-      </w:pPr>
-      <w:r>
-        <w:rPr>
-          <w:rFonts w:cstheme="minorHAnsi"/>
-          <w:sz w:val="16"/>
-          <w:szCs w:val="16"/>
-        </w:rPr>
-        <w:t>c. Pago total del interés compensatorio fijo, penalidades (en caso de incumplimiento de pago en la fecha pactada), comisiones, gastos e impuestos pactados que se devenguen hasta la fecha en que se haga efectivo el pago.</w:t>
-      </w:r>
-    </w:p>
-    <w:p>
-      <w:pPr>
-        <w:spacing w:after="0" w:line="240" w:lineRule="auto"/>
-        <w:rPr>
-          <w:rFonts w:cstheme="minorHAnsi"/>
-          <w:sz w:val="16"/>
-          <w:szCs w:val="16"/>
-        </w:rPr>
-      </w:pPr>
-      <w:r>
-        <w:rPr>
-          <w:rFonts w:cstheme="minorHAnsi"/>
-          <w:sz w:val="16"/>
-          <w:szCs w:val="16"/>
-        </w:rPr>
-        <w:t xml:space="preserve">Los pagos antes señalados serán en efectivo y únicamente en las agencias de CREDI AGIL. </w:t>
-      </w:r>
-    </w:p>
-    <w:p>
-      <w:pPr>
-        <w:spacing w:after="0" w:line="240" w:lineRule="auto"/>
-        <w:rPr>
-          <w:rFonts w:cstheme="minorHAnsi"/>
-          <w:sz w:val="16"/>
-          <w:szCs w:val="16"/>
-        </w:rPr>
-      </w:pPr>
-    </w:p>
-    <w:p>
-      <w:pPr>
-        <w:jc w:val="both"/>
-        <w:rPr>
-          <w:rFonts w:cstheme="minorHAnsi"/>
-          <w:sz w:val="16"/>
-          <w:szCs w:val="16"/>
-        </w:rPr>
-      </w:pPr>
-      <w:r>
-        <w:rPr>
-          <w:rFonts w:cstheme="minorHAnsi"/>
-          <w:sz w:val="16"/>
-          <w:szCs w:val="16"/>
-        </w:rPr>
         <w:t xml:space="preserve">De optarse por las alternativas b </w:t>
       </w:r>
+      <w:r>
+        <w:rPr>
+          <w:rFonts w:cstheme="minorHAnsi"/>
+          <w:sz w:val="16"/>
+          <w:szCs w:val="16"/>
+        </w:rPr>
+        <w:t>o</w:t>
+      </w:r>
+      <w:r>
+        <w:rPr>
+          <w:rFonts w:cstheme="minorHAnsi"/>
+          <w:sz w:val="16"/>
+          <w:szCs w:val="16"/>
+        </w:rPr>
+        <w:t xml:space="preserve"> c, las partes fijarán un nuevo plazo de vencimiento y el saldo correspondiente del capital adeudado por </w:t>
+      </w:r>
+      <w:r>
+        <w:rPr>
+          <w:rFonts w:cstheme="minorHAnsi"/>
+          <w:b/>
+          <w:sz w:val="16"/>
+          <w:szCs w:val="16"/>
+        </w:rPr>
+        <w:t>EL CLIENTE</w:t>
+      </w:r>
+      <w:r>
+        <w:rPr>
+          <w:rFonts w:cstheme="minorHAnsi"/>
+          <w:sz w:val="16"/>
+          <w:szCs w:val="16"/>
+        </w:rPr>
+        <w:t xml:space="preserve">, el cual generará los intereses compensatorios y en caso de incumplimiento las penalidades, así como las comisiones, impuestos y los gastos por los días transcurridos hasta el siguiente pago que realice </w:t>
+      </w:r>
+      <w:r>
+        <w:rPr>
+          <w:rFonts w:cstheme="minorHAnsi"/>
+          <w:b/>
+          <w:sz w:val="16"/>
+          <w:szCs w:val="16"/>
+        </w:rPr>
+        <w:t>EL CLIENTE</w:t>
+      </w:r>
+      <w:r>
+        <w:rPr>
+          <w:rFonts w:cstheme="minorHAnsi"/>
+          <w:sz w:val="16"/>
+          <w:szCs w:val="16"/>
+        </w:rPr>
+        <w:t xml:space="preserve">. En ambos casos, se mantendrá vigente para todos sus efectos la Garantía Mobiliaria constituida, manteniendo </w:t>
+      </w:r>
+      <w:r>
+        <w:rPr>
+          <w:rFonts w:cstheme="minorHAnsi"/>
+          <w:b/>
+          <w:sz w:val="16"/>
+          <w:szCs w:val="16"/>
+        </w:rPr>
+        <w:t>CREDIÁGIL</w:t>
+      </w:r>
+      <w:r>
+        <w:rPr>
+          <w:rFonts w:cstheme="minorHAnsi"/>
+          <w:sz w:val="16"/>
+          <w:szCs w:val="16"/>
+        </w:rPr>
+        <w:t xml:space="preserve"> en su poder los bienes otorgados en garantía por </w:t>
+      </w:r>
+      <w:r>
+        <w:rPr>
+          <w:rFonts w:cstheme="minorHAnsi"/>
+          <w:b/>
+          <w:sz w:val="16"/>
+          <w:szCs w:val="16"/>
+        </w:rPr>
+        <w:t>EL CLIENTE</w:t>
+      </w:r>
+      <w:r>
+        <w:rPr>
+          <w:rFonts w:cstheme="minorHAnsi"/>
+          <w:sz w:val="16"/>
+          <w:szCs w:val="16"/>
+        </w:rPr>
+        <w:t xml:space="preserve">. En el caso que </w:t>
+      </w:r>
+      <w:r>
+        <w:rPr>
+          <w:rFonts w:cstheme="minorHAnsi"/>
+          <w:b/>
+          <w:sz w:val="16"/>
+          <w:szCs w:val="16"/>
+        </w:rPr>
+        <w:t>EL CLIENTE</w:t>
+      </w:r>
+      <w:r>
+        <w:rPr>
+          <w:rFonts w:cstheme="minorHAnsi"/>
+          <w:sz w:val="16"/>
+          <w:szCs w:val="16"/>
+        </w:rPr>
+        <w:t xml:space="preserve">, haya sido beneficiario de una promoción comercial otorgada por </w:t>
+      </w:r>
+      <w:r>
+        <w:rPr>
+          <w:rFonts w:cstheme="minorHAnsi"/>
+          <w:b/>
+          <w:sz w:val="16"/>
+          <w:szCs w:val="16"/>
+        </w:rPr>
+        <w:t>CREDIÁGIL</w:t>
+      </w:r>
+      <w:r>
+        <w:rPr>
+          <w:rFonts w:cstheme="minorHAnsi"/>
+          <w:sz w:val="16"/>
+          <w:szCs w:val="16"/>
+        </w:rPr>
+        <w:t xml:space="preserve">, que conlleve variar el plazo de pago y/o las formas de pago indicadas en las alternativas a, b, </w:t>
+      </w:r>
       <w:proofErr w:type="spellStart"/>
       <w:r>
         <w:rPr>
@@ -573,52 +1541,251 @@
           <w:sz w:val="16"/>
           <w:szCs w:val="16"/>
         </w:rPr>
-        <w:t xml:space="preserve"> c, las partes fijarán un nuevo plazo de vencimiento y el saldo correspondiente del capital adeudado por EL CLIENTE, el cual generará los intereses compensatorios y en caso de incumplimiento las penalidades, así como las comisiones, impuestos y los gastos por los días transcurridos hasta el siguiente pago que realice EL CLIENTE. En ambos casos, se mantendrá vigente para todos sus efectos la Garantía Mobiliaria constituida, manteniendo CREDI AGIL en su poder los bienes otorgados en garantía por EL CLIENTE. En el caso que EL CLIENTE, haya sido beneficiario de una promoción comercial otorgada por CREDI AGIL, que conlleve variar el plazo de pago y/o las formas de pago indicadas en las alternativas a, b, </w:t>
-      </w:r>
-      <w:proofErr w:type="spellStart"/>
-      <w:r>
-        <w:rPr>
-          <w:rFonts w:cstheme="minorHAnsi"/>
-          <w:sz w:val="16"/>
-          <w:szCs w:val="16"/>
-        </w:rPr>
-        <w:t>ó</w:t>
-      </w:r>
-      <w:proofErr w:type="spellEnd"/>
-      <w:r>
-        <w:rPr>
-          <w:rFonts w:cstheme="minorHAnsi"/>
-          <w:sz w:val="16"/>
-          <w:szCs w:val="16"/>
-        </w:rPr>
-        <w:t xml:space="preserve"> c, que se indican en la hoja resumen (anexo 02), éste se obliga a cumplir las condiciones establecidas para la promoción a la que se acogió, caso contrario, perderá los beneficios de dicha promoción. EL CLIENTE podrá efectuar pagos anticipados en forma total de su crédito, con la consecuente reducción de los intereses compensatorios, penalidades (de ser el caso), comisiones y gastos a la fecha de pago.</w:t>
-      </w:r>
-    </w:p>
-    <w:p>
-      <w:pPr>
-        <w:jc w:val="both"/>
-        <w:rPr>
-          <w:rFonts w:cstheme="minorHAnsi"/>
-          <w:sz w:val="16"/>
-          <w:szCs w:val="16"/>
-        </w:rPr>
-      </w:pPr>
-      <w:r>
-        <w:rPr>
-          <w:rFonts w:cstheme="minorHAnsi"/>
-          <w:b/>
-          <w:sz w:val="16"/>
-          <w:szCs w:val="16"/>
+        <w:t xml:space="preserve"> c, que se indican en la hoja resumen (anexo 02), éste se obliga a cumplir las condiciones establecidas para la promoción a la que se acogió, caso contrario, perderá los beneficios de dicha promoción. </w:t>
+      </w:r>
+      <w:r>
+        <w:rPr>
+          <w:rFonts w:cstheme="minorHAnsi"/>
+          <w:b/>
+          <w:sz w:val="16"/>
+          <w:szCs w:val="16"/>
+        </w:rPr>
+        <w:t>EL CLIENTE</w:t>
+      </w:r>
+      <w:r>
+        <w:rPr>
+          <w:rFonts w:cstheme="minorHAnsi"/>
+          <w:sz w:val="16"/>
+          <w:szCs w:val="16"/>
+        </w:rPr>
+        <w:t xml:space="preserve"> podrá efectuar pagos anticipados en forma total de su crédito, con la consecuente reducción de los intereses compensatorios, penalidades (de ser el caso), comisiones y gastos a la fecha de pago.</w:t>
+      </w:r>
+    </w:p>
+    <w:p>
+      <w:pPr>
+        <w:spacing w:before="10" w:after="10" w:line="240" w:lineRule="auto"/>
+        <w:ind w:right="-1"/>
+        <w:jc w:val="both"/>
+        <w:rPr>
+          <w:rFonts w:cstheme="minorHAnsi"/>
+          <w:sz w:val="16"/>
+          <w:szCs w:val="16"/>
+        </w:rPr>
+      </w:pPr>
+    </w:p>
+    <w:p>
+      <w:pPr>
+        <w:spacing w:before="10" w:after="10" w:line="240" w:lineRule="auto"/>
+        <w:ind w:right="-1"/>
+        <w:jc w:val="both"/>
+        <w:rPr>
+          <w:rFonts w:cstheme="minorHAnsi"/>
+          <w:b/>
+          <w:bCs/>
+          <w:sz w:val="16"/>
+          <w:szCs w:val="16"/>
+          <w:u w:val="single"/>
+        </w:rPr>
+      </w:pPr>
+      <w:r>
+        <w:rPr>
+          <w:rFonts w:cstheme="minorHAnsi"/>
+          <w:b/>
+          <w:bCs/>
+          <w:sz w:val="16"/>
+          <w:szCs w:val="16"/>
+          <w:u w:val="single"/>
         </w:rPr>
         <w:t>6.-RETIRO DE BIENES OTORGADOS EN GARANTÍA</w:t>
       </w:r>
-      <w:r>
-        <w:rPr>
-          <w:rFonts w:cstheme="minorHAnsi"/>
-          <w:sz w:val="16"/>
-          <w:szCs w:val="16"/>
-        </w:rPr>
-        <w:t>.- Sólo EL CLIENTE o un representante debidamente autorizado podrá retirar los bienes otorgados en garantía mobiliaria una vez cumplidas las obligaciones garantizadas por ella frente a CREDI AGIL. En caso de fallecimiento de EL CLIENTE, serán sus herederos legalmente instituidos. El retiro de los bienes de la bóveda de alta seguridad de la empresa elegida por CREDI AGIL para la custodia de los mismos, se hará efectivo en la agencia donde se desembolsó el préstamo, dentro del quinto día útil siguiente de la fecha de cancelación de la deuda y de todas las obligaciones de EL CLIENTE frente a CREDI AGIL, quedando los bienes en custodia en la agencia por un plazo de 30 días; vencido dicho plazo, los bienes retornarán a la bóveda de alta seguridad elegida por CREDI AGIL para la custodia, en estos casos la devolución se hará efectiva como máximo a los cinco días útiles de recibida la solicitud de EL CLIENTE, y, en caso los bienes otorgados en garantía mobiliaria hubieren sido calificados para entrar a Remate, la devolución se efectuará como máximo a los cinco días útiles de finalizado dicho remate. Los criterios y el uso de documentación pertinente para la representación de EL CLIENTE obedecerán a los siguientes parámetros:</w:t>
+    </w:p>
+    <w:p>
+      <w:pPr>
+        <w:spacing w:before="10" w:after="10" w:line="240" w:lineRule="auto"/>
+        <w:ind w:right="-1"/>
+        <w:jc w:val="both"/>
+        <w:rPr>
+          <w:rFonts w:cstheme="minorHAnsi"/>
+          <w:sz w:val="16"/>
+          <w:szCs w:val="16"/>
+        </w:rPr>
+      </w:pPr>
+      <w:r>
+        <w:rPr>
+          <w:rFonts w:cstheme="minorHAnsi"/>
+          <w:sz w:val="16"/>
+          <w:szCs w:val="16"/>
+        </w:rPr>
+        <w:t>S</w:t>
+      </w:r>
+      <w:r>
+        <w:rPr>
+          <w:rFonts w:cstheme="minorHAnsi"/>
+          <w:sz w:val="16"/>
+          <w:szCs w:val="16"/>
+        </w:rPr>
+        <w:t>o</w:t>
+      </w:r>
+      <w:r>
+        <w:rPr>
+          <w:rFonts w:cstheme="minorHAnsi"/>
+          <w:sz w:val="16"/>
+          <w:szCs w:val="16"/>
+        </w:rPr>
+        <w:t xml:space="preserve">lo </w:t>
+      </w:r>
+      <w:r>
+        <w:rPr>
+          <w:rFonts w:cstheme="minorHAnsi"/>
+          <w:b/>
+          <w:sz w:val="16"/>
+          <w:szCs w:val="16"/>
+        </w:rPr>
+        <w:t>EL CLIENTE</w:t>
+      </w:r>
+      <w:r>
+        <w:rPr>
+          <w:rFonts w:cstheme="minorHAnsi"/>
+          <w:sz w:val="16"/>
+          <w:szCs w:val="16"/>
+        </w:rPr>
+        <w:t xml:space="preserve"> o un representante debidamente autorizado podrá retirar los bienes otorgados en garantía mobiliaria una vez cumplidas las obligaciones garantizadas por ella frente a </w:t>
+      </w:r>
+      <w:r>
+        <w:rPr>
+          <w:rFonts w:cstheme="minorHAnsi"/>
+          <w:b/>
+          <w:sz w:val="16"/>
+          <w:szCs w:val="16"/>
+        </w:rPr>
+        <w:t>CREDIÁGIL</w:t>
+      </w:r>
+      <w:r>
+        <w:rPr>
+          <w:rFonts w:cstheme="minorHAnsi"/>
+          <w:sz w:val="16"/>
+          <w:szCs w:val="16"/>
+        </w:rPr>
+        <w:t xml:space="preserve">. En caso de fallecimiento de </w:t>
+      </w:r>
+      <w:r>
+        <w:rPr>
+          <w:rFonts w:cstheme="minorHAnsi"/>
+          <w:b/>
+          <w:sz w:val="16"/>
+          <w:szCs w:val="16"/>
+        </w:rPr>
+        <w:t>EL CLIENTE</w:t>
+      </w:r>
+      <w:r>
+        <w:rPr>
+          <w:rFonts w:cstheme="minorHAnsi"/>
+          <w:sz w:val="16"/>
+          <w:szCs w:val="16"/>
+        </w:rPr>
+        <w:t xml:space="preserve">, serán sus herederos legalmente instituidos. El retiro de los bienes de la bóveda de alta seguridad de la empresa elegida por </w:t>
+      </w:r>
+      <w:r>
+        <w:rPr>
+          <w:rFonts w:cstheme="minorHAnsi"/>
+          <w:b/>
+          <w:sz w:val="16"/>
+          <w:szCs w:val="16"/>
+        </w:rPr>
+        <w:t>CREDIÁGIL</w:t>
+      </w:r>
+      <w:r>
+        <w:rPr>
+          <w:rFonts w:cstheme="minorHAnsi"/>
+          <w:sz w:val="16"/>
+          <w:szCs w:val="16"/>
+        </w:rPr>
+        <w:t xml:space="preserve"> para la custodia de los mismos, se hará efectivo en la agencia donde se desembolsó el préstamo, dentro del quinto día útil siguiente de la fecha de cancelación de la deuda y de todas las obligaciones de </w:t>
+      </w:r>
+      <w:r>
+        <w:rPr>
+          <w:rFonts w:cstheme="minorHAnsi"/>
+          <w:b/>
+          <w:sz w:val="16"/>
+          <w:szCs w:val="16"/>
+        </w:rPr>
+        <w:t>EL CLIENTE</w:t>
+      </w:r>
+      <w:r>
+        <w:rPr>
+          <w:rFonts w:cstheme="minorHAnsi"/>
+          <w:sz w:val="16"/>
+          <w:szCs w:val="16"/>
+        </w:rPr>
+        <w:t xml:space="preserve"> frente a </w:t>
+      </w:r>
+      <w:r>
+        <w:rPr>
+          <w:rFonts w:cstheme="minorHAnsi"/>
+          <w:b/>
+          <w:sz w:val="16"/>
+          <w:szCs w:val="16"/>
+        </w:rPr>
+        <w:t>CREDIÁGIL</w:t>
+      </w:r>
+      <w:r>
+        <w:rPr>
+          <w:rFonts w:cstheme="minorHAnsi"/>
+          <w:sz w:val="16"/>
+          <w:szCs w:val="16"/>
+        </w:rPr>
+        <w:t xml:space="preserve">, quedando los bienes en custodia en la agencia por un plazo de 30 días; vencido dicho plazo, los bienes retornarán a la bóveda de alta seguridad elegida por </w:t>
+      </w:r>
+      <w:r>
+        <w:rPr>
+          <w:rFonts w:cstheme="minorHAnsi"/>
+          <w:b/>
+          <w:sz w:val="16"/>
+          <w:szCs w:val="16"/>
+        </w:rPr>
+        <w:t>CREDIÁGIL</w:t>
+      </w:r>
+      <w:r>
+        <w:rPr>
+          <w:rFonts w:cstheme="minorHAnsi"/>
+          <w:sz w:val="16"/>
+          <w:szCs w:val="16"/>
+        </w:rPr>
+        <w:t xml:space="preserve"> para la custodia, en estos casos la devolución se hará efectiva como máximo a los cinco días útiles de recibida la solicitud de </w:t>
+      </w:r>
+      <w:r>
+        <w:rPr>
+          <w:rFonts w:cstheme="minorHAnsi"/>
+          <w:b/>
+          <w:sz w:val="16"/>
+          <w:szCs w:val="16"/>
+        </w:rPr>
+        <w:t>EL CLIENTE</w:t>
+      </w:r>
+      <w:r>
+        <w:rPr>
+          <w:rFonts w:cstheme="minorHAnsi"/>
+          <w:sz w:val="16"/>
+          <w:szCs w:val="16"/>
+        </w:rPr>
+        <w:t xml:space="preserve">, y, en caso los bienes otorgados en garantía mobiliaria hubieren sido calificados para entrar a Remate, la devolución se efectuará como máximo a los cinco días útiles de finalizado dicho remate. Los criterios y el uso de documentación pertinente para la representación de </w:t>
+      </w:r>
+      <w:r>
+        <w:rPr>
+          <w:rFonts w:cstheme="minorHAnsi"/>
+          <w:b/>
+          <w:sz w:val="16"/>
+          <w:szCs w:val="16"/>
+        </w:rPr>
+        <w:t>EL CLIENTE</w:t>
+      </w:r>
+      <w:r>
+        <w:rPr>
+          <w:rFonts w:cstheme="minorHAnsi"/>
+          <w:sz w:val="16"/>
+          <w:szCs w:val="16"/>
+        </w:rPr>
+        <w:t xml:space="preserve"> obedecerán a los siguientes parámetros:</w:t>
       </w:r>
     </w:p>
     <w:p>
@@ -710,130 +1877,809 @@
           <w:sz w:val="16"/>
           <w:szCs w:val="16"/>
         </w:rPr>
-        <w:t>Para ejercer la representación de personas domiciliadas en el extranjero, el poder se otorgará en el consulado peruano que corresponda al país en que domicilia EL CLIENTE, el mismo que deberá ser visado por el Ministerio de Relaciones Exteriores del Perú.</w:t>
-      </w:r>
-    </w:p>
-    <w:p>
-      <w:pPr>
-        <w:jc w:val="both"/>
-        <w:rPr>
-          <w:rFonts w:cstheme="minorHAnsi"/>
-          <w:sz w:val="16"/>
-          <w:szCs w:val="16"/>
-        </w:rPr>
-      </w:pPr>
-      <w:r>
-        <w:rPr>
-          <w:rFonts w:cstheme="minorHAnsi"/>
-          <w:b/>
-          <w:sz w:val="16"/>
-          <w:szCs w:val="16"/>
+        <w:t xml:space="preserve">Para ejercer la representación de personas domiciliadas en el extranjero, el poder se otorgará en el consulado peruano que corresponda al país en que domicilia </w:t>
+      </w:r>
+      <w:r>
+        <w:rPr>
+          <w:rFonts w:cstheme="minorHAnsi"/>
+          <w:b/>
+          <w:sz w:val="16"/>
+          <w:szCs w:val="16"/>
+        </w:rPr>
+        <w:t>EL CLIENTE</w:t>
+      </w:r>
+      <w:r>
+        <w:rPr>
+          <w:rFonts w:cstheme="minorHAnsi"/>
+          <w:sz w:val="16"/>
+          <w:szCs w:val="16"/>
+        </w:rPr>
+        <w:t>, el mismo que deberá ser visado por el Ministerio de Relaciones Exteriores del Perú.</w:t>
+      </w:r>
+    </w:p>
+    <w:p>
+      <w:pPr>
+        <w:spacing w:before="10" w:after="10" w:line="240" w:lineRule="auto"/>
+        <w:ind w:right="-1"/>
+        <w:jc w:val="both"/>
+        <w:rPr>
+          <w:rFonts w:cstheme="minorHAnsi"/>
+          <w:b/>
+          <w:sz w:val="16"/>
+          <w:szCs w:val="16"/>
+          <w:u w:val="single"/>
+        </w:rPr>
+      </w:pPr>
+      <w:r>
+        <w:rPr>
+          <w:rFonts w:cstheme="minorHAnsi"/>
+          <w:b/>
+          <w:sz w:val="16"/>
+          <w:szCs w:val="16"/>
+          <w:u w:val="single"/>
         </w:rPr>
         <w:t>7.-SEGURO Y CUSTODIA</w:t>
       </w:r>
-      <w:r>
-        <w:rPr>
-          <w:rFonts w:cstheme="minorHAnsi"/>
-          <w:sz w:val="16"/>
-          <w:szCs w:val="16"/>
-        </w:rPr>
-        <w:t>.- El(Los) bien(es) es (son) asegurado(s) por cuenta y costo de CREDI AGIL contra robo, incendio y otros posibles daños, siendo CREDI AGIL el beneficiario del seguro. El(Los) bien(es) es (son) conservados en bóvedas de alta seguridad a elección de CREDIAGIL.</w:t>
-      </w:r>
-    </w:p>
-    <w:p>
-      <w:pPr>
-        <w:jc w:val="both"/>
-        <w:rPr>
-          <w:rFonts w:cstheme="minorHAnsi"/>
-          <w:sz w:val="16"/>
-          <w:szCs w:val="16"/>
-        </w:rPr>
-      </w:pPr>
-      <w:r>
-        <w:rPr>
-          <w:rFonts w:cstheme="minorHAnsi"/>
-          <w:b/>
-          <w:sz w:val="16"/>
-          <w:szCs w:val="16"/>
+    </w:p>
+    <w:p>
+      <w:pPr>
+        <w:spacing w:before="10" w:after="10" w:line="240" w:lineRule="auto"/>
+        <w:ind w:right="-1"/>
+        <w:jc w:val="both"/>
+        <w:rPr>
+          <w:rFonts w:cstheme="minorHAnsi"/>
+          <w:sz w:val="16"/>
+          <w:szCs w:val="16"/>
+        </w:rPr>
+      </w:pPr>
+      <w:r>
+        <w:rPr>
+          <w:rFonts w:cstheme="minorHAnsi"/>
+          <w:sz w:val="16"/>
+          <w:szCs w:val="16"/>
+        </w:rPr>
+        <w:t>El (</w:t>
+      </w:r>
+      <w:r>
+        <w:rPr>
+          <w:rFonts w:cstheme="minorHAnsi"/>
+          <w:sz w:val="16"/>
+          <w:szCs w:val="16"/>
+        </w:rPr>
+        <w:t xml:space="preserve">Los) bien(es) es (son) asegurado(s) por cuenta y costo de </w:t>
+      </w:r>
+      <w:r>
+        <w:rPr>
+          <w:rFonts w:cstheme="minorHAnsi"/>
+          <w:b/>
+          <w:sz w:val="16"/>
+          <w:szCs w:val="16"/>
+        </w:rPr>
+        <w:t>CREDIÁGIL</w:t>
+      </w:r>
+      <w:r>
+        <w:rPr>
+          <w:rFonts w:cstheme="minorHAnsi"/>
+          <w:sz w:val="16"/>
+          <w:szCs w:val="16"/>
+        </w:rPr>
+        <w:t xml:space="preserve"> contra robo, incendio y otros posibles daños, siendo </w:t>
+      </w:r>
+      <w:r>
+        <w:rPr>
+          <w:rFonts w:cstheme="minorHAnsi"/>
+          <w:b/>
+          <w:sz w:val="16"/>
+          <w:szCs w:val="16"/>
+        </w:rPr>
+        <w:t>CREDIÁGIL</w:t>
+      </w:r>
+      <w:r>
+        <w:rPr>
+          <w:rFonts w:cstheme="minorHAnsi"/>
+          <w:sz w:val="16"/>
+          <w:szCs w:val="16"/>
+        </w:rPr>
+        <w:t xml:space="preserve"> el beneficiario del seguro. </w:t>
+      </w:r>
+      <w:r>
+        <w:rPr>
+          <w:rFonts w:cstheme="minorHAnsi"/>
+          <w:sz w:val="16"/>
+          <w:szCs w:val="16"/>
+        </w:rPr>
+        <w:t>El (</w:t>
+      </w:r>
+      <w:r>
+        <w:rPr>
+          <w:rFonts w:cstheme="minorHAnsi"/>
+          <w:sz w:val="16"/>
+          <w:szCs w:val="16"/>
+        </w:rPr>
+        <w:t xml:space="preserve">Los) bien(es) es (son) conservados en bóvedas de alta seguridad a elección de </w:t>
+      </w:r>
+      <w:r>
+        <w:rPr>
+          <w:rFonts w:cstheme="minorHAnsi"/>
+          <w:sz w:val="16"/>
+          <w:szCs w:val="16"/>
+        </w:rPr>
+        <w:t>CREDIÁGIL</w:t>
+      </w:r>
+      <w:r>
+        <w:rPr>
+          <w:rFonts w:cstheme="minorHAnsi"/>
+          <w:sz w:val="16"/>
+          <w:szCs w:val="16"/>
+        </w:rPr>
+        <w:t>.</w:t>
+      </w:r>
+    </w:p>
+    <w:p>
+      <w:pPr>
+        <w:spacing w:before="10" w:after="10" w:line="240" w:lineRule="auto"/>
+        <w:ind w:right="-1"/>
+        <w:jc w:val="both"/>
+        <w:rPr>
+          <w:rFonts w:cstheme="minorHAnsi"/>
+          <w:sz w:val="16"/>
+          <w:szCs w:val="16"/>
+        </w:rPr>
+      </w:pPr>
+    </w:p>
+    <w:p>
+      <w:pPr>
+        <w:spacing w:before="10" w:after="10" w:line="240" w:lineRule="auto"/>
+        <w:ind w:right="-1"/>
+        <w:jc w:val="both"/>
+        <w:rPr>
+          <w:rFonts w:cstheme="minorHAnsi"/>
+          <w:b/>
+          <w:bCs/>
+          <w:sz w:val="16"/>
+          <w:szCs w:val="16"/>
+          <w:u w:val="single"/>
+        </w:rPr>
+      </w:pPr>
+      <w:r>
+        <w:rPr>
+          <w:rFonts w:cstheme="minorHAnsi"/>
+          <w:b/>
+          <w:bCs/>
+          <w:sz w:val="16"/>
+          <w:szCs w:val="16"/>
+          <w:u w:val="single"/>
         </w:rPr>
         <w:t>8.-PÉRDIDA DE LOS BIENES OTORGADOS EN GARANTÍA</w:t>
       </w:r>
-      <w:r>
-        <w:rPr>
-          <w:rFonts w:cstheme="minorHAnsi"/>
-          <w:sz w:val="16"/>
-          <w:szCs w:val="16"/>
-        </w:rPr>
-        <w:t>.- En el supuesto de que los bienes otorgados en garantía mobiliaria custodiados por CREDI AGIL sufrieran una pérdida o destrucción, CREDIAGIL es responsable y estará obligada a devolver a EL CLIENTE el valor pactado contractualmente de acuerdo solo y únicamente al valor del préstamo, salvo que pruebe que la pérdida o destrucción del bien se produjeron por causas no imputables a CREDIAGIL.</w:t>
-      </w:r>
-    </w:p>
-    <w:p>
-      <w:pPr>
-        <w:jc w:val="both"/>
-        <w:rPr>
-          <w:rFonts w:cstheme="minorHAnsi"/>
-          <w:sz w:val="16"/>
-          <w:szCs w:val="16"/>
-        </w:rPr>
-      </w:pPr>
-      <w:r>
-        <w:rPr>
-          <w:rFonts w:cstheme="minorHAnsi"/>
-          <w:b/>
-          <w:sz w:val="16"/>
-          <w:szCs w:val="16"/>
+    </w:p>
+    <w:p>
+      <w:pPr>
+        <w:spacing w:before="10" w:after="10" w:line="240" w:lineRule="auto"/>
+        <w:ind w:right="-1"/>
+        <w:jc w:val="both"/>
+        <w:rPr>
+          <w:rFonts w:cstheme="minorHAnsi"/>
+          <w:sz w:val="16"/>
+          <w:szCs w:val="16"/>
+        </w:rPr>
+      </w:pPr>
+      <w:r>
+        <w:rPr>
+          <w:rFonts w:cstheme="minorHAnsi"/>
+          <w:sz w:val="16"/>
+          <w:szCs w:val="16"/>
+        </w:rPr>
+        <w:t xml:space="preserve">En el supuesto de que los bienes otorgados en garantía mobiliaria custodiados por </w:t>
+      </w:r>
+      <w:r>
+        <w:rPr>
+          <w:rFonts w:cstheme="minorHAnsi"/>
+          <w:b/>
+          <w:sz w:val="16"/>
+          <w:szCs w:val="16"/>
+        </w:rPr>
+        <w:t>CREDIÁGIL</w:t>
+      </w:r>
+      <w:r>
+        <w:rPr>
+          <w:rFonts w:cstheme="minorHAnsi"/>
+          <w:sz w:val="16"/>
+          <w:szCs w:val="16"/>
+        </w:rPr>
+        <w:t xml:space="preserve"> sufrieran una pérdida o destrucción, </w:t>
+      </w:r>
+      <w:r>
+        <w:rPr>
+          <w:rFonts w:cstheme="minorHAnsi"/>
+          <w:b/>
+          <w:sz w:val="16"/>
+          <w:szCs w:val="16"/>
+        </w:rPr>
+        <w:t>CREDIÁGIL</w:t>
+      </w:r>
+      <w:r>
+        <w:rPr>
+          <w:rFonts w:cstheme="minorHAnsi"/>
+          <w:sz w:val="16"/>
+          <w:szCs w:val="16"/>
+        </w:rPr>
+        <w:t xml:space="preserve"> es responsable y estará obligada a devolver a </w:t>
+      </w:r>
+      <w:r>
+        <w:rPr>
+          <w:rFonts w:cstheme="minorHAnsi"/>
+          <w:b/>
+          <w:sz w:val="16"/>
+          <w:szCs w:val="16"/>
+        </w:rPr>
+        <w:t>EL CLIENTE</w:t>
+      </w:r>
+      <w:r>
+        <w:rPr>
+          <w:rFonts w:cstheme="minorHAnsi"/>
+          <w:sz w:val="16"/>
+          <w:szCs w:val="16"/>
+        </w:rPr>
+        <w:t xml:space="preserve"> el valor pactado contractualmente de acuerdo solo y únicamente al valor del préstamo, salvo que pruebe que la pérdida o destrucción del bien se produjeron por causas no imputables a </w:t>
+      </w:r>
+      <w:r>
+        <w:rPr>
+          <w:rFonts w:cstheme="minorHAnsi"/>
+          <w:b/>
+          <w:bCs/>
+          <w:sz w:val="16"/>
+          <w:szCs w:val="16"/>
+        </w:rPr>
+        <w:t>CREDIÁGIL</w:t>
+      </w:r>
+      <w:r>
+        <w:rPr>
+          <w:rFonts w:cstheme="minorHAnsi"/>
+          <w:sz w:val="16"/>
+          <w:szCs w:val="16"/>
+        </w:rPr>
+        <w:t>.</w:t>
+      </w:r>
+    </w:p>
+    <w:p>
+      <w:pPr>
+        <w:spacing w:before="10" w:after="10" w:line="240" w:lineRule="auto"/>
+        <w:ind w:right="-1"/>
+        <w:jc w:val="both"/>
+        <w:rPr>
+          <w:rFonts w:cstheme="minorHAnsi"/>
+          <w:sz w:val="16"/>
+          <w:szCs w:val="16"/>
+        </w:rPr>
+      </w:pPr>
+    </w:p>
+    <w:p>
+      <w:pPr>
+        <w:spacing w:before="10" w:after="10" w:line="240" w:lineRule="auto"/>
+        <w:ind w:right="-1"/>
+        <w:jc w:val="both"/>
+        <w:rPr>
+          <w:rFonts w:cstheme="minorHAnsi"/>
+          <w:b/>
+          <w:bCs/>
+          <w:sz w:val="16"/>
+          <w:szCs w:val="16"/>
+          <w:u w:val="single"/>
+        </w:rPr>
+      </w:pPr>
+      <w:r>
+        <w:rPr>
+          <w:rFonts w:cstheme="minorHAnsi"/>
+          <w:b/>
+          <w:bCs/>
+          <w:sz w:val="16"/>
+          <w:szCs w:val="16"/>
+          <w:u w:val="single"/>
         </w:rPr>
         <w:t>9.-VALORIZACIÓN</w:t>
       </w:r>
-      <w:r>
-        <w:rPr>
-          <w:rFonts w:cstheme="minorHAnsi"/>
-          <w:sz w:val="16"/>
-          <w:szCs w:val="16"/>
-        </w:rPr>
-        <w:t>.- Las partes manifiestan que la valorización de los bienes que EL CLIENTE otorga en garantía mobiliaria es de común acuerdo, sobre la base de la buena fe y de los parámetros estandarizados de tasación, en los montos indicados en el anexo 01 de este documento, para todos los efectos de la constitución de la Garantía Mobiliaria, así como de la cobertura de la indemnización por parte de la compañía aseguradora.</w:t>
-      </w:r>
-    </w:p>
-    <w:p>
-      <w:pPr>
-        <w:spacing w:after="0" w:line="240" w:lineRule="auto"/>
-        <w:rPr>
-          <w:rFonts w:cstheme="minorHAnsi"/>
-          <w:sz w:val="16"/>
-          <w:szCs w:val="16"/>
-        </w:rPr>
-      </w:pPr>
-      <w:r>
-        <w:rPr>
-          <w:rFonts w:cstheme="minorHAnsi"/>
-          <w:b/>
-          <w:sz w:val="16"/>
-          <w:szCs w:val="16"/>
+    </w:p>
+    <w:p>
+      <w:pPr>
+        <w:spacing w:before="10" w:after="10" w:line="240" w:lineRule="auto"/>
+        <w:ind w:right="-1"/>
+        <w:jc w:val="both"/>
+        <w:rPr>
+          <w:rFonts w:cstheme="minorHAnsi"/>
+          <w:sz w:val="16"/>
+          <w:szCs w:val="16"/>
+        </w:rPr>
+      </w:pPr>
+      <w:r>
+        <w:rPr>
+          <w:rFonts w:cstheme="minorHAnsi"/>
+          <w:sz w:val="16"/>
+          <w:szCs w:val="16"/>
+        </w:rPr>
+        <w:t xml:space="preserve">Las partes manifiestan que la valorización de los bienes que </w:t>
+      </w:r>
+      <w:r>
+        <w:rPr>
+          <w:rFonts w:cstheme="minorHAnsi"/>
+          <w:b/>
+          <w:bCs/>
+          <w:sz w:val="16"/>
+          <w:szCs w:val="16"/>
+        </w:rPr>
+        <w:t>EL CLIENTE</w:t>
+      </w:r>
+      <w:r>
+        <w:rPr>
+          <w:rFonts w:cstheme="minorHAnsi"/>
+          <w:sz w:val="16"/>
+          <w:szCs w:val="16"/>
+        </w:rPr>
+        <w:t xml:space="preserve"> otorga en garantía mobiliaria es de común acuerdo, sobre la base de la buena fe y de los parámetros estandarizados de tasación, en los montos indicados en el anexo 01 de este documento, para todos los efectos de la constitución de la Garantía Mobiliaria, así como de la cobertura de la indemnización por parte de la compañía aseguradora.</w:t>
+      </w:r>
+    </w:p>
+    <w:p>
+      <w:pPr>
+        <w:spacing w:before="10" w:after="10" w:line="240" w:lineRule="auto"/>
+        <w:ind w:right="-1"/>
+        <w:jc w:val="both"/>
+        <w:rPr>
+          <w:rFonts w:cstheme="minorHAnsi"/>
+          <w:sz w:val="16"/>
+          <w:szCs w:val="16"/>
+        </w:rPr>
+      </w:pPr>
+    </w:p>
+    <w:p>
+      <w:pPr>
+        <w:spacing w:before="10" w:after="10" w:line="240" w:lineRule="auto"/>
+        <w:ind w:right="-1"/>
+        <w:jc w:val="both"/>
+        <w:rPr>
+          <w:rFonts w:cstheme="minorHAnsi"/>
+          <w:b/>
+          <w:bCs/>
+          <w:sz w:val="16"/>
+          <w:szCs w:val="16"/>
+          <w:u w:val="single"/>
+        </w:rPr>
+      </w:pPr>
+      <w:r>
+        <w:rPr>
+          <w:rFonts w:cstheme="minorHAnsi"/>
+          <w:b/>
+          <w:bCs/>
+          <w:sz w:val="16"/>
+          <w:szCs w:val="16"/>
+          <w:u w:val="single"/>
         </w:rPr>
         <w:t>10.- RESOLUCION DE CONTRATO POR INCUMPLIMIENTO DE PAGO</w:t>
       </w:r>
-      <w:r>
-        <w:rPr>
-          <w:rFonts w:cstheme="minorHAnsi"/>
-          <w:sz w:val="16"/>
-          <w:szCs w:val="16"/>
-        </w:rPr>
-        <w:t>.- Transcurrido treinta (30) días calendario desde la fecha de vencimiento pactada de la(s) obligación(es) asumida(s) por EL CLIENTE frente a CREDI AGIL, y EL CLIENTE no hubiera cumplido con efectuar el pago de su(s) obligación(es), CREDIAGIL dará por vencidos todos los plazos de todas las obligaciones debidas por EL CLIENTE y resolverá el contrato cobrándose la totalidad de lo adeudado mediante la ejecución de los bienes entregados en Garantía Mobiliaria, notificando a EL CLIENTE sobre la resolución del contrato por la causal de incumplimiento de pago mediante comunicación telefónica al número consignado en el Anexo 01 del presente contrato, y comunicación por su correo electrónico , por lo menos un día antes de efectuar la ejecución de los bienes entregados en Garantía Mobiliaria.</w:t>
-      </w:r>
-    </w:p>
-    <w:p>
-      <w:pPr>
-        <w:spacing w:after="0" w:line="240" w:lineRule="auto"/>
-        <w:rPr>
-          <w:rFonts w:cstheme="minorHAnsi"/>
-          <w:sz w:val="16"/>
-          <w:szCs w:val="16"/>
-        </w:rPr>
-      </w:pPr>
-    </w:p>
-    <w:p>
-      <w:pPr>
-        <w:spacing w:after="0" w:line="240" w:lineRule="auto"/>
+    </w:p>
+    <w:p>
+      <w:pPr>
+        <w:spacing w:before="10" w:after="10" w:line="240" w:lineRule="auto"/>
+        <w:ind w:right="-1"/>
+        <w:jc w:val="both"/>
+        <w:rPr>
+          <w:rFonts w:cstheme="minorHAnsi"/>
+          <w:sz w:val="16"/>
+          <w:szCs w:val="16"/>
+        </w:rPr>
+      </w:pPr>
+      <w:r>
+        <w:rPr>
+          <w:rFonts w:cstheme="minorHAnsi"/>
+          <w:sz w:val="16"/>
+          <w:szCs w:val="16"/>
+        </w:rPr>
+        <w:t xml:space="preserve">Transcurrido treinta (30) días calendario desde la fecha de vencimiento pactada de la(s) obligación(es) asumida(s) por </w:t>
+      </w:r>
+      <w:r>
+        <w:rPr>
+          <w:rFonts w:cstheme="minorHAnsi"/>
+          <w:b/>
+          <w:sz w:val="16"/>
+          <w:szCs w:val="16"/>
+        </w:rPr>
+        <w:t>EL CLIENTE</w:t>
+      </w:r>
+      <w:r>
+        <w:rPr>
+          <w:rFonts w:cstheme="minorHAnsi"/>
+          <w:sz w:val="16"/>
+          <w:szCs w:val="16"/>
+        </w:rPr>
+        <w:t xml:space="preserve"> frente a </w:t>
+      </w:r>
+      <w:r>
+        <w:rPr>
+          <w:rFonts w:cstheme="minorHAnsi"/>
+          <w:b/>
+          <w:sz w:val="16"/>
+          <w:szCs w:val="16"/>
+        </w:rPr>
+        <w:t>CREDIÁGIL</w:t>
+      </w:r>
+      <w:r>
+        <w:rPr>
+          <w:rFonts w:cstheme="minorHAnsi"/>
+          <w:sz w:val="16"/>
+          <w:szCs w:val="16"/>
+        </w:rPr>
+        <w:t xml:space="preserve">, y </w:t>
+      </w:r>
+      <w:r>
+        <w:rPr>
+          <w:rFonts w:cstheme="minorHAnsi"/>
+          <w:b/>
+          <w:sz w:val="16"/>
+          <w:szCs w:val="16"/>
+        </w:rPr>
+        <w:t>EL CLIENTE</w:t>
+      </w:r>
+      <w:r>
+        <w:rPr>
+          <w:rFonts w:cstheme="minorHAnsi"/>
+          <w:sz w:val="16"/>
+          <w:szCs w:val="16"/>
+        </w:rPr>
+        <w:t xml:space="preserve"> no hubiera cumplido con efectuar el pago de su(s) obligación(es), </w:t>
+      </w:r>
+      <w:r>
+        <w:rPr>
+          <w:rFonts w:cstheme="minorHAnsi"/>
+          <w:b/>
+          <w:sz w:val="16"/>
+          <w:szCs w:val="16"/>
+        </w:rPr>
+        <w:t>CREDIÁGIL</w:t>
+      </w:r>
+      <w:r>
+        <w:rPr>
+          <w:rFonts w:cstheme="minorHAnsi"/>
+          <w:sz w:val="16"/>
+          <w:szCs w:val="16"/>
+        </w:rPr>
+        <w:t xml:space="preserve"> dará por vencidos todos los plazos de todas las obligaciones debidas por </w:t>
+      </w:r>
+      <w:r>
+        <w:rPr>
+          <w:rFonts w:cstheme="minorHAnsi"/>
+          <w:b/>
+          <w:sz w:val="16"/>
+          <w:szCs w:val="16"/>
+        </w:rPr>
+        <w:t>EL CLIENTE</w:t>
+      </w:r>
+      <w:r>
+        <w:rPr>
+          <w:rFonts w:cstheme="minorHAnsi"/>
+          <w:sz w:val="16"/>
+          <w:szCs w:val="16"/>
+        </w:rPr>
+        <w:t xml:space="preserve"> y resolverá el contrato cobrándose la totalidad de lo adeudado mediante la ejecución de los bienes entregados en Garantía Mobiliaria, notificando a </w:t>
+      </w:r>
+      <w:r>
+        <w:rPr>
+          <w:rFonts w:cstheme="minorHAnsi"/>
+          <w:b/>
+          <w:sz w:val="16"/>
+          <w:szCs w:val="16"/>
+        </w:rPr>
+        <w:t>EL CLIENTE</w:t>
+      </w:r>
+      <w:r>
+        <w:rPr>
+          <w:rFonts w:cstheme="minorHAnsi"/>
+          <w:sz w:val="16"/>
+          <w:szCs w:val="16"/>
+        </w:rPr>
+        <w:t xml:space="preserve"> sobre la resolución del contrato por la causal de incumplimiento de pago mediante comunicación telefónica al número consignado en el Anexo 01 del presente contrato, y comunicación por su correo electrónico , por lo menos un día antes de efectuar la ejecución de los bienes entregados en Garantía Mobiliaria.</w:t>
+      </w:r>
+    </w:p>
+    <w:p>
+      <w:pPr>
+        <w:spacing w:before="10" w:after="10" w:line="240" w:lineRule="auto"/>
+        <w:ind w:right="-1"/>
+        <w:jc w:val="both"/>
+        <w:rPr>
+          <w:rFonts w:cstheme="minorHAnsi"/>
+          <w:sz w:val="16"/>
+          <w:szCs w:val="16"/>
+        </w:rPr>
+      </w:pPr>
+    </w:p>
+    <w:p>
+      <w:pPr>
+        <w:spacing w:before="10" w:after="10" w:line="240" w:lineRule="auto"/>
+        <w:ind w:right="-1"/>
+        <w:jc w:val="both"/>
+        <w:rPr>
+          <w:rFonts w:cstheme="minorHAnsi"/>
+          <w:b/>
+          <w:bCs/>
+          <w:sz w:val="16"/>
+          <w:szCs w:val="16"/>
+          <w:u w:val="single"/>
+        </w:rPr>
+      </w:pPr>
+      <w:r>
+        <w:rPr>
+          <w:rFonts w:cstheme="minorHAnsi"/>
+          <w:b/>
+          <w:bCs/>
+          <w:sz w:val="16"/>
+          <w:szCs w:val="16"/>
+          <w:u w:val="single"/>
+        </w:rPr>
+        <w:t>11.-EJECUCIÓN DE LA GARANTÍA MOBILIARIA</w:t>
+      </w:r>
+    </w:p>
+    <w:p>
+      <w:pPr>
+        <w:spacing w:before="10" w:after="10" w:line="240" w:lineRule="auto"/>
+        <w:ind w:right="-1"/>
+        <w:jc w:val="both"/>
+        <w:rPr>
+          <w:rFonts w:cstheme="minorHAnsi"/>
+          <w:sz w:val="16"/>
+          <w:szCs w:val="16"/>
+        </w:rPr>
+      </w:pPr>
+      <w:r>
+        <w:rPr>
+          <w:rFonts w:cstheme="minorHAnsi"/>
+          <w:sz w:val="16"/>
+          <w:szCs w:val="16"/>
+        </w:rPr>
+        <w:t xml:space="preserve">Las partes acuerdan que la ejecución de la Garantía Mobiliaria será efectuada sin la necesidad de un Remate Público de los bienes otorgados en garantía mobiliaria, el Remate se realizará con la simple notificación vía teléfono o correo electrónico a </w:t>
+      </w:r>
+      <w:r>
+        <w:rPr>
+          <w:rFonts w:cstheme="minorHAnsi"/>
+          <w:b/>
+          <w:sz w:val="16"/>
+          <w:szCs w:val="16"/>
+        </w:rPr>
+        <w:t>EL CLIENTE</w:t>
+      </w:r>
+      <w:r>
+        <w:rPr>
+          <w:rFonts w:cstheme="minorHAnsi"/>
+          <w:sz w:val="16"/>
+          <w:szCs w:val="16"/>
+        </w:rPr>
+        <w:t xml:space="preserve">, así como su publicación en la página web que detallará el(los) número(s) de contrato(s) especificándose las características de los bienes materia de remate. El </w:t>
+      </w:r>
+      <w:r>
+        <w:rPr>
+          <w:rFonts w:cstheme="minorHAnsi"/>
+          <w:sz w:val="16"/>
+          <w:szCs w:val="16"/>
+        </w:rPr>
+        <w:t>Remate será</w:t>
+      </w:r>
+      <w:r>
+        <w:rPr>
+          <w:rFonts w:cstheme="minorHAnsi"/>
+          <w:sz w:val="16"/>
+          <w:szCs w:val="16"/>
+        </w:rPr>
+        <w:t xml:space="preserve"> ejecutado únicamente por </w:t>
+      </w:r>
+      <w:r>
+        <w:rPr>
+          <w:rFonts w:cstheme="minorHAnsi"/>
+          <w:b/>
+          <w:sz w:val="16"/>
+          <w:szCs w:val="16"/>
+        </w:rPr>
+        <w:t>CREDIÁGIL</w:t>
+      </w:r>
+      <w:r>
+        <w:rPr>
+          <w:rFonts w:cstheme="minorHAnsi"/>
+          <w:sz w:val="16"/>
+          <w:szCs w:val="16"/>
+        </w:rPr>
+        <w:t xml:space="preserve"> DEL PERU. Las partes señalan al señor RONAL TANTA DE LA CRUZ CON DNI 48155301 como única persona para ejecutar dicho remate. El precio que servirá de base para el Remate será igual al valor del saldo capital de la deuda más todas las obligaciones debidas por </w:t>
+      </w:r>
+      <w:r>
+        <w:rPr>
+          <w:rFonts w:cstheme="minorHAnsi"/>
+          <w:b/>
+          <w:sz w:val="16"/>
+          <w:szCs w:val="16"/>
+        </w:rPr>
+        <w:t>EL CLIENTE</w:t>
+      </w:r>
+      <w:r>
+        <w:rPr>
+          <w:rFonts w:cstheme="minorHAnsi"/>
+          <w:sz w:val="16"/>
+          <w:szCs w:val="16"/>
+        </w:rPr>
+        <w:t xml:space="preserve"> a </w:t>
+      </w:r>
+      <w:r>
+        <w:rPr>
+          <w:rFonts w:cstheme="minorHAnsi"/>
+          <w:b/>
+          <w:sz w:val="16"/>
+          <w:szCs w:val="16"/>
+        </w:rPr>
+        <w:t>CREDIÁGIL</w:t>
+      </w:r>
+      <w:r>
+        <w:rPr>
+          <w:rFonts w:cstheme="minorHAnsi"/>
+          <w:sz w:val="16"/>
+          <w:szCs w:val="16"/>
+        </w:rPr>
+        <w:t xml:space="preserve"> y los montos devengados por concepto de intereses, comisiones, gastos, penalidades, impuesto y otros detallados en la hoja resumen (anexo 02), las partes acuerdan que para el remate basta con la publicación en la página web de </w:t>
+      </w:r>
+      <w:r>
+        <w:rPr>
+          <w:rFonts w:cstheme="minorHAnsi"/>
+          <w:b/>
+          <w:sz w:val="16"/>
+          <w:szCs w:val="16"/>
+        </w:rPr>
+        <w:t>CREDIÁGIL</w:t>
+      </w:r>
+      <w:r>
+        <w:rPr>
+          <w:rFonts w:cstheme="minorHAnsi"/>
+          <w:sz w:val="16"/>
+          <w:szCs w:val="16"/>
+        </w:rPr>
+        <w:t xml:space="preserve">, </w:t>
+      </w:r>
+      <w:r>
+        <w:rPr>
+          <w:rFonts w:cstheme="minorHAnsi"/>
+          <w:b/>
+          <w:sz w:val="16"/>
+          <w:szCs w:val="16"/>
+        </w:rPr>
+        <w:t>CREDIÁGIL</w:t>
+      </w:r>
+      <w:r>
+        <w:rPr>
+          <w:rFonts w:cstheme="minorHAnsi"/>
+          <w:sz w:val="16"/>
+          <w:szCs w:val="16"/>
+        </w:rPr>
+        <w:t xml:space="preserve"> DEL PER</w:t>
+      </w:r>
+      <w:r>
+        <w:rPr>
+          <w:rFonts w:cstheme="minorHAnsi"/>
+          <w:sz w:val="16"/>
+          <w:szCs w:val="16"/>
+        </w:rPr>
+        <w:t>Ú</w:t>
+      </w:r>
+      <w:r>
+        <w:rPr>
+          <w:rFonts w:cstheme="minorHAnsi"/>
+          <w:sz w:val="16"/>
+          <w:szCs w:val="16"/>
+        </w:rPr>
+        <w:t xml:space="preserve"> deberá comunicar al cliente vía telefónica y/o correo electrónico.   De no presentarse postores al Remate, </w:t>
+      </w:r>
+      <w:r>
+        <w:rPr>
+          <w:rFonts w:cstheme="minorHAnsi"/>
+          <w:b/>
+          <w:sz w:val="16"/>
+          <w:szCs w:val="16"/>
+        </w:rPr>
+        <w:t>CREDIÁGIL</w:t>
+      </w:r>
+      <w:r>
+        <w:rPr>
+          <w:rFonts w:cstheme="minorHAnsi"/>
+          <w:sz w:val="16"/>
+          <w:szCs w:val="16"/>
+        </w:rPr>
+        <w:t xml:space="preserve"> podrá adjudicarse los bienes otorgados en garantía mobiliaria por el precio base. En los casos en que, producido el Remate, y el valor de la adjudicación exceda el precio base, dicho excedente será entregado a </w:t>
+      </w:r>
+      <w:r>
+        <w:rPr>
+          <w:rFonts w:cstheme="minorHAnsi"/>
+          <w:b/>
+          <w:sz w:val="16"/>
+          <w:szCs w:val="16"/>
+        </w:rPr>
+        <w:t>EL CLIENTE</w:t>
+      </w:r>
+      <w:r>
+        <w:rPr>
+          <w:rFonts w:cstheme="minorHAnsi"/>
+          <w:sz w:val="16"/>
+          <w:szCs w:val="16"/>
+        </w:rPr>
+        <w:t xml:space="preserve"> y será comunicado mediante carta a su domicilio. Asimismo, </w:t>
+      </w:r>
+      <w:r>
+        <w:rPr>
+          <w:rFonts w:cstheme="minorHAnsi"/>
+          <w:b/>
+          <w:sz w:val="16"/>
+          <w:szCs w:val="16"/>
+        </w:rPr>
+        <w:t>EL CLIENTE</w:t>
+      </w:r>
+      <w:r>
+        <w:rPr>
+          <w:rFonts w:cstheme="minorHAnsi"/>
+          <w:sz w:val="16"/>
+          <w:szCs w:val="16"/>
+        </w:rPr>
+        <w:t xml:space="preserve"> autoriza a </w:t>
+      </w:r>
+      <w:r>
+        <w:rPr>
+          <w:rFonts w:cstheme="minorHAnsi"/>
+          <w:b/>
+          <w:sz w:val="16"/>
+          <w:szCs w:val="16"/>
+        </w:rPr>
+        <w:t>CREDIÁGIL</w:t>
+      </w:r>
+      <w:r>
+        <w:rPr>
+          <w:rFonts w:cstheme="minorHAnsi"/>
+          <w:sz w:val="16"/>
+          <w:szCs w:val="16"/>
+        </w:rPr>
+        <w:t xml:space="preserve"> a proporcionar toda la información relacionada con su incumplimiento de pago a las distintas Centrales de Riesgo que operan en el mercado a nivel nacional.</w:t>
+      </w:r>
+    </w:p>
+    <w:p>
+      <w:pPr>
+        <w:spacing w:before="10" w:after="10" w:line="240" w:lineRule="auto"/>
+        <w:ind w:right="-1"/>
+        <w:jc w:val="both"/>
+        <w:rPr>
+          <w:rFonts w:cstheme="minorHAnsi"/>
+          <w:sz w:val="16"/>
+          <w:szCs w:val="16"/>
+        </w:rPr>
+      </w:pPr>
+    </w:p>
+    <w:p>
+      <w:pPr>
+        <w:spacing w:before="10" w:after="10" w:line="240" w:lineRule="auto"/>
+        <w:ind w:right="-1"/>
+        <w:jc w:val="both"/>
+        <w:rPr>
+          <w:rFonts w:cstheme="minorHAnsi"/>
+          <w:b/>
+          <w:bCs/>
+          <w:sz w:val="16"/>
+          <w:szCs w:val="16"/>
+          <w:u w:val="single"/>
+        </w:rPr>
+      </w:pPr>
+      <w:r>
+        <w:rPr>
+          <w:rFonts w:cstheme="minorHAnsi"/>
+          <w:b/>
+          <w:bCs/>
+          <w:sz w:val="16"/>
+          <w:szCs w:val="16"/>
+          <w:u w:val="single"/>
+        </w:rPr>
+        <w:t>12.-DECLARACION JURADA</w:t>
+      </w:r>
+    </w:p>
+    <w:p>
+      <w:pPr>
+        <w:spacing w:before="10" w:after="10" w:line="240" w:lineRule="auto"/>
+        <w:ind w:right="-1"/>
         <w:jc w:val="both"/>
         <w:rPr>
           <w:rFonts w:cstheme="minorHAnsi"/>
@@ -849,70 +2695,1028 @@
           <w:szCs w:val="16"/>
         </w:rPr>
         <w:lastRenderedPageBreak/>
-        <w:t>11.-EJECUCIÓN DE LA GARANTÍA MOBILIARIA</w:t>
-      </w:r>
-      <w:r>
-        <w:rPr>
-          <w:rFonts w:cstheme="minorHAnsi"/>
-          <w:sz w:val="16"/>
-          <w:szCs w:val="16"/>
-        </w:rPr>
-        <w:t xml:space="preserve">.- Las partes acuerdan que la ejecución de la Garantía Mobiliaria será efectuada sin la necesidad de un Remate Público de los bienes otorgados en garantía mobiliaria, el Remate se realizará con la simple notificación vía teléfono o correo electrónico a el cliente, así como su publicación en la página web que detallará el(los) número(s) de contrato(s) especificándose las características de los bienes materia de remate. El Remate  será ejecutado únicamente por CREDIAGIL DEL PERU. Las partes señalan al señor RONAL TANTA DE LA CRUZ CON DNI 48155301 como única persona para ejecutar dicho remate. El precio que servirá de base para el Remate será igual al valor del saldo capital de la deuda más todas las obligaciones debidas por EL CLIENTE a CREDI AGIL y los montos devengados por concepto de intereses, comisiones, gastos, penalidades, impuesto y otros detallados en la hoja resumen (anexo 02), las partes acuerdan que para el remate basta con la publicación en la página web de CREDIAGIL, CREDIAGIL DEL </w:t>
-      </w:r>
-      <w:proofErr w:type="gramStart"/>
-      <w:r>
-        <w:rPr>
-          <w:rFonts w:cstheme="minorHAnsi"/>
-          <w:sz w:val="16"/>
-          <w:szCs w:val="16"/>
-        </w:rPr>
-        <w:t>PER{</w:t>
-      </w:r>
-      <w:proofErr w:type="gramEnd"/>
-      <w:r>
-        <w:rPr>
-          <w:rFonts w:cstheme="minorHAnsi"/>
-          <w:sz w:val="16"/>
-          <w:szCs w:val="16"/>
-        </w:rPr>
-        <w:t>U deberá comunicar al cliente vía telefónica y/o correo electrónico.   De no presentarse postores al Remate, CREDIAGIL podrá adjudicarse los bienes otorgados en garantía mobiliaria por el precio base. En los casos en que, producido el Remate, y el valor de la adjudicación exceda el precio base, dicho excedente será entregado a EL CLIENTE y será comunicado mediante carta a su domicilio. Asimismo, EL CLIENTE autoriza a CREDI AGIL a proporcionar toda la información relacionada con su incumplimiento de pago a las distintas Centrales de Riesgo que operan en el mercado a nivel nacional.</w:t>
-      </w:r>
-    </w:p>
-    <w:p>
-      <w:pPr>
-        <w:spacing w:after="0" w:line="240" w:lineRule="auto"/>
-        <w:rPr>
-          <w:rFonts w:cstheme="minorHAnsi"/>
-          <w:sz w:val="16"/>
-          <w:szCs w:val="16"/>
-        </w:rPr>
-      </w:pPr>
-    </w:p>
-    <w:p>
-      <w:pPr>
-        <w:jc w:val="both"/>
-        <w:rPr>
-          <w:rFonts w:cstheme="minorHAnsi"/>
-          <w:sz w:val="16"/>
-          <w:szCs w:val="16"/>
-        </w:rPr>
-      </w:pPr>
-      <w:r>
-        <w:rPr>
-          <w:rFonts w:cstheme="minorHAnsi"/>
-          <w:b/>
-          <w:sz w:val="16"/>
-          <w:szCs w:val="16"/>
-        </w:rPr>
-        <w:t>12.-DECLARACION JURADA</w:t>
-      </w:r>
-      <w:r>
-        <w:rPr>
-          <w:rFonts w:cstheme="minorHAnsi"/>
-          <w:sz w:val="16"/>
-          <w:szCs w:val="16"/>
-        </w:rPr>
-        <w:t>.- EL CLIENTE con relación a los bienes entregados en Garantía Mobiliaria, con carácter de Declaración Jurada, manifiesta lo siguiente: a) Que es el único y legítimo propietario de dichos bienes y b) Que la descripción, características, calidad y demás especificaciones de los mismos, que se detallan en el anexo 01 del presente documento, realmente le corresponden y no contienen adulteraciones. De determinarse que EL CLIENTE no es propietario de los bienes y/o éstos no son genuinos y/o las especificaciones declaradas en el anexo 01 no le corresponden, asumirá todas las responsabilidades civiles y penales, inclusive frente a Terceros, sin perjuicio de ser denunciado penalmente por el Delito de Estafa y los otros delitos aplicables. En cualquiera de éstos casos, CREDI AGIL dará por vencidos todos los plazos de todas las obligaciones debidas por EL CLIENTE a CREDI AGIL y EL CLIENTE quedará obligado a indemnizar a CREDI AGIL con un monto igual al saldo del Préstamo y todas las obligaciones impagas, más los intereses, comisiones, impuesto y gastos. Adicionalmente asumirá los gastos legales en general que se irroguen. La base normativa de la presente cláusula es el artículo 179° de la Ley General y el artículo 247° del Código Penal.</w:t>
+        <w:t>EL CLIENTE</w:t>
+      </w:r>
+      <w:r>
+        <w:rPr>
+          <w:rFonts w:cstheme="minorHAnsi"/>
+          <w:sz w:val="16"/>
+          <w:szCs w:val="16"/>
+        </w:rPr>
+        <w:t xml:space="preserve"> con relación a los bienes entregados en Garantía Mobiliaria, con carácter de Declaración Jurada, manifiesta lo siguiente: a) Que es el único y legítimo propietario de dichos bienes y b) Que la descripción, características, calidad y demás especificaciones de los mismos, que se detallan en el anexo 01 del presente documento, realmente le corresponden y no contienen adulteraciones. De determinarse que </w:t>
+      </w:r>
+      <w:r>
+        <w:rPr>
+          <w:rFonts w:cstheme="minorHAnsi"/>
+          <w:b/>
+          <w:sz w:val="16"/>
+          <w:szCs w:val="16"/>
+        </w:rPr>
+        <w:t>EL CLIENTE</w:t>
+      </w:r>
+      <w:r>
+        <w:rPr>
+          <w:rFonts w:cstheme="minorHAnsi"/>
+          <w:sz w:val="16"/>
+          <w:szCs w:val="16"/>
+        </w:rPr>
+        <w:t xml:space="preserve"> no es propietario de los bienes y/o éstos no son genuinos y/o las especificaciones declaradas en el anexo 01 no le corresponden, asumirá todas las responsabilidades civiles y penales, inclusive frente a Terceros, sin perjuicio de ser denunciado penalmente por el Delito de Estafa y los otros delitos aplicables. En cualquiera de </w:t>
+      </w:r>
+      <w:r>
+        <w:rPr>
+          <w:rFonts w:cstheme="minorHAnsi"/>
+          <w:sz w:val="16"/>
+          <w:szCs w:val="16"/>
+        </w:rPr>
+        <w:t>estos</w:t>
+      </w:r>
+      <w:r>
+        <w:rPr>
+          <w:rFonts w:cstheme="minorHAnsi"/>
+          <w:sz w:val="16"/>
+          <w:szCs w:val="16"/>
+        </w:rPr>
+        <w:t xml:space="preserve"> casos, </w:t>
+      </w:r>
+      <w:r>
+        <w:rPr>
+          <w:rFonts w:cstheme="minorHAnsi"/>
+          <w:b/>
+          <w:sz w:val="16"/>
+          <w:szCs w:val="16"/>
+        </w:rPr>
+        <w:t>CREDIÁGIL</w:t>
+      </w:r>
+      <w:r>
+        <w:rPr>
+          <w:rFonts w:cstheme="minorHAnsi"/>
+          <w:sz w:val="16"/>
+          <w:szCs w:val="16"/>
+        </w:rPr>
+        <w:t xml:space="preserve"> dará por vencidos todos los plazos de todas las obligaciones debidas por </w:t>
+      </w:r>
+      <w:r>
+        <w:rPr>
+          <w:rFonts w:cstheme="minorHAnsi"/>
+          <w:b/>
+          <w:sz w:val="16"/>
+          <w:szCs w:val="16"/>
+        </w:rPr>
+        <w:t>EL CLIENTE</w:t>
+      </w:r>
+      <w:r>
+        <w:rPr>
+          <w:rFonts w:cstheme="minorHAnsi"/>
+          <w:sz w:val="16"/>
+          <w:szCs w:val="16"/>
+        </w:rPr>
+        <w:t xml:space="preserve"> a </w:t>
+      </w:r>
+      <w:r>
+        <w:rPr>
+          <w:rFonts w:cstheme="minorHAnsi"/>
+          <w:b/>
+          <w:sz w:val="16"/>
+          <w:szCs w:val="16"/>
+        </w:rPr>
+        <w:t>CREDIÁGIL</w:t>
+      </w:r>
+      <w:r>
+        <w:rPr>
+          <w:rFonts w:cstheme="minorHAnsi"/>
+          <w:sz w:val="16"/>
+          <w:szCs w:val="16"/>
+        </w:rPr>
+        <w:t xml:space="preserve"> y </w:t>
+      </w:r>
+      <w:r>
+        <w:rPr>
+          <w:rFonts w:cstheme="minorHAnsi"/>
+          <w:b/>
+          <w:sz w:val="16"/>
+          <w:szCs w:val="16"/>
+        </w:rPr>
+        <w:t>EL CLIENTE</w:t>
+      </w:r>
+      <w:r>
+        <w:rPr>
+          <w:rFonts w:cstheme="minorHAnsi"/>
+          <w:sz w:val="16"/>
+          <w:szCs w:val="16"/>
+        </w:rPr>
+        <w:t xml:space="preserve"> quedará obligado a indemnizar a </w:t>
+      </w:r>
+      <w:r>
+        <w:rPr>
+          <w:rFonts w:cstheme="minorHAnsi"/>
+          <w:b/>
+          <w:sz w:val="16"/>
+          <w:szCs w:val="16"/>
+        </w:rPr>
+        <w:t>CREDIÁGIL</w:t>
+      </w:r>
+      <w:r>
+        <w:rPr>
+          <w:rFonts w:cstheme="minorHAnsi"/>
+          <w:sz w:val="16"/>
+          <w:szCs w:val="16"/>
+        </w:rPr>
+        <w:t xml:space="preserve"> con un monto igual al saldo del Préstamo y todas las obligaciones impagas, más los intereses, comisiones, impuesto y gastos. Adicionalmente asumirá los gastos legales en general que se irroguen. La base normativa de la presente cláusula es el artículo 179° de la Ley General y el artículo 247° del Código Penal.</w:t>
+      </w:r>
+    </w:p>
+    <w:p>
+      <w:pPr>
+        <w:spacing w:before="10" w:after="10" w:line="240" w:lineRule="auto"/>
+        <w:ind w:right="-1"/>
+        <w:jc w:val="both"/>
+        <w:rPr>
+          <w:rFonts w:cstheme="minorHAnsi"/>
+          <w:sz w:val="16"/>
+          <w:szCs w:val="16"/>
+        </w:rPr>
+      </w:pPr>
+    </w:p>
+    <w:p>
+      <w:pPr>
+        <w:spacing w:before="10" w:after="10" w:line="240" w:lineRule="auto"/>
+        <w:ind w:right="-1"/>
+        <w:jc w:val="both"/>
+        <w:rPr>
+          <w:rFonts w:cstheme="minorHAnsi"/>
+          <w:sz w:val="16"/>
+          <w:szCs w:val="16"/>
+          <w:u w:val="single"/>
+        </w:rPr>
+      </w:pPr>
+      <w:r>
+        <w:rPr>
+          <w:rFonts w:cstheme="minorHAnsi"/>
+          <w:b/>
+          <w:sz w:val="16"/>
+          <w:szCs w:val="16"/>
+          <w:u w:val="single"/>
+        </w:rPr>
+        <w:t>13.-INTERESES, COMISIONES Y GASTOS</w:t>
+      </w:r>
+    </w:p>
+    <w:p>
+      <w:pPr>
+        <w:spacing w:before="10" w:after="10" w:line="240" w:lineRule="auto"/>
+        <w:ind w:right="-1"/>
+        <w:jc w:val="both"/>
+        <w:rPr>
+          <w:rFonts w:cstheme="minorHAnsi"/>
+          <w:sz w:val="16"/>
+          <w:szCs w:val="16"/>
+        </w:rPr>
+      </w:pPr>
+      <w:r>
+        <w:rPr>
+          <w:rFonts w:cstheme="minorHAnsi"/>
+          <w:sz w:val="16"/>
+          <w:szCs w:val="16"/>
+        </w:rPr>
+        <w:t xml:space="preserve">Queda pactado que </w:t>
+      </w:r>
+      <w:r>
+        <w:rPr>
+          <w:rFonts w:cstheme="minorHAnsi"/>
+          <w:b/>
+          <w:sz w:val="16"/>
+          <w:szCs w:val="16"/>
+        </w:rPr>
+        <w:t>CREDIÁGIL</w:t>
+      </w:r>
+      <w:r>
+        <w:rPr>
+          <w:rFonts w:cstheme="minorHAnsi"/>
+          <w:sz w:val="16"/>
+          <w:szCs w:val="16"/>
+        </w:rPr>
+        <w:t xml:space="preserve"> cobrará a </w:t>
+      </w:r>
+      <w:r>
+        <w:rPr>
+          <w:rFonts w:cstheme="minorHAnsi"/>
+          <w:b/>
+          <w:sz w:val="16"/>
+          <w:szCs w:val="16"/>
+        </w:rPr>
+        <w:t>EL CLIENTE</w:t>
+      </w:r>
+      <w:r>
+        <w:rPr>
+          <w:rFonts w:cstheme="minorHAnsi"/>
+          <w:sz w:val="16"/>
+          <w:szCs w:val="16"/>
+        </w:rPr>
+        <w:t xml:space="preserve"> la tasa de interés compensatorio fijo y en caso de incumplimiento las penalidades, así como las comisiones, impuestos y gastos, en los porcentajes, montos y periodicidad indicados en la Hoja Resumen. Las partes acuerdan que la tasa de costo efectivo anual (TCEA - Tasa que permite igualar el valor actual de todas las cuotas con el monto que efectivamente haya sido recibido en préstamo) del préstamo es aquella que se señala en la Hoja Resumen antes mencionada. </w:t>
+      </w:r>
+      <w:r>
+        <w:rPr>
+          <w:rFonts w:cstheme="minorHAnsi"/>
+          <w:b/>
+          <w:sz w:val="16"/>
+          <w:szCs w:val="16"/>
+        </w:rPr>
+        <w:t>EL CLIENTE</w:t>
+      </w:r>
+      <w:r>
+        <w:rPr>
+          <w:rFonts w:cstheme="minorHAnsi"/>
+          <w:sz w:val="16"/>
+          <w:szCs w:val="16"/>
+        </w:rPr>
+        <w:t xml:space="preserve"> reconoce haber sido instruido sobre la forma de cálculo, oportunidad de cobro y el monto de los conceptos mencionados anteriormente, manifestando su aceptación y conformidad con los mismos. Queda expresamente pactado que la demora en el pago de cualesquiera de las obligaciones asumidas por </w:t>
+      </w:r>
+      <w:r>
+        <w:rPr>
+          <w:rFonts w:cstheme="minorHAnsi"/>
+          <w:b/>
+          <w:sz w:val="16"/>
+          <w:szCs w:val="16"/>
+        </w:rPr>
+        <w:t>EL CLIENTE</w:t>
+      </w:r>
+      <w:r>
+        <w:rPr>
+          <w:rFonts w:cstheme="minorHAnsi"/>
+          <w:sz w:val="16"/>
+          <w:szCs w:val="16"/>
+        </w:rPr>
+        <w:t xml:space="preserve"> determinará que las sumas adeudadas generen las penalidades en forma diaria adicional al interés compensatorio pactado. Por tanto, la falta de pago oportuno por </w:t>
+      </w:r>
+      <w:r>
+        <w:rPr>
+          <w:rFonts w:cstheme="minorHAnsi"/>
+          <w:b/>
+          <w:sz w:val="16"/>
+          <w:szCs w:val="16"/>
+        </w:rPr>
+        <w:t>EL CLIENTE</w:t>
+      </w:r>
+      <w:r>
+        <w:rPr>
+          <w:rFonts w:cstheme="minorHAnsi"/>
+          <w:sz w:val="16"/>
+          <w:szCs w:val="16"/>
+        </w:rPr>
+        <w:t xml:space="preserve"> de cualquiera de sus obligaciones, determina que incurra en mora. La tasa de interés no podrá ser modificada por </w:t>
+      </w:r>
+      <w:r>
+        <w:rPr>
+          <w:rFonts w:cstheme="minorHAnsi"/>
+          <w:b/>
+          <w:sz w:val="16"/>
+          <w:szCs w:val="16"/>
+        </w:rPr>
+        <w:t>CREDIÁGIL</w:t>
+      </w:r>
+      <w:r>
+        <w:rPr>
+          <w:rFonts w:cstheme="minorHAnsi"/>
+          <w:sz w:val="16"/>
+          <w:szCs w:val="16"/>
+        </w:rPr>
+        <w:t xml:space="preserve">. </w:t>
+      </w:r>
+      <w:r>
+        <w:rPr>
+          <w:rFonts w:cstheme="minorHAnsi"/>
+          <w:b/>
+          <w:sz w:val="16"/>
+          <w:szCs w:val="16"/>
+        </w:rPr>
+        <w:t>CREDIÁGIL</w:t>
+      </w:r>
+      <w:r>
+        <w:rPr>
+          <w:rFonts w:cstheme="minorHAnsi"/>
+          <w:sz w:val="16"/>
+          <w:szCs w:val="16"/>
+        </w:rPr>
+        <w:t xml:space="preserve"> utilizará medios directos de comunicación tales como: aviso escrito al domicilio, correo electrónico, estado de cuenta o comunicaciones telefónicas para informar a </w:t>
+      </w:r>
+      <w:r>
+        <w:rPr>
+          <w:rFonts w:cstheme="minorHAnsi"/>
+          <w:b/>
+          <w:sz w:val="16"/>
+          <w:szCs w:val="16"/>
+        </w:rPr>
+        <w:t>EL CLIENTE</w:t>
+      </w:r>
+      <w:r>
+        <w:rPr>
+          <w:rFonts w:cstheme="minorHAnsi"/>
+          <w:sz w:val="16"/>
+          <w:szCs w:val="16"/>
+        </w:rPr>
+        <w:t xml:space="preserve"> las modificaciones contractuales referidas a: i) las penalidades, comisiones, gastos y como consecuencia de ello la TCEA, cuando dichas modificaciones generen un perjuicio a los usuarios ii) la resolución del contrato por causal distinta al incumplimiento, iii) la limitación o exoneración de responsabilidad por parte de las empresas y iv) incorporación de servicios que no se encuentren directamente relacionados al producto o servicio contratado. En los supuestos mencionados en el presente párrafo, </w:t>
+      </w:r>
+      <w:r>
+        <w:rPr>
+          <w:rFonts w:cstheme="minorHAnsi"/>
+          <w:b/>
+          <w:sz w:val="16"/>
+          <w:szCs w:val="16"/>
+        </w:rPr>
+        <w:t>CREDIÁGIL</w:t>
+      </w:r>
+      <w:r>
+        <w:rPr>
+          <w:rFonts w:cstheme="minorHAnsi"/>
+          <w:sz w:val="16"/>
+          <w:szCs w:val="16"/>
+        </w:rPr>
+        <w:t xml:space="preserve"> deberá enviar a </w:t>
+      </w:r>
+      <w:r>
+        <w:rPr>
+          <w:rFonts w:cstheme="minorHAnsi"/>
+          <w:b/>
+          <w:sz w:val="16"/>
+          <w:szCs w:val="16"/>
+        </w:rPr>
+        <w:t>EL CLIENTE</w:t>
+      </w:r>
+      <w:r>
+        <w:rPr>
+          <w:rFonts w:cstheme="minorHAnsi"/>
+          <w:sz w:val="16"/>
+          <w:szCs w:val="16"/>
+        </w:rPr>
+        <w:t xml:space="preserve"> una comunicación con un plazo previo de 45 días calendario. Del mismo modo, se pacta que </w:t>
+      </w:r>
+      <w:r>
+        <w:rPr>
+          <w:rFonts w:cstheme="minorHAnsi"/>
+          <w:b/>
+          <w:sz w:val="16"/>
+          <w:szCs w:val="16"/>
+        </w:rPr>
+        <w:t>CREDIÁGIL</w:t>
+      </w:r>
+      <w:r>
+        <w:rPr>
+          <w:rFonts w:cstheme="minorHAnsi"/>
+          <w:sz w:val="16"/>
+          <w:szCs w:val="16"/>
+        </w:rPr>
+        <w:t xml:space="preserve"> utilizará los medios de comunicación indirectos como: avisos en los </w:t>
+      </w:r>
+      <w:r>
+        <w:rPr>
+          <w:rFonts w:cstheme="minorHAnsi"/>
+          <w:sz w:val="16"/>
+          <w:szCs w:val="16"/>
+        </w:rPr>
+        <w:t>váuchers</w:t>
+      </w:r>
+      <w:r>
+        <w:rPr>
+          <w:rFonts w:cstheme="minorHAnsi"/>
+          <w:sz w:val="16"/>
+          <w:szCs w:val="16"/>
+        </w:rPr>
+        <w:t xml:space="preserve"> de pago, el Tarifario vigente y la Página Web para comunicar modificaciones contractuales distintas a los previamente indicados o en caso éstas resulten favorables a </w:t>
+      </w:r>
+      <w:r>
+        <w:rPr>
+          <w:rFonts w:cstheme="minorHAnsi"/>
+          <w:b/>
+          <w:sz w:val="16"/>
+          <w:szCs w:val="16"/>
+        </w:rPr>
+        <w:t>EL CLIENTE</w:t>
+      </w:r>
+      <w:r>
+        <w:rPr>
+          <w:rFonts w:cstheme="minorHAnsi"/>
+          <w:sz w:val="16"/>
+          <w:szCs w:val="16"/>
+        </w:rPr>
+        <w:t>. La comunicación realizada po</w:t>
+      </w:r>
+      <w:r>
+        <w:rPr>
+          <w:rFonts w:cstheme="minorHAnsi"/>
+          <w:sz w:val="16"/>
+          <w:szCs w:val="16"/>
+        </w:rPr>
+        <w:t>r</w:t>
+      </w:r>
+      <w:r>
+        <w:rPr>
+          <w:rFonts w:cstheme="minorHAnsi"/>
+          <w:sz w:val="16"/>
+          <w:szCs w:val="16"/>
+        </w:rPr>
+        <w:t xml:space="preserve"> </w:t>
+      </w:r>
+      <w:r>
+        <w:rPr>
+          <w:rFonts w:cstheme="minorHAnsi"/>
+          <w:b/>
+          <w:sz w:val="16"/>
+          <w:szCs w:val="16"/>
+        </w:rPr>
+        <w:t>CREDIÁGIL</w:t>
+      </w:r>
+      <w:r>
+        <w:rPr>
+          <w:rFonts w:cstheme="minorHAnsi"/>
+          <w:sz w:val="16"/>
+          <w:szCs w:val="16"/>
+        </w:rPr>
+        <w:t xml:space="preserve"> podrá ser posterior a la implementación de las modificaciones contractuales. Las penalidades, comisiones y gastos podrán ser modificadas por </w:t>
+      </w:r>
+      <w:r>
+        <w:rPr>
+          <w:rFonts w:cstheme="minorHAnsi"/>
+          <w:b/>
+          <w:sz w:val="16"/>
+          <w:szCs w:val="16"/>
+        </w:rPr>
+        <w:t>CREDIÁGIL</w:t>
+      </w:r>
+      <w:r>
+        <w:rPr>
+          <w:rFonts w:cstheme="minorHAnsi"/>
+          <w:sz w:val="16"/>
+          <w:szCs w:val="16"/>
+        </w:rPr>
+        <w:t xml:space="preserve"> y sin que se pueda considerar esta lista como limitativa, bajo los siguientes supuestos: (i) cambios en las condiciones de la economía nacional o internacional; (ii) cambios en el funcionamiento o tendencias de los mercados o la competencia; (iii) cambios en las políticas de gobierno o de Estado que afecten las condiciones del mercado; (iv) impacto de alguna disposición legal sobre costos, características, definición o condiciones de los productos y servicios; (v) modificación de las características, definición, rentabilidad o condiciones de los productos por el </w:t>
+      </w:r>
+      <w:r>
+        <w:rPr>
+          <w:rFonts w:cstheme="minorHAnsi"/>
+          <w:b/>
+          <w:sz w:val="16"/>
+          <w:szCs w:val="16"/>
+        </w:rPr>
+        <w:t>CREDIÁGIL</w:t>
+      </w:r>
+      <w:r>
+        <w:rPr>
+          <w:rFonts w:cstheme="minorHAnsi"/>
+          <w:sz w:val="16"/>
+          <w:szCs w:val="16"/>
+        </w:rPr>
+        <w:t xml:space="preserve">; (vi) inflación o deflación; devaluación o revaluación de la moneda; (vii) campañas promocionales; (viii) evaluación crediticia de </w:t>
+      </w:r>
+      <w:r>
+        <w:rPr>
+          <w:rFonts w:cstheme="minorHAnsi"/>
+          <w:b/>
+          <w:sz w:val="16"/>
+          <w:szCs w:val="16"/>
+        </w:rPr>
+        <w:t>EL CLIENTE</w:t>
+      </w:r>
+      <w:r>
+        <w:rPr>
+          <w:rFonts w:cstheme="minorHAnsi"/>
+          <w:sz w:val="16"/>
+          <w:szCs w:val="16"/>
+        </w:rPr>
+        <w:t xml:space="preserve"> o de su empleador, de ser el caso; (ix) encarecimiento de los servicios prestados por terceros cuyos costos son trasladados a </w:t>
+      </w:r>
+      <w:r>
+        <w:rPr>
+          <w:rFonts w:cstheme="minorHAnsi"/>
+          <w:b/>
+          <w:sz w:val="16"/>
+          <w:szCs w:val="16"/>
+        </w:rPr>
+        <w:t>EL CLIENTE</w:t>
+      </w:r>
+      <w:r>
+        <w:rPr>
+          <w:rFonts w:cstheme="minorHAnsi"/>
+          <w:sz w:val="16"/>
+          <w:szCs w:val="16"/>
+        </w:rPr>
+        <w:t xml:space="preserve"> o de los costos de prestación de los productos y servicios ofrecidos por el </w:t>
+      </w:r>
+      <w:r>
+        <w:rPr>
+          <w:rFonts w:cstheme="minorHAnsi"/>
+          <w:b/>
+          <w:sz w:val="16"/>
+          <w:szCs w:val="16"/>
+        </w:rPr>
+        <w:t>CREDIÁGIL</w:t>
+      </w:r>
+      <w:r>
+        <w:rPr>
+          <w:rFonts w:cstheme="minorHAnsi"/>
+          <w:sz w:val="16"/>
+          <w:szCs w:val="16"/>
+        </w:rPr>
+        <w:t xml:space="preserve">; (x) crisis financiera; o (xi) hechos ajenos a la voluntad de las partes como conmoción social; desastres naturales; terrorismo; guerra; caso fortuito o fuerza mayor. Las modificaciones contractuales asociadas a la incorporación de servicios que no se encuentren directamente relacionados al producto o servicio contratado y que, por ende, no constituyan una condición para contratar, procederán siempre que se efectúe una comunicación previa a </w:t>
+      </w:r>
+      <w:r>
+        <w:rPr>
+          <w:rFonts w:cstheme="minorHAnsi"/>
+          <w:b/>
+          <w:sz w:val="16"/>
+          <w:szCs w:val="16"/>
+        </w:rPr>
+        <w:t>EL CLIENTE</w:t>
+      </w:r>
+      <w:r>
+        <w:rPr>
+          <w:rFonts w:cstheme="minorHAnsi"/>
+          <w:sz w:val="16"/>
+          <w:szCs w:val="16"/>
+        </w:rPr>
+        <w:t xml:space="preserve"> con una anticipación no menor a cuarenta y cinco (45) días, a través de los medios de comunicación directos indicados previamente, otorgándose a </w:t>
+      </w:r>
+      <w:r>
+        <w:rPr>
+          <w:rFonts w:cstheme="minorHAnsi"/>
+          <w:b/>
+          <w:sz w:val="16"/>
+          <w:szCs w:val="16"/>
+        </w:rPr>
+        <w:t>EL CLIENTE</w:t>
+      </w:r>
+      <w:r>
+        <w:rPr>
+          <w:rFonts w:cstheme="minorHAnsi"/>
+          <w:sz w:val="16"/>
+          <w:szCs w:val="16"/>
+        </w:rPr>
+        <w:t xml:space="preserve"> la facultad de aceptar la modificación propuesta, sin que su negativa implique una resolución del contrato principal. De no encontrarse conforme con las modificaciones contractuales comunicadas por </w:t>
+      </w:r>
+      <w:r>
+        <w:rPr>
+          <w:rFonts w:cstheme="minorHAnsi"/>
+          <w:b/>
+          <w:sz w:val="16"/>
+          <w:szCs w:val="16"/>
+        </w:rPr>
+        <w:t>CREDIÁGIL</w:t>
+      </w:r>
+      <w:r>
+        <w:rPr>
+          <w:rFonts w:cstheme="minorHAnsi"/>
+          <w:sz w:val="16"/>
+          <w:szCs w:val="16"/>
+        </w:rPr>
+        <w:t xml:space="preserve">, </w:t>
+      </w:r>
+      <w:r>
+        <w:rPr>
+          <w:rFonts w:cstheme="minorHAnsi"/>
+          <w:b/>
+          <w:sz w:val="16"/>
+          <w:szCs w:val="16"/>
+        </w:rPr>
+        <w:t>EL CLIENTE</w:t>
+      </w:r>
+      <w:r>
+        <w:rPr>
+          <w:rFonts w:cstheme="minorHAnsi"/>
+          <w:sz w:val="16"/>
+          <w:szCs w:val="16"/>
+        </w:rPr>
+        <w:t xml:space="preserve"> podrá resolver el contrato debiendo para ello: (i) manifestar su disconformidad por escrito, (ii) resolver expresamente el contrato y (iii) proceder al pago de todo el saldo deudor u obligación que mantuviera pendiente en un plazo de 45 días calendarios siguientes a la fecha de comunicación de los cambios contractuales. De no ejercer </w:t>
+      </w:r>
+      <w:r>
+        <w:rPr>
+          <w:rFonts w:cstheme="minorHAnsi"/>
+          <w:b/>
+          <w:sz w:val="16"/>
+          <w:szCs w:val="16"/>
+        </w:rPr>
+        <w:t>EL CLIENTE</w:t>
+      </w:r>
+      <w:r>
+        <w:rPr>
+          <w:rFonts w:cstheme="minorHAnsi"/>
+          <w:sz w:val="16"/>
+          <w:szCs w:val="16"/>
+        </w:rPr>
+        <w:t xml:space="preserve"> este derecho de resolución en las condiciones previstas anteriormente, se entenderá que </w:t>
+      </w:r>
+      <w:r>
+        <w:rPr>
+          <w:rFonts w:cstheme="minorHAnsi"/>
+          <w:b/>
+          <w:sz w:val="16"/>
+          <w:szCs w:val="16"/>
+        </w:rPr>
+        <w:t>EL CLIENTE</w:t>
+      </w:r>
+      <w:r>
+        <w:rPr>
+          <w:rFonts w:cstheme="minorHAnsi"/>
+          <w:sz w:val="16"/>
+          <w:szCs w:val="16"/>
+        </w:rPr>
+        <w:t xml:space="preserve"> las acepta en su totalidad, por lo </w:t>
+      </w:r>
+      <w:r>
+        <w:rPr>
+          <w:rFonts w:cstheme="minorHAnsi"/>
+          <w:sz w:val="16"/>
+          <w:szCs w:val="16"/>
+        </w:rPr>
+        <w:t>tanto,</w:t>
+      </w:r>
+      <w:r>
+        <w:rPr>
+          <w:rFonts w:cstheme="minorHAnsi"/>
+          <w:sz w:val="16"/>
+          <w:szCs w:val="16"/>
+        </w:rPr>
+        <w:t xml:space="preserve"> </w:t>
+      </w:r>
+      <w:r>
+        <w:rPr>
+          <w:rFonts w:cstheme="minorHAnsi"/>
+          <w:b/>
+          <w:sz w:val="16"/>
+          <w:szCs w:val="16"/>
+        </w:rPr>
+        <w:t>EL CLIENTE</w:t>
+      </w:r>
+      <w:r>
+        <w:rPr>
+          <w:rFonts w:cstheme="minorHAnsi"/>
+          <w:sz w:val="16"/>
+          <w:szCs w:val="16"/>
+        </w:rPr>
+        <w:t xml:space="preserve"> expresa que su silencio constituye manifestación de voluntad a la modificación contractual comunicada por </w:t>
+      </w:r>
+      <w:r>
+        <w:rPr>
+          <w:rFonts w:cstheme="minorHAnsi"/>
+          <w:b/>
+          <w:sz w:val="16"/>
+          <w:szCs w:val="16"/>
+        </w:rPr>
+        <w:t>CREDIÁGIL</w:t>
+      </w:r>
+      <w:r>
+        <w:rPr>
+          <w:rFonts w:cstheme="minorHAnsi"/>
+          <w:sz w:val="16"/>
+          <w:szCs w:val="16"/>
+        </w:rPr>
+        <w:t xml:space="preserve">. Al momento de firmarse el presente contrato, </w:t>
+      </w:r>
+      <w:r>
+        <w:rPr>
+          <w:rFonts w:cstheme="minorHAnsi"/>
+          <w:b/>
+          <w:sz w:val="16"/>
+          <w:szCs w:val="16"/>
+        </w:rPr>
+        <w:t>EL CLIENTE</w:t>
+      </w:r>
+      <w:r>
+        <w:rPr>
+          <w:rFonts w:cstheme="minorHAnsi"/>
+          <w:sz w:val="16"/>
+          <w:szCs w:val="16"/>
+        </w:rPr>
+        <w:t xml:space="preserve"> manifiesta que ha sido instruido respecto de la posibilidad de ser reportado negativamente en la Central de Riesgos de la SBS en caso de no cancelar sus obligaciones puntualmente. Asimismo, por  la Circular de la SBS, </w:t>
+      </w:r>
+      <w:r>
+        <w:rPr>
+          <w:rFonts w:cstheme="minorHAnsi"/>
+          <w:b/>
+          <w:sz w:val="16"/>
+          <w:szCs w:val="16"/>
+        </w:rPr>
+        <w:t>CREDIÁGIL</w:t>
+      </w:r>
+      <w:r>
+        <w:rPr>
+          <w:rFonts w:cstheme="minorHAnsi"/>
+          <w:sz w:val="16"/>
+          <w:szCs w:val="16"/>
+        </w:rPr>
+        <w:t xml:space="preserve"> podrá modificar o resolver el contrato celebrado con </w:t>
+      </w:r>
+      <w:r>
+        <w:rPr>
+          <w:rFonts w:cstheme="minorHAnsi"/>
+          <w:b/>
+          <w:sz w:val="16"/>
+          <w:szCs w:val="16"/>
+        </w:rPr>
+        <w:t>EL CLIENTE</w:t>
+      </w:r>
+      <w:r>
+        <w:rPr>
+          <w:rFonts w:cstheme="minorHAnsi"/>
+          <w:sz w:val="16"/>
+          <w:szCs w:val="16"/>
+        </w:rPr>
+        <w:t xml:space="preserve"> en aspectos distintos a las tasas de interés, comisiones y gastos, e incluso no contratar, sin el aviso previo a que se refiere la presente cláusula, como consecuencia de la aplicación de las normas prudenciales emitidas por la Superintendencia de Banca, Seguros y </w:t>
+      </w:r>
+      <w:proofErr w:type="spellStart"/>
+      <w:r>
+        <w:rPr>
+          <w:rFonts w:cstheme="minorHAnsi"/>
+          <w:sz w:val="16"/>
+          <w:szCs w:val="16"/>
+        </w:rPr>
+        <w:t>AFPs</w:t>
+      </w:r>
+      <w:proofErr w:type="spellEnd"/>
+      <w:r>
+        <w:rPr>
+          <w:rFonts w:cstheme="minorHAnsi"/>
+          <w:sz w:val="16"/>
+          <w:szCs w:val="16"/>
+        </w:rPr>
+        <w:t xml:space="preserve">, tales como las referidas a la administración del riesgo de sobreendeudamiento de deudores minoristas, por consideraciones del perfil de </w:t>
+      </w:r>
+      <w:r>
+        <w:rPr>
+          <w:rFonts w:cstheme="minorHAnsi"/>
+          <w:b/>
+          <w:sz w:val="16"/>
+          <w:szCs w:val="16"/>
+        </w:rPr>
+        <w:t>EL CLIENTE</w:t>
+      </w:r>
+      <w:r>
+        <w:rPr>
+          <w:rFonts w:cstheme="minorHAnsi"/>
+          <w:sz w:val="16"/>
+          <w:szCs w:val="16"/>
+        </w:rPr>
+        <w:t xml:space="preserve"> vinculadas al sistema de prevención del lavado de activos o del financiamiento del terrorismo o por falta de transparencia de </w:t>
+      </w:r>
+      <w:r>
+        <w:rPr>
+          <w:rFonts w:cstheme="minorHAnsi"/>
+          <w:b/>
+          <w:sz w:val="16"/>
+          <w:szCs w:val="16"/>
+        </w:rPr>
+        <w:t>EL CLIENTE</w:t>
+      </w:r>
+      <w:r>
+        <w:rPr>
+          <w:rFonts w:cstheme="minorHAnsi"/>
+          <w:sz w:val="16"/>
+          <w:szCs w:val="16"/>
+        </w:rPr>
+        <w:t xml:space="preserve">. Para efectos de lo señalado en el párrafo anterior, se considerará que hay falta de transparencia de </w:t>
+      </w:r>
+      <w:r>
+        <w:rPr>
+          <w:rFonts w:cstheme="minorHAnsi"/>
+          <w:b/>
+          <w:sz w:val="16"/>
+          <w:szCs w:val="16"/>
+        </w:rPr>
+        <w:t>EL CLIENTE</w:t>
+      </w:r>
+      <w:r>
+        <w:rPr>
+          <w:rFonts w:cstheme="minorHAnsi"/>
+          <w:sz w:val="16"/>
+          <w:szCs w:val="16"/>
+        </w:rPr>
+        <w:t xml:space="preserve"> cuando, en la evaluación realizada a la información señalada o presentada por éste antes de la contratación o durante la relación contractual con </w:t>
+      </w:r>
+      <w:r>
+        <w:rPr>
+          <w:rFonts w:cstheme="minorHAnsi"/>
+          <w:b/>
+          <w:sz w:val="16"/>
+          <w:szCs w:val="16"/>
+        </w:rPr>
+        <w:t>CREDIÁGIL</w:t>
+      </w:r>
+      <w:r>
+        <w:rPr>
+          <w:rFonts w:cstheme="minorHAnsi"/>
+          <w:sz w:val="16"/>
+          <w:szCs w:val="16"/>
+        </w:rPr>
+        <w:t xml:space="preserve">, se desprende que dicha información es inexacta, incompleta, falsa o inconsistente con la información previamente declarada o entregada por </w:t>
+      </w:r>
+      <w:r>
+        <w:rPr>
+          <w:rFonts w:cstheme="minorHAnsi"/>
+          <w:b/>
+          <w:sz w:val="16"/>
+          <w:szCs w:val="16"/>
+        </w:rPr>
+        <w:t>EL CLIENTE</w:t>
+      </w:r>
+      <w:r>
+        <w:rPr>
+          <w:rFonts w:cstheme="minorHAnsi"/>
+          <w:sz w:val="16"/>
+          <w:szCs w:val="16"/>
+        </w:rPr>
+        <w:t xml:space="preserve"> a </w:t>
+      </w:r>
+      <w:r>
+        <w:rPr>
+          <w:rFonts w:cstheme="minorHAnsi"/>
+          <w:b/>
+          <w:sz w:val="16"/>
+          <w:szCs w:val="16"/>
+        </w:rPr>
+        <w:t>CREDIÁGIL</w:t>
+      </w:r>
+      <w:r>
+        <w:rPr>
+          <w:rFonts w:cstheme="minorHAnsi"/>
+          <w:sz w:val="16"/>
+          <w:szCs w:val="16"/>
+        </w:rPr>
+        <w:t xml:space="preserve"> y ello pueda repercutir negativamente en el riesgo de reputación o legal de </w:t>
+      </w:r>
+      <w:r>
+        <w:rPr>
+          <w:rFonts w:cstheme="minorHAnsi"/>
+          <w:b/>
+          <w:sz w:val="16"/>
+          <w:szCs w:val="16"/>
+        </w:rPr>
+        <w:t>CREDIÁGIL</w:t>
+      </w:r>
+      <w:r>
+        <w:rPr>
+          <w:rFonts w:cstheme="minorHAnsi"/>
+          <w:sz w:val="16"/>
+          <w:szCs w:val="16"/>
+        </w:rPr>
+        <w:t xml:space="preserve">. Si </w:t>
+      </w:r>
+      <w:r>
+        <w:rPr>
+          <w:rFonts w:cstheme="minorHAnsi"/>
+          <w:b/>
+          <w:sz w:val="16"/>
+          <w:szCs w:val="16"/>
+        </w:rPr>
+        <w:t>CREDIÁGIL</w:t>
+      </w:r>
+      <w:r>
+        <w:rPr>
+          <w:rFonts w:cstheme="minorHAnsi"/>
+          <w:sz w:val="16"/>
+          <w:szCs w:val="16"/>
+        </w:rPr>
+        <w:t xml:space="preserve"> decidiese resolver el contrato suscrito con </w:t>
+      </w:r>
+      <w:r>
+        <w:rPr>
+          <w:rFonts w:cstheme="minorHAnsi"/>
+          <w:b/>
+          <w:sz w:val="16"/>
+          <w:szCs w:val="16"/>
+        </w:rPr>
+        <w:t>EL CLIENTE</w:t>
+      </w:r>
+      <w:r>
+        <w:rPr>
+          <w:rFonts w:cstheme="minorHAnsi"/>
+          <w:sz w:val="16"/>
+          <w:szCs w:val="16"/>
+        </w:rPr>
+        <w:t xml:space="preserve"> o modificar las condiciones contractuales específicamente por las causales de las normas prudenciales, </w:t>
+      </w:r>
+      <w:r>
+        <w:rPr>
+          <w:rFonts w:cstheme="minorHAnsi"/>
+          <w:b/>
+          <w:sz w:val="16"/>
+          <w:szCs w:val="16"/>
+        </w:rPr>
+        <w:t>CREDIÁGIL</w:t>
+      </w:r>
+      <w:r>
+        <w:rPr>
+          <w:rFonts w:cstheme="minorHAnsi"/>
+          <w:sz w:val="16"/>
+          <w:szCs w:val="16"/>
+        </w:rPr>
+        <w:t xml:space="preserve"> comunicará a </w:t>
+      </w:r>
+      <w:r>
+        <w:rPr>
+          <w:rFonts w:cstheme="minorHAnsi"/>
+          <w:b/>
+          <w:sz w:val="16"/>
+          <w:szCs w:val="16"/>
+        </w:rPr>
+        <w:t>EL CLIENTE</w:t>
+      </w:r>
+      <w:r>
+        <w:rPr>
+          <w:rFonts w:cstheme="minorHAnsi"/>
+          <w:sz w:val="16"/>
+          <w:szCs w:val="16"/>
+        </w:rPr>
+        <w:t xml:space="preserve">, dentro de los 7 días posteriores a dicha modificación o resolución, en la que señalará que la resolución o modificación del contrato se realiza sobre la base de lo dispuesto en el artículo 85° del Código de Protección y Defensa del Consumidor, en aquellos casos en los que ésta se produzca como consecuencia de la detección de actividades que atentan contra el sistema de prevención del lavado de activos o por la falta de transparencia. </w:t>
+      </w:r>
+      <w:r>
+        <w:rPr>
+          <w:rFonts w:cstheme="minorHAnsi"/>
+          <w:b/>
+          <w:sz w:val="16"/>
+          <w:szCs w:val="16"/>
+        </w:rPr>
+        <w:t>EL CLIENTE</w:t>
+      </w:r>
+      <w:r>
+        <w:rPr>
+          <w:rFonts w:cstheme="minorHAnsi"/>
+          <w:sz w:val="16"/>
+          <w:szCs w:val="16"/>
+        </w:rPr>
+        <w:t xml:space="preserve"> autoriza expresa e irrevocablemente a  </w:t>
+      </w:r>
+      <w:r>
+        <w:rPr>
+          <w:rFonts w:cstheme="minorHAnsi"/>
+          <w:b/>
+          <w:sz w:val="16"/>
+          <w:szCs w:val="16"/>
+        </w:rPr>
+        <w:t>CREDIÁGIL</w:t>
+      </w:r>
+      <w:r>
+        <w:rPr>
+          <w:rFonts w:cstheme="minorHAnsi"/>
+          <w:sz w:val="16"/>
+          <w:szCs w:val="16"/>
+        </w:rPr>
+        <w:t xml:space="preserve"> para que éste, a su solo criterio y bajo su facultad de compensación, pueda aplicar a la amortización y/o cancelación de la(s) cuota(s) vencidas y exigibles del Saldo Deudor o del importe total del mismo, cualquier suma, valor o bien que tuviera en su poder a nombre d</w:t>
+      </w:r>
+      <w:r>
+        <w:rPr>
+          <w:rFonts w:cstheme="minorHAnsi"/>
+          <w:b/>
+          <w:sz w:val="16"/>
+          <w:szCs w:val="16"/>
+        </w:rPr>
+        <w:t>el</w:t>
+      </w:r>
+      <w:r>
+        <w:rPr>
+          <w:rFonts w:cstheme="minorHAnsi"/>
+          <w:b/>
+          <w:sz w:val="16"/>
+          <w:szCs w:val="16"/>
+        </w:rPr>
+        <w:t xml:space="preserve"> CLIENTE</w:t>
+      </w:r>
+      <w:r>
+        <w:rPr>
+          <w:rFonts w:cstheme="minorHAnsi"/>
+          <w:sz w:val="16"/>
+          <w:szCs w:val="16"/>
+        </w:rPr>
+        <w:t xml:space="preserve">, bajo cualquier modalidad, o que esté destinada a ser entregada o abonada al CLIENTE, sin reserva ni limitación alguna y conforme a la Ley General, sea cual fuere el fin para el cual estén destinados y cualquiera sea la oportunidad en que se efectúe la operación, entendiéndose que cualquier instrucción distinta queda revocada debiendo </w:t>
+      </w:r>
+      <w:r>
+        <w:rPr>
+          <w:rFonts w:cstheme="minorHAnsi"/>
+          <w:b/>
+          <w:sz w:val="16"/>
+          <w:szCs w:val="16"/>
+        </w:rPr>
+        <w:t>CREDIÁGIL</w:t>
+      </w:r>
+      <w:r>
+        <w:rPr>
+          <w:rFonts w:cstheme="minorHAnsi"/>
+          <w:sz w:val="16"/>
+          <w:szCs w:val="16"/>
+        </w:rPr>
+        <w:t xml:space="preserve"> comunicar a </w:t>
+      </w:r>
+      <w:r>
+        <w:rPr>
+          <w:rFonts w:cstheme="minorHAnsi"/>
+          <w:b/>
+          <w:sz w:val="16"/>
+          <w:szCs w:val="16"/>
+        </w:rPr>
+        <w:t>EL CLIENTE</w:t>
+      </w:r>
+      <w:r>
+        <w:rPr>
+          <w:rFonts w:cstheme="minorHAnsi"/>
+          <w:sz w:val="16"/>
+          <w:szCs w:val="16"/>
+        </w:rPr>
+        <w:t xml:space="preserve"> la compensación luego de hacerse efectiva mediante los medios de comunicación indirectos antes señalados.</w:t>
       </w:r>
     </w:p>
     <w:p>
@@ -921,89 +3725,1209 @@
         <w:jc w:val="both"/>
         <w:rPr>
           <w:rFonts w:cstheme="minorHAnsi"/>
-          <w:sz w:val="16"/>
-          <w:szCs w:val="16"/>
-        </w:rPr>
-      </w:pPr>
-      <w:r>
-        <w:rPr>
-          <w:rFonts w:cstheme="minorHAnsi"/>
-          <w:b/>
-          <w:sz w:val="16"/>
-          <w:szCs w:val="16"/>
-        </w:rPr>
-        <w:t>13.-INTERESES, COMISIONES Y GASTOS</w:t>
-      </w:r>
-      <w:r>
-        <w:rPr>
-          <w:rFonts w:cstheme="minorHAnsi"/>
-          <w:sz w:val="16"/>
-          <w:szCs w:val="16"/>
-        </w:rPr>
-        <w:t xml:space="preserve">.- Queda pactado que CREDIAGIL cobrará a EL CLIENTE la tasa de interés compensatorio fijo y en caso de incumplimiento las penalidades, así como las comisiones, impuestos y gastos, en los porcentajes, montos y periodicidad indicados en la Hoja Resumen. Las partes acuerdan que la tasa de costo efectivo anual (TCEA - Tasa que permite igualar el valor actual de todas las cuotas con el monto que efectivamente haya sido recibido en préstamo) del préstamo es aquella que se señala en la Hoja Resumen antes mencionada. EL CLIENTE reconoce haber sido instruido sobre la forma de cálculo, oportunidad de cobro y el monto de los conceptos mencionados anteriormente, manifestando su aceptación y conformidad con los mismos. Queda expresamente pactado que la demora en el pago de cualesquiera de las obligaciones asumidas por EL CLIENTE determinará que las sumas adeudadas generen las penalidades en forma diaria adicional al interés compensatorio pactado. Por tanto, la falta de pago oportuno por EL CLIENTE de cualquiera de sus obligaciones, determina que incurra en mora. La tasa de interés no podrá ser modificada por CREDI AGIL. CREDI AGIL utilizará medios directos de comunicación tales como: aviso escrito al domicilio, correo electrónico, estado de cuenta o comunicaciones telefónicas para informar a EL CLIENTE las modificaciones contractuales referidas a: i) las penalidades, comisiones, gastos y como consecuencia de ello la TCEA, cuando dichas modificaciones generen un perjuicio a los usuarios ii) la resolución del contrato por causal distinta al incumplimiento, iii) la limitación o exoneración de responsabilidad por parte de las empresas y iv) incorporación de servicios que no se encuentren directamente relacionados al producto o servicio contratado. En los supuestos mencionados en el presente párrafo, CREDI AGIL deberá enviar a EL CLIENTE una comunicación con un plazo previo de 45 días calendario. Del mismo modo, se pacta que CREDI AGIL utilizará los medios de comunicación indirectos como: avisos en los </w:t>
+          <w:b/>
+          <w:sz w:val="16"/>
+          <w:szCs w:val="16"/>
+        </w:rPr>
+      </w:pPr>
+    </w:p>
+    <w:p>
+      <w:pPr>
+        <w:spacing w:after="0"/>
+        <w:jc w:val="both"/>
+        <w:rPr>
+          <w:rFonts w:cstheme="minorHAnsi"/>
+          <w:sz w:val="16"/>
+          <w:szCs w:val="16"/>
+          <w:u w:val="single"/>
+        </w:rPr>
+      </w:pPr>
+      <w:r>
+        <w:rPr>
+          <w:rFonts w:cstheme="minorHAnsi"/>
+          <w:b/>
+          <w:sz w:val="16"/>
+          <w:szCs w:val="16"/>
+          <w:u w:val="single"/>
+        </w:rPr>
+        <w:t>14.- VALOR CONSTANTE</w:t>
+      </w:r>
+    </w:p>
+    <w:p>
+      <w:pPr>
+        <w:spacing w:after="0"/>
+        <w:jc w:val="both"/>
+        <w:rPr>
+          <w:rFonts w:cstheme="minorHAnsi"/>
+          <w:sz w:val="16"/>
+          <w:szCs w:val="16"/>
+        </w:rPr>
+      </w:pPr>
+      <w:r>
+        <w:rPr>
+          <w:rFonts w:cstheme="minorHAnsi"/>
+          <w:sz w:val="16"/>
+          <w:szCs w:val="16"/>
+        </w:rPr>
+        <w:lastRenderedPageBreak/>
+        <w:t xml:space="preserve">A fin de mantener un valor constante, el monto del Préstamo y las obligaciones futuras materia de éste Contrato, </w:t>
+      </w:r>
+      <w:r>
+        <w:rPr>
+          <w:rFonts w:cstheme="minorHAnsi"/>
+          <w:b/>
+          <w:sz w:val="16"/>
+          <w:szCs w:val="16"/>
+        </w:rPr>
+        <w:t>CREDIÁGIL</w:t>
+      </w:r>
+      <w:r>
+        <w:rPr>
+          <w:rFonts w:cstheme="minorHAnsi"/>
+          <w:sz w:val="16"/>
+          <w:szCs w:val="16"/>
+        </w:rPr>
+        <w:t xml:space="preserve"> y </w:t>
+      </w:r>
+      <w:r>
+        <w:rPr>
+          <w:rFonts w:cstheme="minorHAnsi"/>
+          <w:b/>
+          <w:sz w:val="16"/>
+          <w:szCs w:val="16"/>
+        </w:rPr>
+        <w:t>EL CLIENTE</w:t>
+      </w:r>
+      <w:r>
+        <w:rPr>
+          <w:rFonts w:cstheme="minorHAnsi"/>
+          <w:sz w:val="16"/>
+          <w:szCs w:val="16"/>
+        </w:rPr>
+        <w:t xml:space="preserve">, a tenor de lo dispuesto por el Artículo 1235 del Código Civil, acuerdan que </w:t>
+      </w:r>
+      <w:r>
+        <w:rPr>
+          <w:rFonts w:cstheme="minorHAnsi"/>
+          <w:b/>
+          <w:sz w:val="16"/>
+          <w:szCs w:val="16"/>
+        </w:rPr>
+        <w:t>CREDIÁGIL</w:t>
+      </w:r>
+      <w:r>
+        <w:rPr>
+          <w:rFonts w:cstheme="minorHAnsi"/>
+          <w:sz w:val="16"/>
+          <w:szCs w:val="16"/>
+        </w:rPr>
+        <w:t xml:space="preserve"> podrá cobrar dichas obligaciones y sus respectivos intereses y gastos reajustando el importe a cobrar al Tipo de Cambio Promedio Ponderado de Oferta y Demanda de Dólares Americanos, publicado en el Diario Oficial “El Peruano”, vigente a la fecha del presente Contrato y/o de sus futuras Renovaciones.</w:t>
+      </w:r>
+    </w:p>
+    <w:p>
+      <w:pPr>
+        <w:spacing w:after="0"/>
+        <w:jc w:val="both"/>
+        <w:rPr>
+          <w:rFonts w:cstheme="minorHAnsi"/>
+          <w:b/>
+          <w:sz w:val="16"/>
+          <w:szCs w:val="16"/>
+        </w:rPr>
+      </w:pPr>
+    </w:p>
+    <w:p>
+      <w:pPr>
+        <w:spacing w:after="0"/>
+        <w:jc w:val="both"/>
+        <w:rPr>
+          <w:rFonts w:cstheme="minorHAnsi"/>
+          <w:sz w:val="16"/>
+          <w:szCs w:val="16"/>
+          <w:u w:val="single"/>
+        </w:rPr>
+      </w:pPr>
+      <w:r>
+        <w:rPr>
+          <w:rFonts w:cstheme="minorHAnsi"/>
+          <w:b/>
+          <w:sz w:val="16"/>
+          <w:szCs w:val="16"/>
+          <w:u w:val="single"/>
+        </w:rPr>
+        <w:t>15.- DOMICILIO</w:t>
+      </w:r>
+    </w:p>
+    <w:p>
+      <w:pPr>
+        <w:spacing w:after="0"/>
+        <w:jc w:val="both"/>
+        <w:rPr>
+          <w:rFonts w:cstheme="minorHAnsi"/>
+          <w:sz w:val="16"/>
+          <w:szCs w:val="16"/>
+        </w:rPr>
+      </w:pPr>
+      <w:r>
+        <w:rPr>
+          <w:rFonts w:cstheme="minorHAnsi"/>
+          <w:sz w:val="16"/>
+          <w:szCs w:val="16"/>
+        </w:rPr>
+        <w:t>Para la validez de todas las comunicaciones y notificaciones, con motivo de la ejecución de este contrato, ambas partes señalan como sus domicilios los indicados en el presente documento y sus anexos. El cambio de domicilio de cualquiera de las partes solo surtirá efectos desde la fecha de comunicación a la otra parte, por cualquier medio escrito, con un plazo de anticipación no menor a cinco días.</w:t>
+      </w:r>
+    </w:p>
+    <w:p>
+      <w:pPr>
+        <w:spacing w:after="0"/>
+        <w:jc w:val="both"/>
+        <w:rPr>
+          <w:rFonts w:cstheme="minorHAnsi"/>
+          <w:b/>
+          <w:sz w:val="16"/>
+          <w:szCs w:val="16"/>
+        </w:rPr>
+      </w:pPr>
+    </w:p>
+    <w:p>
+      <w:pPr>
+        <w:spacing w:after="0"/>
+        <w:jc w:val="both"/>
+        <w:rPr>
+          <w:rFonts w:cstheme="minorHAnsi"/>
+          <w:sz w:val="16"/>
+          <w:szCs w:val="16"/>
+          <w:u w:val="single"/>
+        </w:rPr>
+      </w:pPr>
+      <w:r>
+        <w:rPr>
+          <w:rFonts w:cstheme="minorHAnsi"/>
+          <w:b/>
+          <w:sz w:val="16"/>
+          <w:szCs w:val="16"/>
+          <w:u w:val="single"/>
+        </w:rPr>
+        <w:t>16.- DE LA CESIÓN DE DERECHOS</w:t>
+      </w:r>
+    </w:p>
+    <w:p>
+      <w:pPr>
+        <w:spacing w:after="0"/>
+        <w:jc w:val="both"/>
+        <w:rPr>
+          <w:rFonts w:cstheme="minorHAnsi"/>
+          <w:sz w:val="16"/>
+          <w:szCs w:val="16"/>
+        </w:rPr>
+      </w:pPr>
+      <w:r>
+        <w:rPr>
+          <w:rFonts w:cstheme="minorHAnsi"/>
+          <w:b/>
+          <w:sz w:val="16"/>
+          <w:szCs w:val="16"/>
+        </w:rPr>
+        <w:t>EL CLIENTE</w:t>
+      </w:r>
+      <w:r>
+        <w:rPr>
+          <w:rFonts w:cstheme="minorHAnsi"/>
+          <w:sz w:val="16"/>
+          <w:szCs w:val="16"/>
+        </w:rPr>
+        <w:t xml:space="preserve"> presta su conformidad y expresamente autoriza a </w:t>
+      </w:r>
+      <w:r>
+        <w:rPr>
+          <w:rFonts w:cstheme="minorHAnsi"/>
+          <w:b/>
+          <w:sz w:val="16"/>
+          <w:szCs w:val="16"/>
+        </w:rPr>
+        <w:t>CREDIÁGIL</w:t>
+      </w:r>
+      <w:r>
+        <w:rPr>
+          <w:rFonts w:cstheme="minorHAnsi"/>
+          <w:sz w:val="16"/>
+          <w:szCs w:val="16"/>
+        </w:rPr>
+        <w:t xml:space="preserve"> para ceder o transmitir total o parcialmente los derechos y obligaciones derivados de este contrato en favor de un tercero. No será necesaria la comunicación de fecha cierta a </w:t>
+      </w:r>
+      <w:r>
+        <w:rPr>
+          <w:rFonts w:cstheme="minorHAnsi"/>
+          <w:b/>
+          <w:sz w:val="16"/>
+          <w:szCs w:val="16"/>
+        </w:rPr>
+        <w:t>EL CLIENTE</w:t>
+      </w:r>
+      <w:r>
+        <w:rPr>
+          <w:rFonts w:cstheme="minorHAnsi"/>
+          <w:sz w:val="16"/>
+          <w:szCs w:val="16"/>
+        </w:rPr>
+        <w:t xml:space="preserve"> para que la cesión surta efectos. Asimismo, </w:t>
+      </w:r>
+      <w:r>
+        <w:rPr>
+          <w:rFonts w:cstheme="minorHAnsi"/>
+          <w:b/>
+          <w:sz w:val="16"/>
+          <w:szCs w:val="16"/>
+        </w:rPr>
+        <w:t>CREDIÁGIL</w:t>
+      </w:r>
+      <w:r>
+        <w:rPr>
+          <w:rFonts w:cstheme="minorHAnsi"/>
+          <w:sz w:val="16"/>
+          <w:szCs w:val="16"/>
+        </w:rPr>
+        <w:t xml:space="preserve"> podrá</w:t>
+      </w:r>
+      <w:r>
+        <w:rPr>
+          <w:rFonts w:cstheme="minorHAnsi"/>
+          <w:sz w:val="16"/>
+          <w:szCs w:val="16"/>
+        </w:rPr>
+        <w:t xml:space="preserve"> afectar o dar en garantía, cualquiera que sea la forma que </w:t>
+      </w:r>
+      <w:r>
+        <w:rPr>
+          <w:rFonts w:cstheme="minorHAnsi"/>
+          <w:sz w:val="16"/>
+          <w:szCs w:val="16"/>
+        </w:rPr>
+        <w:t>esta</w:t>
+      </w:r>
+      <w:r>
+        <w:rPr>
+          <w:rFonts w:cstheme="minorHAnsi"/>
+          <w:sz w:val="16"/>
+          <w:szCs w:val="16"/>
+        </w:rPr>
+        <w:t xml:space="preserve"> revista, los derechos que este contrato confiere, en aplicación del 1206 y 1211 del Código Civil. </w:t>
+      </w:r>
+      <w:r>
+        <w:rPr>
+          <w:rFonts w:cstheme="minorHAnsi"/>
+          <w:b/>
+          <w:sz w:val="16"/>
+          <w:szCs w:val="16"/>
+        </w:rPr>
+        <w:t>CREDIÁGIL</w:t>
+      </w:r>
+      <w:r>
+        <w:rPr>
+          <w:rFonts w:cstheme="minorHAnsi"/>
+          <w:sz w:val="16"/>
+          <w:szCs w:val="16"/>
+        </w:rPr>
+        <w:t xml:space="preserve"> comunicará a </w:t>
+      </w:r>
+      <w:r>
+        <w:rPr>
+          <w:rFonts w:cstheme="minorHAnsi"/>
+          <w:b/>
+          <w:sz w:val="16"/>
+          <w:szCs w:val="16"/>
+        </w:rPr>
+        <w:t>EL CLIENTE</w:t>
+      </w:r>
+      <w:r>
+        <w:rPr>
+          <w:rFonts w:cstheme="minorHAnsi"/>
+          <w:sz w:val="16"/>
+          <w:szCs w:val="16"/>
+        </w:rPr>
+        <w:t xml:space="preserve"> la cesión de derechos, con carácter informativo, mediante los </w:t>
+      </w:r>
+      <w:r>
+        <w:rPr>
+          <w:rFonts w:cstheme="minorHAnsi"/>
+          <w:sz w:val="16"/>
+          <w:szCs w:val="16"/>
+        </w:rPr>
+        <w:t>váuchers</w:t>
+      </w:r>
+      <w:r>
+        <w:rPr>
+          <w:rFonts w:cstheme="minorHAnsi"/>
+          <w:sz w:val="16"/>
+          <w:szCs w:val="16"/>
+        </w:rPr>
+        <w:t xml:space="preserve"> de pago u Hoja Resumen.</w:t>
+      </w:r>
+    </w:p>
+    <w:p>
+      <w:pPr>
+        <w:spacing w:after="0"/>
+        <w:jc w:val="both"/>
+        <w:rPr>
+          <w:rFonts w:cstheme="minorHAnsi"/>
+          <w:b/>
+          <w:sz w:val="16"/>
+          <w:szCs w:val="16"/>
+        </w:rPr>
+      </w:pPr>
+    </w:p>
+    <w:p>
+      <w:pPr>
+        <w:spacing w:after="0"/>
+        <w:jc w:val="both"/>
+        <w:rPr>
+          <w:rFonts w:cstheme="minorHAnsi"/>
+          <w:sz w:val="16"/>
+          <w:szCs w:val="16"/>
+          <w:u w:val="single"/>
+        </w:rPr>
+      </w:pPr>
+      <w:r>
+        <w:rPr>
+          <w:rFonts w:cstheme="minorHAnsi"/>
+          <w:b/>
+          <w:sz w:val="16"/>
+          <w:szCs w:val="16"/>
+          <w:u w:val="single"/>
+        </w:rPr>
+        <w:t>17.- DATOS PERSONALES</w:t>
+      </w:r>
+    </w:p>
+    <w:p>
+      <w:pPr>
+        <w:spacing w:after="0"/>
+        <w:jc w:val="both"/>
+        <w:rPr>
+          <w:rFonts w:cstheme="minorHAnsi"/>
+          <w:sz w:val="16"/>
+          <w:szCs w:val="16"/>
+        </w:rPr>
+      </w:pPr>
+      <w:r>
+        <w:rPr>
+          <w:rFonts w:cstheme="minorHAnsi"/>
+          <w:b/>
+          <w:sz w:val="16"/>
+          <w:szCs w:val="16"/>
+        </w:rPr>
+        <w:t>EL CLIENTE</w:t>
+      </w:r>
+      <w:r>
+        <w:rPr>
+          <w:rFonts w:cstheme="minorHAnsi"/>
+          <w:sz w:val="16"/>
+          <w:szCs w:val="16"/>
+        </w:rPr>
+        <w:t xml:space="preserve"> reconoce que en el marco de la relación que este contrato genera ha entregado a </w:t>
+      </w:r>
+      <w:r>
+        <w:rPr>
+          <w:rFonts w:cstheme="minorHAnsi"/>
+          <w:b/>
+          <w:sz w:val="16"/>
+          <w:szCs w:val="16"/>
+        </w:rPr>
+        <w:t>CREDIÁGIL</w:t>
+      </w:r>
+      <w:r>
+        <w:rPr>
+          <w:rFonts w:cstheme="minorHAnsi"/>
+          <w:sz w:val="16"/>
+          <w:szCs w:val="16"/>
+        </w:rPr>
+        <w:t xml:space="preserve"> información y/o documentación sobre su situación personal, financiera y crediticia, que pudiera ser calificada como “Datos Personales” conforme a la legislación de la materia, la misma que por la presente cláusula autoriza expresamente a </w:t>
+      </w:r>
+      <w:r>
+        <w:rPr>
+          <w:rFonts w:cstheme="minorHAnsi"/>
+          <w:b/>
+          <w:sz w:val="16"/>
+          <w:szCs w:val="16"/>
+        </w:rPr>
+        <w:t>CREDIÁGIL</w:t>
+      </w:r>
+      <w:r>
+        <w:rPr>
+          <w:rFonts w:cstheme="minorHAnsi"/>
+          <w:sz w:val="16"/>
+          <w:szCs w:val="16"/>
+        </w:rPr>
+        <w:t xml:space="preserve"> a dar tratamiento y procesar de la manera más amplia permitida por las normas pertinentes y conforme a los procedimientos que </w:t>
+      </w:r>
+      <w:r>
+        <w:rPr>
+          <w:rFonts w:cstheme="minorHAnsi"/>
+          <w:b/>
+          <w:sz w:val="16"/>
+          <w:szCs w:val="16"/>
+        </w:rPr>
+        <w:t>CREDIÁGIL</w:t>
+      </w:r>
+      <w:r>
+        <w:rPr>
+          <w:rFonts w:cstheme="minorHAnsi"/>
+          <w:sz w:val="16"/>
+          <w:szCs w:val="16"/>
+        </w:rPr>
+        <w:t xml:space="preserve"> determine en el marco de sus operaciones habituales relacionada específicamente a la operación de crédito.</w:t>
+      </w:r>
+    </w:p>
+    <w:p>
+      <w:pPr>
+        <w:jc w:val="both"/>
+        <w:rPr>
+          <w:rFonts w:cstheme="minorHAnsi"/>
+          <w:sz w:val="16"/>
+          <w:szCs w:val="16"/>
+        </w:rPr>
+      </w:pPr>
+      <w:r>
+        <w:rPr>
+          <w:rFonts w:cstheme="minorHAnsi"/>
+          <w:sz w:val="16"/>
+          <w:szCs w:val="16"/>
+        </w:rPr>
+        <w:t>En señal de conformidad los intervinientes suscriben el presente contrato por duplicado, en la ciudad de</w:t>
+      </w:r>
+      <w:r>
+        <w:rPr>
+          <w:b/>
+          <w:bCs/>
+        </w:rPr>
+        <w:t xml:space="preserve"> </w:t>
+      </w:r>
+      <w:r>
+        <w:rPr>
+          <w:rFonts w:cstheme="minorHAnsi"/>
+          <w:b/>
+          <w:bCs/>
+          <w:sz w:val="16"/>
+          <w:szCs w:val="16"/>
+        </w:rPr>
+        <w:t>{{SISTEMA_CIUDAD}}</w:t>
+      </w:r>
+      <w:r>
+        <w:rPr>
+          <w:rFonts w:cstheme="minorHAnsi"/>
+          <w:sz w:val="16"/>
+          <w:szCs w:val="16"/>
+        </w:rPr>
+        <w:t xml:space="preserve"> a los </w:t>
+      </w:r>
+      <w:r>
+        <w:rPr>
+          <w:rFonts w:cstheme="minorHAnsi"/>
+          <w:b/>
+          <w:bCs/>
+          <w:sz w:val="16"/>
+          <w:szCs w:val="16"/>
+        </w:rPr>
+        <w:t>{{SISTEMA_DIA}}</w:t>
+      </w:r>
+      <w:r>
+        <w:rPr>
+          <w:rFonts w:cstheme="minorHAnsi"/>
+          <w:sz w:val="16"/>
+          <w:szCs w:val="16"/>
+        </w:rPr>
+        <w:t xml:space="preserve"> días del mes </w:t>
+      </w:r>
+      <w:r>
+        <w:rPr>
+          <w:rFonts w:cstheme="minorHAnsi"/>
+          <w:b/>
+          <w:bCs/>
+          <w:sz w:val="16"/>
+          <w:szCs w:val="16"/>
+        </w:rPr>
+        <w:t>{{SISTEMA_MES_TEXTO}}</w:t>
+      </w:r>
+      <w:r>
+        <w:rPr>
+          <w:rFonts w:cstheme="minorHAnsi"/>
+          <w:sz w:val="16"/>
+          <w:szCs w:val="16"/>
+        </w:rPr>
+        <w:t xml:space="preserve"> de </w:t>
+      </w:r>
+      <w:r>
+        <w:rPr>
+          <w:rFonts w:cstheme="minorHAnsi"/>
+          <w:b/>
+          <w:bCs/>
+          <w:sz w:val="16"/>
+          <w:szCs w:val="16"/>
+        </w:rPr>
+        <w:t>{{SISTEMA_ANIO}}</w:t>
+      </w:r>
+      <w:r>
+        <w:rPr>
+          <w:rFonts w:cstheme="minorHAnsi"/>
+          <w:sz w:val="16"/>
+          <w:szCs w:val="16"/>
+        </w:rPr>
+        <w:t>.</w:t>
+      </w:r>
+      <w:r>
+        <w:rPr>
+          <w:rFonts w:cstheme="minorHAnsi"/>
+          <w:sz w:val="16"/>
+          <w:szCs w:val="16"/>
+        </w:rPr>
+        <w:t xml:space="preserve"> </w:t>
+      </w:r>
+    </w:p>
+    <w:p>
+      <w:pPr>
+        <w:spacing w:after="0"/>
+        <w:jc w:val="both"/>
+        <w:rPr>
+          <w:rFonts w:cstheme="minorHAnsi"/>
+          <w:b/>
+          <w:sz w:val="16"/>
+          <w:szCs w:val="16"/>
+        </w:rPr>
+      </w:pPr>
+      <w:r>
+        <w:rPr>
+          <w:rFonts w:cstheme="minorHAnsi"/>
+          <w:b/>
+          <w:sz w:val="16"/>
+          <w:szCs w:val="16"/>
+        </w:rPr>
+        <w:t>ANEXO 01: INDIVIDUACIÓN TÉCNICA Y ESTADO DEL BIEN (JOYAS)</w:t>
+      </w:r>
+    </w:p>
+    <w:p>
+      <w:pPr>
+        <w:spacing w:after="0"/>
+        <w:jc w:val="both"/>
+        <w:rPr>
+          <w:rFonts w:cstheme="minorHAnsi"/>
+          <w:bCs/>
+          <w:sz w:val="16"/>
+          <w:szCs w:val="16"/>
+        </w:rPr>
+      </w:pPr>
+      <w:r>
+        <w:rPr>
+          <w:rFonts w:cstheme="minorHAnsi"/>
+          <w:bCs/>
+          <w:sz w:val="16"/>
+          <w:szCs w:val="16"/>
+        </w:rPr>
+        <w:t xml:space="preserve">Este documento forma parte integrante del Contrato </w:t>
       </w:r>
       <w:proofErr w:type="spellStart"/>
       <w:r>
         <w:rPr>
           <w:rFonts w:cstheme="minorHAnsi"/>
-          <w:sz w:val="16"/>
-          <w:szCs w:val="16"/>
-        </w:rPr>
-        <w:t>vouchers</w:t>
+          <w:b/>
+          <w:bCs/>
+          <w:color w:val="000000"/>
+          <w:sz w:val="16"/>
+          <w:szCs w:val="16"/>
+          <w:lang w:val="es-MX"/>
+        </w:rPr>
+        <w:t>Nº</w:t>
       </w:r>
       <w:proofErr w:type="spellEnd"/>
       <w:r>
         <w:rPr>
           <w:rFonts w:cstheme="minorHAnsi"/>
-          <w:sz w:val="16"/>
-          <w:szCs w:val="16"/>
-        </w:rPr>
-        <w:t xml:space="preserve"> de pago, el Tarifario vigente y la Página Web para comunicar modificaciones contractuales distintas a los previamente indicados o en caso éstas resulten favorables a EL CLIENTE. La comunicación realizada </w:t>
+          <w:bCs/>
+          <w:sz w:val="16"/>
+          <w:szCs w:val="16"/>
+        </w:rPr>
+        <w:t xml:space="preserve"> {{NUM_CONTRATO}}.</w:t>
+      </w:r>
+    </w:p>
+    <w:p>
+      <w:pPr>
+        <w:spacing w:after="0"/>
+        <w:jc w:val="both"/>
+        <w:rPr>
+          <w:rFonts w:cstheme="minorHAnsi"/>
+          <w:bCs/>
+          <w:sz w:val="16"/>
+          <w:szCs w:val="16"/>
+        </w:rPr>
+      </w:pPr>
+    </w:p>
+    <w:p>
+      <w:pPr>
+        <w:spacing w:after="0"/>
+        <w:jc w:val="both"/>
+        <w:rPr>
+          <w:rFonts w:cstheme="minorHAnsi"/>
+          <w:b/>
+          <w:sz w:val="16"/>
+          <w:szCs w:val="16"/>
+        </w:rPr>
+      </w:pPr>
+      <w:r>
+        <w:rPr>
+          <w:rFonts w:cstheme="minorHAnsi"/>
+          <w:b/>
+          <w:sz w:val="16"/>
+          <w:szCs w:val="16"/>
+        </w:rPr>
+        <w:t>I. IDENTIFICACIÓN DE LAS JOYAS</w:t>
+      </w:r>
+    </w:p>
+    <w:p>
+      <w:pPr>
+        <w:pStyle w:val="Prrafodelista"/>
+        <w:numPr>
+          <w:ilvl w:val="0"/>
+          <w:numId w:val="17"/>
+        </w:numPr>
+        <w:tabs>
+          <w:tab w:val="num" w:pos="720"/>
+        </w:tabs>
+        <w:spacing w:after="0"/>
+        <w:jc w:val="both"/>
+        <w:rPr>
+          <w:rFonts w:cstheme="minorHAnsi"/>
+          <w:b/>
+          <w:sz w:val="16"/>
+          <w:szCs w:val="16"/>
+        </w:rPr>
+      </w:pPr>
+      <w:r>
+        <w:rPr>
+          <w:rFonts w:cstheme="minorHAnsi"/>
+          <w:b/>
+          <w:sz w:val="16"/>
+          <w:szCs w:val="16"/>
+        </w:rPr>
+        <w:t>Descripción del Bien:</w:t>
+      </w:r>
+      <w:r>
+        <w:rPr>
+          <w:rFonts w:cstheme="minorHAnsi"/>
+          <w:bCs/>
+          <w:sz w:val="16"/>
+          <w:szCs w:val="16"/>
+        </w:rPr>
+        <w:t xml:space="preserve"> {{JOYA_DESCRIPCION}}</w:t>
+      </w:r>
+    </w:p>
+    <w:p>
+      <w:pPr>
+        <w:pStyle w:val="Prrafodelista"/>
+        <w:numPr>
+          <w:ilvl w:val="0"/>
+          <w:numId w:val="17"/>
+        </w:numPr>
+        <w:tabs>
+          <w:tab w:val="num" w:pos="720"/>
+        </w:tabs>
+        <w:spacing w:after="0"/>
+        <w:jc w:val="both"/>
+        <w:rPr>
+          <w:rFonts w:cstheme="minorHAnsi"/>
+          <w:b/>
+          <w:sz w:val="16"/>
+          <w:szCs w:val="16"/>
+        </w:rPr>
+      </w:pPr>
+      <w:r>
+        <w:rPr>
+          <w:rFonts w:cstheme="minorHAnsi"/>
+          <w:b/>
+          <w:sz w:val="16"/>
+          <w:szCs w:val="16"/>
+        </w:rPr>
+        <w:t>Material / Calidad:</w:t>
+      </w:r>
+      <w:r>
+        <w:rPr>
+          <w:rFonts w:cstheme="minorHAnsi"/>
+          <w:bCs/>
+          <w:sz w:val="16"/>
+          <w:szCs w:val="16"/>
+        </w:rPr>
+        <w:t xml:space="preserve"> Oro {{JOYA_KILATES}}</w:t>
+      </w:r>
+      <w:r>
+        <w:rPr>
+          <w:rFonts w:cstheme="minorHAnsi"/>
+          <w:bCs/>
+          <w:sz w:val="16"/>
+          <w:szCs w:val="16"/>
+        </w:rPr>
+        <w:t xml:space="preserve"> </w:t>
+      </w:r>
+      <w:r>
+        <w:rPr>
+          <w:rFonts w:cstheme="minorHAnsi"/>
+          <w:bCs/>
+          <w:sz w:val="16"/>
+          <w:szCs w:val="16"/>
+        </w:rPr>
+        <w:t>K</w:t>
+      </w:r>
+    </w:p>
+    <w:p>
+      <w:pPr>
+        <w:pStyle w:val="Prrafodelista"/>
+        <w:numPr>
+          <w:ilvl w:val="0"/>
+          <w:numId w:val="17"/>
+        </w:numPr>
+        <w:tabs>
+          <w:tab w:val="num" w:pos="720"/>
+        </w:tabs>
+        <w:spacing w:after="0"/>
+        <w:jc w:val="both"/>
+        <w:rPr>
+          <w:rFonts w:cstheme="minorHAnsi"/>
+          <w:b/>
+          <w:sz w:val="16"/>
+          <w:szCs w:val="16"/>
+        </w:rPr>
+      </w:pPr>
+      <w:r>
+        <w:rPr>
+          <w:rFonts w:cstheme="minorHAnsi"/>
+          <w:b/>
+          <w:sz w:val="16"/>
+          <w:szCs w:val="16"/>
+        </w:rPr>
+        <w:t>Peso Bruto:</w:t>
+      </w:r>
+      <w:r>
+        <w:rPr>
+          <w:rFonts w:cstheme="minorHAnsi"/>
+          <w:bCs/>
+          <w:sz w:val="16"/>
+          <w:szCs w:val="16"/>
+        </w:rPr>
+        <w:t xml:space="preserve"> {{JOYA_PESO_BRUTO}} gr.</w:t>
+      </w:r>
+    </w:p>
+    <w:p>
+      <w:pPr>
+        <w:pStyle w:val="Prrafodelista"/>
+        <w:numPr>
+          <w:ilvl w:val="0"/>
+          <w:numId w:val="17"/>
+        </w:numPr>
+        <w:tabs>
+          <w:tab w:val="num" w:pos="720"/>
+        </w:tabs>
+        <w:spacing w:after="0"/>
+        <w:jc w:val="both"/>
+        <w:rPr>
+          <w:rFonts w:cstheme="minorHAnsi"/>
+          <w:b/>
+          <w:sz w:val="16"/>
+          <w:szCs w:val="16"/>
+        </w:rPr>
+      </w:pPr>
+      <w:r>
+        <w:rPr>
+          <w:rFonts w:cstheme="minorHAnsi"/>
+          <w:b/>
+          <w:sz w:val="16"/>
+          <w:szCs w:val="16"/>
+        </w:rPr>
+        <w:t>Peso Neto (Estimado):</w:t>
+      </w:r>
+      <w:r>
+        <w:rPr>
+          <w:rFonts w:cstheme="minorHAnsi"/>
+          <w:bCs/>
+          <w:sz w:val="16"/>
+          <w:szCs w:val="16"/>
+        </w:rPr>
+        <w:t xml:space="preserve"> {{JOYA_PESO_NETO}} gr.</w:t>
+      </w:r>
+    </w:p>
+    <w:p>
+      <w:pPr>
+        <w:pStyle w:val="Prrafodelista"/>
+        <w:numPr>
+          <w:ilvl w:val="0"/>
+          <w:numId w:val="17"/>
+        </w:numPr>
+        <w:tabs>
+          <w:tab w:val="num" w:pos="720"/>
+        </w:tabs>
+        <w:spacing w:after="0"/>
+        <w:jc w:val="both"/>
+        <w:rPr>
+          <w:rFonts w:cstheme="minorHAnsi"/>
+          <w:b/>
+          <w:sz w:val="16"/>
+          <w:szCs w:val="16"/>
+        </w:rPr>
+      </w:pPr>
+      <w:r>
+        <w:rPr>
+          <w:rFonts w:cstheme="minorHAnsi"/>
+          <w:b/>
+          <w:sz w:val="16"/>
+          <w:szCs w:val="16"/>
+        </w:rPr>
+        <w:t>Estado Estético:</w:t>
+      </w:r>
+      <w:r>
+        <w:rPr>
+          <w:rFonts w:cstheme="minorHAnsi"/>
+          <w:bCs/>
+          <w:sz w:val="16"/>
+          <w:szCs w:val="16"/>
+        </w:rPr>
+        <w:t xml:space="preserve"> {{JOYA_ESTADO}}</w:t>
+      </w:r>
+    </w:p>
+    <w:p>
+      <w:pPr>
+        <w:spacing w:after="0"/>
+        <w:jc w:val="both"/>
+        <w:rPr>
+          <w:rFonts w:cstheme="minorHAnsi"/>
+          <w:b/>
+          <w:sz w:val="16"/>
+          <w:szCs w:val="16"/>
+        </w:rPr>
+      </w:pPr>
+      <w:r>
+        <w:rPr>
+          <w:rFonts w:cstheme="minorHAnsi"/>
+          <w:b/>
+          <w:sz w:val="16"/>
+          <w:szCs w:val="16"/>
+        </w:rPr>
+        <w:t>II. VALORIZACIÓN Y DEVOLUCIÓN PACTADA</w:t>
+      </w:r>
+    </w:p>
+    <w:p>
+      <w:pPr>
+        <w:pStyle w:val="Prrafodelista"/>
+        <w:numPr>
+          <w:ilvl w:val="0"/>
+          <w:numId w:val="18"/>
+        </w:numPr>
+        <w:tabs>
+          <w:tab w:val="num" w:pos="720"/>
+        </w:tabs>
+        <w:spacing w:after="0"/>
+        <w:jc w:val="both"/>
+        <w:rPr>
+          <w:rFonts w:cstheme="minorHAnsi"/>
+          <w:b/>
+          <w:sz w:val="16"/>
+          <w:szCs w:val="16"/>
+        </w:rPr>
+      </w:pPr>
+      <w:r>
+        <w:rPr>
+          <w:rFonts w:cstheme="minorHAnsi"/>
+          <w:b/>
+          <w:sz w:val="16"/>
+          <w:szCs w:val="16"/>
+        </w:rPr>
+        <w:t xml:space="preserve">Valor de Tasación: </w:t>
+      </w:r>
+      <w:r>
+        <w:rPr>
+          <w:rFonts w:cstheme="minorHAnsi"/>
+          <w:bCs/>
+          <w:sz w:val="16"/>
+          <w:szCs w:val="16"/>
+        </w:rPr>
+        <w:t>S/ {{MONTO_TASACION}}</w:t>
+      </w:r>
+    </w:p>
+    <w:p>
+      <w:pPr>
+        <w:pStyle w:val="Prrafodelista"/>
+        <w:numPr>
+          <w:ilvl w:val="0"/>
+          <w:numId w:val="18"/>
+        </w:numPr>
+        <w:tabs>
+          <w:tab w:val="num" w:pos="720"/>
+        </w:tabs>
+        <w:spacing w:after="0"/>
+        <w:jc w:val="both"/>
+        <w:rPr>
+          <w:rFonts w:cstheme="minorHAnsi"/>
+          <w:bCs/>
+          <w:sz w:val="16"/>
+          <w:szCs w:val="16"/>
+        </w:rPr>
+      </w:pPr>
+      <w:r>
+        <w:rPr>
+          <w:rFonts w:cstheme="minorHAnsi"/>
+          <w:b/>
+          <w:sz w:val="16"/>
+          <w:szCs w:val="16"/>
+        </w:rPr>
+        <w:t xml:space="preserve">Monto del Préstamo: </w:t>
+      </w:r>
+      <w:r>
+        <w:rPr>
+          <w:rFonts w:cstheme="minorHAnsi"/>
+          <w:bCs/>
+          <w:sz w:val="16"/>
+          <w:szCs w:val="16"/>
+        </w:rPr>
+        <w:t>S/ {{MONTO_PRESTAMO}} ({{LETRAS_PRESTAMO}} Y 00/100 SOLES)</w:t>
+      </w:r>
+    </w:p>
+    <w:p>
+      <w:pPr>
+        <w:pStyle w:val="Prrafodelista"/>
+        <w:numPr>
+          <w:ilvl w:val="0"/>
+          <w:numId w:val="18"/>
+        </w:numPr>
+        <w:tabs>
+          <w:tab w:val="num" w:pos="720"/>
+        </w:tabs>
+        <w:spacing w:after="0"/>
+        <w:jc w:val="both"/>
+        <w:rPr>
+          <w:rFonts w:cstheme="minorHAnsi"/>
+          <w:bCs/>
+          <w:sz w:val="16"/>
+          <w:szCs w:val="16"/>
+        </w:rPr>
+      </w:pPr>
+      <w:r>
+        <w:rPr>
+          <w:rFonts w:cstheme="minorHAnsi"/>
+          <w:b/>
+          <w:sz w:val="16"/>
+          <w:szCs w:val="16"/>
+        </w:rPr>
+        <w:t xml:space="preserve">Monto de Devolución: </w:t>
+      </w:r>
+      <w:r>
+        <w:rPr>
+          <w:rFonts w:cstheme="minorHAnsi"/>
+          <w:bCs/>
+          <w:sz w:val="16"/>
+          <w:szCs w:val="16"/>
+        </w:rPr>
+        <w:t>S/ {{MONTO_DEVOLUCION}} ({{LETRAS_DEVOLUCION}} Y 00/100 SOLES)</w:t>
+      </w:r>
+    </w:p>
+    <w:p>
+      <w:pPr>
+        <w:spacing w:after="0"/>
+        <w:jc w:val="both"/>
+        <w:rPr>
+          <w:rFonts w:cstheme="minorHAnsi"/>
+          <w:b/>
+          <w:sz w:val="16"/>
+          <w:szCs w:val="16"/>
+        </w:rPr>
+      </w:pPr>
+    </w:p>
+    <w:p>
+      <w:pPr>
+        <w:spacing w:after="0"/>
+        <w:jc w:val="both"/>
+        <w:rPr>
+          <w:rFonts w:cstheme="minorHAnsi"/>
+          <w:b/>
+          <w:sz w:val="16"/>
+          <w:szCs w:val="16"/>
+        </w:rPr>
+      </w:pPr>
+      <w:r>
+        <w:rPr>
+          <w:rFonts w:cstheme="minorHAnsi"/>
+          <w:b/>
+          <w:sz w:val="16"/>
+          <w:szCs w:val="16"/>
+        </w:rPr>
+        <w:t>LIMA, {{SISTEMA_DIA}} DE {{SISTEMA_MES}} DE {{SISTEMA_ANIO}}</w:t>
+      </w:r>
+    </w:p>
+    <w:p>
+      <w:pPr>
+        <w:tabs>
+          <w:tab w:val="left" w:pos="2880"/>
+        </w:tabs>
+        <w:rPr>
+          <w:rFonts w:cstheme="minorHAnsi"/>
+          <w:sz w:val="16"/>
+          <w:szCs w:val="16"/>
+        </w:rPr>
+      </w:pPr>
+    </w:p>
+    <w:p>
+      <w:pPr>
+        <w:tabs>
+          <w:tab w:val="left" w:pos="2880"/>
+        </w:tabs>
+        <w:rPr>
+          <w:rFonts w:cstheme="minorHAnsi"/>
+          <w:sz w:val="16"/>
+          <w:szCs w:val="16"/>
+        </w:rPr>
+      </w:pPr>
+    </w:p>
+    <w:p>
+      <w:pPr>
+        <w:tabs>
+          <w:tab w:val="left" w:pos="2880"/>
+        </w:tabs>
+        <w:rPr>
+          <w:rFonts w:cstheme="minorHAnsi"/>
+          <w:sz w:val="16"/>
+          <w:szCs w:val="16"/>
+        </w:rPr>
+      </w:pPr>
+    </w:p>
+    <w:p>
+      <w:pPr>
+        <w:tabs>
+          <w:tab w:val="left" w:pos="2880"/>
+        </w:tabs>
+        <w:rPr>
+          <w:rFonts w:cstheme="minorHAnsi"/>
+          <w:sz w:val="16"/>
+          <w:szCs w:val="16"/>
+        </w:rPr>
+      </w:pPr>
+    </w:p>
+    <w:p>
+      <w:pPr>
+        <w:tabs>
+          <w:tab w:val="left" w:pos="2880"/>
+        </w:tabs>
+        <w:rPr>
+          <w:rFonts w:cstheme="minorHAnsi"/>
+          <w:sz w:val="16"/>
+          <w:szCs w:val="16"/>
+        </w:rPr>
+      </w:pPr>
+    </w:p>
+    <w:p>
+      <w:pPr>
+        <w:tabs>
+          <w:tab w:val="left" w:pos="2880"/>
+        </w:tabs>
+        <w:rPr>
+          <w:rFonts w:cstheme="minorHAnsi"/>
+          <w:sz w:val="16"/>
+          <w:szCs w:val="16"/>
+        </w:rPr>
+      </w:pPr>
+    </w:p>
+    <w:p>
+      <w:pPr>
+        <w:tabs>
+          <w:tab w:val="left" w:pos="2880"/>
+        </w:tabs>
+        <w:rPr>
+          <w:rFonts w:cstheme="minorHAnsi"/>
+          <w:sz w:val="16"/>
+          <w:szCs w:val="16"/>
+        </w:rPr>
+      </w:pPr>
+    </w:p>
+    <w:p>
+      <w:pPr>
+        <w:tabs>
+          <w:tab w:val="left" w:pos="2880"/>
+        </w:tabs>
+        <w:rPr>
+          <w:rFonts w:cstheme="minorHAnsi"/>
+          <w:sz w:val="16"/>
+          <w:szCs w:val="16"/>
+        </w:rPr>
+      </w:pPr>
+    </w:p>
+    <w:p>
+      <w:pPr>
+        <w:tabs>
+          <w:tab w:val="left" w:pos="2880"/>
+        </w:tabs>
+        <w:rPr>
+          <w:rFonts w:cstheme="minorHAnsi"/>
+          <w:sz w:val="16"/>
+          <w:szCs w:val="16"/>
+        </w:rPr>
+      </w:pPr>
+    </w:p>
+    <w:p>
+      <w:pPr>
+        <w:spacing w:after="0"/>
+        <w:jc w:val="both"/>
+        <w:rPr>
+          <w:rFonts w:cstheme="minorHAnsi"/>
+          <w:b/>
+          <w:sz w:val="16"/>
+          <w:szCs w:val="16"/>
+        </w:rPr>
+      </w:pPr>
+      <w:r>
+        <w:rPr>
+          <w:rFonts w:cstheme="minorHAnsi"/>
+          <w:b/>
+          <w:sz w:val="16"/>
+          <w:szCs w:val="16"/>
+        </w:rPr>
+        <w:lastRenderedPageBreak/>
+        <w:t>ANEXO 02: HOJA RESUMEN INFORMATIVA (JOYAS)</w:t>
+      </w:r>
+    </w:p>
+    <w:p>
+      <w:pPr>
+        <w:spacing w:after="0"/>
+        <w:jc w:val="both"/>
+        <w:rPr>
+          <w:rFonts w:cstheme="minorHAnsi"/>
+          <w:bCs/>
+          <w:sz w:val="16"/>
+          <w:szCs w:val="16"/>
+        </w:rPr>
+      </w:pPr>
+      <w:r>
+        <w:rPr>
+          <w:rFonts w:cstheme="minorHAnsi"/>
+          <w:bCs/>
+          <w:sz w:val="16"/>
+          <w:szCs w:val="16"/>
+        </w:rPr>
+        <w:t xml:space="preserve">Este documento forma parte integrante del Contrato </w:t>
       </w:r>
       <w:proofErr w:type="spellStart"/>
       <w:r>
         <w:rPr>
           <w:rFonts w:cstheme="minorHAnsi"/>
-          <w:sz w:val="16"/>
-          <w:szCs w:val="16"/>
-        </w:rPr>
-        <w:t>poR</w:t>
+          <w:b/>
+          <w:bCs/>
+          <w:color w:val="000000"/>
+          <w:sz w:val="16"/>
+          <w:szCs w:val="16"/>
+          <w:lang w:val="es-MX"/>
+        </w:rPr>
+        <w:t>Nº</w:t>
       </w:r>
       <w:proofErr w:type="spellEnd"/>
       <w:r>
         <w:rPr>
           <w:rFonts w:cstheme="minorHAnsi"/>
-          <w:sz w:val="16"/>
-          <w:szCs w:val="16"/>
-        </w:rPr>
-        <w:t xml:space="preserve"> CREDI AGIL podrá ser posterior a la implementación de las modificaciones contractuales. Las penalidades, comisiones y gastos podrán ser modificadas por CREDI AGIL y sin que se pueda considerar esta lista como limitativa, bajo los siguientes supuestos: (i) cambios en las condiciones de la economía nacional o internacional; (ii) cambios en el funcionamiento o tendencias de los mercados o la competencia; (iii) cambios en las políticas de gobierno o de Estado que afecten las condiciones del mercado; (iv) impacto de alguna disposición legal sobre costos, características, definición o condiciones de los productos y servicios; (v) modificación de las características, definición, rentabilidad o condiciones de los productos por el CREDI AGIL; (vi) inflación o deflación; devaluación o revaluación de la moneda; (vii) campañas promocionales; (viii) evaluación crediticia de EL CLIENTE o de su empleador, de ser el caso; (ix) encarecimiento de los servicios prestados por terceros cuyos costos son trasladados a EL CLIENTE o de los costos de prestación de los productos y servicios ofrecidos por el CREDIAGIL; (x) crisis financiera; o (xi) hechos ajenos a la voluntad de las partes como conmoción social; desastres naturales; terrorismo; guerra; caso fortuito o fuerza mayor. Las modificaciones contractuales asociadas a la incorporación de servicios que no se encuentren directamente relacionados al producto o servicio contratado y que, por ende, no constituyan una condición para contratar, procederán siempre que se efectúe una comunicación previa a EL CLIENTE con una anticipación no menor a cuarenta y cinco (45) días, a través de los medios de comunicación directos indicados previamente, otorgándose a EL CLIENTE la facultad de aceptar la modificación propuesta, sin que su negativa implique una resolución del contrato principal. De no encontrarse conforme con las modificaciones contractuales comunicadas por CREDIAGIL, EL CLIENTE podrá resolver el contrato debiendo para ello: (i) manifestar su disconformidad por escrito, (ii) resolver expresamente el contrato y (iii) proceder al pago de todo el saldo deudor u obligación que mantuviera pendiente en un plazo de 45 días calendarios siguientes a la fecha de comunicación de los cambios contractuales. De no ejercer EL CLIENTE este </w:t>
-      </w:r>
-      <w:r>
-        <w:rPr>
-          <w:rFonts w:cstheme="minorHAnsi"/>
-          <w:sz w:val="16"/>
-          <w:szCs w:val="16"/>
-        </w:rPr>
-        <w:lastRenderedPageBreak/>
-        <w:t xml:space="preserve">derecho de resolución en las condiciones previstas anteriormente, se entenderá que EL CLIENTE las acepta en su totalidad, por lo tanto EL CLIENTE expresa que su silencio constituye manifestación de voluntad a la modificación contractual comunicada por CREDI AGIL. Al momento de firmarse el presente contrato, EL CLIENTE manifiesta que ha sido instruido respecto de la posibilidad de ser reportado negativamente en la Central de Riesgos de la SBS en caso de no cancelar sus obligaciones puntualmente. Asimismo, por  la Circular de la SBS, CREDIAGIL podrá modificar o resolver el contrato celebrado con EL CLIENTE en aspectos distintos a las tasas de interés, comisiones y gastos, e incluso no contratar, sin el aviso previo a que se refiere la presente cláusula, como consecuencia de la aplicación de las normas prudenciales emitidas por la Superintendencia de Banca, Seguros y </w:t>
-      </w:r>
-      <w:proofErr w:type="spellStart"/>
-      <w:r>
-        <w:rPr>
-          <w:rFonts w:cstheme="minorHAnsi"/>
-          <w:sz w:val="16"/>
-          <w:szCs w:val="16"/>
-        </w:rPr>
-        <w:t>AFPs</w:t>
-      </w:r>
-      <w:proofErr w:type="spellEnd"/>
-      <w:r>
-        <w:rPr>
-          <w:rFonts w:cstheme="minorHAnsi"/>
-          <w:sz w:val="16"/>
-          <w:szCs w:val="16"/>
-        </w:rPr>
-        <w:t>, tales como las referidas a la administración del riesgo de sobreendeudamiento de deudores minoristas, por consideraciones del perfil de EL CLIENTE vinculadas al sistema de prevención del lavado de activos o del financiamiento del terrorismo o por falta de transparencia de EL CLIENTE. Para efectos de lo señalado en el párrafo anterior, se considerará que hay falta de transparencia de EL CLIENTE cuando, en la evaluación realizada a la información señalada o presentada por éste antes de la contratación o durante la relación contractual con CREDI AGIL, se desprende que dicha información es inexacta, incompleta, falsa o inconsistente con la información previamente declarada o entregada por EL CLIENTE a CREDI AGIL y ello pueda repercutir negativamente en el riesgo de reputación o legal de CREDI AGIL. Si CREDI AGIL decidiese resolver el contrato suscrito con EL CLIENTE o modificar las condiciones contractuales específicamente por las causales de las normas prudenciales, CREDI AGIL comunicará a EL CLIENTE, dentro de los 7 días posteriores a dicha modificación o resolución, en la que señalará que la resolución o modificación del contrato se realiza sobre la base de lo dispuesto en el artículo 85° del Código de Protección y Defensa del Consumidor, en aquellos casos en los que ésta se produzca como consecuencia de la detección de actividades que atentan contra el sistema de prevención del lavado de activos o por la falta de transparencia. El CLIENTE autoriza expresa e irrevocablemente a  CREDI AGIL para que éste, a su solo criterio y bajo su facultad de compensación, pueda aplicar a la amortización y/o cancelación de la(s) cuota(s) vencidas y exigibles del Saldo Deudor o del importe total del mismo, cualquier suma, valor o bien que tuviera en su poder a nombre del CLIENTE, bajo cualquier modalidad, o que esté destinada a ser entregada o abonada al CLIENTE, sin reserva ni limitación alguna y conforme a la Ley General, sea cual fuere el fin para el cual estén destinados y cualquiera sea la oportunidad en que se efectúe la operación, entendiéndose que cualquier instrucción distinta queda revocada debiendo CREDI AGIL comunicar a EL CLIENTE la compensación luego de hacerse efectiva mediante los medios de comunicación indirectos antes señalados.</w:t>
+          <w:bCs/>
+          <w:sz w:val="16"/>
+          <w:szCs w:val="16"/>
+        </w:rPr>
+        <w:t xml:space="preserve"> {{NUM_CONTRATO}}</w:t>
       </w:r>
     </w:p>
     <w:p>
@@ -1012,27 +4936,11 @@
         <w:jc w:val="both"/>
         <w:rPr>
           <w:rFonts w:cstheme="minorHAnsi"/>
-          <w:sz w:val="16"/>
-          <w:szCs w:val="16"/>
-        </w:rPr>
-      </w:pPr>
-      <w:r>
-        <w:rPr>
-          <w:rFonts w:cstheme="minorHAnsi"/>
-          <w:b/>
-          <w:sz w:val="16"/>
-          <w:szCs w:val="16"/>
-        </w:rPr>
-        <w:t>14.- VALOR CONSTANTE</w:t>
-      </w:r>
-      <w:r>
-        <w:rPr>
-          <w:rFonts w:cstheme="minorHAnsi"/>
-          <w:sz w:val="16"/>
-          <w:szCs w:val="16"/>
-        </w:rPr>
-        <w:t>.- A fin de mantener un valor constante, el monto del Préstamo y las obligaciones futuras materia de éste Contrato, CREDI AGIL y EL CLIENTE, a tenor de lo dispuesto por el Artículo 1235 del Código Civil, acuerdan que CREDI AGIL podrá cobrar dichas obligaciones y sus respectivos intereses y gastos reajustando el importe a cobrar al Tipo de Cambio Promedio Ponderado de Oferta y Demanda de Dólares Americanos, publicado en el Diario Oficial “El Peruano”, vigente a la fecha del presente Contrato y/o de sus futuras Renovaciones.</w:t>
-      </w:r>
+          <w:bCs/>
+          <w:sz w:val="16"/>
+          <w:szCs w:val="16"/>
+        </w:rPr>
+      </w:pPr>
     </w:p>
     <w:p>
       <w:pPr>
@@ -1040,137 +4948,571 @@
         <w:jc w:val="both"/>
         <w:rPr>
           <w:rFonts w:cstheme="minorHAnsi"/>
-          <w:sz w:val="16"/>
-          <w:szCs w:val="16"/>
-        </w:rPr>
-      </w:pPr>
-      <w:r>
-        <w:rPr>
-          <w:rFonts w:cstheme="minorHAnsi"/>
-          <w:b/>
-          <w:sz w:val="16"/>
-          <w:szCs w:val="16"/>
-        </w:rPr>
-        <w:t>15.- DOMICILIO</w:t>
-      </w:r>
-      <w:r>
-        <w:rPr>
-          <w:rFonts w:cstheme="minorHAnsi"/>
-          <w:sz w:val="16"/>
-          <w:szCs w:val="16"/>
-        </w:rPr>
-        <w:t>.- Para la validez de todas las comunicaciones y notificaciones, con motivo de la ejecución de este contrato, ambas partes señalan como sus domicilios los indicados en el presente documento y sus anexos. El cambio de domicilio de cualquiera de las partes solo surtirá efectos desde la fecha de comunicación a la otra parte, por cualquier medio escrito, con un plazo de anticipación no menor a cinco días.</w:t>
-      </w:r>
-    </w:p>
-    <w:p>
-      <w:pPr>
+          <w:b/>
+          <w:sz w:val="16"/>
+          <w:szCs w:val="16"/>
+        </w:rPr>
+      </w:pPr>
+      <w:r>
+        <w:rPr>
+          <w:rFonts w:cstheme="minorHAnsi"/>
+          <w:b/>
+          <w:sz w:val="16"/>
+          <w:szCs w:val="16"/>
+        </w:rPr>
+        <w:t>CONCEPTOS PRINCIPALES:</w:t>
+      </w:r>
+    </w:p>
+    <w:p>
+      <w:pPr>
+        <w:pStyle w:val="Prrafodelista"/>
+        <w:numPr>
+          <w:ilvl w:val="0"/>
+          <w:numId w:val="20"/>
+        </w:numPr>
+        <w:tabs>
+          <w:tab w:val="num" w:pos="720"/>
+        </w:tabs>
         <w:spacing w:after="0"/>
         <w:jc w:val="both"/>
         <w:rPr>
           <w:rFonts w:cstheme="minorHAnsi"/>
-          <w:sz w:val="16"/>
-          <w:szCs w:val="16"/>
-        </w:rPr>
-      </w:pPr>
-      <w:r>
-        <w:rPr>
-          <w:rFonts w:cstheme="minorHAnsi"/>
-          <w:b/>
-          <w:sz w:val="16"/>
-          <w:szCs w:val="16"/>
-        </w:rPr>
-        <w:t>16.- DE LA CESIÓN DE DERECHOS</w:t>
-      </w:r>
-      <w:r>
-        <w:rPr>
-          <w:rFonts w:cstheme="minorHAnsi"/>
-          <w:sz w:val="16"/>
-          <w:szCs w:val="16"/>
-        </w:rPr>
-        <w:t xml:space="preserve">.- EL CLIENTE presta su conformidad y expresamente autoriza a CREDIAGIL para ceder o transmitir total o parcialmente los derechos y obligaciones derivados de este contrato en favor de un tercero. No será necesaria la comunicación de fecha cierta a EL CLIENTE para que la cesión surta efectos. Asimismo, CREDI AGIL  podrá afectar o dar en garantía, cualquiera que sea la forma que ésta revista, los derechos que este contrato confiere, en aplicación del 1206 y 1211 del Código Civil. CREDI AGIL comunicará a EL CLIENTE la cesión de derechos, con carácter informativo, mediante los </w:t>
-      </w:r>
-      <w:proofErr w:type="spellStart"/>
-      <w:r>
-        <w:rPr>
-          <w:rFonts w:cstheme="minorHAnsi"/>
-          <w:sz w:val="16"/>
-          <w:szCs w:val="16"/>
-        </w:rPr>
-        <w:t>vouchers</w:t>
-      </w:r>
-      <w:proofErr w:type="spellEnd"/>
-      <w:r>
-        <w:rPr>
-          <w:rFonts w:cstheme="minorHAnsi"/>
-          <w:sz w:val="16"/>
-          <w:szCs w:val="16"/>
-        </w:rPr>
-        <w:t xml:space="preserve"> de pago u Hoja Resumen.</w:t>
-      </w:r>
-    </w:p>
-    <w:p>
-      <w:pPr>
+          <w:b/>
+          <w:sz w:val="16"/>
+          <w:szCs w:val="16"/>
+        </w:rPr>
+      </w:pPr>
+      <w:r>
+        <w:rPr>
+          <w:rFonts w:cstheme="minorHAnsi"/>
+          <w:b/>
+          <w:sz w:val="16"/>
+          <w:szCs w:val="16"/>
+        </w:rPr>
+        <w:t xml:space="preserve">Valor de la prenda acordada (tasación): </w:t>
+      </w:r>
+      <w:r>
+        <w:rPr>
+          <w:rFonts w:cstheme="minorHAnsi"/>
+          <w:bCs/>
+          <w:sz w:val="16"/>
+          <w:szCs w:val="16"/>
+        </w:rPr>
+        <w:t>S/ {{MONTO_TASACION}}</w:t>
+      </w:r>
+    </w:p>
+    <w:p>
+      <w:pPr>
+        <w:pStyle w:val="Prrafodelista"/>
+        <w:numPr>
+          <w:ilvl w:val="0"/>
+          <w:numId w:val="20"/>
+        </w:numPr>
+        <w:tabs>
+          <w:tab w:val="num" w:pos="720"/>
+        </w:tabs>
         <w:spacing w:after="0"/>
         <w:jc w:val="both"/>
         <w:rPr>
           <w:rFonts w:cstheme="minorHAnsi"/>
-          <w:sz w:val="16"/>
-          <w:szCs w:val="16"/>
-        </w:rPr>
-      </w:pPr>
-      <w:r>
-        <w:rPr>
-          <w:rFonts w:cstheme="minorHAnsi"/>
-          <w:b/>
-          <w:sz w:val="16"/>
-          <w:szCs w:val="16"/>
-        </w:rPr>
-        <w:t>17.- DATOS PERSONALES</w:t>
-      </w:r>
-      <w:r>
-        <w:rPr>
-          <w:rFonts w:cstheme="minorHAnsi"/>
-          <w:sz w:val="16"/>
-          <w:szCs w:val="16"/>
-        </w:rPr>
-        <w:t>.- El CLIENTE reconoce que en el marco de la relación que este contrato genera ha entregado a CREDIAGIL información y/o documentación sobre su situación personal, financiera y crediticia, que pudiera ser calificada como “Datos Personales” conforme a la legislación de la materia, la misma que por la presente cláusula autoriza expresamente a CREDI AGIL a dar tratamiento y procesar de la manera más amplia permitida por las normas pertinentes y conforme a los procedimientos que CREDI AGIL determine en el marco de sus operaciones habituales relacionada específicamente a la operación de crédito.</w:t>
-      </w:r>
-    </w:p>
-    <w:p>
-      <w:pPr>
-        <w:jc w:val="both"/>
-        <w:rPr>
-          <w:rFonts w:cstheme="minorHAnsi"/>
-          <w:sz w:val="16"/>
-          <w:szCs w:val="16"/>
-        </w:rPr>
-      </w:pPr>
-      <w:r>
-        <w:rPr>
-          <w:rFonts w:cstheme="minorHAnsi"/>
-          <w:sz w:val="16"/>
-          <w:szCs w:val="16"/>
-        </w:rPr>
-        <w:t xml:space="preserve">En señal de conformidad los intervinientes suscriben el presente contrato por duplicado, en la ciudad </w:t>
-      </w:r>
-      <w:proofErr w:type="spellStart"/>
-      <w:r>
-        <w:rPr>
-          <w:rFonts w:cstheme="minorHAnsi"/>
-          <w:sz w:val="16"/>
-          <w:szCs w:val="16"/>
-        </w:rPr>
-        <w:t>de______a</w:t>
-      </w:r>
-      <w:proofErr w:type="spellEnd"/>
-      <w:r>
-        <w:rPr>
-          <w:rFonts w:cstheme="minorHAnsi"/>
-          <w:sz w:val="16"/>
-          <w:szCs w:val="16"/>
-        </w:rPr>
-        <w:t xml:space="preserve"> los _____días del mes _______de 20___. </w:t>
-      </w:r>
+          <w:b/>
+          <w:sz w:val="16"/>
+          <w:szCs w:val="16"/>
+        </w:rPr>
+      </w:pPr>
+      <w:r>
+        <w:rPr>
+          <w:rFonts w:cstheme="minorHAnsi"/>
+          <w:b/>
+          <w:sz w:val="16"/>
+          <w:szCs w:val="16"/>
+        </w:rPr>
+        <w:t xml:space="preserve">Comisión / Interés a pagar: </w:t>
+      </w:r>
+      <w:r>
+        <w:rPr>
+          <w:rFonts w:cstheme="minorHAnsi"/>
+          <w:bCs/>
+          <w:sz w:val="16"/>
+          <w:szCs w:val="16"/>
+        </w:rPr>
+        <w:t>S/ {{COMISION_TOTAL}}</w:t>
+      </w:r>
+    </w:p>
+    <w:p>
+      <w:pPr>
+        <w:pStyle w:val="Prrafodelista"/>
+        <w:numPr>
+          <w:ilvl w:val="0"/>
+          <w:numId w:val="20"/>
+        </w:numPr>
+        <w:tabs>
+          <w:tab w:val="num" w:pos="720"/>
+        </w:tabs>
+        <w:spacing w:after="0"/>
+        <w:jc w:val="both"/>
+        <w:rPr>
+          <w:rFonts w:cstheme="minorHAnsi"/>
+          <w:b/>
+          <w:sz w:val="16"/>
+          <w:szCs w:val="16"/>
+        </w:rPr>
+      </w:pPr>
+      <w:r>
+        <w:rPr>
+          <w:rFonts w:cstheme="minorHAnsi"/>
+          <w:b/>
+          <w:sz w:val="16"/>
+          <w:szCs w:val="16"/>
+        </w:rPr>
+        <w:t xml:space="preserve">Monto total a devolver (Capital + Interés): </w:t>
+      </w:r>
+      <w:r>
+        <w:rPr>
+          <w:rFonts w:cstheme="minorHAnsi"/>
+          <w:bCs/>
+          <w:sz w:val="16"/>
+          <w:szCs w:val="16"/>
+        </w:rPr>
+        <w:t>S/ {{MONTO_DEVOLUCION}}</w:t>
+      </w:r>
+    </w:p>
+    <w:p>
+      <w:pPr>
+        <w:pStyle w:val="Prrafodelista"/>
+        <w:numPr>
+          <w:ilvl w:val="0"/>
+          <w:numId w:val="20"/>
+        </w:numPr>
+        <w:tabs>
+          <w:tab w:val="num" w:pos="720"/>
+        </w:tabs>
+        <w:spacing w:after="0"/>
+        <w:jc w:val="both"/>
+        <w:rPr>
+          <w:rFonts w:cstheme="minorHAnsi"/>
+          <w:b/>
+          <w:sz w:val="16"/>
+          <w:szCs w:val="16"/>
+        </w:rPr>
+      </w:pPr>
+      <w:r>
+        <w:rPr>
+          <w:rFonts w:cstheme="minorHAnsi"/>
+          <w:b/>
+          <w:sz w:val="16"/>
+          <w:szCs w:val="16"/>
+        </w:rPr>
+        <w:t xml:space="preserve">Fecha de desembolso: </w:t>
+      </w:r>
+      <w:r>
+        <w:rPr>
+          <w:rFonts w:cstheme="minorHAnsi"/>
+          <w:bCs/>
+          <w:sz w:val="16"/>
+          <w:szCs w:val="16"/>
+        </w:rPr>
+        <w:t>{{SISTEMA_DIA}} / {{SISTEMA_MES_NUM}} / {{SISTEMA_ANIO}}</w:t>
+      </w:r>
+    </w:p>
+    <w:p>
+      <w:pPr>
+        <w:pStyle w:val="Prrafodelista"/>
+        <w:numPr>
+          <w:ilvl w:val="0"/>
+          <w:numId w:val="20"/>
+        </w:numPr>
+        <w:tabs>
+          <w:tab w:val="num" w:pos="720"/>
+        </w:tabs>
+        <w:spacing w:after="0"/>
+        <w:jc w:val="both"/>
+        <w:rPr>
+          <w:rFonts w:cstheme="minorHAnsi"/>
+          <w:b/>
+          <w:sz w:val="16"/>
+          <w:szCs w:val="16"/>
+        </w:rPr>
+      </w:pPr>
+      <w:r>
+        <w:rPr>
+          <w:rFonts w:cstheme="minorHAnsi"/>
+          <w:b/>
+          <w:sz w:val="16"/>
+          <w:szCs w:val="16"/>
+        </w:rPr>
+        <w:t xml:space="preserve">Plazo del préstamo: </w:t>
+      </w:r>
+      <w:r>
+        <w:rPr>
+          <w:rFonts w:cstheme="minorHAnsi"/>
+          <w:bCs/>
+          <w:sz w:val="16"/>
+          <w:szCs w:val="16"/>
+        </w:rPr>
+        <w:t>{{PLAZO_DIAS}} días calendario.</w:t>
+      </w:r>
+    </w:p>
+    <w:p>
+      <w:pPr>
+        <w:tabs>
+          <w:tab w:val="num" w:pos="720"/>
+        </w:tabs>
+        <w:spacing w:after="0"/>
+        <w:ind w:left="360"/>
+        <w:jc w:val="both"/>
+        <w:rPr>
+          <w:rFonts w:cstheme="minorHAnsi"/>
+          <w:b/>
+          <w:sz w:val="16"/>
+          <w:szCs w:val="16"/>
+        </w:rPr>
+      </w:pPr>
+    </w:p>
+    <w:p>
+      <w:pPr>
+        <w:spacing w:after="0"/>
+        <w:jc w:val="both"/>
+        <w:rPr>
+          <w:rFonts w:cstheme="minorHAnsi"/>
+          <w:b/>
+          <w:sz w:val="16"/>
+          <w:szCs w:val="16"/>
+        </w:rPr>
+      </w:pPr>
+      <w:r>
+        <w:rPr>
+          <w:rFonts w:cstheme="minorHAnsi"/>
+          <w:b/>
+          <w:sz w:val="16"/>
+          <w:szCs w:val="16"/>
+        </w:rPr>
+        <w:t>1. CONDICIONES POR INCUMPLIMIENTO (EJECUCIÓN):</w:t>
+      </w:r>
+    </w:p>
+    <w:p>
+      <w:pPr>
+        <w:spacing w:after="0"/>
+        <w:jc w:val="both"/>
+        <w:rPr>
+          <w:rFonts w:cstheme="minorHAnsi"/>
+          <w:bCs/>
+          <w:sz w:val="16"/>
+          <w:szCs w:val="16"/>
+        </w:rPr>
+      </w:pPr>
+      <w:r>
+        <w:rPr>
+          <w:rFonts w:cstheme="minorHAnsi"/>
+          <w:bCs/>
+          <w:sz w:val="16"/>
+          <w:szCs w:val="16"/>
+        </w:rPr>
+        <w:t xml:space="preserve">Se deja expresa constancia de que, transcurridos treinta (30) días calendario desde la fecha de vencimiento pactada sin que </w:t>
+      </w:r>
+      <w:r>
+        <w:rPr>
+          <w:rFonts w:cstheme="minorHAnsi"/>
+          <w:b/>
+          <w:sz w:val="16"/>
+          <w:szCs w:val="16"/>
+        </w:rPr>
+        <w:t>EL CLIENTE</w:t>
+      </w:r>
+      <w:r>
+        <w:rPr>
+          <w:rFonts w:cstheme="minorHAnsi"/>
+          <w:bCs/>
+          <w:sz w:val="16"/>
+          <w:szCs w:val="16"/>
+        </w:rPr>
+        <w:t xml:space="preserve"> haya cancelado el Monto total a devolver o renovado el contrato, </w:t>
+      </w:r>
+      <w:r>
+        <w:rPr>
+          <w:rFonts w:cstheme="minorHAnsi"/>
+          <w:b/>
+          <w:sz w:val="16"/>
+          <w:szCs w:val="16"/>
+        </w:rPr>
+        <w:t>CREDI</w:t>
+      </w:r>
+      <w:r>
+        <w:rPr>
+          <w:rFonts w:cstheme="minorHAnsi"/>
+          <w:b/>
+          <w:sz w:val="16"/>
+          <w:szCs w:val="16"/>
+        </w:rPr>
+        <w:t>Á</w:t>
+      </w:r>
+      <w:r>
+        <w:rPr>
+          <w:rFonts w:cstheme="minorHAnsi"/>
+          <w:b/>
+          <w:sz w:val="16"/>
+          <w:szCs w:val="16"/>
+        </w:rPr>
+        <w:t>GIL</w:t>
+      </w:r>
+      <w:r>
+        <w:rPr>
+          <w:rFonts w:cstheme="minorHAnsi"/>
+          <w:bCs/>
+          <w:sz w:val="16"/>
+          <w:szCs w:val="16"/>
+        </w:rPr>
+        <w:t xml:space="preserve"> queda facultada para resolver el contrato y proceder con la ejecución y venta de las joyas. El proceso se realizará conforme a lo estipulado en las Cláusulas Décima y Undécima, mediante adjudicación o remate sin necesidad de intervención judicial, a fin de recuperar el capital, intereses, comisiones y gastos generados.</w:t>
+      </w:r>
+    </w:p>
+    <w:p>
+      <w:pPr>
+        <w:spacing w:after="0"/>
+        <w:jc w:val="both"/>
+        <w:rPr>
+          <w:rFonts w:cstheme="minorHAnsi"/>
+          <w:b/>
+          <w:sz w:val="16"/>
+          <w:szCs w:val="16"/>
+        </w:rPr>
+      </w:pPr>
+    </w:p>
+    <w:p>
+      <w:pPr>
+        <w:spacing w:after="0"/>
+        <w:jc w:val="both"/>
+        <w:rPr>
+          <w:rFonts w:cstheme="minorHAnsi"/>
+          <w:b/>
+          <w:sz w:val="16"/>
+          <w:szCs w:val="16"/>
+        </w:rPr>
+      </w:pPr>
+      <w:r>
+        <w:rPr>
+          <w:rFonts w:cstheme="minorHAnsi"/>
+          <w:b/>
+          <w:sz w:val="16"/>
+          <w:szCs w:val="16"/>
+        </w:rPr>
+        <w:t>2. SEGURO Y CUSTODIA:</w:t>
+      </w:r>
+    </w:p>
+    <w:p>
+      <w:pPr>
+        <w:spacing w:after="0"/>
+        <w:jc w:val="both"/>
+        <w:rPr>
+          <w:rFonts w:cstheme="minorHAnsi"/>
+          <w:bCs/>
+          <w:sz w:val="16"/>
+          <w:szCs w:val="16"/>
+        </w:rPr>
+      </w:pPr>
+      <w:r>
+        <w:rPr>
+          <w:rFonts w:cstheme="minorHAnsi"/>
+          <w:bCs/>
+          <w:sz w:val="16"/>
+          <w:szCs w:val="16"/>
+        </w:rPr>
+        <w:t xml:space="preserve">El costo del seguro contra robo e incendio, así como el servicio de custodia en bóveda de alta seguridad, están incluidos dentro del monto de la comisión/interés pactado, siendo asumidos íntegramente por </w:t>
+      </w:r>
+      <w:r>
+        <w:rPr>
+          <w:rFonts w:cstheme="minorHAnsi"/>
+          <w:b/>
+          <w:sz w:val="16"/>
+          <w:szCs w:val="16"/>
+        </w:rPr>
+        <w:t>CREDI</w:t>
+      </w:r>
+      <w:r>
+        <w:rPr>
+          <w:rFonts w:cstheme="minorHAnsi"/>
+          <w:b/>
+          <w:sz w:val="16"/>
+          <w:szCs w:val="16"/>
+        </w:rPr>
+        <w:t>Á</w:t>
+      </w:r>
+      <w:r>
+        <w:rPr>
+          <w:rFonts w:cstheme="minorHAnsi"/>
+          <w:b/>
+          <w:sz w:val="16"/>
+          <w:szCs w:val="16"/>
+        </w:rPr>
+        <w:t>GIL</w:t>
+      </w:r>
+      <w:r>
+        <w:rPr>
+          <w:rFonts w:cstheme="minorHAnsi"/>
+          <w:bCs/>
+          <w:sz w:val="16"/>
+          <w:szCs w:val="16"/>
+        </w:rPr>
+        <w:t>.</w:t>
+      </w:r>
+    </w:p>
+    <w:p>
+      <w:pPr>
+        <w:spacing w:after="0"/>
+        <w:jc w:val="both"/>
+        <w:rPr>
+          <w:rFonts w:cstheme="minorHAnsi"/>
+          <w:bCs/>
+          <w:sz w:val="16"/>
+          <w:szCs w:val="16"/>
+        </w:rPr>
+      </w:pPr>
+    </w:p>
+    <w:p>
+      <w:pPr>
+        <w:spacing w:after="0"/>
+        <w:jc w:val="both"/>
+        <w:rPr>
+          <w:rFonts w:cstheme="minorHAnsi"/>
+          <w:bCs/>
+          <w:sz w:val="16"/>
+          <w:szCs w:val="16"/>
+        </w:rPr>
+      </w:pPr>
+      <w:r>
+        <w:rPr>
+          <w:rFonts w:cstheme="minorHAnsi"/>
+          <w:b/>
+          <w:sz w:val="16"/>
+          <w:szCs w:val="16"/>
+        </w:rPr>
+        <w:t>EL CLIENTE</w:t>
+      </w:r>
+      <w:r>
+        <w:rPr>
+          <w:rFonts w:cstheme="minorHAnsi"/>
+          <w:bCs/>
+          <w:sz w:val="16"/>
+          <w:szCs w:val="16"/>
+        </w:rPr>
+        <w:t xml:space="preserve"> declara haber recibido una copia de la presente Hoja Resumen, manifestando su total conformidad con el monto del préstamo recibido, el compromiso de pago y la tasa de costo efectivo aplicada, aceptando las condiciones de ejecución y remate en caso de impago prolongado.</w:t>
+      </w:r>
+    </w:p>
+    <w:p>
+      <w:pPr>
+        <w:spacing w:after="0"/>
+        <w:jc w:val="both"/>
+        <w:rPr>
+          <w:rFonts w:cstheme="minorHAnsi"/>
+          <w:bCs/>
+          <w:sz w:val="16"/>
+          <w:szCs w:val="16"/>
+        </w:rPr>
+      </w:pPr>
+    </w:p>
+    <w:p>
+      <w:pPr>
+        <w:spacing w:after="0"/>
+        <w:jc w:val="both"/>
+        <w:rPr>
+          <w:rFonts w:cstheme="minorHAnsi"/>
+          <w:bCs/>
+          <w:sz w:val="16"/>
+          <w:szCs w:val="16"/>
+        </w:rPr>
+      </w:pPr>
+      <w:r>
+        <w:rPr>
+          <w:rFonts w:cstheme="minorHAnsi"/>
+          <w:bCs/>
+          <w:sz w:val="16"/>
+          <w:szCs w:val="16"/>
+        </w:rPr>
+        <w:t>Lima, {{SISTEMA_DIA}} DE {{SISTEMA_MES_TEXTO}} DE {{SISTEMA_ANIO}}</w:t>
+      </w:r>
+    </w:p>
+    <w:p>
+      <w:pPr>
+        <w:tabs>
+          <w:tab w:val="left" w:pos="2880"/>
+        </w:tabs>
+        <w:rPr>
+          <w:rFonts w:cstheme="minorHAnsi"/>
+          <w:sz w:val="16"/>
+          <w:szCs w:val="16"/>
+        </w:rPr>
+      </w:pPr>
+    </w:p>
+    <w:p>
+      <w:pPr>
+        <w:tabs>
+          <w:tab w:val="left" w:pos="2880"/>
+        </w:tabs>
+        <w:rPr>
+          <w:rFonts w:cstheme="minorHAnsi"/>
+          <w:sz w:val="16"/>
+          <w:szCs w:val="16"/>
+        </w:rPr>
+      </w:pPr>
+    </w:p>
+    <w:p>
+      <w:pPr>
+        <w:tabs>
+          <w:tab w:val="left" w:pos="2880"/>
+        </w:tabs>
+        <w:rPr>
+          <w:rFonts w:cstheme="minorHAnsi"/>
+          <w:sz w:val="16"/>
+          <w:szCs w:val="16"/>
+        </w:rPr>
+      </w:pPr>
+    </w:p>
+    <w:p>
+      <w:pPr>
+        <w:tabs>
+          <w:tab w:val="left" w:pos="2880"/>
+        </w:tabs>
+        <w:rPr>
+          <w:rFonts w:cstheme="minorHAnsi"/>
+          <w:sz w:val="16"/>
+          <w:szCs w:val="16"/>
+        </w:rPr>
+      </w:pPr>
+    </w:p>
+    <w:p>
+      <w:pPr>
+        <w:tabs>
+          <w:tab w:val="left" w:pos="2880"/>
+        </w:tabs>
+        <w:rPr>
+          <w:rFonts w:cstheme="minorHAnsi"/>
+          <w:sz w:val="16"/>
+          <w:szCs w:val="16"/>
+        </w:rPr>
+      </w:pPr>
+    </w:p>
+    <w:p>
+      <w:pPr>
+        <w:tabs>
+          <w:tab w:val="left" w:pos="2880"/>
+        </w:tabs>
+        <w:rPr>
+          <w:rFonts w:cstheme="minorHAnsi"/>
+          <w:sz w:val="16"/>
+          <w:szCs w:val="16"/>
+        </w:rPr>
+      </w:pPr>
+    </w:p>
+    <w:p>
+      <w:pPr>
+        <w:tabs>
+          <w:tab w:val="left" w:pos="2880"/>
+        </w:tabs>
+        <w:rPr>
+          <w:rFonts w:cstheme="minorHAnsi"/>
+          <w:sz w:val="16"/>
+          <w:szCs w:val="16"/>
+        </w:rPr>
+      </w:pPr>
     </w:p>
     <w:p>
       <w:pPr>
@@ -1184,105 +5526,112 @@
           <w:szCs w:val="16"/>
         </w:rPr>
       </w:pPr>
+    </w:p>
+    <w:p>
+      <w:pPr>
+        <w:tabs>
+          <w:tab w:val="left" w:pos="2880"/>
+        </w:tabs>
+        <w:jc w:val="center"/>
+        <w:rPr>
+          <w:rFonts w:cstheme="minorHAnsi"/>
+          <w:sz w:val="16"/>
+          <w:szCs w:val="16"/>
+        </w:rPr>
+      </w:pPr>
+    </w:p>
+    <w:p>
+      <w:pPr>
+        <w:tabs>
+          <w:tab w:val="left" w:pos="2880"/>
+        </w:tabs>
+        <w:jc w:val="center"/>
+        <w:rPr>
+          <w:rFonts w:cstheme="minorHAnsi"/>
+          <w:sz w:val="16"/>
+          <w:szCs w:val="16"/>
+        </w:rPr>
+      </w:pPr>
+    </w:p>
+    <w:p>
+      <w:pPr>
+        <w:spacing w:before="10" w:after="10" w:line="240" w:lineRule="auto"/>
+        <w:ind w:right="-1085"/>
+        <w:jc w:val="both"/>
+        <w:rPr>
+          <w:rFonts w:cstheme="minorHAnsi"/>
+          <w:color w:val="000000"/>
+          <w:sz w:val="16"/>
+          <w:szCs w:val="16"/>
+        </w:rPr>
+      </w:pPr>
+      <w:bookmarkStart w:id="1" w:name="_Hlk223342263"/>
+      <w:r>
+        <w:rPr>
+          <w:rFonts w:cstheme="minorHAnsi"/>
+          <w:color w:val="000000"/>
+          <w:sz w:val="16"/>
+          <w:szCs w:val="16"/>
+        </w:rPr>
+        <w:t>________________________________________________________            _____________________________________________________________________</w:t>
+      </w:r>
+    </w:p>
+    <w:bookmarkEnd w:id="1"/>
+    <w:p>
+      <w:pPr>
+        <w:autoSpaceDE w:val="0"/>
+        <w:autoSpaceDN w:val="0"/>
+        <w:adjustRightInd w:val="0"/>
+        <w:spacing w:after="0" w:line="240" w:lineRule="auto"/>
+        <w:ind w:left="-851" w:right="-1085"/>
+        <w:jc w:val="both"/>
+        <w:rPr>
+          <w:rFonts w:cstheme="minorHAnsi"/>
+          <w:color w:val="000000"/>
+          <w:sz w:val="18"/>
+          <w:szCs w:val="20"/>
+        </w:rPr>
+      </w:pPr>
+    </w:p>
+    <w:p>
+      <w:pPr>
+        <w:autoSpaceDE w:val="0"/>
+        <w:autoSpaceDN w:val="0"/>
+        <w:adjustRightInd w:val="0"/>
+        <w:spacing w:after="0" w:line="240" w:lineRule="auto"/>
+        <w:ind w:left="-142" w:right="-1085"/>
+        <w:jc w:val="both"/>
+        <w:rPr>
+          <w:rFonts w:cstheme="minorHAnsi"/>
+          <w:color w:val="000000"/>
+          <w:sz w:val="18"/>
+          <w:szCs w:val="20"/>
+        </w:rPr>
+      </w:pPr>
       <w:r>
         <w:rPr>
           <w:rFonts w:cstheme="minorHAnsi"/>
           <w:noProof/>
-          <w:sz w:val="16"/>
-          <w:szCs w:val="16"/>
-          <w:lang w:eastAsia="es-PE"/>
+          <w:color w:val="000000"/>
+          <w:sz w:val="18"/>
+          <w:szCs w:val="20"/>
+          <w:lang w:val="es-ES" w:eastAsia="es-ES"/>
         </w:rPr>
         <mc:AlternateContent>
           <mc:Choice Requires="wps">
             <w:drawing>
-              <wp:anchor distT="0" distB="0" distL="114300" distR="114300" simplePos="0" relativeHeight="251659264" behindDoc="0" locked="0" layoutInCell="1" allowOverlap="1" wp14:anchorId="618DBDD4" wp14:editId="15B84F33">
+              <wp:anchor distT="0" distB="0" distL="114300" distR="114300" simplePos="0" relativeHeight="251635200" behindDoc="0" locked="0" layoutInCell="1" allowOverlap="1" wp14:anchorId="2B67B658" wp14:editId="44CB0797">
                 <wp:simplePos x="0" y="0"/>
                 <wp:positionH relativeFrom="column">
-                  <wp:posOffset>34290</wp:posOffset>
+                  <wp:posOffset>5822950</wp:posOffset>
                 </wp:positionH>
                 <wp:positionV relativeFrom="paragraph">
-                  <wp:posOffset>869950</wp:posOffset>
+                  <wp:posOffset>3810</wp:posOffset>
                 </wp:positionV>
-                <wp:extent cx="2371725" cy="0"/>
-                <wp:effectExtent l="0" t="0" r="9525" b="19050"/>
+                <wp:extent cx="781050" cy="895350"/>
+                <wp:effectExtent l="0" t="0" r="19050" b="19050"/>
                 <wp:wrapNone/>
-                <wp:docPr id="9" name="Conector recto 9"/>
-                <wp:cNvGraphicFramePr/>
-                <a:graphic xmlns:a="http://schemas.openxmlformats.org/drawingml/2006/main">
-                  <a:graphicData uri="http://schemas.microsoft.com/office/word/2010/wordprocessingShape">
-                    <wps:wsp>
-                      <wps:cNvCnPr/>
-                      <wps:spPr>
-                        <a:xfrm>
-                          <a:off x="0" y="0"/>
-                          <a:ext cx="2371725" cy="0"/>
-                        </a:xfrm>
-                        <a:prstGeom prst="line">
-                          <a:avLst/>
-                        </a:prstGeom>
-                        <a:ln>
-                          <a:solidFill>
-                            <a:schemeClr val="tx1"/>
-                          </a:solidFill>
-                        </a:ln>
-                      </wps:spPr>
-                      <wps:style>
-                        <a:lnRef idx="1">
-                          <a:schemeClr val="dk1"/>
-                        </a:lnRef>
-                        <a:fillRef idx="0">
-                          <a:schemeClr val="dk1"/>
-                        </a:fillRef>
-                        <a:effectRef idx="0">
-                          <a:schemeClr val="dk1"/>
-                        </a:effectRef>
-                        <a:fontRef idx="minor">
-                          <a:schemeClr val="tx1"/>
-                        </a:fontRef>
-                      </wps:style>
-                      <wps:bodyPr/>
-                    </wps:wsp>
-                  </a:graphicData>
-                </a:graphic>
-                <wp14:sizeRelH relativeFrom="margin">
-                  <wp14:pctWidth>0</wp14:pctWidth>
-                </wp14:sizeRelH>
-                <wp14:sizeRelV relativeFrom="margin">
-                  <wp14:pctHeight>0</wp14:pctHeight>
-                </wp14:sizeRelV>
-              </wp:anchor>
-            </w:drawing>
-          </mc:Choice>
-          <mc:Fallback>
-            <w:pict>
-              <v:line id="Conector recto 9" o:spid="_x0000_s1026" style="position:absolute;z-index:251659264;visibility:visible;mso-wrap-style:square;mso-width-percent:0;mso-height-percent:0;mso-wrap-distance-left:9pt;mso-wrap-distance-top:0;mso-wrap-distance-right:9pt;mso-wrap-distance-bottom:0;mso-position-horizontal:absolute;mso-position-horizontal-relative:text;mso-position-vertical:absolute;mso-position-vertical-relative:text;mso-width-percent:0;mso-height-percent:0;mso-width-relative:margin;mso-height-relative:margin" from="2.7pt,68.5pt" to="189.45pt,68.5pt" o:gfxdata="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" strokecolor="black [3213]"/>
-            </w:pict>
-          </mc:Fallback>
-        </mc:AlternateContent>
-      </w:r>
-      <w:r>
-        <w:rPr>
-          <w:rFonts w:cstheme="minorHAnsi"/>
-          <w:noProof/>
-          <w:sz w:val="16"/>
-          <w:szCs w:val="16"/>
-          <w:lang w:eastAsia="es-PE"/>
-        </w:rPr>
-        <mc:AlternateContent>
-          <mc:Choice Requires="wps">
-            <w:drawing>
-              <wp:anchor distT="0" distB="0" distL="114300" distR="114300" simplePos="0" relativeHeight="251658240" behindDoc="0" locked="0" layoutInCell="1" allowOverlap="1" wp14:anchorId="5AC3218E" wp14:editId="0AEB301D">
-                <wp:simplePos x="0" y="0"/>
-                <wp:positionH relativeFrom="column">
-                  <wp:posOffset>2503170</wp:posOffset>
-                </wp:positionH>
-                <wp:positionV relativeFrom="paragraph">
-                  <wp:posOffset>55880</wp:posOffset>
-                </wp:positionV>
-                <wp:extent cx="552450" cy="809625"/>
-                <wp:effectExtent l="0" t="0" r="19050" b="28575"/>
-                <wp:wrapNone/>
-                <wp:docPr id="8" name="Rectángulo 8"/>
+                <wp:docPr id="15" name="15 Rectángulo"/>
                 <wp:cNvGraphicFramePr/>
                 <a:graphic xmlns:a="http://schemas.openxmlformats.org/drawingml/2006/main">
                   <a:graphicData uri="http://schemas.microsoft.com/office/word/2010/wordprocessingShape">
@@ -1291,7 +5640,7 @@
                       <wps:spPr>
                         <a:xfrm>
                           <a:off x="0" y="0"/>
-                          <a:ext cx="552450" cy="809625"/>
+                          <a:ext cx="781050" cy="895350"/>
                         </a:xfrm>
                         <a:prstGeom prst="rect">
                           <a:avLst/>
@@ -1325,18 +5674,12 @@
                     </wps:wsp>
                   </a:graphicData>
                 </a:graphic>
-                <wp14:sizeRelH relativeFrom="margin">
-                  <wp14:pctWidth>0</wp14:pctWidth>
-                </wp14:sizeRelH>
-                <wp14:sizeRelV relativeFrom="margin">
-                  <wp14:pctHeight>0</wp14:pctHeight>
-                </wp14:sizeRelV>
               </wp:anchor>
             </w:drawing>
           </mc:Choice>
           <mc:Fallback>
             <w:pict>
-              <v:rect id="Rectángulo 8" o:spid="_x0000_s1026" style="position:absolute;margin-left:197.1pt;margin-top:4.4pt;width:43.5pt;height:63.75pt;z-index:251658240;visibility:visible;mso-wrap-style:square;mso-width-percent:0;mso-height-percent:0;mso-wrap-distance-left:9pt;mso-wrap-distance-top:0;mso-wrap-distance-right:9pt;mso-wrap-distance-bottom:0;mso-position-horizontal:absolute;mso-position-horizontal-relative:text;mso-position-vertical:absolute;mso-position-vertical-relative:text;mso-width-percent:0;mso-height-percent:0;mso-width-relative:margin;mso-height-relative:margin;v-text-anchor:middle" o:gfxdata="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" fillcolor="white [3201]" strokecolor="black [3213]" strokeweight="2pt"/>
+              <v:rect w14:anchorId="400B429D" id="15 Rectángulo" o:spid="_x0000_s1026" style="position:absolute;margin-left:458.5pt;margin-top:.3pt;width:61.5pt;height:70.5pt;z-index:251635200;visibility:visible;mso-wrap-style:square;mso-wrap-distance-left:9pt;mso-wrap-distance-top:0;mso-wrap-distance-right:9pt;mso-wrap-distance-bottom:0;mso-position-horizontal:absolute;mso-position-horizontal-relative:text;mso-position-vertical:absolute;mso-position-vertical-relative:text;v-text-anchor:middle" o:gfxdata="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" fillcolor="white [3201]" strokecolor="black [3213]" strokeweight="2pt"/>
             </w:pict>
           </mc:Fallback>
         </mc:AlternateContent>
@@ -1345,25 +5688,26 @@
         <w:rPr>
           <w:rFonts w:cstheme="minorHAnsi"/>
           <w:noProof/>
-          <w:sz w:val="16"/>
-          <w:szCs w:val="16"/>
-          <w:lang w:eastAsia="es-PE"/>
+          <w:color w:val="000000"/>
+          <w:sz w:val="18"/>
+          <w:szCs w:val="20"/>
+          <w:lang w:val="es-ES" w:eastAsia="es-ES"/>
         </w:rPr>
         <mc:AlternateContent>
           <mc:Choice Requires="wps">
             <w:drawing>
-              <wp:anchor distT="0" distB="0" distL="114300" distR="114300" simplePos="0" relativeHeight="251658240" behindDoc="0" locked="0" layoutInCell="1" allowOverlap="1" wp14:anchorId="7BA16EBF" wp14:editId="7B2287A6">
+              <wp:anchor distT="0" distB="0" distL="114300" distR="114300" simplePos="0" relativeHeight="251634176" behindDoc="0" locked="0" layoutInCell="1" allowOverlap="1" wp14:anchorId="3BEEF97B" wp14:editId="59E5C46A">
                 <wp:simplePos x="0" y="0"/>
                 <wp:positionH relativeFrom="column">
-                  <wp:posOffset>5989320</wp:posOffset>
+                  <wp:posOffset>2078990</wp:posOffset>
                 </wp:positionH>
                 <wp:positionV relativeFrom="paragraph">
-                  <wp:posOffset>80010</wp:posOffset>
+                  <wp:posOffset>5080</wp:posOffset>
                 </wp:positionV>
-                <wp:extent cx="561975" cy="742950"/>
-                <wp:effectExtent l="0" t="0" r="28575" b="19050"/>
+                <wp:extent cx="781050" cy="895350"/>
+                <wp:effectExtent l="0" t="0" r="19050" b="19050"/>
                 <wp:wrapNone/>
-                <wp:docPr id="7" name="Rectángulo 7"/>
+                <wp:docPr id="14" name="14 Rectángulo"/>
                 <wp:cNvGraphicFramePr/>
                 <a:graphic xmlns:a="http://schemas.openxmlformats.org/drawingml/2006/main">
                   <a:graphicData uri="http://schemas.microsoft.com/office/word/2010/wordprocessingShape">
@@ -1372,7 +5716,7 @@
                       <wps:spPr>
                         <a:xfrm>
                           <a:off x="0" y="0"/>
-                          <a:ext cx="561975" cy="742950"/>
+                          <a:ext cx="781050" cy="895350"/>
                         </a:xfrm>
                         <a:prstGeom prst="rect">
                           <a:avLst/>
@@ -1406,18 +5750,12 @@
                     </wps:wsp>
                   </a:graphicData>
                 </a:graphic>
-                <wp14:sizeRelH relativeFrom="margin">
-                  <wp14:pctWidth>0</wp14:pctWidth>
-                </wp14:sizeRelH>
-                <wp14:sizeRelV relativeFrom="margin">
-                  <wp14:pctHeight>0</wp14:pctHeight>
-                </wp14:sizeRelV>
               </wp:anchor>
             </w:drawing>
           </mc:Choice>
           <mc:Fallback>
             <w:pict>
-              <v:rect id="Rectángulo 7" o:spid="_x0000_s1026" style="position:absolute;margin-left:471.6pt;margin-top:6.3pt;width:44.25pt;height:58.5pt;z-index:251658240;visibility:visible;mso-wrap-style:square;mso-width-percent:0;mso-height-percent:0;mso-wrap-distance-left:9pt;mso-wrap-distance-top:0;mso-wrap-distance-right:9pt;mso-wrap-distance-bottom:0;mso-position-horizontal:absolute;mso-position-horizontal-relative:text;mso-position-vertical:absolute;mso-position-vertical-relative:text;mso-width-percent:0;mso-height-percent:0;mso-width-relative:margin;mso-height-relative:margin;v-text-anchor:middle" o:gfxdata="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" fillcolor="white [3201]" strokecolor="black [3213]" strokeweight="2pt"/>
+              <v:rect w14:anchorId="25A2F7C2" id="14 Rectángulo" o:spid="_x0000_s1026" style="position:absolute;margin-left:163.7pt;margin-top:.4pt;width:61.5pt;height:70.5pt;z-index:251634176;visibility:visible;mso-wrap-style:square;mso-wrap-distance-left:9pt;mso-wrap-distance-top:0;mso-wrap-distance-right:9pt;mso-wrap-distance-bottom:0;mso-position-horizontal:absolute;mso-position-horizontal-relative:text;mso-position-vertical:absolute;mso-position-vertical-relative:text;v-text-anchor:middle" o:gfxdata="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" fillcolor="white [3201]" strokecolor="black [3213]" strokeweight="2pt"/>
             </w:pict>
           </mc:Fallback>
         </mc:AlternateContent>
@@ -1425,78 +5763,20 @@
       <w:r>
         <w:rPr>
           <w:rFonts w:cstheme="minorHAnsi"/>
-          <w:noProof/>
-          <w:sz w:val="16"/>
-          <w:szCs w:val="16"/>
-          <w:lang w:eastAsia="es-PE"/>
-        </w:rPr>
-        <mc:AlternateContent>
-          <mc:Choice Requires="wps">
-            <w:drawing>
-              <wp:anchor distT="0" distB="0" distL="114300" distR="114300" simplePos="0" relativeHeight="251658240" behindDoc="0" locked="0" layoutInCell="1" allowOverlap="1" wp14:anchorId="76BAEBA7" wp14:editId="7BEF6BB6">
-                <wp:simplePos x="0" y="0"/>
-                <wp:positionH relativeFrom="column">
-                  <wp:posOffset>3712845</wp:posOffset>
-                </wp:positionH>
-                <wp:positionV relativeFrom="paragraph">
-                  <wp:posOffset>847725</wp:posOffset>
-                </wp:positionV>
-                <wp:extent cx="2095500" cy="9525"/>
-                <wp:effectExtent l="0" t="0" r="19050" b="28575"/>
-                <wp:wrapNone/>
-                <wp:docPr id="1" name="Conector recto 1"/>
-                <wp:cNvGraphicFramePr/>
-                <a:graphic xmlns:a="http://schemas.openxmlformats.org/drawingml/2006/main">
-                  <a:graphicData uri="http://schemas.microsoft.com/office/word/2010/wordprocessingShape">
-                    <wps:wsp>
-                      <wps:cNvCnPr/>
-                      <wps:spPr>
-                        <a:xfrm>
-                          <a:off x="0" y="0"/>
-                          <a:ext cx="2095500" cy="9525"/>
-                        </a:xfrm>
-                        <a:prstGeom prst="line">
-                          <a:avLst/>
-                        </a:prstGeom>
-                        <a:ln>
-                          <a:solidFill>
-                            <a:schemeClr val="tx1"/>
-                          </a:solidFill>
-                        </a:ln>
-                      </wps:spPr>
-                      <wps:style>
-                        <a:lnRef idx="1">
-                          <a:schemeClr val="dk1"/>
-                        </a:lnRef>
-                        <a:fillRef idx="0">
-                          <a:schemeClr val="dk1"/>
-                        </a:fillRef>
-                        <a:effectRef idx="0">
-                          <a:schemeClr val="dk1"/>
-                        </a:effectRef>
-                        <a:fontRef idx="minor">
-                          <a:schemeClr val="tx1"/>
-                        </a:fontRef>
-                      </wps:style>
-                      <wps:bodyPr/>
-                    </wps:wsp>
-                  </a:graphicData>
-                </a:graphic>
-                <wp14:sizeRelH relativeFrom="margin">
-                  <wp14:pctWidth>0</wp14:pctWidth>
-                </wp14:sizeRelH>
-                <wp14:sizeRelV relativeFrom="margin">
-                  <wp14:pctHeight>0</wp14:pctHeight>
-                </wp14:sizeRelV>
-              </wp:anchor>
-            </w:drawing>
-          </mc:Choice>
-          <mc:Fallback>
-            <w:pict>
-              <v:line id="Conector recto 1" o:spid="_x0000_s1026" style="position:absolute;z-index:251658240;visibility:visible;mso-wrap-style:square;mso-width-percent:0;mso-height-percent:0;mso-wrap-distance-left:9pt;mso-wrap-distance-top:0;mso-wrap-distance-right:9pt;mso-wrap-distance-bottom:0;mso-position-horizontal:absolute;mso-position-horizontal-relative:text;mso-position-vertical:absolute;mso-position-vertical-relative:text;mso-width-percent:0;mso-height-percent:0;mso-width-relative:margin;mso-height-relative:margin" from="292.35pt,66.75pt" to="457.35pt,67.5pt" o:gfxdata="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" strokecolor="black [3213]"/>
-            </w:pict>
-          </mc:Fallback>
-        </mc:AlternateContent>
+          <w:color w:val="000000"/>
+          <w:sz w:val="18"/>
+          <w:szCs w:val="20"/>
+        </w:rPr>
+        <w:t xml:space="preserve">    CREDIÁGIL                                                                                                      </w:t>
+      </w:r>
+      <w:r>
+        <w:rPr>
+          <w:rFonts w:cstheme="minorHAnsi"/>
+          <w:color w:val="000000"/>
+          <w:sz w:val="18"/>
+          <w:szCs w:val="20"/>
+        </w:rPr>
+        <w:t>CLIENTE</w:t>
       </w:r>
     </w:p>
     <w:p>
@@ -1505,14 +5785,13 @@
         <w:autoSpaceDN w:val="0"/>
         <w:adjustRightInd w:val="0"/>
         <w:spacing w:after="0" w:line="240" w:lineRule="auto"/>
-        <w:ind w:left="-851" w:right="-1085"/>
+        <w:ind w:left="-142" w:right="-1085"/>
         <w:jc w:val="both"/>
         <w:rPr>
           <w:rFonts w:cstheme="minorHAnsi"/>
           <w:color w:val="000000"/>
-          <w:sz w:val="16"/>
-          <w:szCs w:val="16"/>
-          <w:u w:val="single"/>
+          <w:sz w:val="18"/>
+          <w:szCs w:val="20"/>
         </w:rPr>
       </w:pPr>
     </w:p>
@@ -1522,133 +5801,201 @@
         <w:autoSpaceDN w:val="0"/>
         <w:adjustRightInd w:val="0"/>
         <w:spacing w:after="0" w:line="240" w:lineRule="auto"/>
-        <w:ind w:left="-851" w:right="-1085"/>
+        <w:ind w:left="-142" w:right="-1085"/>
         <w:jc w:val="both"/>
         <w:rPr>
           <w:rFonts w:cstheme="minorHAnsi"/>
           <w:color w:val="000000"/>
-          <w:sz w:val="16"/>
-          <w:szCs w:val="16"/>
-        </w:rPr>
-      </w:pPr>
-    </w:p>
-    <w:p>
-      <w:pPr>
-        <w:autoSpaceDE w:val="0"/>
-        <w:autoSpaceDN w:val="0"/>
-        <w:adjustRightInd w:val="0"/>
-        <w:spacing w:after="0" w:line="240" w:lineRule="auto"/>
-        <w:ind w:left="-851" w:right="-1085"/>
-        <w:jc w:val="both"/>
+          <w:sz w:val="18"/>
+          <w:szCs w:val="20"/>
+        </w:rPr>
+      </w:pPr>
+      <w:r>
         <w:rPr>
           <w:rFonts w:cstheme="minorHAnsi"/>
           <w:color w:val="000000"/>
-          <w:sz w:val="16"/>
-          <w:szCs w:val="16"/>
-        </w:rPr>
-      </w:pPr>
-    </w:p>
-    <w:p>
-      <w:pPr>
-        <w:autoSpaceDE w:val="0"/>
-        <w:autoSpaceDN w:val="0"/>
-        <w:adjustRightInd w:val="0"/>
-        <w:spacing w:after="0" w:line="240" w:lineRule="auto"/>
-        <w:ind w:left="-851" w:right="-1085"/>
-        <w:jc w:val="both"/>
+          <w:sz w:val="18"/>
+          <w:szCs w:val="20"/>
+        </w:rPr>
+        <w:t xml:space="preserve">    </w:t>
+      </w:r>
+      <w:r>
         <w:rPr>
           <w:rFonts w:cstheme="minorHAnsi"/>
           <w:color w:val="000000"/>
-          <w:sz w:val="16"/>
-          <w:szCs w:val="16"/>
-        </w:rPr>
-      </w:pPr>
-    </w:p>
-    <w:p>
-      <w:pPr>
-        <w:autoSpaceDE w:val="0"/>
-        <w:autoSpaceDN w:val="0"/>
-        <w:adjustRightInd w:val="0"/>
-        <w:spacing w:after="0" w:line="240" w:lineRule="auto"/>
-        <w:ind w:right="-1085"/>
-        <w:jc w:val="both"/>
+          <w:sz w:val="18"/>
+          <w:szCs w:val="20"/>
+        </w:rPr>
+        <w:t>NOMBRE:</w:t>
+      </w:r>
+      <w:r>
         <w:rPr>
           <w:rFonts w:cstheme="minorHAnsi"/>
           <w:color w:val="000000"/>
-          <w:sz w:val="16"/>
-          <w:szCs w:val="16"/>
-        </w:rPr>
-      </w:pPr>
-    </w:p>
-    <w:p>
-      <w:pPr>
-        <w:autoSpaceDE w:val="0"/>
-        <w:autoSpaceDN w:val="0"/>
-        <w:adjustRightInd w:val="0"/>
-        <w:spacing w:after="0" w:line="240" w:lineRule="auto"/>
-        <w:ind w:right="-1085"/>
-        <w:jc w:val="both"/>
+          <w:sz w:val="18"/>
+          <w:szCs w:val="20"/>
+        </w:rPr>
+        <w:t xml:space="preserve"> </w:t>
+      </w:r>
+      <w:r>
         <w:rPr>
           <w:rFonts w:cstheme="minorHAnsi"/>
           <w:color w:val="000000"/>
-          <w:sz w:val="16"/>
-          <w:szCs w:val="16"/>
-        </w:rPr>
-      </w:pPr>
+          <w:sz w:val="18"/>
+          <w:szCs w:val="20"/>
+        </w:rPr>
+        <w:t>{{NOMBRE_APODERADO_CA</w:t>
+      </w:r>
+      <w:proofErr w:type="gramStart"/>
       <w:r>
         <w:rPr>
           <w:rFonts w:cstheme="minorHAnsi"/>
           <w:color w:val="000000"/>
-          <w:sz w:val="16"/>
-          <w:szCs w:val="16"/>
-        </w:rPr>
-        <w:t xml:space="preserve">  POR CREDI  AGIL                                                                                                        CLIENTE: </w:t>
-      </w:r>
-    </w:p>
-    <w:p>
-      <w:pPr>
-        <w:autoSpaceDE w:val="0"/>
-        <w:autoSpaceDN w:val="0"/>
-        <w:adjustRightInd w:val="0"/>
-        <w:spacing w:after="0" w:line="240" w:lineRule="auto"/>
-        <w:ind w:right="-1085"/>
-        <w:jc w:val="both"/>
+          <w:sz w:val="18"/>
+          <w:szCs w:val="20"/>
+        </w:rPr>
+        <w:t xml:space="preserve">}} </w:t>
+      </w:r>
+      <w:r>
         <w:rPr>
           <w:rFonts w:cstheme="minorHAnsi"/>
           <w:color w:val="000000"/>
-          <w:sz w:val="16"/>
-          <w:szCs w:val="16"/>
-        </w:rPr>
-      </w:pPr>
+          <w:sz w:val="18"/>
+          <w:szCs w:val="20"/>
+        </w:rPr>
+        <w:t xml:space="preserve">  </w:t>
+      </w:r>
+      <w:proofErr w:type="gramEnd"/>
       <w:r>
         <w:rPr>
           <w:rFonts w:cstheme="minorHAnsi"/>
           <w:color w:val="000000"/>
-          <w:sz w:val="16"/>
-          <w:szCs w:val="16"/>
-        </w:rPr>
-        <w:t xml:space="preserve">  NOMBRE:                                                                                                                  NOMBRE: </w:t>
+          <w:sz w:val="18"/>
+          <w:szCs w:val="20"/>
+        </w:rPr>
+        <w:t xml:space="preserve">                                              </w:t>
+      </w:r>
+      <w:r>
+        <w:rPr>
+          <w:rFonts w:cstheme="minorHAnsi"/>
+          <w:color w:val="000000"/>
+          <w:sz w:val="18"/>
+          <w:szCs w:val="20"/>
+        </w:rPr>
+        <w:t xml:space="preserve">NOMBRE: </w:t>
+      </w:r>
+      <w:r>
+        <w:rPr>
+          <w:rFonts w:cstheme="minorHAnsi"/>
+          <w:color w:val="000000"/>
+          <w:sz w:val="18"/>
+          <w:szCs w:val="20"/>
+        </w:rPr>
+        <w:t>{{NOMBRE_CLIENTE}}</w:t>
       </w:r>
     </w:p>
     <w:p>
       <w:pPr>
         <w:spacing w:before="10" w:after="10" w:line="240" w:lineRule="auto"/>
-        <w:ind w:right="-1085"/>
-        <w:jc w:val="both"/>
-        <w:rPr>
-          <w:rFonts w:cstheme="minorHAnsi"/>
-          <w:sz w:val="16"/>
-          <w:szCs w:val="16"/>
+        <w:ind w:left="-142" w:right="-1085"/>
+        <w:jc w:val="both"/>
+        <w:rPr>
+          <w:rFonts w:cstheme="minorHAnsi"/>
+          <w:sz w:val="20"/>
+          <w:szCs w:val="19"/>
         </w:rPr>
       </w:pPr>
       <w:r>
         <w:rPr>
           <w:rFonts w:cstheme="minorHAnsi"/>
           <w:color w:val="000000"/>
-          <w:sz w:val="16"/>
-          <w:szCs w:val="16"/>
-        </w:rPr>
-        <w:t xml:space="preserve">  DNI:                                                                                                                                 DNI:</w:t>
+          <w:sz w:val="18"/>
+          <w:szCs w:val="20"/>
+        </w:rPr>
+        <w:t xml:space="preserve">    </w:t>
+      </w:r>
+      <w:r>
+        <w:rPr>
+          <w:rFonts w:cstheme="minorHAnsi"/>
+          <w:color w:val="000000"/>
+          <w:sz w:val="18"/>
+          <w:szCs w:val="20"/>
+        </w:rPr>
+        <w:t>DNI:</w:t>
+      </w:r>
+      <w:r>
+        <w:rPr>
+          <w:rFonts w:cstheme="minorHAnsi"/>
+          <w:color w:val="000000"/>
+          <w:sz w:val="18"/>
+          <w:szCs w:val="20"/>
+        </w:rPr>
+        <w:t xml:space="preserve"> </w:t>
+      </w:r>
+      <w:r>
+        <w:rPr>
+          <w:rFonts w:cstheme="minorHAnsi"/>
+          <w:color w:val="000000"/>
+          <w:sz w:val="18"/>
+          <w:szCs w:val="20"/>
+        </w:rPr>
+        <w:t>{{DNI_APODERADO_CA</w:t>
+      </w:r>
+      <w:proofErr w:type="gramStart"/>
+      <w:r>
+        <w:rPr>
+          <w:rFonts w:cstheme="minorHAnsi"/>
+          <w:color w:val="000000"/>
+          <w:sz w:val="18"/>
+          <w:szCs w:val="20"/>
+        </w:rPr>
+        <w:t>}}  </w:t>
+      </w:r>
+      <w:r>
+        <w:rPr>
+          <w:rFonts w:cstheme="minorHAnsi"/>
+          <w:color w:val="000000"/>
+          <w:sz w:val="18"/>
+          <w:szCs w:val="20"/>
+        </w:rPr>
+        <w:t xml:space="preserve"> </w:t>
+      </w:r>
+      <w:proofErr w:type="gramEnd"/>
+      <w:r>
+        <w:rPr>
+          <w:rFonts w:cstheme="minorHAnsi"/>
+          <w:color w:val="000000"/>
+          <w:sz w:val="18"/>
+          <w:szCs w:val="20"/>
+        </w:rPr>
+        <w:t xml:space="preserve">                                                                  </w:t>
+      </w:r>
+      <w:r>
+        <w:rPr>
+          <w:rFonts w:cstheme="minorHAnsi"/>
+          <w:color w:val="000000"/>
+          <w:sz w:val="18"/>
+          <w:szCs w:val="20"/>
+        </w:rPr>
+        <w:t>DNI:</w:t>
+      </w:r>
+      <w:r>
+        <w:rPr>
+          <w:rFonts w:cstheme="minorHAnsi"/>
+          <w:color w:val="000000"/>
+          <w:sz w:val="18"/>
+          <w:szCs w:val="20"/>
+        </w:rPr>
+        <w:t xml:space="preserve"> </w:t>
+      </w:r>
+      <w:r>
+        <w:rPr>
+          <w:rFonts w:cstheme="minorHAnsi"/>
+          <w:color w:val="000000"/>
+          <w:sz w:val="18"/>
+          <w:szCs w:val="20"/>
+        </w:rPr>
+        <w:t>{{DNI_CLIENTE}}</w:t>
       </w:r>
     </w:p>
     <w:p>
@@ -1661,10 +6008,10 @@
       </w:pPr>
     </w:p>
     <w:sectPr>
-      <w:headerReference w:type="default" r:id="rId8"/>
-      <w:footerReference w:type="default" r:id="rId9"/>
+      <w:headerReference w:type="default" r:id="rId7"/>
+      <w:footerReference w:type="default" r:id="rId8"/>
       <w:pgSz w:w="12240" w:h="15840"/>
-      <w:pgMar w:top="1418" w:right="1892" w:bottom="1985" w:left="993" w:header="708" w:footer="708" w:gutter="0"/>
+      <w:pgMar w:top="1418" w:right="758" w:bottom="1985" w:left="993" w:header="708" w:footer="708" w:gutter="0"/>
       <w:cols w:space="708"/>
       <w:docGrid w:linePitch="360"/>
     </w:sectPr>
@@ -1673,7 +6020,7 @@
 </file>
 
 <file path=word/endnotes.xml><?xml version="1.0" encoding="utf-8"?>
-<w:endnotes xmlns:wpc="http://schemas.microsoft.com/office/word/2010/wordprocessingCanvas" xmlns:mc="http://schemas.openxmlformats.org/markup-compatibility/2006" xmlns:o="urn:schemas-microsoft-com:office:office" xmlns:r="http://schemas.openxmlformats.org/officeDocument/2006/relationships" xmlns:m="http://schemas.openxmlformats.org/officeDocument/2006/math" xmlns:v="urn:schemas-microsoft-com:vml" xmlns:wp14="http://schemas.microsoft.com/office/word/2010/wordprocessingDrawing" xmlns:wp="http://schemas.openxmlformats.org/drawingml/2006/wordprocessingDrawing" xmlns:w10="urn:schemas-microsoft-com:office:word" xmlns:w="http://schemas.openxmlformats.org/wordprocessingml/2006/main" xmlns:w14="http://schemas.microsoft.com/office/word/2010/wordml" xmlns:wpg="http://schemas.microsoft.com/office/word/2010/wordprocessingGroup" xmlns:wpi="http://schemas.microsoft.com/office/word/2010/wordprocessingInk" xmlns:wne="http://schemas.microsoft.com/office/word/2006/wordml" xmlns:wps="http://schemas.microsoft.com/office/word/2010/wordprocessingShape" mc:Ignorable="w14 wp14">
+<w:endnotes xmlns:wpc="http://schemas.microsoft.com/office/word/2010/wordprocessingCanvas" xmlns:cx="http://schemas.microsoft.com/office/drawing/2014/chartex" xmlns:cx1="http://schemas.microsoft.com/office/drawing/2015/9/8/chartex" xmlns:cx2="http://schemas.microsoft.com/office/drawing/2015/10/21/chartex" xmlns:cx3="http://schemas.microsoft.com/office/drawing/2016/5/9/chartex" xmlns:cx4="http://schemas.microsoft.com/office/drawing/2016/5/10/chartex" xmlns:cx5="http://schemas.microsoft.com/office/drawing/2016/5/11/chartex" xmlns:cx6="http://schemas.microsoft.com/office/drawing/2016/5/12/chartex" xmlns:cx7="http://schemas.microsoft.com/office/drawing/2016/5/13/chartex" xmlns:cx8="http://schemas.microsoft.com/office/drawing/2016/5/14/chartex" xmlns:mc="http://schemas.openxmlformats.org/markup-compatibility/2006" xmlns:aink="http://schemas.microsoft.com/office/drawing/2016/ink" xmlns:am3d="http://schemas.microsoft.com/office/drawing/2017/model3d" xmlns:o="urn:schemas-microsoft-com:office:office" xmlns:oel="http://schemas.microsoft.com/office/2019/extlst" xmlns:r="http://schemas.openxmlformats.org/officeDocument/2006/relationships" xmlns:m="http://schemas.openxmlformats.org/officeDocument/2006/math" xmlns:v="urn:schemas-microsoft-com:vml" xmlns:wp14="http://schemas.microsoft.com/office/word/2010/wordprocessingDrawing" xmlns:wp="http://schemas.openxmlformats.org/drawingml/2006/wordprocessingDrawing" xmlns:w10="urn:schemas-microsoft-com:office:word" xmlns:w="http://schemas.openxmlformats.org/wordprocessingml/2006/main" xmlns:w14="http://schemas.microsoft.com/office/word/2010/wordml" xmlns:w15="http://schemas.microsoft.com/office/word/2012/wordml" xmlns:w16cex="http://schemas.microsoft.com/office/word/2018/wordml/cex" xmlns:w16cid="http://schemas.microsoft.com/office/word/2016/wordml/cid" xmlns:w16="http://schemas.microsoft.com/office/word/2018/wordml" xmlns:w16sdtdh="http://schemas.microsoft.com/office/word/2020/wordml/sdtdatahash" xmlns:w16se="http://schemas.microsoft.com/office/word/2015/wordml/symex" xmlns:wpg="http://schemas.microsoft.com/office/word/2010/wordprocessingGroup" xmlns:wpi="http://schemas.microsoft.com/office/word/2010/wordprocessingInk" xmlns:wne="http://schemas.microsoft.com/office/word/2006/wordml" xmlns:wps="http://schemas.microsoft.com/office/word/2010/wordprocessingShape" mc:Ignorable="w14 w15 w16se w16cid w16 w16cex w16sdtdh wp14">
   <w:endnote w:type="separator" w:id="-1">
     <w:p>
       <w:pPr>
@@ -1698,7 +6045,7 @@
 </file>
 
 <file path=word/footer1.xml><?xml version="1.0" encoding="utf-8"?>
-<w:ftr xmlns:wpc="http://schemas.microsoft.com/office/word/2010/wordprocessingCanvas" xmlns:mc="http://schemas.openxmlformats.org/markup-compatibility/2006" xmlns:o="urn:schemas-microsoft-com:office:office" xmlns:r="http://schemas.openxmlformats.org/officeDocument/2006/relationships" xmlns:m="http://schemas.openxmlformats.org/officeDocument/2006/math" xmlns:v="urn:schemas-microsoft-com:vml" xmlns:wp14="http://schemas.microsoft.com/office/word/2010/wordprocessingDrawing" xmlns:wp="http://schemas.openxmlformats.org/drawingml/2006/wordprocessingDrawing" xmlns:w10="urn:schemas-microsoft-com:office:word" xmlns:w="http://schemas.openxmlformats.org/wordprocessingml/2006/main" xmlns:w14="http://schemas.microsoft.com/office/word/2010/wordml" xmlns:wpg="http://schemas.microsoft.com/office/word/2010/wordprocessingGroup" xmlns:wpi="http://schemas.microsoft.com/office/word/2010/wordprocessingInk" xmlns:wne="http://schemas.microsoft.com/office/word/2006/wordml" xmlns:wps="http://schemas.microsoft.com/office/word/2010/wordprocessingShape" mc:Ignorable="w14 wp14">
+<w:ftr xmlns:wpc="http://schemas.microsoft.com/office/word/2010/wordprocessingCanvas" xmlns:cx="http://schemas.microsoft.com/office/drawing/2014/chartex" xmlns:cx1="http://schemas.microsoft.com/office/drawing/2015/9/8/chartex" xmlns:cx2="http://schemas.microsoft.com/office/drawing/2015/10/21/chartex" xmlns:cx3="http://schemas.microsoft.com/office/drawing/2016/5/9/chartex" xmlns:cx4="http://schemas.microsoft.com/office/drawing/2016/5/10/chartex" xmlns:cx5="http://schemas.microsoft.com/office/drawing/2016/5/11/chartex" xmlns:cx6="http://schemas.microsoft.com/office/drawing/2016/5/12/chartex" xmlns:cx7="http://schemas.microsoft.com/office/drawing/2016/5/13/chartex" xmlns:cx8="http://schemas.microsoft.com/office/drawing/2016/5/14/chartex" xmlns:mc="http://schemas.openxmlformats.org/markup-compatibility/2006" xmlns:aink="http://schemas.microsoft.com/office/drawing/2016/ink" xmlns:am3d="http://schemas.microsoft.com/office/drawing/2017/model3d" xmlns:o="urn:schemas-microsoft-com:office:office" xmlns:oel="http://schemas.microsoft.com/office/2019/extlst" xmlns:r="http://schemas.openxmlformats.org/officeDocument/2006/relationships" xmlns:m="http://schemas.openxmlformats.org/officeDocument/2006/math" xmlns:v="urn:schemas-microsoft-com:vml" xmlns:wp14="http://schemas.microsoft.com/office/word/2010/wordprocessingDrawing" xmlns:wp="http://schemas.openxmlformats.org/drawingml/2006/wordprocessingDrawing" xmlns:w10="urn:schemas-microsoft-com:office:word" xmlns:w="http://schemas.openxmlformats.org/wordprocessingml/2006/main" xmlns:w14="http://schemas.microsoft.com/office/word/2010/wordml" xmlns:w15="http://schemas.microsoft.com/office/word/2012/wordml" xmlns:w16cex="http://schemas.microsoft.com/office/word/2018/wordml/cex" xmlns:w16cid="http://schemas.microsoft.com/office/word/2016/wordml/cid" xmlns:w16="http://schemas.microsoft.com/office/word/2018/wordml" xmlns:w16sdtdh="http://schemas.microsoft.com/office/word/2020/wordml/sdtdatahash" xmlns:w16se="http://schemas.microsoft.com/office/word/2015/wordml/symex" xmlns:wpg="http://schemas.microsoft.com/office/word/2010/wordprocessingGroup" xmlns:wpi="http://schemas.microsoft.com/office/word/2010/wordprocessingInk" xmlns:wne="http://schemas.microsoft.com/office/word/2006/wordml" xmlns:wps="http://schemas.microsoft.com/office/word/2010/wordprocessingShape" mc:Ignorable="w14 w15 w16se w16cid w16 w16cex w16sdtdh wp14">
   <w:p>
     <w:pPr>
       <w:spacing w:before="30" w:after="30"/>
@@ -1725,7 +6072,7 @@
       <mc:AlternateContent>
         <mc:Choice Requires="wps">
           <w:drawing>
-            <wp:anchor distT="0" distB="0" distL="114300" distR="114300" simplePos="0" relativeHeight="251676672" behindDoc="0" locked="0" layoutInCell="1" allowOverlap="1" wp14:anchorId="216D8968" wp14:editId="023D0D36">
+            <wp:anchor distT="0" distB="0" distL="114300" distR="114300" simplePos="0" relativeHeight="251676672" behindDoc="0" locked="0" layoutInCell="1" allowOverlap="1" wp14:anchorId="5DCDD7C9" wp14:editId="500C13AC">
               <wp:simplePos x="0" y="0"/>
               <wp:positionH relativeFrom="column">
                 <wp:posOffset>-544830</wp:posOffset>
@@ -1779,7 +6126,7 @@
         </mc:Choice>
         <mc:Fallback>
           <w:pict>
-            <v:line id="17 Conector recto" o:spid="_x0000_s1026" style="position:absolute;z-index:251676672;visibility:visible;mso-wrap-style:square;mso-wrap-distance-left:9pt;mso-wrap-distance-top:0;mso-wrap-distance-right:9pt;mso-wrap-distance-bottom:0;mso-position-horizontal:absolute;mso-position-horizontal-relative:text;mso-position-vertical:absolute;mso-position-vertical-relative:text" from="-42.9pt,-6.6pt" to="551.1pt,-6.6pt" o:gfxdata="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" strokecolor="black [3213]" strokeweight="1.75pt"/>
+            <v:line w14:anchorId="31B5F460" id="17 Conector recto" o:spid="_x0000_s1026" style="position:absolute;z-index:251676672;visibility:visible;mso-wrap-style:square;mso-wrap-distance-left:9pt;mso-wrap-distance-top:0;mso-wrap-distance-right:9pt;mso-wrap-distance-bottom:0;mso-position-horizontal:absolute;mso-position-horizontal-relative:text;mso-position-vertical:absolute;mso-position-vertical-relative:text" from="-42.9pt,-6.6pt" to="551.1pt,-6.6pt" o:gfxdata="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" strokecolor="black [3213]" strokeweight="1.75pt"/>
           </w:pict>
         </mc:Fallback>
       </mc:AlternateContent>
@@ -1792,7 +6139,7 @@
         <w:sz w:val="14"/>
         <w:szCs w:val="14"/>
       </w:rPr>
-      <w:t>CREDI A</w:t>
+      <w:t>CREDI</w:t>
     </w:r>
     <w:r>
       <w:rPr>
@@ -1802,7 +6149,7 @@
         <w:sz w:val="14"/>
         <w:szCs w:val="14"/>
       </w:rPr>
-      <w:t xml:space="preserve">GIL </w:t>
+      <w:t>Á</w:t>
     </w:r>
     <w:r>
       <w:rPr>
@@ -1812,7 +6159,7 @@
         <w:sz w:val="14"/>
         <w:szCs w:val="14"/>
       </w:rPr>
-      <w:t>DEL PERÚ</w:t>
+      <w:t xml:space="preserve">GIL </w:t>
     </w:r>
     <w:r>
       <w:rPr>
@@ -1822,7 +6169,7 @@
         <w:sz w:val="14"/>
         <w:szCs w:val="14"/>
       </w:rPr>
-      <w:t xml:space="preserve"> </w:t>
+      <w:t>DEL PERÚ</w:t>
     </w:r>
     <w:r>
       <w:rPr>
@@ -1832,7 +6179,7 @@
         <w:sz w:val="14"/>
         <w:szCs w:val="14"/>
       </w:rPr>
-      <w:t>/ Av. Próceres de independencia 2517 /  J</w:t>
+      <w:t xml:space="preserve"> </w:t>
     </w:r>
     <w:r>
       <w:rPr>
@@ -1842,7 +6189,27 @@
         <w:sz w:val="14"/>
         <w:szCs w:val="14"/>
       </w:rPr>
-      <w:t xml:space="preserve">r. las aleñas 200 SJL </w:t>
+      <w:t xml:space="preserve">/ Av. Próceres de independencia 2517 </w:t>
+    </w:r>
+    <w:r>
+      <w:rPr>
+        <w:rFonts w:ascii="Verdana" w:hAnsi="Verdana" w:cs="Courier New"/>
+        <w:b/>
+        <w:bCs/>
+        <w:sz w:val="14"/>
+        <w:szCs w:val="14"/>
+      </w:rPr>
+      <w:t>/ Jr.</w:t>
+    </w:r>
+    <w:r>
+      <w:rPr>
+        <w:rFonts w:ascii="Verdana" w:hAnsi="Verdana" w:cs="Courier New"/>
+        <w:b/>
+        <w:bCs/>
+        <w:sz w:val="14"/>
+        <w:szCs w:val="14"/>
+      </w:rPr>
+      <w:t xml:space="preserve"> las aleñas 200 SJL </w:t>
     </w:r>
     <w:r>
       <w:rPr>
@@ -1916,46 +6283,30 @@
     </w:pPr>
     <w:r>
       <w:rPr>
-        <w:rFonts w:ascii="Verdana" w:hAnsi="Verdana" w:cs="Courier New"/>
-        <w:b/>
-        <w:bCs/>
-        <w:sz w:val="14"/>
-        <w:szCs w:val="14"/>
-        <w:lang w:val="en-US"/>
-      </w:rPr>
-      <w:t>crediagilperu@outlook.com - Facebook: Credi Agil</w:t>
-    </w:r>
-  </w:p>
-  <w:p>
-    <w:pPr>
-      <w:pStyle w:val="Piedepgina"/>
-    </w:pPr>
-    <w:r>
-      <w:rPr>
         <w:noProof/>
         <w:lang w:eastAsia="es-PE"/>
       </w:rPr>
       <w:drawing>
-        <wp:anchor distT="0" distB="0" distL="114300" distR="114300" simplePos="0" relativeHeight="251674624" behindDoc="1" locked="0" layoutInCell="1" allowOverlap="1" wp14:anchorId="7B308D75" wp14:editId="10AFAE3B">
+        <wp:anchor distT="0" distB="0" distL="114300" distR="114300" simplePos="0" relativeHeight="251659776" behindDoc="1" locked="0" layoutInCell="1" allowOverlap="1" wp14:anchorId="16A713B2" wp14:editId="1D0BEE8C">
           <wp:simplePos x="0" y="0"/>
           <wp:positionH relativeFrom="column">
-            <wp:posOffset>-137160</wp:posOffset>
+            <wp:posOffset>1299185</wp:posOffset>
           </wp:positionH>
           <wp:positionV relativeFrom="paragraph">
-            <wp:posOffset>9525</wp:posOffset>
+            <wp:posOffset>145752</wp:posOffset>
           </wp:positionV>
-          <wp:extent cx="1724025" cy="614680"/>
-          <wp:effectExtent l="0" t="0" r="9525" b="0"/>
+          <wp:extent cx="1923671" cy="612077"/>
+          <wp:effectExtent l="0" t="0" r="635" b="0"/>
           <wp:wrapTight wrapText="bothSides">
             <wp:wrapPolygon edited="0">
               <wp:start x="0" y="0"/>
-              <wp:lineTo x="0" y="20752"/>
-              <wp:lineTo x="21481" y="20752"/>
-              <wp:lineTo x="21481" y="0"/>
+              <wp:lineTo x="0" y="20860"/>
+              <wp:lineTo x="21393" y="20860"/>
+              <wp:lineTo x="21393" y="0"/>
               <wp:lineTo x="0" y="0"/>
             </wp:wrapPolygon>
           </wp:wrapTight>
-          <wp:docPr id="6" name="Imagen 6"/>
+          <wp:docPr id="60" name="Imagen 60"/>
           <wp:cNvGraphicFramePr>
             <a:graphicFrameLocks xmlns:a="http://schemas.openxmlformats.org/drawingml/2006/main" noChangeAspect="1"/>
           </wp:cNvGraphicFramePr>
@@ -1963,7 +6314,7 @@
             <a:graphicData uri="http://schemas.openxmlformats.org/drawingml/2006/picture">
               <pic:pic xmlns:pic="http://schemas.openxmlformats.org/drawingml/2006/picture">
                 <pic:nvPicPr>
-                  <pic:cNvPr id="0" name="Picture 6"/>
+                  <pic:cNvPr id="0" name="Picture 4"/>
                   <pic:cNvPicPr>
                     <a:picLocks noChangeAspect="1" noChangeArrowheads="1"/>
                   </pic:cNvPicPr>
@@ -1984,7 +6335,7 @@
                 <pic:spPr bwMode="auto">
                   <a:xfrm>
                     <a:off x="0" y="0"/>
-                    <a:ext cx="1724025" cy="614680"/>
+                    <a:ext cx="1923671" cy="612077"/>
                   </a:xfrm>
                   <a:prstGeom prst="rect">
                     <a:avLst/>
@@ -2012,26 +6363,26 @@
         <w:lang w:eastAsia="es-PE"/>
       </w:rPr>
       <w:drawing>
-        <wp:anchor distT="0" distB="0" distL="114300" distR="114300" simplePos="0" relativeHeight="251672576" behindDoc="1" locked="0" layoutInCell="1" allowOverlap="1" wp14:anchorId="3EBBC70E" wp14:editId="44D031B6">
+        <wp:anchor distT="0" distB="0" distL="114300" distR="114300" simplePos="0" relativeHeight="251689472" behindDoc="1" locked="0" layoutInCell="1" allowOverlap="1" wp14:anchorId="0B12786B" wp14:editId="21AF2B02">
           <wp:simplePos x="0" y="0"/>
           <wp:positionH relativeFrom="column">
-            <wp:posOffset>4996815</wp:posOffset>
+            <wp:posOffset>3210560</wp:posOffset>
           </wp:positionH>
           <wp:positionV relativeFrom="paragraph">
-            <wp:posOffset>10795</wp:posOffset>
+            <wp:posOffset>139700</wp:posOffset>
           </wp:positionV>
-          <wp:extent cx="1724025" cy="600075"/>
-          <wp:effectExtent l="0" t="0" r="9525" b="9525"/>
+          <wp:extent cx="1994535" cy="614680"/>
+          <wp:effectExtent l="0" t="0" r="5715" b="0"/>
           <wp:wrapTight wrapText="bothSides">
             <wp:wrapPolygon edited="0">
               <wp:start x="0" y="0"/>
-              <wp:lineTo x="0" y="21257"/>
-              <wp:lineTo x="21481" y="21257"/>
-              <wp:lineTo x="21481" y="0"/>
+              <wp:lineTo x="0" y="20752"/>
+              <wp:lineTo x="21456" y="20752"/>
+              <wp:lineTo x="21456" y="0"/>
               <wp:lineTo x="0" y="0"/>
             </wp:wrapPolygon>
           </wp:wrapTight>
-          <wp:docPr id="3" name="Imagen 3"/>
+          <wp:docPr id="59" name="Imagen 59"/>
           <wp:cNvGraphicFramePr>
             <a:graphicFrameLocks xmlns:a="http://schemas.openxmlformats.org/drawingml/2006/main" noChangeAspect="1"/>
           </wp:cNvGraphicFramePr>
@@ -2039,7 +6390,7 @@
             <a:graphicData uri="http://schemas.openxmlformats.org/drawingml/2006/picture">
               <pic:pic xmlns:pic="http://schemas.openxmlformats.org/drawingml/2006/picture">
                 <pic:nvPicPr>
-                  <pic:cNvPr id="0" name="Picture 3"/>
+                  <pic:cNvPr id="0" name="Picture 2"/>
                   <pic:cNvPicPr>
                     <a:picLocks noChangeAspect="1" noChangeArrowheads="1"/>
                   </pic:cNvPicPr>
@@ -2060,7 +6411,7 @@
                 <pic:spPr bwMode="auto">
                   <a:xfrm>
                     <a:off x="0" y="0"/>
-                    <a:ext cx="1724025" cy="600075"/>
+                    <a:ext cx="1994535" cy="614680"/>
                   </a:xfrm>
                   <a:prstGeom prst="rect">
                     <a:avLst/>
@@ -2088,26 +6439,26 @@
         <w:lang w:eastAsia="es-PE"/>
       </w:rPr>
       <w:drawing>
-        <wp:anchor distT="0" distB="0" distL="114300" distR="114300" simplePos="0" relativeHeight="251675648" behindDoc="1" locked="0" layoutInCell="1" allowOverlap="1" wp14:anchorId="020FF3DB" wp14:editId="390AB8C7">
+        <wp:anchor distT="0" distB="0" distL="114300" distR="114300" simplePos="0" relativeHeight="251673088" behindDoc="1" locked="0" layoutInCell="1" allowOverlap="1" wp14:anchorId="64FACDAC" wp14:editId="52A00FB6">
           <wp:simplePos x="0" y="0"/>
           <wp:positionH relativeFrom="column">
-            <wp:posOffset>3291840</wp:posOffset>
+            <wp:posOffset>-624840</wp:posOffset>
           </wp:positionH>
           <wp:positionV relativeFrom="paragraph">
-            <wp:posOffset>1270</wp:posOffset>
+            <wp:posOffset>145415</wp:posOffset>
           </wp:positionV>
-          <wp:extent cx="1704975" cy="600075"/>
-          <wp:effectExtent l="0" t="0" r="9525" b="9525"/>
+          <wp:extent cx="1947545" cy="614680"/>
+          <wp:effectExtent l="0" t="0" r="0" b="0"/>
           <wp:wrapTight wrapText="bothSides">
             <wp:wrapPolygon edited="0">
               <wp:start x="0" y="0"/>
-              <wp:lineTo x="0" y="21257"/>
-              <wp:lineTo x="21479" y="21257"/>
-              <wp:lineTo x="21479" y="0"/>
+              <wp:lineTo x="0" y="20752"/>
+              <wp:lineTo x="21339" y="20752"/>
+              <wp:lineTo x="21339" y="0"/>
               <wp:lineTo x="0" y="0"/>
             </wp:wrapPolygon>
           </wp:wrapTight>
-          <wp:docPr id="2" name="Imagen 2"/>
+          <wp:docPr id="57" name="Imagen 57"/>
           <wp:cNvGraphicFramePr>
             <a:graphicFrameLocks xmlns:a="http://schemas.openxmlformats.org/drawingml/2006/main" noChangeAspect="1"/>
           </wp:cNvGraphicFramePr>
@@ -2115,7 +6466,7 @@
             <a:graphicData uri="http://schemas.openxmlformats.org/drawingml/2006/picture">
               <pic:pic xmlns:pic="http://schemas.openxmlformats.org/drawingml/2006/picture">
                 <pic:nvPicPr>
-                  <pic:cNvPr id="0" name="Picture 2"/>
+                  <pic:cNvPr id="0" name="Picture 6"/>
                   <pic:cNvPicPr>
                     <a:picLocks noChangeAspect="1" noChangeArrowheads="1"/>
                   </pic:cNvPicPr>
@@ -2136,7 +6487,7 @@
                 <pic:spPr bwMode="auto">
                   <a:xfrm>
                     <a:off x="0" y="0"/>
-                    <a:ext cx="1704975" cy="600075"/>
+                    <a:ext cx="1947545" cy="614680"/>
                   </a:xfrm>
                   <a:prstGeom prst="rect">
                     <a:avLst/>
@@ -2160,30 +6511,57 @@
     </w:r>
     <w:r>
       <w:rPr>
+        <w:rFonts w:ascii="Verdana" w:hAnsi="Verdana" w:cs="Courier New"/>
+        <w:b/>
+        <w:bCs/>
+        <w:sz w:val="14"/>
+        <w:szCs w:val="14"/>
+        <w:lang w:val="en-US"/>
+      </w:rPr>
+      <w:t>crediagilperu@outlook.com - Facebook: Credi</w:t>
+    </w:r>
+    <w:r>
+      <w:rPr>
+        <w:rFonts w:ascii="Verdana" w:hAnsi="Verdana" w:cs="Courier New"/>
+        <w:b/>
+        <w:bCs/>
+        <w:sz w:val="14"/>
+        <w:szCs w:val="14"/>
+        <w:lang w:val="en-US"/>
+      </w:rPr>
+      <w:t>Ágil</w:t>
+    </w:r>
+  </w:p>
+  <w:p>
+    <w:pPr>
+      <w:pStyle w:val="Piedepgina"/>
+    </w:pPr>
+    <w:r>
+      <w:rPr>
         <w:noProof/>
         <w:lang w:eastAsia="es-PE"/>
       </w:rPr>
       <w:drawing>
-        <wp:anchor distT="0" distB="0" distL="114300" distR="114300" simplePos="0" relativeHeight="251673600" behindDoc="1" locked="0" layoutInCell="1" allowOverlap="1" wp14:anchorId="6B5F882E" wp14:editId="4AF82E0B">
+        <wp:anchor distT="0" distB="0" distL="114300" distR="114300" simplePos="0" relativeHeight="251639296" behindDoc="1" locked="0" layoutInCell="1" allowOverlap="1" wp14:anchorId="1ECE15A5" wp14:editId="5870C52A">
           <wp:simplePos x="0" y="0"/>
           <wp:positionH relativeFrom="column">
-            <wp:posOffset>1586230</wp:posOffset>
+            <wp:posOffset>5177790</wp:posOffset>
           </wp:positionH>
           <wp:positionV relativeFrom="paragraph">
-            <wp:posOffset>10160</wp:posOffset>
+            <wp:posOffset>8255</wp:posOffset>
           </wp:positionV>
-          <wp:extent cx="1704975" cy="619125"/>
-          <wp:effectExtent l="0" t="0" r="9525" b="9525"/>
+          <wp:extent cx="1953260" cy="608330"/>
+          <wp:effectExtent l="0" t="0" r="8890" b="1270"/>
           <wp:wrapTight wrapText="bothSides">
             <wp:wrapPolygon edited="0">
               <wp:start x="0" y="0"/>
-              <wp:lineTo x="0" y="21268"/>
-              <wp:lineTo x="21479" y="21268"/>
-              <wp:lineTo x="21479" y="0"/>
+              <wp:lineTo x="0" y="20969"/>
+              <wp:lineTo x="21488" y="20969"/>
+              <wp:lineTo x="21488" y="0"/>
               <wp:lineTo x="0" y="0"/>
             </wp:wrapPolygon>
           </wp:wrapTight>
-          <wp:docPr id="4" name="Imagen 4"/>
+          <wp:docPr id="58" name="Imagen 58"/>
           <wp:cNvGraphicFramePr>
             <a:graphicFrameLocks xmlns:a="http://schemas.openxmlformats.org/drawingml/2006/main" noChangeAspect="1"/>
           </wp:cNvGraphicFramePr>
@@ -2191,7 +6569,7 @@
             <a:graphicData uri="http://schemas.openxmlformats.org/drawingml/2006/picture">
               <pic:pic xmlns:pic="http://schemas.openxmlformats.org/drawingml/2006/picture">
                 <pic:nvPicPr>
-                  <pic:cNvPr id="0" name="Picture 4"/>
+                  <pic:cNvPr id="0" name="Picture 3"/>
                   <pic:cNvPicPr>
                     <a:picLocks noChangeAspect="1" noChangeArrowheads="1"/>
                   </pic:cNvPicPr>
@@ -2212,7 +6590,7 @@
                 <pic:spPr bwMode="auto">
                   <a:xfrm>
                     <a:off x="0" y="0"/>
-                    <a:ext cx="1704975" cy="619125"/>
+                    <a:ext cx="1953260" cy="608330"/>
                   </a:xfrm>
                   <a:prstGeom prst="rect">
                     <a:avLst/>
@@ -2239,7 +6617,7 @@
 </file>
 
 <file path=word/footnotes.xml><?xml version="1.0" encoding="utf-8"?>
-<w:footnotes xmlns:wpc="http://schemas.microsoft.com/office/word/2010/wordprocessingCanvas" xmlns:mc="http://schemas.openxmlformats.org/markup-compatibility/2006" xmlns:o="urn:schemas-microsoft-com:office:office" xmlns:r="http://schemas.openxmlformats.org/officeDocument/2006/relationships" xmlns:m="http://schemas.openxmlformats.org/officeDocument/2006/math" xmlns:v="urn:schemas-microsoft-com:vml" xmlns:wp14="http://schemas.microsoft.com/office/word/2010/wordprocessingDrawing" xmlns:wp="http://schemas.openxmlformats.org/drawingml/2006/wordprocessingDrawing" xmlns:w10="urn:schemas-microsoft-com:office:word" xmlns:w="http://schemas.openxmlformats.org/wordprocessingml/2006/main" xmlns:w14="http://schemas.microsoft.com/office/word/2010/wordml" xmlns:wpg="http://schemas.microsoft.com/office/word/2010/wordprocessingGroup" xmlns:wpi="http://schemas.microsoft.com/office/word/2010/wordprocessingInk" xmlns:wne="http://schemas.microsoft.com/office/word/2006/wordml" xmlns:wps="http://schemas.microsoft.com/office/word/2010/wordprocessingShape" mc:Ignorable="w14 wp14">
+<w:footnotes xmlns:wpc="http://schemas.microsoft.com/office/word/2010/wordprocessingCanvas" xmlns:cx="http://schemas.microsoft.com/office/drawing/2014/chartex" xmlns:cx1="http://schemas.microsoft.com/office/drawing/2015/9/8/chartex" xmlns:cx2="http://schemas.microsoft.com/office/drawing/2015/10/21/chartex" xmlns:cx3="http://schemas.microsoft.com/office/drawing/2016/5/9/chartex" xmlns:cx4="http://schemas.microsoft.com/office/drawing/2016/5/10/chartex" xmlns:cx5="http://schemas.microsoft.com/office/drawing/2016/5/11/chartex" xmlns:cx6="http://schemas.microsoft.com/office/drawing/2016/5/12/chartex" xmlns:cx7="http://schemas.microsoft.com/office/drawing/2016/5/13/chartex" xmlns:cx8="http://schemas.microsoft.com/office/drawing/2016/5/14/chartex" xmlns:mc="http://schemas.openxmlformats.org/markup-compatibility/2006" xmlns:aink="http://schemas.microsoft.com/office/drawing/2016/ink" xmlns:am3d="http://schemas.microsoft.com/office/drawing/2017/model3d" xmlns:o="urn:schemas-microsoft-com:office:office" xmlns:oel="http://schemas.microsoft.com/office/2019/extlst" xmlns:r="http://schemas.openxmlformats.org/officeDocument/2006/relationships" xmlns:m="http://schemas.openxmlformats.org/officeDocument/2006/math" xmlns:v="urn:schemas-microsoft-com:vml" xmlns:wp14="http://schemas.microsoft.com/office/word/2010/wordprocessingDrawing" xmlns:wp="http://schemas.openxmlformats.org/drawingml/2006/wordprocessingDrawing" xmlns:w10="urn:schemas-microsoft-com:office:word" xmlns:w="http://schemas.openxmlformats.org/wordprocessingml/2006/main" xmlns:w14="http://schemas.microsoft.com/office/word/2010/wordml" xmlns:w15="http://schemas.microsoft.com/office/word/2012/wordml" xmlns:w16cex="http://schemas.microsoft.com/office/word/2018/wordml/cex" xmlns:w16cid="http://schemas.microsoft.com/office/word/2016/wordml/cid" xmlns:w16="http://schemas.microsoft.com/office/word/2018/wordml" xmlns:w16sdtdh="http://schemas.microsoft.com/office/word/2020/wordml/sdtdatahash" xmlns:w16se="http://schemas.microsoft.com/office/word/2015/wordml/symex" xmlns:wpg="http://schemas.microsoft.com/office/word/2010/wordprocessingGroup" xmlns:wpi="http://schemas.microsoft.com/office/word/2010/wordprocessingInk" xmlns:wne="http://schemas.microsoft.com/office/word/2006/wordml" xmlns:wps="http://schemas.microsoft.com/office/word/2010/wordprocessingShape" mc:Ignorable="w14 w15 w16se w16cid w16 w16cex w16sdtdh wp14">
   <w:footnote w:type="separator" w:id="-1">
     <w:p>
       <w:pPr>
@@ -2264,7 +6642,7 @@
 </file>
 
 <file path=word/header1.xml><?xml version="1.0" encoding="utf-8"?>
-<w:hdr xmlns:wpc="http://schemas.microsoft.com/office/word/2010/wordprocessingCanvas" xmlns:mc="http://schemas.openxmlformats.org/markup-compatibility/2006" xmlns:o="urn:schemas-microsoft-com:office:office" xmlns:r="http://schemas.openxmlformats.org/officeDocument/2006/relationships" xmlns:m="http://schemas.openxmlformats.org/officeDocument/2006/math" xmlns:v="urn:schemas-microsoft-com:vml" xmlns:wp14="http://schemas.microsoft.com/office/word/2010/wordprocessingDrawing" xmlns:wp="http://schemas.openxmlformats.org/drawingml/2006/wordprocessingDrawing" xmlns:w10="urn:schemas-microsoft-com:office:word" xmlns:w="http://schemas.openxmlformats.org/wordprocessingml/2006/main" xmlns:w14="http://schemas.microsoft.com/office/word/2010/wordml" xmlns:wpg="http://schemas.microsoft.com/office/word/2010/wordprocessingGroup" xmlns:wpi="http://schemas.microsoft.com/office/word/2010/wordprocessingInk" xmlns:wne="http://schemas.microsoft.com/office/word/2006/wordml" xmlns:wps="http://schemas.microsoft.com/office/word/2010/wordprocessingShape" mc:Ignorable="w14 wp14">
+<w:hdr xmlns:wpc="http://schemas.microsoft.com/office/word/2010/wordprocessingCanvas" xmlns:cx="http://schemas.microsoft.com/office/drawing/2014/chartex" xmlns:cx1="http://schemas.microsoft.com/office/drawing/2015/9/8/chartex" xmlns:cx2="http://schemas.microsoft.com/office/drawing/2015/10/21/chartex" xmlns:cx3="http://schemas.microsoft.com/office/drawing/2016/5/9/chartex" xmlns:cx4="http://schemas.microsoft.com/office/drawing/2016/5/10/chartex" xmlns:cx5="http://schemas.microsoft.com/office/drawing/2016/5/11/chartex" xmlns:cx6="http://schemas.microsoft.com/office/drawing/2016/5/12/chartex" xmlns:cx7="http://schemas.microsoft.com/office/drawing/2016/5/13/chartex" xmlns:cx8="http://schemas.microsoft.com/office/drawing/2016/5/14/chartex" xmlns:mc="http://schemas.openxmlformats.org/markup-compatibility/2006" xmlns:aink="http://schemas.microsoft.com/office/drawing/2016/ink" xmlns:am3d="http://schemas.microsoft.com/office/drawing/2017/model3d" xmlns:o="urn:schemas-microsoft-com:office:office" xmlns:oel="http://schemas.microsoft.com/office/2019/extlst" xmlns:r="http://schemas.openxmlformats.org/officeDocument/2006/relationships" xmlns:m="http://schemas.openxmlformats.org/officeDocument/2006/math" xmlns:v="urn:schemas-microsoft-com:vml" xmlns:wp14="http://schemas.microsoft.com/office/word/2010/wordprocessingDrawing" xmlns:wp="http://schemas.openxmlformats.org/drawingml/2006/wordprocessingDrawing" xmlns:w10="urn:schemas-microsoft-com:office:word" xmlns:w="http://schemas.openxmlformats.org/wordprocessingml/2006/main" xmlns:w14="http://schemas.microsoft.com/office/word/2010/wordml" xmlns:w15="http://schemas.microsoft.com/office/word/2012/wordml" xmlns:w16cex="http://schemas.microsoft.com/office/word/2018/wordml/cex" xmlns:w16cid="http://schemas.microsoft.com/office/word/2016/wordml/cid" xmlns:w16="http://schemas.microsoft.com/office/word/2018/wordml" xmlns:w16sdtdh="http://schemas.microsoft.com/office/word/2020/wordml/sdtdatahash" xmlns:w16se="http://schemas.microsoft.com/office/word/2015/wordml/symex" xmlns:wpg="http://schemas.microsoft.com/office/word/2010/wordprocessingGroup" xmlns:wpi="http://schemas.microsoft.com/office/word/2010/wordprocessingInk" xmlns:wne="http://schemas.microsoft.com/office/word/2006/wordml" xmlns:wps="http://schemas.microsoft.com/office/word/2010/wordprocessingShape" mc:Ignorable="w14 w15 w16se w16cid w16 w16cex w16sdtdh wp14">
   <w:p>
     <w:pPr>
       <w:pStyle w:val="Encabezado"/>
@@ -2275,18 +6653,18 @@
         <w:lang w:eastAsia="es-PE"/>
       </w:rPr>
       <w:drawing>
-        <wp:anchor distT="0" distB="0" distL="114300" distR="114300" simplePos="0" relativeHeight="251670528" behindDoc="0" locked="0" layoutInCell="1" allowOverlap="1" wp14:anchorId="31432C78" wp14:editId="790DCC8F">
+        <wp:anchor distT="0" distB="0" distL="114300" distR="114300" simplePos="0" relativeHeight="251670528" behindDoc="0" locked="0" layoutInCell="1" allowOverlap="1" wp14:anchorId="4DD30D6B" wp14:editId="4B71AB58">
           <wp:simplePos x="0" y="0"/>
           <wp:positionH relativeFrom="column">
-            <wp:posOffset>-601980</wp:posOffset>
+            <wp:posOffset>-631669</wp:posOffset>
           </wp:positionH>
           <wp:positionV relativeFrom="paragraph">
-            <wp:posOffset>-392430</wp:posOffset>
+            <wp:posOffset>-451807</wp:posOffset>
           </wp:positionV>
           <wp:extent cx="2555240" cy="771525"/>
           <wp:effectExtent l="0" t="0" r="0" b="9525"/>
           <wp:wrapSquare wrapText="bothSides"/>
-          <wp:docPr id="16" name="Imagen 16" descr="Q:\BACKUP  - CREDIAGIL\CREDIAGIL\logo.jpg"/>
+          <wp:docPr id="56" name="Imagen 56" descr="Q:\BACKUP  - CREDIAGIL\CREDIAGIL\logo.jpg"/>
           <wp:cNvGraphicFramePr>
             <a:graphicFrameLocks xmlns:a="http://schemas.openxmlformats.org/drawingml/2006/main" noChangeAspect="1"/>
           </wp:cNvGraphicFramePr>
@@ -2342,8 +6720,8 @@
 </file>
 
 <file path=word/numbering.xml><?xml version="1.0" encoding="utf-8"?>
-<w:numbering xmlns:wpc="http://schemas.microsoft.com/office/word/2010/wordprocessingCanvas" xmlns:mc="http://schemas.openxmlformats.org/markup-compatibility/2006" xmlns:o="urn:schemas-microsoft-com:office:office" xmlns:r="http://schemas.openxmlformats.org/officeDocument/2006/relationships" xmlns:m="http://schemas.openxmlformats.org/officeDocument/2006/math" xmlns:v="urn:schemas-microsoft-com:vml" xmlns:wp14="http://schemas.microsoft.com/office/word/2010/wordprocessingDrawing" xmlns:wp="http://schemas.openxmlformats.org/drawingml/2006/wordprocessingDrawing" xmlns:w10="urn:schemas-microsoft-com:office:word" xmlns:w="http://schemas.openxmlformats.org/wordprocessingml/2006/main" xmlns:w14="http://schemas.microsoft.com/office/word/2010/wordml" xmlns:wpg="http://schemas.microsoft.com/office/word/2010/wordprocessingGroup" xmlns:wpi="http://schemas.microsoft.com/office/word/2010/wordprocessingInk" xmlns:wne="http://schemas.microsoft.com/office/word/2006/wordml" xmlns:wps="http://schemas.microsoft.com/office/word/2010/wordprocessingShape" mc:Ignorable="w14 wp14">
-  <w:abstractNum w:abstractNumId="0">
+<w:numbering xmlns:wpc="http://schemas.microsoft.com/office/word/2010/wordprocessingCanvas" xmlns:cx="http://schemas.microsoft.com/office/drawing/2014/chartex" xmlns:cx1="http://schemas.microsoft.com/office/drawing/2015/9/8/chartex" xmlns:cx2="http://schemas.microsoft.com/office/drawing/2015/10/21/chartex" xmlns:cx3="http://schemas.microsoft.com/office/drawing/2016/5/9/chartex" xmlns:cx4="http://schemas.microsoft.com/office/drawing/2016/5/10/chartex" xmlns:cx5="http://schemas.microsoft.com/office/drawing/2016/5/11/chartex" xmlns:cx6="http://schemas.microsoft.com/office/drawing/2016/5/12/chartex" xmlns:cx7="http://schemas.microsoft.com/office/drawing/2016/5/13/chartex" xmlns:cx8="http://schemas.microsoft.com/office/drawing/2016/5/14/chartex" xmlns:mc="http://schemas.openxmlformats.org/markup-compatibility/2006" xmlns:aink="http://schemas.microsoft.com/office/drawing/2016/ink" xmlns:am3d="http://schemas.microsoft.com/office/drawing/2017/model3d" xmlns:o="urn:schemas-microsoft-com:office:office" xmlns:oel="http://schemas.microsoft.com/office/2019/extlst" xmlns:r="http://schemas.openxmlformats.org/officeDocument/2006/relationships" xmlns:m="http://schemas.openxmlformats.org/officeDocument/2006/math" xmlns:v="urn:schemas-microsoft-com:vml" xmlns:wp14="http://schemas.microsoft.com/office/word/2010/wordprocessingDrawing" xmlns:wp="http://schemas.openxmlformats.org/drawingml/2006/wordprocessingDrawing" xmlns:w10="urn:schemas-microsoft-com:office:word" xmlns:w="http://schemas.openxmlformats.org/wordprocessingml/2006/main" xmlns:w14="http://schemas.microsoft.com/office/word/2010/wordml" xmlns:w15="http://schemas.microsoft.com/office/word/2012/wordml" xmlns:w16cex="http://schemas.microsoft.com/office/word/2018/wordml/cex" xmlns:w16cid="http://schemas.microsoft.com/office/word/2016/wordml/cid" xmlns:w16="http://schemas.microsoft.com/office/word/2018/wordml" xmlns:w16sdtdh="http://schemas.microsoft.com/office/word/2020/wordml/sdtdatahash" xmlns:w16se="http://schemas.microsoft.com/office/word/2015/wordml/symex" xmlns:wpg="http://schemas.microsoft.com/office/word/2010/wordprocessingGroup" xmlns:wpi="http://schemas.microsoft.com/office/word/2010/wordprocessingInk" xmlns:wne="http://schemas.microsoft.com/office/word/2006/wordml" xmlns:wps="http://schemas.microsoft.com/office/word/2010/wordprocessingShape" mc:Ignorable="w14 w15 w16se w16cid w16 w16cex w16sdtdh wp14">
+  <w:abstractNum w:abstractNumId="0" w15:restartNumberingAfterBreak="0">
     <w:nsid w:val="00043700"/>
     <w:multiLevelType w:val="hybridMultilevel"/>
     <w:tmpl w:val="6682F042"/>
@@ -2429,7 +6807,7 @@
       </w:pPr>
     </w:lvl>
   </w:abstractNum>
-  <w:abstractNum w:abstractNumId="1">
+  <w:abstractNum w:abstractNumId="1" w15:restartNumberingAfterBreak="0">
     <w:nsid w:val="00114907"/>
     <w:multiLevelType w:val="hybridMultilevel"/>
     <w:tmpl w:val="C34272AA"/>
@@ -2542,7 +6920,7 @@
       </w:rPr>
     </w:lvl>
   </w:abstractNum>
-  <w:abstractNum w:abstractNumId="2">
+  <w:abstractNum w:abstractNumId="2" w15:restartNumberingAfterBreak="0">
     <w:nsid w:val="052A52F0"/>
     <w:multiLevelType w:val="hybridMultilevel"/>
     <w:tmpl w:val="18C6E556"/>
@@ -2628,7 +7006,269 @@
       </w:pPr>
     </w:lvl>
   </w:abstractNum>
-  <w:abstractNum w:abstractNumId="3">
+  <w:abstractNum w:abstractNumId="3" w15:restartNumberingAfterBreak="0">
+    <w:nsid w:val="0A81291B"/>
+    <w:multiLevelType w:val="hybridMultilevel"/>
+    <w:tmpl w:val="787CC8EE"/>
+    <w:lvl w:ilvl="0" w:tplc="080A0001">
+      <w:start w:val="1"/>
+      <w:numFmt w:val="bullet"/>
+      <w:lvlText w:val=""/>
+      <w:lvlJc w:val="left"/>
+      <w:pPr>
+        <w:ind w:left="720" w:hanging="360"/>
+      </w:pPr>
+      <w:rPr>
+        <w:rFonts w:ascii="Symbol" w:hAnsi="Symbol" w:hint="default"/>
+      </w:rPr>
+    </w:lvl>
+    <w:lvl w:ilvl="1" w:tplc="080A0003" w:tentative="1">
+      <w:start w:val="1"/>
+      <w:numFmt w:val="bullet"/>
+      <w:lvlText w:val="o"/>
+      <w:lvlJc w:val="left"/>
+      <w:pPr>
+        <w:ind w:left="1440" w:hanging="360"/>
+      </w:pPr>
+      <w:rPr>
+        <w:rFonts w:ascii="Courier New" w:hAnsi="Courier New" w:cs="Courier New" w:hint="default"/>
+      </w:rPr>
+    </w:lvl>
+    <w:lvl w:ilvl="2" w:tplc="080A0005" w:tentative="1">
+      <w:start w:val="1"/>
+      <w:numFmt w:val="bullet"/>
+      <w:lvlText w:val=""/>
+      <w:lvlJc w:val="left"/>
+      <w:pPr>
+        <w:ind w:left="2160" w:hanging="360"/>
+      </w:pPr>
+      <w:rPr>
+        <w:rFonts w:ascii="Wingdings" w:hAnsi="Wingdings" w:hint="default"/>
+      </w:rPr>
+    </w:lvl>
+    <w:lvl w:ilvl="3" w:tplc="080A0001" w:tentative="1">
+      <w:start w:val="1"/>
+      <w:numFmt w:val="bullet"/>
+      <w:lvlText w:val=""/>
+      <w:lvlJc w:val="left"/>
+      <w:pPr>
+        <w:ind w:left="2880" w:hanging="360"/>
+      </w:pPr>
+      <w:rPr>
+        <w:rFonts w:ascii="Symbol" w:hAnsi="Symbol" w:hint="default"/>
+      </w:rPr>
+    </w:lvl>
+    <w:lvl w:ilvl="4" w:tplc="080A0003" w:tentative="1">
+      <w:start w:val="1"/>
+      <w:numFmt w:val="bullet"/>
+      <w:lvlText w:val="o"/>
+      <w:lvlJc w:val="left"/>
+      <w:pPr>
+        <w:ind w:left="3600" w:hanging="360"/>
+      </w:pPr>
+      <w:rPr>
+        <w:rFonts w:ascii="Courier New" w:hAnsi="Courier New" w:cs="Courier New" w:hint="default"/>
+      </w:rPr>
+    </w:lvl>
+    <w:lvl w:ilvl="5" w:tplc="080A0005" w:tentative="1">
+      <w:start w:val="1"/>
+      <w:numFmt w:val="bullet"/>
+      <w:lvlText w:val=""/>
+      <w:lvlJc w:val="left"/>
+      <w:pPr>
+        <w:ind w:left="4320" w:hanging="360"/>
+      </w:pPr>
+      <w:rPr>
+        <w:rFonts w:ascii="Wingdings" w:hAnsi="Wingdings" w:hint="default"/>
+      </w:rPr>
+    </w:lvl>
+    <w:lvl w:ilvl="6" w:tplc="080A0001" w:tentative="1">
+      <w:start w:val="1"/>
+      <w:numFmt w:val="bullet"/>
+      <w:lvlText w:val=""/>
+      <w:lvlJc w:val="left"/>
+      <w:pPr>
+        <w:ind w:left="5040" w:hanging="360"/>
+      </w:pPr>
+      <w:rPr>
+        <w:rFonts w:ascii="Symbol" w:hAnsi="Symbol" w:hint="default"/>
+      </w:rPr>
+    </w:lvl>
+    <w:lvl w:ilvl="7" w:tplc="080A0003" w:tentative="1">
+      <w:start w:val="1"/>
+      <w:numFmt w:val="bullet"/>
+      <w:lvlText w:val="o"/>
+      <w:lvlJc w:val="left"/>
+      <w:pPr>
+        <w:ind w:left="5760" w:hanging="360"/>
+      </w:pPr>
+      <w:rPr>
+        <w:rFonts w:ascii="Courier New" w:hAnsi="Courier New" w:cs="Courier New" w:hint="default"/>
+      </w:rPr>
+    </w:lvl>
+    <w:lvl w:ilvl="8" w:tplc="080A0005" w:tentative="1">
+      <w:start w:val="1"/>
+      <w:numFmt w:val="bullet"/>
+      <w:lvlText w:val=""/>
+      <w:lvlJc w:val="left"/>
+      <w:pPr>
+        <w:ind w:left="6480" w:hanging="360"/>
+      </w:pPr>
+      <w:rPr>
+        <w:rFonts w:ascii="Wingdings" w:hAnsi="Wingdings" w:hint="default"/>
+      </w:rPr>
+    </w:lvl>
+  </w:abstractNum>
+  <w:abstractNum w:abstractNumId="4" w15:restartNumberingAfterBreak="0">
+    <w:nsid w:val="13DE61BA"/>
+    <w:multiLevelType w:val="multilevel"/>
+    <w:tmpl w:val="B4A4AB7E"/>
+    <w:lvl w:ilvl="0">
+      <w:start w:val="1"/>
+      <w:numFmt w:val="bullet"/>
+      <w:lvlText w:val=""/>
+      <w:lvlJc w:val="left"/>
+      <w:pPr>
+        <w:tabs>
+          <w:tab w:val="num" w:pos="720"/>
+        </w:tabs>
+        <w:ind w:left="720" w:hanging="360"/>
+      </w:pPr>
+      <w:rPr>
+        <w:rFonts w:ascii="Symbol" w:hAnsi="Symbol" w:hint="default"/>
+        <w:sz w:val="20"/>
+      </w:rPr>
+    </w:lvl>
+    <w:lvl w:ilvl="1" w:tentative="1">
+      <w:start w:val="1"/>
+      <w:numFmt w:val="bullet"/>
+      <w:lvlText w:val="o"/>
+      <w:lvlJc w:val="left"/>
+      <w:pPr>
+        <w:tabs>
+          <w:tab w:val="num" w:pos="1440"/>
+        </w:tabs>
+        <w:ind w:left="1440" w:hanging="360"/>
+      </w:pPr>
+      <w:rPr>
+        <w:rFonts w:ascii="Courier New" w:hAnsi="Courier New" w:hint="default"/>
+        <w:sz w:val="20"/>
+      </w:rPr>
+    </w:lvl>
+    <w:lvl w:ilvl="2" w:tentative="1">
+      <w:start w:val="1"/>
+      <w:numFmt w:val="bullet"/>
+      <w:lvlText w:val=""/>
+      <w:lvlJc w:val="left"/>
+      <w:pPr>
+        <w:tabs>
+          <w:tab w:val="num" w:pos="2160"/>
+        </w:tabs>
+        <w:ind w:left="2160" w:hanging="360"/>
+      </w:pPr>
+      <w:rPr>
+        <w:rFonts w:ascii="Wingdings" w:hAnsi="Wingdings" w:hint="default"/>
+        <w:sz w:val="20"/>
+      </w:rPr>
+    </w:lvl>
+    <w:lvl w:ilvl="3" w:tentative="1">
+      <w:start w:val="1"/>
+      <w:numFmt w:val="bullet"/>
+      <w:lvlText w:val=""/>
+      <w:lvlJc w:val="left"/>
+      <w:pPr>
+        <w:tabs>
+          <w:tab w:val="num" w:pos="2880"/>
+        </w:tabs>
+        <w:ind w:left="2880" w:hanging="360"/>
+      </w:pPr>
+      <w:rPr>
+        <w:rFonts w:ascii="Wingdings" w:hAnsi="Wingdings" w:hint="default"/>
+        <w:sz w:val="20"/>
+      </w:rPr>
+    </w:lvl>
+    <w:lvl w:ilvl="4" w:tentative="1">
+      <w:start w:val="1"/>
+      <w:numFmt w:val="bullet"/>
+      <w:lvlText w:val=""/>
+      <w:lvlJc w:val="left"/>
+      <w:pPr>
+        <w:tabs>
+          <w:tab w:val="num" w:pos="3600"/>
+        </w:tabs>
+        <w:ind w:left="3600" w:hanging="360"/>
+      </w:pPr>
+      <w:rPr>
+        <w:rFonts w:ascii="Wingdings" w:hAnsi="Wingdings" w:hint="default"/>
+        <w:sz w:val="20"/>
+      </w:rPr>
+    </w:lvl>
+    <w:lvl w:ilvl="5" w:tentative="1">
+      <w:start w:val="1"/>
+      <w:numFmt w:val="bullet"/>
+      <w:lvlText w:val=""/>
+      <w:lvlJc w:val="left"/>
+      <w:pPr>
+        <w:tabs>
+          <w:tab w:val="num" w:pos="4320"/>
+        </w:tabs>
+        <w:ind w:left="4320" w:hanging="360"/>
+      </w:pPr>
+      <w:rPr>
+        <w:rFonts w:ascii="Wingdings" w:hAnsi="Wingdings" w:hint="default"/>
+        <w:sz w:val="20"/>
+      </w:rPr>
+    </w:lvl>
+    <w:lvl w:ilvl="6" w:tentative="1">
+      <w:start w:val="1"/>
+      <w:numFmt w:val="bullet"/>
+      <w:lvlText w:val=""/>
+      <w:lvlJc w:val="left"/>
+      <w:pPr>
+        <w:tabs>
+          <w:tab w:val="num" w:pos="5040"/>
+        </w:tabs>
+        <w:ind w:left="5040" w:hanging="360"/>
+      </w:pPr>
+      <w:rPr>
+        <w:rFonts w:ascii="Wingdings" w:hAnsi="Wingdings" w:hint="default"/>
+        <w:sz w:val="20"/>
+      </w:rPr>
+    </w:lvl>
+    <w:lvl w:ilvl="7" w:tentative="1">
+      <w:start w:val="1"/>
+      <w:numFmt w:val="bullet"/>
+      <w:lvlText w:val=""/>
+      <w:lvlJc w:val="left"/>
+      <w:pPr>
+        <w:tabs>
+          <w:tab w:val="num" w:pos="5760"/>
+        </w:tabs>
+        <w:ind w:left="5760" w:hanging="360"/>
+      </w:pPr>
+      <w:rPr>
+        <w:rFonts w:ascii="Wingdings" w:hAnsi="Wingdings" w:hint="default"/>
+        <w:sz w:val="20"/>
+      </w:rPr>
+    </w:lvl>
+    <w:lvl w:ilvl="8" w:tentative="1">
+      <w:start w:val="1"/>
+      <w:numFmt w:val="bullet"/>
+      <w:lvlText w:val=""/>
+      <w:lvlJc w:val="left"/>
+      <w:pPr>
+        <w:tabs>
+          <w:tab w:val="num" w:pos="6480"/>
+        </w:tabs>
+        <w:ind w:left="6480" w:hanging="360"/>
+      </w:pPr>
+      <w:rPr>
+        <w:rFonts w:ascii="Wingdings" w:hAnsi="Wingdings" w:hint="default"/>
+        <w:sz w:val="20"/>
+      </w:rPr>
+    </w:lvl>
+  </w:abstractNum>
+  <w:abstractNum w:abstractNumId="5" w15:restartNumberingAfterBreak="0">
     <w:nsid w:val="1E6C5C5C"/>
     <w:multiLevelType w:val="hybridMultilevel"/>
     <w:tmpl w:val="7C1A6E44"/>
@@ -2717,7 +7357,156 @@
       </w:pPr>
     </w:lvl>
   </w:abstractNum>
-  <w:abstractNum w:abstractNumId="4">
+  <w:abstractNum w:abstractNumId="6" w15:restartNumberingAfterBreak="0">
+    <w:nsid w:val="2129687C"/>
+    <w:multiLevelType w:val="multilevel"/>
+    <w:tmpl w:val="3E2A43F8"/>
+    <w:lvl w:ilvl="0">
+      <w:start w:val="1"/>
+      <w:numFmt w:val="bullet"/>
+      <w:lvlText w:val=""/>
+      <w:lvlJc w:val="left"/>
+      <w:pPr>
+        <w:tabs>
+          <w:tab w:val="num" w:pos="720"/>
+        </w:tabs>
+        <w:ind w:left="720" w:hanging="360"/>
+      </w:pPr>
+      <w:rPr>
+        <w:rFonts w:ascii="Symbol" w:hAnsi="Symbol" w:hint="default"/>
+        <w:sz w:val="20"/>
+      </w:rPr>
+    </w:lvl>
+    <w:lvl w:ilvl="1" w:tentative="1">
+      <w:start w:val="1"/>
+      <w:numFmt w:val="bullet"/>
+      <w:lvlText w:val="o"/>
+      <w:lvlJc w:val="left"/>
+      <w:pPr>
+        <w:tabs>
+          <w:tab w:val="num" w:pos="1440"/>
+        </w:tabs>
+        <w:ind w:left="1440" w:hanging="360"/>
+      </w:pPr>
+      <w:rPr>
+        <w:rFonts w:ascii="Courier New" w:hAnsi="Courier New" w:hint="default"/>
+        <w:sz w:val="20"/>
+      </w:rPr>
+    </w:lvl>
+    <w:lvl w:ilvl="2" w:tentative="1">
+      <w:start w:val="1"/>
+      <w:numFmt w:val="bullet"/>
+      <w:lvlText w:val=""/>
+      <w:lvlJc w:val="left"/>
+      <w:pPr>
+        <w:tabs>
+          <w:tab w:val="num" w:pos="2160"/>
+        </w:tabs>
+        <w:ind w:left="2160" w:hanging="360"/>
+      </w:pPr>
+      <w:rPr>
+        <w:rFonts w:ascii="Wingdings" w:hAnsi="Wingdings" w:hint="default"/>
+        <w:sz w:val="20"/>
+      </w:rPr>
+    </w:lvl>
+    <w:lvl w:ilvl="3" w:tentative="1">
+      <w:start w:val="1"/>
+      <w:numFmt w:val="bullet"/>
+      <w:lvlText w:val=""/>
+      <w:lvlJc w:val="left"/>
+      <w:pPr>
+        <w:tabs>
+          <w:tab w:val="num" w:pos="2880"/>
+        </w:tabs>
+        <w:ind w:left="2880" w:hanging="360"/>
+      </w:pPr>
+      <w:rPr>
+        <w:rFonts w:ascii="Wingdings" w:hAnsi="Wingdings" w:hint="default"/>
+        <w:sz w:val="20"/>
+      </w:rPr>
+    </w:lvl>
+    <w:lvl w:ilvl="4" w:tentative="1">
+      <w:start w:val="1"/>
+      <w:numFmt w:val="bullet"/>
+      <w:lvlText w:val=""/>
+      <w:lvlJc w:val="left"/>
+      <w:pPr>
+        <w:tabs>
+          <w:tab w:val="num" w:pos="3600"/>
+        </w:tabs>
+        <w:ind w:left="3600" w:hanging="360"/>
+      </w:pPr>
+      <w:rPr>
+        <w:rFonts w:ascii="Wingdings" w:hAnsi="Wingdings" w:hint="default"/>
+        <w:sz w:val="20"/>
+      </w:rPr>
+    </w:lvl>
+    <w:lvl w:ilvl="5" w:tentative="1">
+      <w:start w:val="1"/>
+      <w:numFmt w:val="bullet"/>
+      <w:lvlText w:val=""/>
+      <w:lvlJc w:val="left"/>
+      <w:pPr>
+        <w:tabs>
+          <w:tab w:val="num" w:pos="4320"/>
+        </w:tabs>
+        <w:ind w:left="4320" w:hanging="360"/>
+      </w:pPr>
+      <w:rPr>
+        <w:rFonts w:ascii="Wingdings" w:hAnsi="Wingdings" w:hint="default"/>
+        <w:sz w:val="20"/>
+      </w:rPr>
+    </w:lvl>
+    <w:lvl w:ilvl="6" w:tentative="1">
+      <w:start w:val="1"/>
+      <w:numFmt w:val="bullet"/>
+      <w:lvlText w:val=""/>
+      <w:lvlJc w:val="left"/>
+      <w:pPr>
+        <w:tabs>
+          <w:tab w:val="num" w:pos="5040"/>
+        </w:tabs>
+        <w:ind w:left="5040" w:hanging="360"/>
+      </w:pPr>
+      <w:rPr>
+        <w:rFonts w:ascii="Wingdings" w:hAnsi="Wingdings" w:hint="default"/>
+        <w:sz w:val="20"/>
+      </w:rPr>
+    </w:lvl>
+    <w:lvl w:ilvl="7" w:tentative="1">
+      <w:start w:val="1"/>
+      <w:numFmt w:val="bullet"/>
+      <w:lvlText w:val=""/>
+      <w:lvlJc w:val="left"/>
+      <w:pPr>
+        <w:tabs>
+          <w:tab w:val="num" w:pos="5760"/>
+        </w:tabs>
+        <w:ind w:left="5760" w:hanging="360"/>
+      </w:pPr>
+      <w:rPr>
+        <w:rFonts w:ascii="Wingdings" w:hAnsi="Wingdings" w:hint="default"/>
+        <w:sz w:val="20"/>
+      </w:rPr>
+    </w:lvl>
+    <w:lvl w:ilvl="8" w:tentative="1">
+      <w:start w:val="1"/>
+      <w:numFmt w:val="bullet"/>
+      <w:lvlText w:val=""/>
+      <w:lvlJc w:val="left"/>
+      <w:pPr>
+        <w:tabs>
+          <w:tab w:val="num" w:pos="6480"/>
+        </w:tabs>
+        <w:ind w:left="6480" w:hanging="360"/>
+      </w:pPr>
+      <w:rPr>
+        <w:rFonts w:ascii="Wingdings" w:hAnsi="Wingdings" w:hint="default"/>
+        <w:sz w:val="20"/>
+      </w:rPr>
+    </w:lvl>
+  </w:abstractNum>
+  <w:abstractNum w:abstractNumId="7" w15:restartNumberingAfterBreak="0">
     <w:nsid w:val="21CD730F"/>
     <w:multiLevelType w:val="hybridMultilevel"/>
     <w:tmpl w:val="BB74C10C"/>
@@ -2803,7 +7592,7 @@
       </w:pPr>
     </w:lvl>
   </w:abstractNum>
-  <w:abstractNum w:abstractNumId="5">
+  <w:abstractNum w:abstractNumId="8" w15:restartNumberingAfterBreak="0">
     <w:nsid w:val="260A754E"/>
     <w:multiLevelType w:val="hybridMultilevel"/>
     <w:tmpl w:val="156E9E7A"/>
@@ -2893,7 +7682,7 @@
       </w:pPr>
     </w:lvl>
   </w:abstractNum>
-  <w:abstractNum w:abstractNumId="6">
+  <w:abstractNum w:abstractNumId="9" w15:restartNumberingAfterBreak="0">
     <w:nsid w:val="30B41E0D"/>
     <w:multiLevelType w:val="hybridMultilevel"/>
     <w:tmpl w:val="64D832D6"/>
@@ -2982,7 +7771,7 @@
       </w:pPr>
     </w:lvl>
   </w:abstractNum>
-  <w:abstractNum w:abstractNumId="7">
+  <w:abstractNum w:abstractNumId="10" w15:restartNumberingAfterBreak="0">
     <w:nsid w:val="42586F91"/>
     <w:multiLevelType w:val="hybridMultilevel"/>
     <w:tmpl w:val="E6002BA4"/>
@@ -3071,7 +7860,120 @@
       </w:pPr>
     </w:lvl>
   </w:abstractNum>
-  <w:abstractNum w:abstractNumId="8">
+  <w:abstractNum w:abstractNumId="11" w15:restartNumberingAfterBreak="0">
+    <w:nsid w:val="42AB62F3"/>
+    <w:multiLevelType w:val="hybridMultilevel"/>
+    <w:tmpl w:val="9B4ADC6A"/>
+    <w:lvl w:ilvl="0" w:tplc="080A0001">
+      <w:start w:val="1"/>
+      <w:numFmt w:val="bullet"/>
+      <w:lvlText w:val=""/>
+      <w:lvlJc w:val="left"/>
+      <w:pPr>
+        <w:ind w:left="720" w:hanging="360"/>
+      </w:pPr>
+      <w:rPr>
+        <w:rFonts w:ascii="Symbol" w:hAnsi="Symbol" w:hint="default"/>
+      </w:rPr>
+    </w:lvl>
+    <w:lvl w:ilvl="1" w:tplc="080A0003" w:tentative="1">
+      <w:start w:val="1"/>
+      <w:numFmt w:val="bullet"/>
+      <w:lvlText w:val="o"/>
+      <w:lvlJc w:val="left"/>
+      <w:pPr>
+        <w:ind w:left="1440" w:hanging="360"/>
+      </w:pPr>
+      <w:rPr>
+        <w:rFonts w:ascii="Courier New" w:hAnsi="Courier New" w:cs="Courier New" w:hint="default"/>
+      </w:rPr>
+    </w:lvl>
+    <w:lvl w:ilvl="2" w:tplc="080A0005" w:tentative="1">
+      <w:start w:val="1"/>
+      <w:numFmt w:val="bullet"/>
+      <w:lvlText w:val=""/>
+      <w:lvlJc w:val="left"/>
+      <w:pPr>
+        <w:ind w:left="2160" w:hanging="360"/>
+      </w:pPr>
+      <w:rPr>
+        <w:rFonts w:ascii="Wingdings" w:hAnsi="Wingdings" w:hint="default"/>
+      </w:rPr>
+    </w:lvl>
+    <w:lvl w:ilvl="3" w:tplc="080A0001" w:tentative="1">
+      <w:start w:val="1"/>
+      <w:numFmt w:val="bullet"/>
+      <w:lvlText w:val=""/>
+      <w:lvlJc w:val="left"/>
+      <w:pPr>
+        <w:ind w:left="2880" w:hanging="360"/>
+      </w:pPr>
+      <w:rPr>
+        <w:rFonts w:ascii="Symbol" w:hAnsi="Symbol" w:hint="default"/>
+      </w:rPr>
+    </w:lvl>
+    <w:lvl w:ilvl="4" w:tplc="080A0003" w:tentative="1">
+      <w:start w:val="1"/>
+      <w:numFmt w:val="bullet"/>
+      <w:lvlText w:val="o"/>
+      <w:lvlJc w:val="left"/>
+      <w:pPr>
+        <w:ind w:left="3600" w:hanging="360"/>
+      </w:pPr>
+      <w:rPr>
+        <w:rFonts w:ascii="Courier New" w:hAnsi="Courier New" w:cs="Courier New" w:hint="default"/>
+      </w:rPr>
+    </w:lvl>
+    <w:lvl w:ilvl="5" w:tplc="080A0005" w:tentative="1">
+      <w:start w:val="1"/>
+      <w:numFmt w:val="bullet"/>
+      <w:lvlText w:val=""/>
+      <w:lvlJc w:val="left"/>
+      <w:pPr>
+        <w:ind w:left="4320" w:hanging="360"/>
+      </w:pPr>
+      <w:rPr>
+        <w:rFonts w:ascii="Wingdings" w:hAnsi="Wingdings" w:hint="default"/>
+      </w:rPr>
+    </w:lvl>
+    <w:lvl w:ilvl="6" w:tplc="080A0001" w:tentative="1">
+      <w:start w:val="1"/>
+      <w:numFmt w:val="bullet"/>
+      <w:lvlText w:val=""/>
+      <w:lvlJc w:val="left"/>
+      <w:pPr>
+        <w:ind w:left="5040" w:hanging="360"/>
+      </w:pPr>
+      <w:rPr>
+        <w:rFonts w:ascii="Symbol" w:hAnsi="Symbol" w:hint="default"/>
+      </w:rPr>
+    </w:lvl>
+    <w:lvl w:ilvl="7" w:tplc="080A0003" w:tentative="1">
+      <w:start w:val="1"/>
+      <w:numFmt w:val="bullet"/>
+      <w:lvlText w:val="o"/>
+      <w:lvlJc w:val="left"/>
+      <w:pPr>
+        <w:ind w:left="5760" w:hanging="360"/>
+      </w:pPr>
+      <w:rPr>
+        <w:rFonts w:ascii="Courier New" w:hAnsi="Courier New" w:cs="Courier New" w:hint="default"/>
+      </w:rPr>
+    </w:lvl>
+    <w:lvl w:ilvl="8" w:tplc="080A0005" w:tentative="1">
+      <w:start w:val="1"/>
+      <w:numFmt w:val="bullet"/>
+      <w:lvlText w:val=""/>
+      <w:lvlJc w:val="left"/>
+      <w:pPr>
+        <w:ind w:left="6480" w:hanging="360"/>
+      </w:pPr>
+      <w:rPr>
+        <w:rFonts w:ascii="Wingdings" w:hAnsi="Wingdings" w:hint="default"/>
+      </w:rPr>
+    </w:lvl>
+  </w:abstractNum>
+  <w:abstractNum w:abstractNumId="12" w15:restartNumberingAfterBreak="0">
     <w:nsid w:val="42F02BFB"/>
     <w:multiLevelType w:val="hybridMultilevel"/>
     <w:tmpl w:val="5BC86D9C"/>
@@ -3160,7 +8062,7 @@
       </w:pPr>
     </w:lvl>
   </w:abstractNum>
-  <w:abstractNum w:abstractNumId="9">
+  <w:abstractNum w:abstractNumId="13" w15:restartNumberingAfterBreak="0">
     <w:nsid w:val="43793F8F"/>
     <w:multiLevelType w:val="hybridMultilevel"/>
     <w:tmpl w:val="2296229E"/>
@@ -3273,7 +8175,7 @@
       </w:rPr>
     </w:lvl>
   </w:abstractNum>
-  <w:abstractNum w:abstractNumId="10">
+  <w:abstractNum w:abstractNumId="14" w15:restartNumberingAfterBreak="0">
     <w:nsid w:val="561C4775"/>
     <w:multiLevelType w:val="hybridMultilevel"/>
     <w:tmpl w:val="1FE04504"/>
@@ -3386,7 +8288,7 @@
       </w:rPr>
     </w:lvl>
   </w:abstractNum>
-  <w:abstractNum w:abstractNumId="11">
+  <w:abstractNum w:abstractNumId="15" w15:restartNumberingAfterBreak="0">
     <w:nsid w:val="58503418"/>
     <w:multiLevelType w:val="hybridMultilevel"/>
     <w:tmpl w:val="AE5683D8"/>
@@ -3476,7 +8378,7 @@
       </w:pPr>
     </w:lvl>
   </w:abstractNum>
-  <w:abstractNum w:abstractNumId="12">
+  <w:abstractNum w:abstractNumId="16" w15:restartNumberingAfterBreak="0">
     <w:nsid w:val="5EB04F7B"/>
     <w:multiLevelType w:val="hybridMultilevel"/>
     <w:tmpl w:val="EE32A260"/>
@@ -3589,7 +8491,7 @@
       </w:rPr>
     </w:lvl>
   </w:abstractNum>
-  <w:abstractNum w:abstractNumId="13">
+  <w:abstractNum w:abstractNumId="17" w15:restartNumberingAfterBreak="0">
     <w:nsid w:val="6AA6320B"/>
     <w:multiLevelType w:val="hybridMultilevel"/>
     <w:tmpl w:val="34DC55A0"/>
@@ -3675,62 +8577,333 @@
       </w:pPr>
     </w:lvl>
   </w:abstractNum>
-  <w:num w:numId="1">
+  <w:abstractNum w:abstractNumId="18" w15:restartNumberingAfterBreak="0">
+    <w:nsid w:val="756208B8"/>
+    <w:multiLevelType w:val="hybridMultilevel"/>
+    <w:tmpl w:val="7346B59E"/>
+    <w:lvl w:ilvl="0" w:tplc="080A0001">
+      <w:start w:val="1"/>
+      <w:numFmt w:val="bullet"/>
+      <w:lvlText w:val=""/>
+      <w:lvlJc w:val="left"/>
+      <w:pPr>
+        <w:ind w:left="720" w:hanging="360"/>
+      </w:pPr>
+      <w:rPr>
+        <w:rFonts w:ascii="Symbol" w:hAnsi="Symbol" w:hint="default"/>
+      </w:rPr>
+    </w:lvl>
+    <w:lvl w:ilvl="1" w:tplc="080A0003" w:tentative="1">
+      <w:start w:val="1"/>
+      <w:numFmt w:val="bullet"/>
+      <w:lvlText w:val="o"/>
+      <w:lvlJc w:val="left"/>
+      <w:pPr>
+        <w:ind w:left="1440" w:hanging="360"/>
+      </w:pPr>
+      <w:rPr>
+        <w:rFonts w:ascii="Courier New" w:hAnsi="Courier New" w:cs="Courier New" w:hint="default"/>
+      </w:rPr>
+    </w:lvl>
+    <w:lvl w:ilvl="2" w:tplc="080A0005" w:tentative="1">
+      <w:start w:val="1"/>
+      <w:numFmt w:val="bullet"/>
+      <w:lvlText w:val=""/>
+      <w:lvlJc w:val="left"/>
+      <w:pPr>
+        <w:ind w:left="2160" w:hanging="360"/>
+      </w:pPr>
+      <w:rPr>
+        <w:rFonts w:ascii="Wingdings" w:hAnsi="Wingdings" w:hint="default"/>
+      </w:rPr>
+    </w:lvl>
+    <w:lvl w:ilvl="3" w:tplc="080A0001" w:tentative="1">
+      <w:start w:val="1"/>
+      <w:numFmt w:val="bullet"/>
+      <w:lvlText w:val=""/>
+      <w:lvlJc w:val="left"/>
+      <w:pPr>
+        <w:ind w:left="2880" w:hanging="360"/>
+      </w:pPr>
+      <w:rPr>
+        <w:rFonts w:ascii="Symbol" w:hAnsi="Symbol" w:hint="default"/>
+      </w:rPr>
+    </w:lvl>
+    <w:lvl w:ilvl="4" w:tplc="080A0003" w:tentative="1">
+      <w:start w:val="1"/>
+      <w:numFmt w:val="bullet"/>
+      <w:lvlText w:val="o"/>
+      <w:lvlJc w:val="left"/>
+      <w:pPr>
+        <w:ind w:left="3600" w:hanging="360"/>
+      </w:pPr>
+      <w:rPr>
+        <w:rFonts w:ascii="Courier New" w:hAnsi="Courier New" w:cs="Courier New" w:hint="default"/>
+      </w:rPr>
+    </w:lvl>
+    <w:lvl w:ilvl="5" w:tplc="080A0005" w:tentative="1">
+      <w:start w:val="1"/>
+      <w:numFmt w:val="bullet"/>
+      <w:lvlText w:val=""/>
+      <w:lvlJc w:val="left"/>
+      <w:pPr>
+        <w:ind w:left="4320" w:hanging="360"/>
+      </w:pPr>
+      <w:rPr>
+        <w:rFonts w:ascii="Wingdings" w:hAnsi="Wingdings" w:hint="default"/>
+      </w:rPr>
+    </w:lvl>
+    <w:lvl w:ilvl="6" w:tplc="080A0001" w:tentative="1">
+      <w:start w:val="1"/>
+      <w:numFmt w:val="bullet"/>
+      <w:lvlText w:val=""/>
+      <w:lvlJc w:val="left"/>
+      <w:pPr>
+        <w:ind w:left="5040" w:hanging="360"/>
+      </w:pPr>
+      <w:rPr>
+        <w:rFonts w:ascii="Symbol" w:hAnsi="Symbol" w:hint="default"/>
+      </w:rPr>
+    </w:lvl>
+    <w:lvl w:ilvl="7" w:tplc="080A0003" w:tentative="1">
+      <w:start w:val="1"/>
+      <w:numFmt w:val="bullet"/>
+      <w:lvlText w:val="o"/>
+      <w:lvlJc w:val="left"/>
+      <w:pPr>
+        <w:ind w:left="5760" w:hanging="360"/>
+      </w:pPr>
+      <w:rPr>
+        <w:rFonts w:ascii="Courier New" w:hAnsi="Courier New" w:cs="Courier New" w:hint="default"/>
+      </w:rPr>
+    </w:lvl>
+    <w:lvl w:ilvl="8" w:tplc="080A0005" w:tentative="1">
+      <w:start w:val="1"/>
+      <w:numFmt w:val="bullet"/>
+      <w:lvlText w:val=""/>
+      <w:lvlJc w:val="left"/>
+      <w:pPr>
+        <w:ind w:left="6480" w:hanging="360"/>
+      </w:pPr>
+      <w:rPr>
+        <w:rFonts w:ascii="Wingdings" w:hAnsi="Wingdings" w:hint="default"/>
+      </w:rPr>
+    </w:lvl>
+  </w:abstractNum>
+  <w:abstractNum w:abstractNumId="19" w15:restartNumberingAfterBreak="0">
+    <w:nsid w:val="7FCC7DEE"/>
+    <w:multiLevelType w:val="multilevel"/>
+    <w:tmpl w:val="DAAC7586"/>
+    <w:lvl w:ilvl="0">
+      <w:start w:val="1"/>
+      <w:numFmt w:val="bullet"/>
+      <w:lvlText w:val=""/>
+      <w:lvlJc w:val="left"/>
+      <w:pPr>
+        <w:tabs>
+          <w:tab w:val="num" w:pos="720"/>
+        </w:tabs>
+        <w:ind w:left="720" w:hanging="360"/>
+      </w:pPr>
+      <w:rPr>
+        <w:rFonts w:ascii="Symbol" w:hAnsi="Symbol" w:hint="default"/>
+        <w:sz w:val="20"/>
+      </w:rPr>
+    </w:lvl>
+    <w:lvl w:ilvl="1" w:tentative="1">
+      <w:start w:val="1"/>
+      <w:numFmt w:val="bullet"/>
+      <w:lvlText w:val="o"/>
+      <w:lvlJc w:val="left"/>
+      <w:pPr>
+        <w:tabs>
+          <w:tab w:val="num" w:pos="1440"/>
+        </w:tabs>
+        <w:ind w:left="1440" w:hanging="360"/>
+      </w:pPr>
+      <w:rPr>
+        <w:rFonts w:ascii="Courier New" w:hAnsi="Courier New" w:hint="default"/>
+        <w:sz w:val="20"/>
+      </w:rPr>
+    </w:lvl>
+    <w:lvl w:ilvl="2" w:tentative="1">
+      <w:start w:val="1"/>
+      <w:numFmt w:val="bullet"/>
+      <w:lvlText w:val=""/>
+      <w:lvlJc w:val="left"/>
+      <w:pPr>
+        <w:tabs>
+          <w:tab w:val="num" w:pos="2160"/>
+        </w:tabs>
+        <w:ind w:left="2160" w:hanging="360"/>
+      </w:pPr>
+      <w:rPr>
+        <w:rFonts w:ascii="Wingdings" w:hAnsi="Wingdings" w:hint="default"/>
+        <w:sz w:val="20"/>
+      </w:rPr>
+    </w:lvl>
+    <w:lvl w:ilvl="3" w:tentative="1">
+      <w:start w:val="1"/>
+      <w:numFmt w:val="bullet"/>
+      <w:lvlText w:val=""/>
+      <w:lvlJc w:val="left"/>
+      <w:pPr>
+        <w:tabs>
+          <w:tab w:val="num" w:pos="2880"/>
+        </w:tabs>
+        <w:ind w:left="2880" w:hanging="360"/>
+      </w:pPr>
+      <w:rPr>
+        <w:rFonts w:ascii="Wingdings" w:hAnsi="Wingdings" w:hint="default"/>
+        <w:sz w:val="20"/>
+      </w:rPr>
+    </w:lvl>
+    <w:lvl w:ilvl="4" w:tentative="1">
+      <w:start w:val="1"/>
+      <w:numFmt w:val="bullet"/>
+      <w:lvlText w:val=""/>
+      <w:lvlJc w:val="left"/>
+      <w:pPr>
+        <w:tabs>
+          <w:tab w:val="num" w:pos="3600"/>
+        </w:tabs>
+        <w:ind w:left="3600" w:hanging="360"/>
+      </w:pPr>
+      <w:rPr>
+        <w:rFonts w:ascii="Wingdings" w:hAnsi="Wingdings" w:hint="default"/>
+        <w:sz w:val="20"/>
+      </w:rPr>
+    </w:lvl>
+    <w:lvl w:ilvl="5" w:tentative="1">
+      <w:start w:val="1"/>
+      <w:numFmt w:val="bullet"/>
+      <w:lvlText w:val=""/>
+      <w:lvlJc w:val="left"/>
+      <w:pPr>
+        <w:tabs>
+          <w:tab w:val="num" w:pos="4320"/>
+        </w:tabs>
+        <w:ind w:left="4320" w:hanging="360"/>
+      </w:pPr>
+      <w:rPr>
+        <w:rFonts w:ascii="Wingdings" w:hAnsi="Wingdings" w:hint="default"/>
+        <w:sz w:val="20"/>
+      </w:rPr>
+    </w:lvl>
+    <w:lvl w:ilvl="6" w:tentative="1">
+      <w:start w:val="1"/>
+      <w:numFmt w:val="bullet"/>
+      <w:lvlText w:val=""/>
+      <w:lvlJc w:val="left"/>
+      <w:pPr>
+        <w:tabs>
+          <w:tab w:val="num" w:pos="5040"/>
+        </w:tabs>
+        <w:ind w:left="5040" w:hanging="360"/>
+      </w:pPr>
+      <w:rPr>
+        <w:rFonts w:ascii="Wingdings" w:hAnsi="Wingdings" w:hint="default"/>
+        <w:sz w:val="20"/>
+      </w:rPr>
+    </w:lvl>
+    <w:lvl w:ilvl="7" w:tentative="1">
+      <w:start w:val="1"/>
+      <w:numFmt w:val="bullet"/>
+      <w:lvlText w:val=""/>
+      <w:lvlJc w:val="left"/>
+      <w:pPr>
+        <w:tabs>
+          <w:tab w:val="num" w:pos="5760"/>
+        </w:tabs>
+        <w:ind w:left="5760" w:hanging="360"/>
+      </w:pPr>
+      <w:rPr>
+        <w:rFonts w:ascii="Wingdings" w:hAnsi="Wingdings" w:hint="default"/>
+        <w:sz w:val="20"/>
+      </w:rPr>
+    </w:lvl>
+    <w:lvl w:ilvl="8" w:tentative="1">
+      <w:start w:val="1"/>
+      <w:numFmt w:val="bullet"/>
+      <w:lvlText w:val=""/>
+      <w:lvlJc w:val="left"/>
+      <w:pPr>
+        <w:tabs>
+          <w:tab w:val="num" w:pos="6480"/>
+        </w:tabs>
+        <w:ind w:left="6480" w:hanging="360"/>
+      </w:pPr>
+      <w:rPr>
+        <w:rFonts w:ascii="Wingdings" w:hAnsi="Wingdings" w:hint="default"/>
+        <w:sz w:val="20"/>
+      </w:rPr>
+    </w:lvl>
+  </w:abstractNum>
+  <w:num w:numId="1" w16cid:durableId="1239902419">
+    <w:abstractNumId w:val="9"/>
+  </w:num>
+  <w:num w:numId="2" w16cid:durableId="208496149">
+    <w:abstractNumId w:val="7"/>
+  </w:num>
+  <w:num w:numId="3" w16cid:durableId="520968986">
+    <w:abstractNumId w:val="12"/>
+  </w:num>
+  <w:num w:numId="4" w16cid:durableId="455148655">
+    <w:abstractNumId w:val="2"/>
+  </w:num>
+  <w:num w:numId="5" w16cid:durableId="2136409200">
+    <w:abstractNumId w:val="10"/>
+  </w:num>
+  <w:num w:numId="6" w16cid:durableId="1294480089">
+    <w:abstractNumId w:val="1"/>
+  </w:num>
+  <w:num w:numId="7" w16cid:durableId="926428734">
+    <w:abstractNumId w:val="5"/>
+  </w:num>
+  <w:num w:numId="8" w16cid:durableId="187108539">
+    <w:abstractNumId w:val="15"/>
+  </w:num>
+  <w:num w:numId="9" w16cid:durableId="1182009709">
+    <w:abstractNumId w:val="8"/>
+  </w:num>
+  <w:num w:numId="10" w16cid:durableId="428625382">
+    <w:abstractNumId w:val="0"/>
+  </w:num>
+  <w:num w:numId="11" w16cid:durableId="57825842">
+    <w:abstractNumId w:val="17"/>
+  </w:num>
+  <w:num w:numId="12" w16cid:durableId="1646810163">
+    <w:abstractNumId w:val="13"/>
+  </w:num>
+  <w:num w:numId="13" w16cid:durableId="1695038784">
+    <w:abstractNumId w:val="14"/>
+  </w:num>
+  <w:num w:numId="14" w16cid:durableId="92824444">
+    <w:abstractNumId w:val="16"/>
+  </w:num>
+  <w:num w:numId="15" w16cid:durableId="420873853">
+    <w:abstractNumId w:val="19"/>
+  </w:num>
+  <w:num w:numId="16" w16cid:durableId="2061901917">
     <w:abstractNumId w:val="6"/>
   </w:num>
-  <w:num w:numId="2">
+  <w:num w:numId="17" w16cid:durableId="746348123">
+    <w:abstractNumId w:val="3"/>
+  </w:num>
+  <w:num w:numId="18" w16cid:durableId="1001004636">
+    <w:abstractNumId w:val="18"/>
+  </w:num>
+  <w:num w:numId="19" w16cid:durableId="1194727702">
     <w:abstractNumId w:val="4"/>
   </w:num>
-  <w:num w:numId="3">
-    <w:abstractNumId w:val="8"/>
-  </w:num>
-  <w:num w:numId="4">
-    <w:abstractNumId w:val="2"/>
-  </w:num>
-  <w:num w:numId="5">
-    <w:abstractNumId w:val="7"/>
-  </w:num>
-  <w:num w:numId="6">
-    <w:abstractNumId w:val="1"/>
-  </w:num>
-  <w:num w:numId="7">
-    <w:abstractNumId w:val="3"/>
-  </w:num>
-  <w:num w:numId="8">
+  <w:num w:numId="20" w16cid:durableId="1530025200">
     <w:abstractNumId w:val="11"/>
-  </w:num>
-  <w:num w:numId="9">
-    <w:abstractNumId w:val="5"/>
-  </w:num>
-  <w:num w:numId="10">
-    <w:abstractNumId w:val="0"/>
-  </w:num>
-  <w:num w:numId="11">
-    <w:abstractNumId w:val="13"/>
-  </w:num>
-  <w:num w:numId="12">
-    <w:abstractNumId w:val="9"/>
-  </w:num>
-  <w:num w:numId="13">
-    <w:abstractNumId w:val="10"/>
-  </w:num>
-  <w:num w:numId="14">
-    <w:abstractNumId w:val="12"/>
-    <w:lvlOverride w:ilvl="0"/>
-    <w:lvlOverride w:ilvl="1"/>
-    <w:lvlOverride w:ilvl="2"/>
-    <w:lvlOverride w:ilvl="3"/>
-    <w:lvlOverride w:ilvl="4"/>
-    <w:lvlOverride w:ilvl="5"/>
-    <w:lvlOverride w:ilvl="6"/>
-    <w:lvlOverride w:ilvl="7"/>
-    <w:lvlOverride w:ilvl="8"/>
   </w:num>
 </w:numbering>
 </file>
 
 <file path=word/styles.xml><?xml version="1.0" encoding="utf-8"?>
-<w:styles xmlns:mc="http://schemas.openxmlformats.org/markup-compatibility/2006" xmlns:r="http://schemas.openxmlformats.org/officeDocument/2006/relationships" xmlns:w="http://schemas.openxmlformats.org/wordprocessingml/2006/main" xmlns:w14="http://schemas.microsoft.com/office/word/2010/wordml" mc:Ignorable="w14">
+<w:styles xmlns:mc="http://schemas.openxmlformats.org/markup-compatibility/2006" xmlns:r="http://schemas.openxmlformats.org/officeDocument/2006/relationships" xmlns:w="http://schemas.openxmlformats.org/wordprocessingml/2006/main" xmlns:w14="http://schemas.microsoft.com/office/word/2010/wordml" xmlns:w15="http://schemas.microsoft.com/office/word/2012/wordml" xmlns:w16cex="http://schemas.microsoft.com/office/word/2018/wordml/cex" xmlns:w16cid="http://schemas.microsoft.com/office/word/2016/wordml/cid" xmlns:w16="http://schemas.microsoft.com/office/word/2018/wordml" xmlns:w16sdtdh="http://schemas.microsoft.com/office/word/2020/wordml/sdtdatahash" xmlns:w16se="http://schemas.microsoft.com/office/word/2015/wordml/symex" mc:Ignorable="w14 w15 w16se w16cid w16 w16cex w16sdtdh">
   <w:docDefaults>
     <w:rPrDefault>
       <w:rPr>
@@ -3746,144 +8919,383 @@
       </w:pPr>
     </w:pPrDefault>
   </w:docDefaults>
-  <w:latentStyles w:defLockedState="0" w:defUIPriority="99" w:defSemiHidden="1" w:defUnhideWhenUsed="1" w:defQFormat="0" w:count="267">
-    <w:lsdException w:name="Normal" w:semiHidden="0" w:uiPriority="0" w:unhideWhenUsed="0" w:qFormat="1"/>
-    <w:lsdException w:name="heading 1" w:semiHidden="0" w:uiPriority="9" w:unhideWhenUsed="0" w:qFormat="1"/>
-    <w:lsdException w:name="heading 2" w:uiPriority="9" w:qFormat="1"/>
-    <w:lsdException w:name="heading 3" w:uiPriority="9" w:qFormat="1"/>
-    <w:lsdException w:name="heading 4" w:uiPriority="9" w:qFormat="1"/>
-    <w:lsdException w:name="heading 5" w:uiPriority="9" w:qFormat="1"/>
-    <w:lsdException w:name="heading 6" w:uiPriority="9" w:qFormat="1"/>
-    <w:lsdException w:name="heading 7" w:uiPriority="9" w:qFormat="1"/>
-    <w:lsdException w:name="heading 8" w:uiPriority="9" w:qFormat="1"/>
-    <w:lsdException w:name="heading 9" w:uiPriority="9" w:qFormat="1"/>
-    <w:lsdException w:name="toc 1" w:uiPriority="39"/>
-    <w:lsdException w:name="toc 2" w:uiPriority="39"/>
-    <w:lsdException w:name="toc 3" w:uiPriority="39"/>
-    <w:lsdException w:name="toc 4" w:uiPriority="39"/>
-    <w:lsdException w:name="toc 5" w:uiPriority="39"/>
-    <w:lsdException w:name="toc 6" w:uiPriority="39"/>
-    <w:lsdException w:name="toc 7" w:uiPriority="39"/>
-    <w:lsdException w:name="toc 8" w:uiPriority="39"/>
-    <w:lsdException w:name="toc 9" w:uiPriority="39"/>
-    <w:lsdException w:name="caption" w:uiPriority="35" w:qFormat="1"/>
-    <w:lsdException w:name="Title" w:semiHidden="0" w:uiPriority="10" w:unhideWhenUsed="0" w:qFormat="1"/>
-    <w:lsdException w:name="Default Paragraph Font" w:uiPriority="1"/>
-    <w:lsdException w:name="Subtitle" w:semiHidden="0" w:uiPriority="11" w:unhideWhenUsed="0" w:qFormat="1"/>
-    <w:lsdException w:name="Strong" w:semiHidden="0" w:uiPriority="22" w:unhideWhenUsed="0" w:qFormat="1"/>
-    <w:lsdException w:name="Emphasis" w:semiHidden="0" w:uiPriority="20" w:unhideWhenUsed="0" w:qFormat="1"/>
-    <w:lsdException w:name="Table Grid" w:semiHidden="0" w:uiPriority="59" w:unhideWhenUsed="0"/>
-    <w:lsdException w:name="Placeholder Text" w:unhideWhenUsed="0"/>
-    <w:lsdException w:name="No Spacing" w:semiHidden="0" w:uiPriority="1" w:unhideWhenUsed="0" w:qFormat="1"/>
-    <w:lsdException w:name="Light Shading" w:semiHidden="0" w:uiPriority="60" w:unhideWhenUsed="0"/>
-    <w:lsdException w:name="Light List" w:semiHidden="0" w:uiPriority="61" w:unhideWhenUsed="0"/>
-    <w:lsdException w:name="Light Grid" w:semiHidden="0" w:uiPriority="62" w:unhideWhenUsed="0"/>
-    <w:lsdException w:name="Medium Shading 1" w:semiHidden="0" w:uiPriority="63" w:unhideWhenUsed="0"/>
-    <w:lsdException w:name="Medium Shading 2" w:semiHidden="0" w:uiPriority="64" w:unhideWhenUsed="0"/>
-    <w:lsdException w:name="Medium List 1" w:semiHidden="0" w:uiPriority="65" w:unhideWhenUsed="0"/>
-    <w:lsdException w:name="Medium List 2" w:semiHidden="0" w:uiPriority="66" w:unhideWhenUsed="0"/>
-    <w:lsdException w:name="Medium Grid 1" w:semiHidden="0" w:uiPriority="67" w:unhideWhenUsed="0"/>
-    <w:lsdException w:name="Medium Grid 2" w:semiHidden="0" w:uiPriority="68" w:unhideWhenUsed="0"/>
-    <w:lsdException w:name="Medium Grid 3" w:semiHidden="0" w:uiPriority="69" w:unhideWhenUsed="0"/>
-    <w:lsdException w:name="Dark List" w:semiHidden="0" w:uiPriority="70" w:unhideWhenUsed="0"/>
-    <w:lsdException w:name="Colorful Shading" w:semiHidden="0" w:uiPriority="71" w:unhideWhenUsed="0"/>
-    <w:lsdException w:name="Colorful List" w:semiHidden="0" w:uiPriority="72" w:unhideWhenUsed="0"/>
-    <w:lsdException w:name="Colorful Grid" w:semiHidden="0" w:uiPriority="73" w:unhideWhenUsed="0"/>
-    <w:lsdException w:name="Light Shading Accent 1" w:semiHidden="0" w:uiPriority="60" w:unhideWhenUsed="0"/>
-    <w:lsdException w:name="Light List Accent 1" w:semiHidden="0" w:uiPriority="61" w:unhideWhenUsed="0"/>
-    <w:lsdException w:name="Light Grid Accent 1" w:semiHidden="0" w:uiPriority="62" w:unhideWhenUsed="0"/>
-    <w:lsdException w:name="Medium Shading 1 Accent 1" w:semiHidden="0" w:uiPriority="63" w:unhideWhenUsed="0"/>
-    <w:lsdException w:name="Medium Shading 2 Accent 1" w:semiHidden="0" w:uiPriority="64" w:unhideWhenUsed="0"/>
-    <w:lsdException w:name="Medium List 1 Accent 1" w:semiHidden="0" w:uiPriority="65" w:unhideWhenUsed="0"/>
-    <w:lsdException w:name="Revision" w:unhideWhenUsed="0"/>
-    <w:lsdException w:name="List Paragraph" w:semiHidden="0" w:uiPriority="34" w:unhideWhenUsed="0" w:qFormat="1"/>
-    <w:lsdException w:name="Quote" w:semiHidden="0" w:uiPriority="29" w:unhideWhenUsed="0" w:qFormat="1"/>
-    <w:lsdException w:name="Intense Quote" w:semiHidden="0" w:uiPriority="30" w:unhideWhenUsed="0" w:qFormat="1"/>
-    <w:lsdException w:name="Medium List 2 Accent 1" w:semiHidden="0" w:uiPriority="66" w:unhideWhenUsed="0"/>
-    <w:lsdException w:name="Medium Grid 1 Accent 1" w:semiHidden="0" w:uiPriority="67" w:unhideWhenUsed="0"/>
-    <w:lsdException w:name="Medium Grid 2 Accent 1" w:semiHidden="0" w:uiPriority="68" w:unhideWhenUsed="0"/>
-    <w:lsdException w:name="Medium Grid 3 Accent 1" w:semiHidden="0" w:uiPriority="69" w:unhideWhenUsed="0"/>
-    <w:lsdException w:name="Dark List Accent 1" w:semiHidden="0" w:uiPriority="70" w:unhideWhenUsed="0"/>
-    <w:lsdException w:name="Colorful Shading Accent 1" w:semiHidden="0" w:uiPriority="71" w:unhideWhenUsed="0"/>
-    <w:lsdException w:name="Colorful List Accent 1" w:semiHidden="0" w:uiPriority="72" w:unhideWhenUsed="0"/>
-    <w:lsdException w:name="Colorful Grid Accent 1" w:semiHidden="0" w:uiPriority="73" w:unhideWhenUsed="0"/>
-    <w:lsdException w:name="Light Shading Accent 2" w:semiHidden="0" w:uiPriority="60" w:unhideWhenUsed="0"/>
-    <w:lsdException w:name="Light List Accent 2" w:semiHidden="0" w:uiPriority="61" w:unhideWhenUsed="0"/>
-    <w:lsdException w:name="Light Grid Accent 2" w:semiHidden="0" w:uiPriority="62" w:unhideWhenUsed="0"/>
-    <w:lsdException w:name="Medium Shading 1 Accent 2" w:semiHidden="0" w:uiPriority="63" w:unhideWhenUsed="0"/>
-    <w:lsdException w:name="Medium Shading 2 Accent 2" w:semiHidden="0" w:uiPriority="64" w:unhideWhenUsed="0"/>
-    <w:lsdException w:name="Medium List 1 Accent 2" w:semiHidden="0" w:uiPriority="65" w:unhideWhenUsed="0"/>
-    <w:lsdException w:name="Medium List 2 Accent 2" w:semiHidden="0" w:uiPriority="66" w:unhideWhenUsed="0"/>
-    <w:lsdException w:name="Medium Grid 1 Accent 2" w:semiHidden="0" w:uiPriority="67" w:unhideWhenUsed="0"/>
-    <w:lsdException w:name="Medium Grid 2 Accent 2" w:semiHidden="0" w:uiPriority="68" w:unhideWhenUsed="0"/>
-    <w:lsdException w:name="Medium Grid 3 Accent 2" w:semiHidden="0" w:uiPriority="69" w:unhideWhenUsed="0"/>
-    <w:lsdException w:name="Dark List Accent 2" w:semiHidden="0" w:uiPriority="70" w:unhideWhenUsed="0"/>
-    <w:lsdException w:name="Colorful Shading Accent 2" w:semiHidden="0" w:uiPriority="71" w:unhideWhenUsed="0"/>
-    <w:lsdException w:name="Colorful List Accent 2" w:semiHidden="0" w:uiPriority="72" w:unhideWhenUsed="0"/>
-    <w:lsdException w:name="Colorful Grid Accent 2" w:semiHidden="0" w:uiPriority="73" w:unhideWhenUsed="0"/>
-    <w:lsdException w:name="Light Shading Accent 3" w:semiHidden="0" w:uiPriority="60" w:unhideWhenUsed="0"/>
-    <w:lsdException w:name="Light List Accent 3" w:semiHidden="0" w:uiPriority="61" w:unhideWhenUsed="0"/>
-    <w:lsdException w:name="Light Grid Accent 3" w:semiHidden="0" w:uiPriority="62" w:unhideWhenUsed="0"/>
-    <w:lsdException w:name="Medium Shading 1 Accent 3" w:semiHidden="0" w:uiPriority="63" w:unhideWhenUsed="0"/>
-    <w:lsdException w:name="Medium Shading 2 Accent 3" w:semiHidden="0" w:uiPriority="64" w:unhideWhenUsed="0"/>
-    <w:lsdException w:name="Medium List 1 Accent 3" w:semiHidden="0" w:uiPriority="65" w:unhideWhenUsed="0"/>
-    <w:lsdException w:name="Medium List 2 Accent 3" w:semiHidden="0" w:uiPriority="66" w:unhideWhenUsed="0"/>
-    <w:lsdException w:name="Medium Grid 1 Accent 3" w:semiHidden="0" w:uiPriority="67" w:unhideWhenUsed="0"/>
-    <w:lsdException w:name="Medium Grid 2 Accent 3" w:semiHidden="0" w:uiPriority="68" w:unhideWhenUsed="0"/>
-    <w:lsdException w:name="Medium Grid 3 Accent 3" w:semiHidden="0" w:uiPriority="69" w:unhideWhenUsed="0"/>
-    <w:lsdException w:name="Dark List Accent 3" w:semiHidden="0" w:uiPriority="70" w:unhideWhenUsed="0"/>
-    <w:lsdException w:name="Colorful Shading Accent 3" w:semiHidden="0" w:uiPriority="71" w:unhideWhenUsed="0"/>
-    <w:lsdException w:name="Colorful List Accent 3" w:semiHidden="0" w:uiPriority="72" w:unhideWhenUsed="0"/>
-    <w:lsdException w:name="Colorful Grid Accent 3" w:semiHidden="0" w:uiPriority="73" w:unhideWhenUsed="0"/>
-    <w:lsdException w:name="Light Shading Accent 4" w:semiHidden="0" w:uiPriority="60" w:unhideWhenUsed="0"/>
-    <w:lsdException w:name="Light List Accent 4" w:semiHidden="0" w:uiPriority="61" w:unhideWhenUsed="0"/>
-    <w:lsdException w:name="Light Grid Accent 4" w:semiHidden="0" w:uiPriority="62" w:unhideWhenUsed="0"/>
-    <w:lsdException w:name="Medium Shading 1 Accent 4" w:semiHidden="0" w:uiPriority="63" w:unhideWhenUsed="0"/>
-    <w:lsdException w:name="Medium Shading 2 Accent 4" w:semiHidden="0" w:uiPriority="64" w:unhideWhenUsed="0"/>
-    <w:lsdException w:name="Medium List 1 Accent 4" w:semiHidden="0" w:uiPriority="65" w:unhideWhenUsed="0"/>
-    <w:lsdException w:name="Medium List 2 Accent 4" w:semiHidden="0" w:uiPriority="66" w:unhideWhenUsed="0"/>
-    <w:lsdException w:name="Medium Grid 1 Accent 4" w:semiHidden="0" w:uiPriority="67" w:unhideWhenUsed="0"/>
-    <w:lsdException w:name="Medium Grid 2 Accent 4" w:semiHidden="0" w:uiPriority="68" w:unhideWhenUsed="0"/>
-    <w:lsdException w:name="Medium Grid 3 Accent 4" w:semiHidden="0" w:uiPriority="69" w:unhideWhenUsed="0"/>
-    <w:lsdException w:name="Dark List Accent 4" w:semiHidden="0" w:uiPriority="70" w:unhideWhenUsed="0"/>
-    <w:lsdException w:name="Colorful Shading Accent 4" w:semiHidden="0" w:uiPriority="71" w:unhideWhenUsed="0"/>
-    <w:lsdException w:name="Colorful List Accent 4" w:semiHidden="0" w:uiPriority="72" w:unhideWhenUsed="0"/>
-    <w:lsdException w:name="Colorful Grid Accent 4" w:semiHidden="0" w:uiPriority="73" w:unhideWhenUsed="0"/>
-    <w:lsdException w:name="Light Shading Accent 5" w:semiHidden="0" w:uiPriority="60" w:unhideWhenUsed="0"/>
-    <w:lsdException w:name="Light List Accent 5" w:semiHidden="0" w:uiPriority="61" w:unhideWhenUsed="0"/>
-    <w:lsdException w:name="Light Grid Accent 5" w:semiHidden="0" w:uiPriority="62" w:unhideWhenUsed="0"/>
-    <w:lsdException w:name="Medium Shading 1 Accent 5" w:semiHidden="0" w:uiPriority="63" w:unhideWhenUsed="0"/>
-    <w:lsdException w:name="Medium Shading 2 Accent 5" w:semiHidden="0" w:uiPriority="64" w:unhideWhenUsed="0"/>
-    <w:lsdException w:name="Medium List 1 Accent 5" w:semiHidden="0" w:uiPriority="65" w:unhideWhenUsed="0"/>
-    <w:lsdException w:name="Medium List 2 Accent 5" w:semiHidden="0" w:uiPriority="66" w:unhideWhenUsed="0"/>
-    <w:lsdException w:name="Medium Grid 1 Accent 5" w:semiHidden="0" w:uiPriority="67" w:unhideWhenUsed="0"/>
-    <w:lsdException w:name="Medium Grid 2 Accent 5" w:semiHidden="0" w:uiPriority="68" w:unhideWhenUsed="0"/>
-    <w:lsdException w:name="Medium Grid 3 Accent 5" w:semiHidden="0" w:uiPriority="69" w:unhideWhenUsed="0"/>
-    <w:lsdException w:name="Dark List Accent 5" w:semiHidden="0" w:uiPriority="70" w:unhideWhenUsed="0"/>
-    <w:lsdException w:name="Colorful Shading Accent 5" w:semiHidden="0" w:uiPriority="71" w:unhideWhenUsed="0"/>
-    <w:lsdException w:name="Colorful List Accent 5" w:semiHidden="0" w:uiPriority="72" w:unhideWhenUsed="0"/>
-    <w:lsdException w:name="Colorful Grid Accent 5" w:semiHidden="0" w:uiPriority="73" w:unhideWhenUsed="0"/>
-    <w:lsdException w:name="Light Shading Accent 6" w:semiHidden="0" w:uiPriority="60" w:unhideWhenUsed="0"/>
-    <w:lsdException w:name="Light List Accent 6" w:semiHidden="0" w:uiPriority="61" w:unhideWhenUsed="0"/>
-    <w:lsdException w:name="Light Grid Accent 6" w:semiHidden="0" w:uiPriority="62" w:unhideWhenUsed="0"/>
-    <w:lsdException w:name="Medium Shading 1 Accent 6" w:semiHidden="0" w:uiPriority="63" w:unhideWhenUsed="0"/>
-    <w:lsdException w:name="Medium Shading 2 Accent 6" w:semiHidden="0" w:uiPriority="64" w:unhideWhenUsed="0"/>
-    <w:lsdException w:name="Medium List 1 Accent 6" w:semiHidden="0" w:uiPriority="65" w:unhideWhenUsed="0"/>
-    <w:lsdException w:name="Medium List 2 Accent 6" w:semiHidden="0" w:uiPriority="66" w:unhideWhenUsed="0"/>
-    <w:lsdException w:name="Medium Grid 1 Accent 6" w:semiHidden="0" w:uiPriority="67" w:unhideWhenUsed="0"/>
-    <w:lsdException w:name="Medium Grid 2 Accent 6" w:semiHidden="0" w:uiPriority="68" w:unhideWhenUsed="0"/>
-    <w:lsdException w:name="Medium Grid 3 Accent 6" w:semiHidden="0" w:uiPriority="69" w:unhideWhenUsed="0"/>
-    <w:lsdException w:name="Dark List Accent 6" w:semiHidden="0" w:uiPriority="70" w:unhideWhenUsed="0"/>
-    <w:lsdException w:name="Colorful Shading Accent 6" w:semiHidden="0" w:uiPriority="71" w:unhideWhenUsed="0"/>
-    <w:lsdException w:name="Colorful List Accent 6" w:semiHidden="0" w:uiPriority="72" w:unhideWhenUsed="0"/>
-    <w:lsdException w:name="Colorful Grid Accent 6" w:semiHidden="0" w:uiPriority="73" w:unhideWhenUsed="0"/>
-    <w:lsdException w:name="Subtle Emphasis" w:semiHidden="0" w:uiPriority="19" w:unhideWhenUsed="0" w:qFormat="1"/>
-    <w:lsdException w:name="Intense Emphasis" w:semiHidden="0" w:uiPriority="21" w:unhideWhenUsed="0" w:qFormat="1"/>
-    <w:lsdException w:name="Subtle Reference" w:semiHidden="0" w:uiPriority="31" w:unhideWhenUsed="0" w:qFormat="1"/>
-    <w:lsdException w:name="Intense Reference" w:semiHidden="0" w:uiPriority="32" w:unhideWhenUsed="0" w:qFormat="1"/>
-    <w:lsdException w:name="Book Title" w:semiHidden="0" w:uiPriority="33" w:unhideWhenUsed="0" w:qFormat="1"/>
-    <w:lsdException w:name="Bibliography" w:uiPriority="37"/>
-    <w:lsdException w:name="TOC Heading" w:uiPriority="39" w:qFormat="1"/>
+  <w:latentStyles w:defLockedState="0" w:defUIPriority="99" w:defSemiHidden="0" w:defUnhideWhenUsed="0" w:defQFormat="0" w:count="376">
+    <w:lsdException w:name="Normal" w:uiPriority="0" w:qFormat="1"/>
+    <w:lsdException w:name="heading 1" w:uiPriority="9" w:qFormat="1"/>
+    <w:lsdException w:name="heading 2" w:semiHidden="1" w:uiPriority="9" w:unhideWhenUsed="1" w:qFormat="1"/>
+    <w:lsdException w:name="heading 3" w:semiHidden="1" w:uiPriority="9" w:unhideWhenUsed="1" w:qFormat="1"/>
+    <w:lsdException w:name="heading 4" w:semiHidden="1" w:uiPriority="9" w:unhideWhenUsed="1" w:qFormat="1"/>
+    <w:lsdException w:name="heading 5" w:semiHidden="1" w:uiPriority="9" w:unhideWhenUsed="1" w:qFormat="1"/>
+    <w:lsdException w:name="heading 6" w:semiHidden="1" w:uiPriority="9" w:unhideWhenUsed="1" w:qFormat="1"/>
+    <w:lsdException w:name="heading 7" w:semiHidden="1" w:uiPriority="9" w:unhideWhenUsed="1" w:qFormat="1"/>
+    <w:lsdException w:name="heading 8" w:semiHidden="1" w:uiPriority="9" w:unhideWhenUsed="1" w:qFormat="1"/>
+    <w:lsdException w:name="heading 9" w:semiHidden="1" w:uiPriority="9" w:unhideWhenUsed="1" w:qFormat="1"/>
+    <w:lsdException w:name="index 1" w:semiHidden="1" w:unhideWhenUsed="1"/>
+    <w:lsdException w:name="index 2" w:semiHidden="1" w:unhideWhenUsed="1"/>
+    <w:lsdException w:name="index 3" w:semiHidden="1" w:unhideWhenUsed="1"/>
+    <w:lsdException w:name="index 4" w:semiHidden="1" w:unhideWhenUsed="1"/>
+    <w:lsdException w:name="index 5" w:semiHidden="1" w:unhideWhenUsed="1"/>
+    <w:lsdException w:name="index 6" w:semiHidden="1" w:unhideWhenUsed="1"/>
+    <w:lsdException w:name="index 7" w:semiHidden="1" w:unhideWhenUsed="1"/>
+    <w:lsdException w:name="index 8" w:semiHidden="1" w:unhideWhenUsed="1"/>
+    <w:lsdException w:name="index 9" w:semiHidden="1" w:unhideWhenUsed="1"/>
+    <w:lsdException w:name="toc 1" w:semiHidden="1" w:uiPriority="39" w:unhideWhenUsed="1"/>
+    <w:lsdException w:name="toc 2" w:semiHidden="1" w:uiPriority="39" w:unhideWhenUsed="1"/>
+    <w:lsdException w:name="toc 3" w:semiHidden="1" w:uiPriority="39" w:unhideWhenUsed="1"/>
+    <w:lsdException w:name="toc 4" w:semiHidden="1" w:uiPriority="39" w:unhideWhenUsed="1"/>
+    <w:lsdException w:name="toc 5" w:semiHidden="1" w:uiPriority="39" w:unhideWhenUsed="1"/>
+    <w:lsdException w:name="toc 6" w:semiHidden="1" w:uiPriority="39" w:unhideWhenUsed="1"/>
+    <w:lsdException w:name="toc 7" w:semiHidden="1" w:uiPriority="39" w:unhideWhenUsed="1"/>
+    <w:lsdException w:name="toc 8" w:semiHidden="1" w:uiPriority="39" w:unhideWhenUsed="1"/>
+    <w:lsdException w:name="toc 9" w:semiHidden="1" w:uiPriority="39" w:unhideWhenUsed="1"/>
+    <w:lsdException w:name="Normal Indent" w:semiHidden="1" w:unhideWhenUsed="1"/>
+    <w:lsdException w:name="footnote text" w:semiHidden="1" w:unhideWhenUsed="1"/>
+    <w:lsdException w:name="annotation text" w:semiHidden="1" w:unhideWhenUsed="1"/>
+    <w:lsdException w:name="header" w:semiHidden="1" w:unhideWhenUsed="1"/>
+    <w:lsdException w:name="footer" w:semiHidden="1" w:unhideWhenUsed="1"/>
+    <w:lsdException w:name="index heading" w:semiHidden="1" w:unhideWhenUsed="1"/>
+    <w:lsdException w:name="caption" w:semiHidden="1" w:uiPriority="35" w:unhideWhenUsed="1" w:qFormat="1"/>
+    <w:lsdException w:name="table of figures" w:semiHidden="1" w:unhideWhenUsed="1"/>
+    <w:lsdException w:name="envelope address" w:semiHidden="1" w:unhideWhenUsed="1"/>
+    <w:lsdException w:name="envelope return" w:semiHidden="1" w:unhideWhenUsed="1"/>
+    <w:lsdException w:name="footnote reference" w:semiHidden="1" w:unhideWhenUsed="1"/>
+    <w:lsdException w:name="annotation reference" w:semiHidden="1" w:unhideWhenUsed="1"/>
+    <w:lsdException w:name="line number" w:semiHidden="1" w:unhideWhenUsed="1"/>
+    <w:lsdException w:name="page number" w:semiHidden="1" w:unhideWhenUsed="1"/>
+    <w:lsdException w:name="endnote reference" w:semiHidden="1" w:unhideWhenUsed="1"/>
+    <w:lsdException w:name="endnote text" w:semiHidden="1" w:unhideWhenUsed="1"/>
+    <w:lsdException w:name="table of authorities" w:semiHidden="1" w:unhideWhenUsed="1"/>
+    <w:lsdException w:name="macro" w:semiHidden="1" w:unhideWhenUsed="1"/>
+    <w:lsdException w:name="toa heading" w:semiHidden="1" w:unhideWhenUsed="1"/>
+    <w:lsdException w:name="List" w:semiHidden="1" w:unhideWhenUsed="1"/>
+    <w:lsdException w:name="List Bullet" w:semiHidden="1" w:unhideWhenUsed="1"/>
+    <w:lsdException w:name="List Number" w:semiHidden="1" w:unhideWhenUsed="1"/>
+    <w:lsdException w:name="List 2" w:semiHidden="1" w:unhideWhenUsed="1"/>
+    <w:lsdException w:name="List 3" w:semiHidden="1" w:unhideWhenUsed="1"/>
+    <w:lsdException w:name="List 4" w:semiHidden="1" w:unhideWhenUsed="1"/>
+    <w:lsdException w:name="List 5" w:semiHidden="1" w:unhideWhenUsed="1"/>
+    <w:lsdException w:name="List Bullet 2" w:semiHidden="1" w:unhideWhenUsed="1"/>
+    <w:lsdException w:name="List Bullet 3" w:semiHidden="1" w:unhideWhenUsed="1"/>
+    <w:lsdException w:name="List Bullet 4" w:semiHidden="1" w:unhideWhenUsed="1"/>
+    <w:lsdException w:name="List Bullet 5" w:semiHidden="1" w:unhideWhenUsed="1"/>
+    <w:lsdException w:name="List Number 2" w:semiHidden="1" w:unhideWhenUsed="1"/>
+    <w:lsdException w:name="List Number 3" w:semiHidden="1" w:unhideWhenUsed="1"/>
+    <w:lsdException w:name="List Number 4" w:semiHidden="1" w:unhideWhenUsed="1"/>
+    <w:lsdException w:name="List Number 5" w:semiHidden="1" w:unhideWhenUsed="1"/>
+    <w:lsdException w:name="Title" w:uiPriority="10" w:qFormat="1"/>
+    <w:lsdException w:name="Closing" w:semiHidden="1" w:unhideWhenUsed="1"/>
+    <w:lsdException w:name="Signature" w:semiHidden="1" w:unhideWhenUsed="1"/>
+    <w:lsdException w:name="Default Paragraph Font" w:semiHidden="1" w:uiPriority="1" w:unhideWhenUsed="1"/>
+    <w:lsdException w:name="Body Text" w:semiHidden="1" w:unhideWhenUsed="1"/>
+    <w:lsdException w:name="Body Text Indent" w:semiHidden="1" w:unhideWhenUsed="1"/>
+    <w:lsdException w:name="List Continue" w:semiHidden="1" w:unhideWhenUsed="1"/>
+    <w:lsdException w:name="List Continue 2" w:semiHidden="1" w:unhideWhenUsed="1"/>
+    <w:lsdException w:name="List Continue 3" w:semiHidden="1" w:unhideWhenUsed="1"/>
+    <w:lsdException w:name="List Continue 4" w:semiHidden="1" w:unhideWhenUsed="1"/>
+    <w:lsdException w:name="List Continue 5" w:semiHidden="1" w:unhideWhenUsed="1"/>
+    <w:lsdException w:name="Message Header" w:semiHidden="1" w:unhideWhenUsed="1"/>
+    <w:lsdException w:name="Subtitle" w:uiPriority="11" w:qFormat="1"/>
+    <w:lsdException w:name="Salutation" w:semiHidden="1" w:unhideWhenUsed="1"/>
+    <w:lsdException w:name="Date" w:semiHidden="1" w:unhideWhenUsed="1"/>
+    <w:lsdException w:name="Body Text First Indent" w:semiHidden="1" w:unhideWhenUsed="1"/>
+    <w:lsdException w:name="Body Text First Indent 2" w:semiHidden="1" w:unhideWhenUsed="1"/>
+    <w:lsdException w:name="Note Heading" w:semiHidden="1" w:unhideWhenUsed="1"/>
+    <w:lsdException w:name="Body Text 2" w:semiHidden="1" w:unhideWhenUsed="1"/>
+    <w:lsdException w:name="Body Text 3" w:semiHidden="1" w:unhideWhenUsed="1"/>
+    <w:lsdException w:name="Body Text Indent 2" w:semiHidden="1" w:unhideWhenUsed="1"/>
+    <w:lsdException w:name="Body Text Indent 3" w:semiHidden="1" w:unhideWhenUsed="1"/>
+    <w:lsdException w:name="Block Text" w:semiHidden="1" w:unhideWhenUsed="1"/>
+    <w:lsdException w:name="Hyperlink" w:semiHidden="1" w:unhideWhenUsed="1"/>
+    <w:lsdException w:name="FollowedHyperlink" w:semiHidden="1" w:unhideWhenUsed="1"/>
+    <w:lsdException w:name="Strong" w:uiPriority="22" w:qFormat="1"/>
+    <w:lsdException w:name="Emphasis" w:uiPriority="20" w:qFormat="1"/>
+    <w:lsdException w:name="Document Map" w:semiHidden="1" w:unhideWhenUsed="1"/>
+    <w:lsdException w:name="Plain Text" w:semiHidden="1" w:unhideWhenUsed="1"/>
+    <w:lsdException w:name="E-mail Signature" w:semiHidden="1" w:unhideWhenUsed="1"/>
+    <w:lsdException w:name="HTML Top of Form" w:semiHidden="1" w:unhideWhenUsed="1"/>
+    <w:lsdException w:name="HTML Bottom of Form" w:semiHidden="1" w:unhideWhenUsed="1"/>
+    <w:lsdException w:name="Normal (Web)" w:semiHidden="1" w:unhideWhenUsed="1"/>
+    <w:lsdException w:name="HTML Acronym" w:semiHidden="1" w:unhideWhenUsed="1"/>
+    <w:lsdException w:name="HTML Address" w:semiHidden="1" w:unhideWhenUsed="1"/>
+    <w:lsdException w:name="HTML Cite" w:semiHidden="1" w:unhideWhenUsed="1"/>
+    <w:lsdException w:name="HTML Code" w:semiHidden="1" w:unhideWhenUsed="1"/>
+    <w:lsdException w:name="HTML Definition" w:semiHidden="1" w:unhideWhenUsed="1"/>
+    <w:lsdException w:name="HTML Keyboard" w:semiHidden="1" w:unhideWhenUsed="1"/>
+    <w:lsdException w:name="HTML Preformatted" w:semiHidden="1" w:unhideWhenUsed="1"/>
+    <w:lsdException w:name="HTML Sample" w:semiHidden="1" w:unhideWhenUsed="1"/>
+    <w:lsdException w:name="HTML Typewriter" w:semiHidden="1" w:unhideWhenUsed="1"/>
+    <w:lsdException w:name="HTML Variable" w:semiHidden="1" w:unhideWhenUsed="1"/>
+    <w:lsdException w:name="Normal Table" w:semiHidden="1" w:unhideWhenUsed="1"/>
+    <w:lsdException w:name="annotation subject" w:semiHidden="1" w:unhideWhenUsed="1"/>
+    <w:lsdException w:name="No List" w:semiHidden="1" w:unhideWhenUsed="1"/>
+    <w:lsdException w:name="Outline List 1" w:semiHidden="1" w:unhideWhenUsed="1"/>
+    <w:lsdException w:name="Outline List 2" w:semiHidden="1" w:unhideWhenUsed="1"/>
+    <w:lsdException w:name="Outline List 3" w:semiHidden="1" w:unhideWhenUsed="1"/>
+    <w:lsdException w:name="Table Simple 1" w:semiHidden="1" w:unhideWhenUsed="1"/>
+    <w:lsdException w:name="Table Simple 2" w:semiHidden="1" w:unhideWhenUsed="1"/>
+    <w:lsdException w:name="Table Simple 3" w:semiHidden="1" w:unhideWhenUsed="1"/>
+    <w:lsdException w:name="Table Classic 1" w:semiHidden="1" w:unhideWhenUsed="1"/>
+    <w:lsdException w:name="Table Classic 2" w:semiHidden="1" w:unhideWhenUsed="1"/>
+    <w:lsdException w:name="Table Classic 3" w:semiHidden="1" w:unhideWhenUsed="1"/>
+    <w:lsdException w:name="Table Classic 4" w:semiHidden="1" w:unhideWhenUsed="1"/>
+    <w:lsdException w:name="Table Colorful 1" w:semiHidden="1" w:unhideWhenUsed="1"/>
+    <w:lsdException w:name="Table Colorful 2" w:semiHidden="1" w:unhideWhenUsed="1"/>
+    <w:lsdException w:name="Table Colorful 3" w:semiHidden="1" w:unhideWhenUsed="1"/>
+    <w:lsdException w:name="Table Columns 1" w:semiHidden="1" w:unhideWhenUsed="1"/>
+    <w:lsdException w:name="Table Columns 2" w:semiHidden="1" w:unhideWhenUsed="1"/>
+    <w:lsdException w:name="Table Columns 3" w:semiHidden="1" w:unhideWhenUsed="1"/>
+    <w:lsdException w:name="Table Columns 4" w:semiHidden="1" w:unhideWhenUsed="1"/>
+    <w:lsdException w:name="Table Columns 5" w:semiHidden="1" w:unhideWhenUsed="1"/>
+    <w:lsdException w:name="Table Grid 1" w:semiHidden="1" w:unhideWhenUsed="1"/>
+    <w:lsdException w:name="Table Grid 2" w:semiHidden="1" w:unhideWhenUsed="1"/>
+    <w:lsdException w:name="Table Grid 3" w:semiHidden="1" w:unhideWhenUsed="1"/>
+    <w:lsdException w:name="Table Grid 4" w:semiHidden="1" w:unhideWhenUsed="1"/>
+    <w:lsdException w:name="Table Grid 5" w:semiHidden="1" w:unhideWhenUsed="1"/>
+    <w:lsdException w:name="Table Grid 6" w:semiHidden="1" w:unhideWhenUsed="1"/>
+    <w:lsdException w:name="Table Grid 7" w:semiHidden="1" w:unhideWhenUsed="1"/>
+    <w:lsdException w:name="Table Grid 8" w:semiHidden="1" w:unhideWhenUsed="1"/>
+    <w:lsdException w:name="Table List 1" w:semiHidden="1" w:unhideWhenUsed="1"/>
+    <w:lsdException w:name="Table List 2" w:semiHidden="1" w:unhideWhenUsed="1"/>
+    <w:lsdException w:name="Table List 3" w:semiHidden="1" w:unhideWhenUsed="1"/>
+    <w:lsdException w:name="Table List 4" w:semiHidden="1" w:unhideWhenUsed="1"/>
+    <w:lsdException w:name="Table List 5" w:semiHidden="1" w:unhideWhenUsed="1"/>
+    <w:lsdException w:name="Table List 6" w:semiHidden="1" w:unhideWhenUsed="1"/>
+    <w:lsdException w:name="Table List 7" w:semiHidden="1" w:unhideWhenUsed="1"/>
+    <w:lsdException w:name="Table List 8" w:semiHidden="1" w:unhideWhenUsed="1"/>
+    <w:lsdException w:name="Table 3D effects 1" w:semiHidden="1" w:unhideWhenUsed="1"/>
+    <w:lsdException w:name="Table 3D effects 2" w:semiHidden="1" w:unhideWhenUsed="1"/>
+    <w:lsdException w:name="Table 3D effects 3" w:semiHidden="1" w:unhideWhenUsed="1"/>
+    <w:lsdException w:name="Table Contemporary" w:semiHidden="1" w:unhideWhenUsed="1"/>
+    <w:lsdException w:name="Table Elegant" w:semiHidden="1" w:unhideWhenUsed="1"/>
+    <w:lsdException w:name="Table Professional" w:semiHidden="1" w:unhideWhenUsed="1"/>
+    <w:lsdException w:name="Table Subtle 1" w:semiHidden="1" w:unhideWhenUsed="1"/>
+    <w:lsdException w:name="Table Subtle 2" w:semiHidden="1" w:unhideWhenUsed="1"/>
+    <w:lsdException w:name="Table Web 1" w:semiHidden="1" w:unhideWhenUsed="1"/>
+    <w:lsdException w:name="Table Web 2" w:semiHidden="1" w:unhideWhenUsed="1"/>
+    <w:lsdException w:name="Table Web 3" w:semiHidden="1" w:unhideWhenUsed="1"/>
+    <w:lsdException w:name="Balloon Text" w:semiHidden="1" w:unhideWhenUsed="1"/>
+    <w:lsdException w:name="Table Grid" w:uiPriority="59"/>
+    <w:lsdException w:name="Table Theme" w:semiHidden="1" w:unhideWhenUsed="1"/>
+    <w:lsdException w:name="Placeholder Text" w:semiHidden="1"/>
+    <w:lsdException w:name="No Spacing" w:uiPriority="1" w:qFormat="1"/>
+    <w:lsdException w:name="Light Shading" w:uiPriority="60"/>
+    <w:lsdException w:name="Light List" w:uiPriority="61"/>
+    <w:lsdException w:name="Light Grid" w:uiPriority="62"/>
+    <w:lsdException w:name="Medium Shading 1" w:uiPriority="63"/>
+    <w:lsdException w:name="Medium Shading 2" w:uiPriority="64"/>
+    <w:lsdException w:name="Medium List 1" w:uiPriority="65"/>
+    <w:lsdException w:name="Medium List 2" w:uiPriority="66"/>
+    <w:lsdException w:name="Medium Grid 1" w:uiPriority="67"/>
+    <w:lsdException w:name="Medium Grid 2" w:uiPriority="68"/>
+    <w:lsdException w:name="Medium Grid 3" w:uiPriority="69"/>
+    <w:lsdException w:name="Dark List" w:uiPriority="70"/>
+    <w:lsdException w:name="Colorful Shading" w:uiPriority="71"/>
+    <w:lsdException w:name="Colorful List" w:uiPriority="72"/>
+    <w:lsdException w:name="Colorful Grid" w:uiPriority="73"/>
+    <w:lsdException w:name="Light Shading Accent 1" w:uiPriority="60"/>
+    <w:lsdException w:name="Light List Accent 1" w:uiPriority="61"/>
+    <w:lsdException w:name="Light Grid Accent 1" w:uiPriority="62"/>
+    <w:lsdException w:name="Medium Shading 1 Accent 1" w:uiPriority="63"/>
+    <w:lsdException w:name="Medium Shading 2 Accent 1" w:uiPriority="64"/>
+    <w:lsdException w:name="Medium List 1 Accent 1" w:uiPriority="65"/>
+    <w:lsdException w:name="Revision" w:semiHidden="1"/>
+    <w:lsdException w:name="List Paragraph" w:uiPriority="34" w:qFormat="1"/>
+    <w:lsdException w:name="Quote" w:uiPriority="29" w:qFormat="1"/>
+    <w:lsdException w:name="Intense Quote" w:uiPriority="30" w:qFormat="1"/>
+    <w:lsdException w:name="Medium List 2 Accent 1" w:uiPriority="66"/>
+    <w:lsdException w:name="Medium Grid 1 Accent 1" w:uiPriority="67"/>
+    <w:lsdException w:name="Medium Grid 2 Accent 1" w:uiPriority="68"/>
+    <w:lsdException w:name="Medium Grid 3 Accent 1" w:uiPriority="69"/>
+    <w:lsdException w:name="Dark List Accent 1" w:uiPriority="70"/>
+    <w:lsdException w:name="Colorful Shading Accent 1" w:uiPriority="71"/>
+    <w:lsdException w:name="Colorful List Accent 1" w:uiPriority="72"/>
+    <w:lsdException w:name="Colorful Grid Accent 1" w:uiPriority="73"/>
+    <w:lsdException w:name="Light Shading Accent 2" w:uiPriority="60"/>
+    <w:lsdException w:name="Light List Accent 2" w:uiPriority="61"/>
+    <w:lsdException w:name="Light Grid Accent 2" w:uiPriority="62"/>
+    <w:lsdException w:name="Medium Shading 1 Accent 2" w:uiPriority="63"/>
+    <w:lsdException w:name="Medium Shading 2 Accent 2" w:uiPriority="64"/>
+    <w:lsdException w:name="Medium List 1 Accent 2" w:uiPriority="65"/>
+    <w:lsdException w:name="Medium List 2 Accent 2" w:uiPriority="66"/>
+    <w:lsdException w:name="Medium Grid 1 Accent 2" w:uiPriority="67"/>
+    <w:lsdException w:name="Medium Grid 2 Accent 2" w:uiPriority="68"/>
+    <w:lsdException w:name="Medium Grid 3 Accent 2" w:uiPriority="69"/>
+    <w:lsdException w:name="Dark List Accent 2" w:uiPriority="70"/>
+    <w:lsdException w:name="Colorful Shading Accent 2" w:uiPriority="71"/>
+    <w:lsdException w:name="Colorful List Accent 2" w:uiPriority="72"/>
+    <w:lsdException w:name="Colorful Grid Accent 2" w:uiPriority="73"/>
+    <w:lsdException w:name="Light Shading Accent 3" w:uiPriority="60"/>
+    <w:lsdException w:name="Light List Accent 3" w:uiPriority="61"/>
+    <w:lsdException w:name="Light Grid Accent 3" w:uiPriority="62"/>
+    <w:lsdException w:name="Medium Shading 1 Accent 3" w:uiPriority="63"/>
+    <w:lsdException w:name="Medium Shading 2 Accent 3" w:uiPriority="64"/>
+    <w:lsdException w:name="Medium List 1 Accent 3" w:uiPriority="65"/>
+    <w:lsdException w:name="Medium List 2 Accent 3" w:uiPriority="66"/>
+    <w:lsdException w:name="Medium Grid 1 Accent 3" w:uiPriority="67"/>
+    <w:lsdException w:name="Medium Grid 2 Accent 3" w:uiPriority="68"/>
+    <w:lsdException w:name="Medium Grid 3 Accent 3" w:uiPriority="69"/>
+    <w:lsdException w:name="Dark List Accent 3" w:uiPriority="70"/>
+    <w:lsdException w:name="Colorful Shading Accent 3" w:uiPriority="71"/>
+    <w:lsdException w:name="Colorful List Accent 3" w:uiPriority="72"/>
+    <w:lsdException w:name="Colorful Grid Accent 3" w:uiPriority="73"/>
+    <w:lsdException w:name="Light Shading Accent 4" w:uiPriority="60"/>
+    <w:lsdException w:name="Light List Accent 4" w:uiPriority="61"/>
+    <w:lsdException w:name="Light Grid Accent 4" w:uiPriority="62"/>
+    <w:lsdException w:name="Medium Shading 1 Accent 4" w:uiPriority="63"/>
+    <w:lsdException w:name="Medium Shading 2 Accent 4" w:uiPriority="64"/>
+    <w:lsdException w:name="Medium List 1 Accent 4" w:uiPriority="65"/>
+    <w:lsdException w:name="Medium List 2 Accent 4" w:uiPriority="66"/>
+    <w:lsdException w:name="Medium Grid 1 Accent 4" w:uiPriority="67"/>
+    <w:lsdException w:name="Medium Grid 2 Accent 4" w:uiPriority="68"/>
+    <w:lsdException w:name="Medium Grid 3 Accent 4" w:uiPriority="69"/>
+    <w:lsdException w:name="Dark List Accent 4" w:uiPriority="70"/>
+    <w:lsdException w:name="Colorful Shading Accent 4" w:uiPriority="71"/>
+    <w:lsdException w:name="Colorful List Accent 4" w:uiPriority="72"/>
+    <w:lsdException w:name="Colorful Grid Accent 4" w:uiPriority="73"/>
+    <w:lsdException w:name="Light Shading Accent 5" w:uiPriority="60"/>
+    <w:lsdException w:name="Light List Accent 5" w:uiPriority="61"/>
+    <w:lsdException w:name="Light Grid Accent 5" w:uiPriority="62"/>
+    <w:lsdException w:name="Medium Shading 1 Accent 5" w:uiPriority="63"/>
+    <w:lsdException w:name="Medium Shading 2 Accent 5" w:uiPriority="64"/>
+    <w:lsdException w:name="Medium List 1 Accent 5" w:uiPriority="65"/>
+    <w:lsdException w:name="Medium List 2 Accent 5" w:uiPriority="66"/>
+    <w:lsdException w:name="Medium Grid 1 Accent 5" w:uiPriority="67"/>
+    <w:lsdException w:name="Medium Grid 2 Accent 5" w:uiPriority="68"/>
+    <w:lsdException w:name="Medium Grid 3 Accent 5" w:uiPriority="69"/>
+    <w:lsdException w:name="Dark List Accent 5" w:uiPriority="70"/>
+    <w:lsdException w:name="Colorful Shading Accent 5" w:uiPriority="71"/>
+    <w:lsdException w:name="Colorful List Accent 5" w:uiPriority="72"/>
+    <w:lsdException w:name="Colorful Grid Accent 5" w:uiPriority="73"/>
+    <w:lsdException w:name="Light Shading Accent 6" w:uiPriority="60"/>
+    <w:lsdException w:name="Light List Accent 6" w:uiPriority="61"/>
+    <w:lsdException w:name="Light Grid Accent 6" w:uiPriority="62"/>
+    <w:lsdException w:name="Medium Shading 1 Accent 6" w:uiPriority="63"/>
+    <w:lsdException w:name="Medium Shading 2 Accent 6" w:uiPriority="64"/>
+    <w:lsdException w:name="Medium List 1 Accent 6" w:uiPriority="65"/>
+    <w:lsdException w:name="Medium List 2 Accent 6" w:uiPriority="66"/>
+    <w:lsdException w:name="Medium Grid 1 Accent 6" w:uiPriority="67"/>
+    <w:lsdException w:name="Medium Grid 2 Accent 6" w:uiPriority="68"/>
+    <w:lsdException w:name="Medium Grid 3 Accent 6" w:uiPriority="69"/>
+    <w:lsdException w:name="Dark List Accent 6" w:uiPriority="70"/>
+    <w:lsdException w:name="Colorful Shading Accent 6" w:uiPriority="71"/>
+    <w:lsdException w:name="Colorful List Accent 6" w:uiPriority="72"/>
+    <w:lsdException w:name="Colorful Grid Accent 6" w:uiPriority="73"/>
+    <w:lsdException w:name="Subtle Emphasis" w:uiPriority="19" w:qFormat="1"/>
+    <w:lsdException w:name="Intense Emphasis" w:uiPriority="21" w:qFormat="1"/>
+    <w:lsdException w:name="Subtle Reference" w:uiPriority="31" w:qFormat="1"/>
+    <w:lsdException w:name="Intense Reference" w:uiPriority="32" w:qFormat="1"/>
+    <w:lsdException w:name="Book Title" w:uiPriority="33" w:qFormat="1"/>
+    <w:lsdException w:name="Bibliography" w:semiHidden="1" w:uiPriority="37" w:unhideWhenUsed="1"/>
+    <w:lsdException w:name="TOC Heading" w:semiHidden="1" w:uiPriority="39" w:unhideWhenUsed="1" w:qFormat="1"/>
+    <w:lsdException w:name="Plain Table 1" w:uiPriority="41"/>
+    <w:lsdException w:name="Plain Table 2" w:uiPriority="42"/>
+    <w:lsdException w:name="Plain Table 3" w:uiPriority="43"/>
+    <w:lsdException w:name="Plain Table 4" w:uiPriority="44"/>
+    <w:lsdException w:name="Plain Table 5" w:uiPriority="45"/>
+    <w:lsdException w:name="Grid Table Light" w:uiPriority="40"/>
+    <w:lsdException w:name="Grid Table 1 Light" w:uiPriority="46"/>
+    <w:lsdException w:name="Grid Table 2" w:uiPriority="47"/>
+    <w:lsdException w:name="Grid Table 3" w:uiPriority="48"/>
+    <w:lsdException w:name="Grid Table 4" w:uiPriority="49"/>
+    <w:lsdException w:name="Grid Table 5 Dark" w:uiPriority="50"/>
+    <w:lsdException w:name="Grid Table 6 Colorful" w:uiPriority="51"/>
+    <w:lsdException w:name="Grid Table 7 Colorful" w:uiPriority="52"/>
+    <w:lsdException w:name="Grid Table 1 Light Accent 1" w:uiPriority="46"/>
+    <w:lsdException w:name="Grid Table 2 Accent 1" w:uiPriority="47"/>
+    <w:lsdException w:name="Grid Table 3 Accent 1" w:uiPriority="48"/>
+    <w:lsdException w:name="Grid Table 4 Accent 1" w:uiPriority="49"/>
+    <w:lsdException w:name="Grid Table 5 Dark Accent 1" w:uiPriority="50"/>
+    <w:lsdException w:name="Grid Table 6 Colorful Accent 1" w:uiPriority="51"/>
+    <w:lsdException w:name="Grid Table 7 Colorful Accent 1" w:uiPriority="52"/>
+    <w:lsdException w:name="Grid Table 1 Light Accent 2" w:uiPriority="46"/>
+    <w:lsdException w:name="Grid Table 2 Accent 2" w:uiPriority="47"/>
+    <w:lsdException w:name="Grid Table 3 Accent 2" w:uiPriority="48"/>
+    <w:lsdException w:name="Grid Table 4 Accent 2" w:uiPriority="49"/>
+    <w:lsdException w:name="Grid Table 5 Dark Accent 2" w:uiPriority="50"/>
+    <w:lsdException w:name="Grid Table 6 Colorful Accent 2" w:uiPriority="51"/>
+    <w:lsdException w:name="Grid Table 7 Colorful Accent 2" w:uiPriority="52"/>
+    <w:lsdException w:name="Grid Table 1 Light Accent 3" w:uiPriority="46"/>
+    <w:lsdException w:name="Grid Table 2 Accent 3" w:uiPriority="47"/>
+    <w:lsdException w:name="Grid Table 3 Accent 3" w:uiPriority="48"/>
+    <w:lsdException w:name="Grid Table 4 Accent 3" w:uiPriority="49"/>
+    <w:lsdException w:name="Grid Table 5 Dark Accent 3" w:uiPriority="50"/>
+    <w:lsdException w:name="Grid Table 6 Colorful Accent 3" w:uiPriority="51"/>
+    <w:lsdException w:name="Grid Table 7 Colorful Accent 3" w:uiPriority="52"/>
+    <w:lsdException w:name="Grid Table 1 Light Accent 4" w:uiPriority="46"/>
+    <w:lsdException w:name="Grid Table 2 Accent 4" w:uiPriority="47"/>
+    <w:lsdException w:name="Grid Table 3 Accent 4" w:uiPriority="48"/>
+    <w:lsdException w:name="Grid Table 4 Accent 4" w:uiPriority="49"/>
+    <w:lsdException w:name="Grid Table 5 Dark Accent 4" w:uiPriority="50"/>
+    <w:lsdException w:name="Grid Table 6 Colorful Accent 4" w:uiPriority="51"/>
+    <w:lsdException w:name="Grid Table 7 Colorful Accent 4" w:uiPriority="52"/>
+    <w:lsdException w:name="Grid Table 1 Light Accent 5" w:uiPriority="46"/>
+    <w:lsdException w:name="Grid Table 2 Accent 5" w:uiPriority="47"/>
+    <w:lsdException w:name="Grid Table 3 Accent 5" w:uiPriority="48"/>
+    <w:lsdException w:name="Grid Table 4 Accent 5" w:uiPriority="49"/>
+    <w:lsdException w:name="Grid Table 5 Dark Accent 5" w:uiPriority="50"/>
+    <w:lsdException w:name="Grid Table 6 Colorful Accent 5" w:uiPriority="51"/>
+    <w:lsdException w:name="Grid Table 7 Colorful Accent 5" w:uiPriority="52"/>
+    <w:lsdException w:name="Grid Table 1 Light Accent 6" w:uiPriority="46"/>
+    <w:lsdException w:name="Grid Table 2 Accent 6" w:uiPriority="47"/>
+    <w:lsdException w:name="Grid Table 3 Accent 6" w:uiPriority="48"/>
+    <w:lsdException w:name="Grid Table 4 Accent 6" w:uiPriority="49"/>
+    <w:lsdException w:name="Grid Table 5 Dark Accent 6" w:uiPriority="50"/>
+    <w:lsdException w:name="Grid Table 6 Colorful Accent 6" w:uiPriority="51"/>
+    <w:lsdException w:name="Grid Table 7 Colorful Accent 6" w:uiPriority="52"/>
+    <w:lsdException w:name="List Table 1 Light" w:uiPriority="46"/>
+    <w:lsdException w:name="List Table 2" w:uiPriority="47"/>
+    <w:lsdException w:name="List Table 3" w:uiPriority="48"/>
+    <w:lsdException w:name="List Table 4" w:uiPriority="49"/>
+    <w:lsdException w:name="List Table 5 Dark" w:uiPriority="50"/>
+    <w:lsdException w:name="List Table 6 Colorful" w:uiPriority="51"/>
+    <w:lsdException w:name="List Table 7 Colorful" w:uiPriority="52"/>
+    <w:lsdException w:name="List Table 1 Light Accent 1" w:uiPriority="46"/>
+    <w:lsdException w:name="List Table 2 Accent 1" w:uiPriority="47"/>
+    <w:lsdException w:name="List Table 3 Accent 1" w:uiPriority="48"/>
+    <w:lsdException w:name="List Table 4 Accent 1" w:uiPriority="49"/>
+    <w:lsdException w:name="List Table 5 Dark Accent 1" w:uiPriority="50"/>
+    <w:lsdException w:name="List Table 6 Colorful Accent 1" w:uiPriority="51"/>
+    <w:lsdException w:name="List Table 7 Colorful Accent 1" w:uiPriority="52"/>
+    <w:lsdException w:name="List Table 1 Light Accent 2" w:uiPriority="46"/>
+    <w:lsdException w:name="List Table 2 Accent 2" w:uiPriority="47"/>
+    <w:lsdException w:name="List Table 3 Accent 2" w:uiPriority="48"/>
+    <w:lsdException w:name="List Table 4 Accent 2" w:uiPriority="49"/>
+    <w:lsdException w:name="List Table 5 Dark Accent 2" w:uiPriority="50"/>
+    <w:lsdException w:name="List Table 6 Colorful Accent 2" w:uiPriority="51"/>
+    <w:lsdException w:name="List Table 7 Colorful Accent 2" w:uiPriority="52"/>
+    <w:lsdException w:name="List Table 1 Light Accent 3" w:uiPriority="46"/>
+    <w:lsdException w:name="List Table 2 Accent 3" w:uiPriority="47"/>
+    <w:lsdException w:name="List Table 3 Accent 3" w:uiPriority="48"/>
+    <w:lsdException w:name="List Table 4 Accent 3" w:uiPriority="49"/>
+    <w:lsdException w:name="List Table 5 Dark Accent 3" w:uiPriority="50"/>
+    <w:lsdException w:name="List Table 6 Colorful Accent 3" w:uiPriority="51"/>
+    <w:lsdException w:name="List Table 7 Colorful Accent 3" w:uiPriority="52"/>
+    <w:lsdException w:name="List Table 1 Light Accent 4" w:uiPriority="46"/>
+    <w:lsdException w:name="List Table 2 Accent 4" w:uiPriority="47"/>
+    <w:lsdException w:name="List Table 3 Accent 4" w:uiPriority="48"/>
+    <w:lsdException w:name="List Table 4 Accent 4" w:uiPriority="49"/>
+    <w:lsdException w:name="List Table 5 Dark Accent 4" w:uiPriority="50"/>
+    <w:lsdException w:name="List Table 6 Colorful Accent 4" w:uiPriority="51"/>
+    <w:lsdException w:name="List Table 7 Colorful Accent 4" w:uiPriority="52"/>
+    <w:lsdException w:name="List Table 1 Light Accent 5" w:uiPriority="46"/>
+    <w:lsdException w:name="List Table 2 Accent 5" w:uiPriority="47"/>
+    <w:lsdException w:name="List Table 3 Accent 5" w:uiPriority="48"/>
+    <w:lsdException w:name="List Table 4 Accent 5" w:uiPriority="49"/>
+    <w:lsdException w:name="List Table 5 Dark Accent 5" w:uiPriority="50"/>
+    <w:lsdException w:name="List Table 6 Colorful Accent 5" w:uiPriority="51"/>
+    <w:lsdException w:name="List Table 7 Colorful Accent 5" w:uiPriority="52"/>
+    <w:lsdException w:name="List Table 1 Light Accent 6" w:uiPriority="46"/>
+    <w:lsdException w:name="List Table 2 Accent 6" w:uiPriority="47"/>
+    <w:lsdException w:name="List Table 3 Accent 6" w:uiPriority="48"/>
+    <w:lsdException w:name="List Table 4 Accent 6" w:uiPriority="49"/>
+    <w:lsdException w:name="List Table 5 Dark Accent 6" w:uiPriority="50"/>
+    <w:lsdException w:name="List Table 6 Colorful Accent 6" w:uiPriority="51"/>
+    <w:lsdException w:name="List Table 7 Colorful Accent 6" w:uiPriority="52"/>
+    <w:lsdException w:name="Mention" w:semiHidden="1" w:unhideWhenUsed="1"/>
+    <w:lsdException w:name="Smart Hyperlink" w:semiHidden="1" w:unhideWhenUsed="1"/>
+    <w:lsdException w:name="Hashtag" w:semiHidden="1" w:unhideWhenUsed="1"/>
+    <w:lsdException w:name="Unresolved Mention" w:semiHidden="1" w:unhideWhenUsed="1"/>
+    <w:lsdException w:name="Smart Link" w:semiHidden="1" w:unhideWhenUsed="1"/>
   </w:latentStyles>
   <w:style w:type="paragraph" w:default="1" w:styleId="Normal">
     <w:name w:val="Normal"/>
@@ -3893,304 +9305,6 @@
   <w:style w:type="character" w:default="1" w:styleId="Fuentedeprrafopredeter">
     <w:name w:val="Default Paragraph Font"/>
     <w:uiPriority w:val="1"/>
-    <w:semiHidden/>
-    <w:unhideWhenUsed/>
-  </w:style>
-  <w:style w:type="table" w:default="1" w:styleId="Tablanormal">
-    <w:name w:val="Normal Table"/>
-    <w:uiPriority w:val="99"/>
-    <w:semiHidden/>
-    <w:unhideWhenUsed/>
-    <w:tblPr>
-      <w:tblInd w:w="0" w:type="dxa"/>
-      <w:tblCellMar>
-        <w:top w:w="0" w:type="dxa"/>
-        <w:left w:w="108" w:type="dxa"/>
-        <w:bottom w:w="0" w:type="dxa"/>
-        <w:right w:w="108" w:type="dxa"/>
-      </w:tblCellMar>
-    </w:tblPr>
-  </w:style>
-  <w:style w:type="numbering" w:default="1" w:styleId="Sinlista">
-    <w:name w:val="No List"/>
-    <w:uiPriority w:val="99"/>
-    <w:semiHidden/>
-    <w:unhideWhenUsed/>
-  </w:style>
-  <w:style w:type="paragraph" w:styleId="Encabezado">
-    <w:name w:val="header"/>
-    <w:basedOn w:val="Normal"/>
-    <w:link w:val="EncabezadoCar"/>
-    <w:uiPriority w:val="99"/>
-    <w:unhideWhenUsed/>
-    <w:rsid w:val="00505CA1"/>
-    <w:pPr>
-      <w:tabs>
-        <w:tab w:val="center" w:pos="4419"/>
-        <w:tab w:val="right" w:pos="8838"/>
-      </w:tabs>
-      <w:spacing w:after="0" w:line="240" w:lineRule="auto"/>
-    </w:pPr>
-  </w:style>
-  <w:style w:type="character" w:customStyle="1" w:styleId="EncabezadoCar">
-    <w:name w:val="Encabezado Car"/>
-    <w:basedOn w:val="Fuentedeprrafopredeter"/>
-    <w:link w:val="Encabezado"/>
-    <w:uiPriority w:val="99"/>
-    <w:rsid w:val="00505CA1"/>
-  </w:style>
-  <w:style w:type="paragraph" w:styleId="Piedepgina">
-    <w:name w:val="footer"/>
-    <w:basedOn w:val="Normal"/>
-    <w:link w:val="PiedepginaCar"/>
-    <w:uiPriority w:val="99"/>
-    <w:unhideWhenUsed/>
-    <w:rsid w:val="00505CA1"/>
-    <w:pPr>
-      <w:tabs>
-        <w:tab w:val="center" w:pos="4419"/>
-        <w:tab w:val="right" w:pos="8838"/>
-      </w:tabs>
-      <w:spacing w:after="0" w:line="240" w:lineRule="auto"/>
-    </w:pPr>
-  </w:style>
-  <w:style w:type="character" w:customStyle="1" w:styleId="PiedepginaCar">
-    <w:name w:val="Pie de página Car"/>
-    <w:basedOn w:val="Fuentedeprrafopredeter"/>
-    <w:link w:val="Piedepgina"/>
-    <w:uiPriority w:val="99"/>
-    <w:rsid w:val="00505CA1"/>
-  </w:style>
-  <w:style w:type="paragraph" w:styleId="Textodeglobo">
-    <w:name w:val="Balloon Text"/>
-    <w:basedOn w:val="Normal"/>
-    <w:link w:val="TextodegloboCar"/>
-    <w:uiPriority w:val="99"/>
-    <w:semiHidden/>
-    <w:unhideWhenUsed/>
-    <w:rsid w:val="00505CA1"/>
-    <w:pPr>
-      <w:spacing w:after="0" w:line="240" w:lineRule="auto"/>
-    </w:pPr>
-    <w:rPr>
-      <w:rFonts w:ascii="Tahoma" w:hAnsi="Tahoma" w:cs="Tahoma"/>
-      <w:sz w:val="16"/>
-      <w:szCs w:val="16"/>
-    </w:rPr>
-  </w:style>
-  <w:style w:type="character" w:customStyle="1" w:styleId="TextodegloboCar">
-    <w:name w:val="Texto de globo Car"/>
-    <w:basedOn w:val="Fuentedeprrafopredeter"/>
-    <w:link w:val="Textodeglobo"/>
-    <w:uiPriority w:val="99"/>
-    <w:semiHidden/>
-    <w:rsid w:val="00505CA1"/>
-    <w:rPr>
-      <w:rFonts w:ascii="Tahoma" w:hAnsi="Tahoma" w:cs="Tahoma"/>
-      <w:sz w:val="16"/>
-      <w:szCs w:val="16"/>
-    </w:rPr>
-  </w:style>
-  <w:style w:type="paragraph" w:customStyle="1" w:styleId="Default">
-    <w:name w:val="Default"/>
-    <w:rsid w:val="00E13BE1"/>
-    <w:pPr>
-      <w:autoSpaceDE w:val="0"/>
-      <w:autoSpaceDN w:val="0"/>
-      <w:adjustRightInd w:val="0"/>
-      <w:spacing w:after="0" w:line="240" w:lineRule="auto"/>
-    </w:pPr>
-    <w:rPr>
-      <w:rFonts w:ascii="Calibri" w:hAnsi="Calibri" w:cs="Calibri"/>
-      <w:color w:val="000000"/>
-      <w:sz w:val="24"/>
-      <w:szCs w:val="24"/>
-    </w:rPr>
-  </w:style>
-  <w:style w:type="paragraph" w:styleId="Prrafodelista">
-    <w:name w:val="List Paragraph"/>
-    <w:basedOn w:val="Normal"/>
-    <w:uiPriority w:val="34"/>
-    <w:qFormat/>
-    <w:rsid w:val="005422B0"/>
-    <w:pPr>
-      <w:ind w:left="720"/>
-      <w:contextualSpacing/>
-    </w:pPr>
-  </w:style>
-  <w:style w:type="character" w:customStyle="1" w:styleId="apple-converted-space">
-    <w:name w:val="apple-converted-space"/>
-    <w:basedOn w:val="Fuentedeprrafopredeter"/>
-    <w:rsid w:val="00B34A80"/>
-  </w:style>
-</w:styles>
-</file>
-
-<file path=word/stylesWithEffects.xml><?xml version="1.0" encoding="utf-8"?>
-<w:styles xmlns:wpc="http://schemas.microsoft.com/office/word/2010/wordprocessingCanvas" xmlns:mc="http://schemas.openxmlformats.org/markup-compatibility/2006" xmlns:o="urn:schemas-microsoft-com:office:office" xmlns:r="http://schemas.openxmlformats.org/officeDocument/2006/relationships" xmlns:m="http://schemas.openxmlformats.org/officeDocument/2006/math" xmlns:v="urn:schemas-microsoft-com:vml" xmlns:wp14="http://schemas.microsoft.com/office/word/2010/wordprocessingDrawing" xmlns:wp="http://schemas.openxmlformats.org/drawingml/2006/wordprocessingDrawing" xmlns:w10="urn:schemas-microsoft-com:office:word" xmlns:w="http://schemas.openxmlformats.org/wordprocessingml/2006/main" xmlns:w14="http://schemas.microsoft.com/office/word/2010/wordml" xmlns:wpg="http://schemas.microsoft.com/office/word/2010/wordprocessingGroup" xmlns:wpi="http://schemas.microsoft.com/office/word/2010/wordprocessingInk" xmlns:wne="http://schemas.microsoft.com/office/word/2006/wordml" xmlns:wps="http://schemas.microsoft.com/office/word/2010/wordprocessingShape" mc:Ignorable="w14 wp14">
-  <w:docDefaults>
-    <w:rPrDefault>
-      <w:rPr>
-        <w:rFonts w:asciiTheme="minorHAnsi" w:eastAsiaTheme="minorHAnsi" w:hAnsiTheme="minorHAnsi" w:cstheme="minorBidi"/>
-        <w:sz w:val="22"/>
-        <w:szCs w:val="22"/>
-        <w:lang w:val="es-PE" w:eastAsia="en-US" w:bidi="ar-SA"/>
-      </w:rPr>
-    </w:rPrDefault>
-    <w:pPrDefault>
-      <w:pPr>
-        <w:spacing w:after="200" w:line="276" w:lineRule="auto"/>
-      </w:pPr>
-    </w:pPrDefault>
-  </w:docDefaults>
-  <w:latentStyles w:defLockedState="0" w:defUIPriority="99" w:defSemiHidden="1" w:defUnhideWhenUsed="1" w:defQFormat="0" w:count="267">
-    <w:lsdException w:name="Normal" w:semiHidden="0" w:uiPriority="0" w:unhideWhenUsed="0" w:qFormat="1"/>
-    <w:lsdException w:name="heading 1" w:semiHidden="0" w:uiPriority="9" w:unhideWhenUsed="0" w:qFormat="1"/>
-    <w:lsdException w:name="heading 2" w:uiPriority="9" w:qFormat="1"/>
-    <w:lsdException w:name="heading 3" w:uiPriority="9" w:qFormat="1"/>
-    <w:lsdException w:name="heading 4" w:uiPriority="9" w:qFormat="1"/>
-    <w:lsdException w:name="heading 5" w:uiPriority="9" w:qFormat="1"/>
-    <w:lsdException w:name="heading 6" w:uiPriority="9" w:qFormat="1"/>
-    <w:lsdException w:name="heading 7" w:uiPriority="9" w:qFormat="1"/>
-    <w:lsdException w:name="heading 8" w:uiPriority="9" w:qFormat="1"/>
-    <w:lsdException w:name="heading 9" w:uiPriority="9" w:qFormat="1"/>
-    <w:lsdException w:name="toc 1" w:uiPriority="39"/>
-    <w:lsdException w:name="toc 2" w:uiPriority="39"/>
-    <w:lsdException w:name="toc 3" w:uiPriority="39"/>
-    <w:lsdException w:name="toc 4" w:uiPriority="39"/>
-    <w:lsdException w:name="toc 5" w:uiPriority="39"/>
-    <w:lsdException w:name="toc 6" w:uiPriority="39"/>
-    <w:lsdException w:name="toc 7" w:uiPriority="39"/>
-    <w:lsdException w:name="toc 8" w:uiPriority="39"/>
-    <w:lsdException w:name="toc 9" w:uiPriority="39"/>
-    <w:lsdException w:name="caption" w:uiPriority="35" w:qFormat="1"/>
-    <w:lsdException w:name="Title" w:semiHidden="0" w:uiPriority="10" w:unhideWhenUsed="0" w:qFormat="1"/>
-    <w:lsdException w:name="Default Paragraph Font" w:uiPriority="1"/>
-    <w:lsdException w:name="Subtitle" w:semiHidden="0" w:uiPriority="11" w:unhideWhenUsed="0" w:qFormat="1"/>
-    <w:lsdException w:name="Strong" w:semiHidden="0" w:uiPriority="22" w:unhideWhenUsed="0" w:qFormat="1"/>
-    <w:lsdException w:name="Emphasis" w:semiHidden="0" w:uiPriority="20" w:unhideWhenUsed="0" w:qFormat="1"/>
-    <w:lsdException w:name="Table Grid" w:semiHidden="0" w:uiPriority="59" w:unhideWhenUsed="0"/>
-    <w:lsdException w:name="Placeholder Text" w:unhideWhenUsed="0"/>
-    <w:lsdException w:name="No Spacing" w:semiHidden="0" w:uiPriority="1" w:unhideWhenUsed="0" w:qFormat="1"/>
-    <w:lsdException w:name="Light Shading" w:semiHidden="0" w:uiPriority="60" w:unhideWhenUsed="0"/>
-    <w:lsdException w:name="Light List" w:semiHidden="0" w:uiPriority="61" w:unhideWhenUsed="0"/>
-    <w:lsdException w:name="Light Grid" w:semiHidden="0" w:uiPriority="62" w:unhideWhenUsed="0"/>
-    <w:lsdException w:name="Medium Shading 1" w:semiHidden="0" w:uiPriority="63" w:unhideWhenUsed="0"/>
-    <w:lsdException w:name="Medium Shading 2" w:semiHidden="0" w:uiPriority="64" w:unhideWhenUsed="0"/>
-    <w:lsdException w:name="Medium List 1" w:semiHidden="0" w:uiPriority="65" w:unhideWhenUsed="0"/>
-    <w:lsdException w:name="Medium List 2" w:semiHidden="0" w:uiPriority="66" w:unhideWhenUsed="0"/>
-    <w:lsdException w:name="Medium Grid 1" w:semiHidden="0" w:uiPriority="67" w:unhideWhenUsed="0"/>
-    <w:lsdException w:name="Medium Grid 2" w:semiHidden="0" w:uiPriority="68" w:unhideWhenUsed="0"/>
-    <w:lsdException w:name="Medium Grid 3" w:semiHidden="0" w:uiPriority="69" w:unhideWhenUsed="0"/>
-    <w:lsdException w:name="Dark List" w:semiHidden="0" w:uiPriority="70" w:unhideWhenUsed="0"/>
-    <w:lsdException w:name="Colorful Shading" w:semiHidden="0" w:uiPriority="71" w:unhideWhenUsed="0"/>
-    <w:lsdException w:name="Colorful List" w:semiHidden="0" w:uiPriority="72" w:unhideWhenUsed="0"/>
-    <w:lsdException w:name="Colorful Grid" w:semiHidden="0" w:uiPriority="73" w:unhideWhenUsed="0"/>
-    <w:lsdException w:name="Light Shading Accent 1" w:semiHidden="0" w:uiPriority="60" w:unhideWhenUsed="0"/>
-    <w:lsdException w:name="Light List Accent 1" w:semiHidden="0" w:uiPriority="61" w:unhideWhenUsed="0"/>
-    <w:lsdException w:name="Light Grid Accent 1" w:semiHidden="0" w:uiPriority="62" w:unhideWhenUsed="0"/>
-    <w:lsdException w:name="Medium Shading 1 Accent 1" w:semiHidden="0" w:uiPriority="63" w:unhideWhenUsed="0"/>
-    <w:lsdException w:name="Medium Shading 2 Accent 1" w:semiHidden="0" w:uiPriority="64" w:unhideWhenUsed="0"/>
-    <w:lsdException w:name="Medium List 1 Accent 1" w:semiHidden="0" w:uiPriority="65" w:unhideWhenUsed="0"/>
-    <w:lsdException w:name="Revision" w:unhideWhenUsed="0"/>
-    <w:lsdException w:name="List Paragraph" w:semiHidden="0" w:uiPriority="34" w:unhideWhenUsed="0" w:qFormat="1"/>
-    <w:lsdException w:name="Quote" w:semiHidden="0" w:uiPriority="29" w:unhideWhenUsed="0" w:qFormat="1"/>
-    <w:lsdException w:name="Intense Quote" w:semiHidden="0" w:uiPriority="30" w:unhideWhenUsed="0" w:qFormat="1"/>
-    <w:lsdException w:name="Medium List 2 Accent 1" w:semiHidden="0" w:uiPriority="66" w:unhideWhenUsed="0"/>
-    <w:lsdException w:name="Medium Grid 1 Accent 1" w:semiHidden="0" w:uiPriority="67" w:unhideWhenUsed="0"/>
-    <w:lsdException w:name="Medium Grid 2 Accent 1" w:semiHidden="0" w:uiPriority="68" w:unhideWhenUsed="0"/>
-    <w:lsdException w:name="Medium Grid 3 Accent 1" w:semiHidden="0" w:uiPriority="69" w:unhideWhenUsed="0"/>
-    <w:lsdException w:name="Dark List Accent 1" w:semiHidden="0" w:uiPriority="70" w:unhideWhenUsed="0"/>
-    <w:lsdException w:name="Colorful Shading Accent 1" w:semiHidden="0" w:uiPriority="71" w:unhideWhenUsed="0"/>
-    <w:lsdException w:name="Colorful List Accent 1" w:semiHidden="0" w:uiPriority="72" w:unhideWhenUsed="0"/>
-    <w:lsdException w:name="Colorful Grid Accent 1" w:semiHidden="0" w:uiPriority="73" w:unhideWhenUsed="0"/>
-    <w:lsdException w:name="Light Shading Accent 2" w:semiHidden="0" w:uiPriority="60" w:unhideWhenUsed="0"/>
-    <w:lsdException w:name="Light List Accent 2" w:semiHidden="0" w:uiPriority="61" w:unhideWhenUsed="0"/>
-    <w:lsdException w:name="Light Grid Accent 2" w:semiHidden="0" w:uiPriority="62" w:unhideWhenUsed="0"/>
-    <w:lsdException w:name="Medium Shading 1 Accent 2" w:semiHidden="0" w:uiPriority="63" w:unhideWhenUsed="0"/>
-    <w:lsdException w:name="Medium Shading 2 Accent 2" w:semiHidden="0" w:uiPriority="64" w:unhideWhenUsed="0"/>
-    <w:lsdException w:name="Medium List 1 Accent 2" w:semiHidden="0" w:uiPriority="65" w:unhideWhenUsed="0"/>
-    <w:lsdException w:name="Medium List 2 Accent 2" w:semiHidden="0" w:uiPriority="66" w:unhideWhenUsed="0"/>
-    <w:lsdException w:name="Medium Grid 1 Accent 2" w:semiHidden="0" w:uiPriority="67" w:unhideWhenUsed="0"/>
-    <w:lsdException w:name="Medium Grid 2 Accent 2" w:semiHidden="0" w:uiPriority="68" w:unhideWhenUsed="0"/>
-    <w:lsdException w:name="Medium Grid 3 Accent 2" w:semiHidden="0" w:uiPriority="69" w:unhideWhenUsed="0"/>
-    <w:lsdException w:name="Dark List Accent 2" w:semiHidden="0" w:uiPriority="70" w:unhideWhenUsed="0"/>
-    <w:lsdException w:name="Colorful Shading Accent 2" w:semiHidden="0" w:uiPriority="71" w:unhideWhenUsed="0"/>
-    <w:lsdException w:name="Colorful List Accent 2" w:semiHidden="0" w:uiPriority="72" w:unhideWhenUsed="0"/>
-    <w:lsdException w:name="Colorful Grid Accent 2" w:semiHidden="0" w:uiPriority="73" w:unhideWhenUsed="0"/>
-    <w:lsdException w:name="Light Shading Accent 3" w:semiHidden="0" w:uiPriority="60" w:unhideWhenUsed="0"/>
-    <w:lsdException w:name="Light List Accent 3" w:semiHidden="0" w:uiPriority="61" w:unhideWhenUsed="0"/>
-    <w:lsdException w:name="Light Grid Accent 3" w:semiHidden="0" w:uiPriority="62" w:unhideWhenUsed="0"/>
-    <w:lsdException w:name="Medium Shading 1 Accent 3" w:semiHidden="0" w:uiPriority="63" w:unhideWhenUsed="0"/>
-    <w:lsdException w:name="Medium Shading 2 Accent 3" w:semiHidden="0" w:uiPriority="64" w:unhideWhenUsed="0"/>
-    <w:lsdException w:name="Medium List 1 Accent 3" w:semiHidden="0" w:uiPriority="65" w:unhideWhenUsed="0"/>
-    <w:lsdException w:name="Medium List 2 Accent 3" w:semiHidden="0" w:uiPriority="66" w:unhideWhenUsed="0"/>
-    <w:lsdException w:name="Medium Grid 1 Accent 3" w:semiHidden="0" w:uiPriority="67" w:unhideWhenUsed="0"/>
-    <w:lsdException w:name="Medium Grid 2 Accent 3" w:semiHidden="0" w:uiPriority="68" w:unhideWhenUsed="0"/>
-    <w:lsdException w:name="Medium Grid 3 Accent 3" w:semiHidden="0" w:uiPriority="69" w:unhideWhenUsed="0"/>
-    <w:lsdException w:name="Dark List Accent 3" w:semiHidden="0" w:uiPriority="70" w:unhideWhenUsed="0"/>
-    <w:lsdException w:name="Colorful Shading Accent 3" w:semiHidden="0" w:uiPriority="71" w:unhideWhenUsed="0"/>
-    <w:lsdException w:name="Colorful List Accent 3" w:semiHidden="0" w:uiPriority="72" w:unhideWhenUsed="0"/>
-    <w:lsdException w:name="Colorful Grid Accent 3" w:semiHidden="0" w:uiPriority="73" w:unhideWhenUsed="0"/>
-    <w:lsdException w:name="Light Shading Accent 4" w:semiHidden="0" w:uiPriority="60" w:unhideWhenUsed="0"/>
-    <w:lsdException w:name="Light List Accent 4" w:semiHidden="0" w:uiPriority="61" w:unhideWhenUsed="0"/>
-    <w:lsdException w:name="Light Grid Accent 4" w:semiHidden="0" w:uiPriority="62" w:unhideWhenUsed="0"/>
-    <w:lsdException w:name="Medium Shading 1 Accent 4" w:semiHidden="0" w:uiPriority="63" w:unhideWhenUsed="0"/>
-    <w:lsdException w:name="Medium Shading 2 Accent 4" w:semiHidden="0" w:uiPriority="64" w:unhideWhenUsed="0"/>
-    <w:lsdException w:name="Medium List 1 Accent 4" w:semiHidden="0" w:uiPriority="65" w:unhideWhenUsed="0"/>
-    <w:lsdException w:name="Medium List 2 Accent 4" w:semiHidden="0" w:uiPriority="66" w:unhideWhenUsed="0"/>
-    <w:lsdException w:name="Medium Grid 1 Accent 4" w:semiHidden="0" w:uiPriority="67" w:unhideWhenUsed="0"/>
-    <w:lsdException w:name="Medium Grid 2 Accent 4" w:semiHidden="0" w:uiPriority="68" w:unhideWhenUsed="0"/>
-    <w:lsdException w:name="Medium Grid 3 Accent 4" w:semiHidden="0" w:uiPriority="69" w:unhideWhenUsed="0"/>
-    <w:lsdException w:name="Dark List Accent 4" w:semiHidden="0" w:uiPriority="70" w:unhideWhenUsed="0"/>
-    <w:lsdException w:name="Colorful Shading Accent 4" w:semiHidden="0" w:uiPriority="71" w:unhideWhenUsed="0"/>
-    <w:lsdException w:name="Colorful List Accent 4" w:semiHidden="0" w:uiPriority="72" w:unhideWhenUsed="0"/>
-    <w:lsdException w:name="Colorful Grid Accent 4" w:semiHidden="0" w:uiPriority="73" w:unhideWhenUsed="0"/>
-    <w:lsdException w:name="Light Shading Accent 5" w:semiHidden="0" w:uiPriority="60" w:unhideWhenUsed="0"/>
-    <w:lsdException w:name="Light List Accent 5" w:semiHidden="0" w:uiPriority="61" w:unhideWhenUsed="0"/>
-    <w:lsdException w:name="Light Grid Accent 5" w:semiHidden="0" w:uiPriority="62" w:unhideWhenUsed="0"/>
-    <w:lsdException w:name="Medium Shading 1 Accent 5" w:semiHidden="0" w:uiPriority="63" w:unhideWhenUsed="0"/>
-    <w:lsdException w:name="Medium Shading 2 Accent 5" w:semiHidden="0" w:uiPriority="64" w:unhideWhenUsed="0"/>
-    <w:lsdException w:name="Medium List 1 Accent 5" w:semiHidden="0" w:uiPriority="65" w:unhideWhenUsed="0"/>
-    <w:lsdException w:name="Medium List 2 Accent 5" w:semiHidden="0" w:uiPriority="66" w:unhideWhenUsed="0"/>
-    <w:lsdException w:name="Medium Grid 1 Accent 5" w:semiHidden="0" w:uiPriority="67" w:unhideWhenUsed="0"/>
-    <w:lsdException w:name="Medium Grid 2 Accent 5" w:semiHidden="0" w:uiPriority="68" w:unhideWhenUsed="0"/>
-    <w:lsdException w:name="Medium Grid 3 Accent 5" w:semiHidden="0" w:uiPriority="69" w:unhideWhenUsed="0"/>
-    <w:lsdException w:name="Dark List Accent 5" w:semiHidden="0" w:uiPriority="70" w:unhideWhenUsed="0"/>
-    <w:lsdException w:name="Colorful Shading Accent 5" w:semiHidden="0" w:uiPriority="71" w:unhideWhenUsed="0"/>
-    <w:lsdException w:name="Colorful List Accent 5" w:semiHidden="0" w:uiPriority="72" w:unhideWhenUsed="0"/>
-    <w:lsdException w:name="Colorful Grid Accent 5" w:semiHidden="0" w:uiPriority="73" w:unhideWhenUsed="0"/>
-    <w:lsdException w:name="Light Shading Accent 6" w:semiHidden="0" w:uiPriority="60" w:unhideWhenUsed="0"/>
-    <w:lsdException w:name="Light List Accent 6" w:semiHidden="0" w:uiPriority="61" w:unhideWhenUsed="0"/>
-    <w:lsdException w:name="Light Grid Accent 6" w:semiHidden="0" w:uiPriority="62" w:unhideWhenUsed="0"/>
-    <w:lsdException w:name="Medium Shading 1 Accent 6" w:semiHidden="0" w:uiPriority="63" w:unhideWhenUsed="0"/>
-    <w:lsdException w:name="Medium Shading 2 Accent 6" w:semiHidden="0" w:uiPriority="64" w:unhideWhenUsed="0"/>
-    <w:lsdException w:name="Medium List 1 Accent 6" w:semiHidden="0" w:uiPriority="65" w:unhideWhenUsed="0"/>
-    <w:lsdException w:name="Medium List 2 Accent 6" w:semiHidden="0" w:uiPriority="66" w:unhideWhenUsed="0"/>
-    <w:lsdException w:name="Medium Grid 1 Accent 6" w:semiHidden="0" w:uiPriority="67" w:unhideWhenUsed="0"/>
-    <w:lsdException w:name="Medium Grid 2 Accent 6" w:semiHidden="0" w:uiPriority="68" w:unhideWhenUsed="0"/>
-    <w:lsdException w:name="Medium Grid 3 Accent 6" w:semiHidden="0" w:uiPriority="69" w:unhideWhenUsed="0"/>
-    <w:lsdException w:name="Dark List Accent 6" w:semiHidden="0" w:uiPriority="70" w:unhideWhenUsed="0"/>
-    <w:lsdException w:name="Colorful Shading Accent 6" w:semiHidden="0" w:uiPriority="71" w:unhideWhenUsed="0"/>
-    <w:lsdException w:name="Colorful List Accent 6" w:semiHidden="0" w:uiPriority="72" w:unhideWhenUsed="0"/>
-    <w:lsdException w:name="Colorful Grid Accent 6" w:semiHidden="0" w:uiPriority="73" w:unhideWhenUsed="0"/>
-    <w:lsdException w:name="Subtle Emphasis" w:semiHidden="0" w:uiPriority="19" w:unhideWhenUsed="0" w:qFormat="1"/>
-    <w:lsdException w:name="Intense Emphasis" w:semiHidden="0" w:uiPriority="21" w:unhideWhenUsed="0" w:qFormat="1"/>
-    <w:lsdException w:name="Subtle Reference" w:semiHidden="0" w:uiPriority="31" w:unhideWhenUsed="0" w:qFormat="1"/>
-    <w:lsdException w:name="Intense Reference" w:semiHidden="0" w:uiPriority="32" w:unhideWhenUsed="0" w:qFormat="1"/>
-    <w:lsdException w:name="Book Title" w:semiHidden="0" w:uiPriority="33" w:unhideWhenUsed="0" w:qFormat="1"/>
-    <w:lsdException w:name="Bibliography" w:uiPriority="37"/>
-    <w:lsdException w:name="TOC Heading" w:uiPriority="39" w:qFormat="1"/>
-  </w:latentStyles>
-  <w:style w:type="paragraph" w:default="1" w:styleId="Normal">
-    <w:name w:val="Normal"/>
-    <w:qFormat/>
-    <w:rsid w:val="0009302C"/>
-  </w:style>
-  <w:style w:type="character" w:default="1" w:styleId="Fuentedeprrafopredeter">
-    <w:name w:val="Default Paragraph Font"/>
-    <w:uiPriority w:val="1"/>
-    <w:semiHidden/>
     <w:unhideWhenUsed/>
   </w:style>
   <w:style w:type="table" w:default="1" w:styleId="Tablanormal">

--- a/CrediAgil/Templates/CONTRATO - PRENDA JOYAS - EMPRESA.docx
+++ b/CrediAgil/Templates/CONTRATO - PRENDA JOYAS - EMPRESA.docx
@@ -97,7 +97,29 @@
           <w:sz w:val="16"/>
           <w:szCs w:val="16"/>
         </w:rPr>
-        <w:t>{{NUM_CONTRATO}}</w:t>
+        <w:t>${</w:t>
+      </w:r>
+      <w:r>
+        <w:rPr>
+          <w:rFonts w:cstheme="minorHAnsi"/>
+          <w:b/>
+          <w:bCs/>
+          <w:color w:val="000000"/>
+          <w:sz w:val="16"/>
+          <w:szCs w:val="16"/>
+        </w:rPr>
+        <w:t>NUM_CONTRATO</w:t>
+      </w:r>
+      <w:r>
+        <w:rPr>
+          <w:rFonts w:cstheme="minorHAnsi"/>
+          <w:b/>
+          <w:bCs/>
+          <w:color w:val="000000"/>
+          <w:sz w:val="16"/>
+          <w:szCs w:val="16"/>
+        </w:rPr>
+        <w:t>}</w:t>
       </w:r>
     </w:p>
     <w:p>
@@ -334,7 +356,51 @@
           <w:sz w:val="16"/>
           <w:szCs w:val="16"/>
         </w:rPr>
-        <w:t xml:space="preserve">: {{RAZON_SOCIAL}} con R.U.C. </w:t>
+        <w:t xml:space="preserve">: </w:t>
+      </w:r>
+      <w:r>
+        <w:rPr>
+          <w:rFonts w:cstheme="minorHAnsi"/>
+          <w:b/>
+          <w:bCs/>
+          <w:color w:val="000000"/>
+          <w:sz w:val="16"/>
+          <w:szCs w:val="16"/>
+        </w:rPr>
+        <w:t>${</w:t>
+      </w:r>
+      <w:r>
+        <w:rPr>
+          <w:rFonts w:cstheme="minorHAnsi"/>
+          <w:b/>
+          <w:bCs/>
+          <w:color w:val="000000"/>
+          <w:sz w:val="16"/>
+          <w:szCs w:val="16"/>
+        </w:rPr>
+        <w:t>RAZON_SOCIAL</w:t>
+      </w:r>
+      <w:r>
+        <w:rPr>
+          <w:rFonts w:cstheme="minorHAnsi"/>
+          <w:b/>
+          <w:bCs/>
+          <w:color w:val="000000"/>
+          <w:sz w:val="16"/>
+          <w:szCs w:val="16"/>
+        </w:rPr>
+        <w:t>}</w:t>
+      </w:r>
+      <w:r>
+        <w:rPr>
+          <w:rFonts w:cstheme="minorHAnsi"/>
+          <w:b/>
+          <w:bCs/>
+          <w:color w:val="000000"/>
+          <w:sz w:val="16"/>
+          <w:szCs w:val="16"/>
+        </w:rPr>
+        <w:t xml:space="preserve"> con R.U.C. </w:t>
       </w:r>
       <w:proofErr w:type="spellStart"/>
       <w:r>
@@ -359,7 +425,139 @@
           <w:sz w:val="16"/>
           <w:szCs w:val="16"/>
         </w:rPr>
-        <w:t xml:space="preserve"> {{RUC_EMPRESA}}, con domicilio en {{DOMICILIO_FISCAL}}, debidamente representada por el(la) señor(a) {{REPRESENTANTE_LEGAL}} con DNI </w:t>
+        <w:t xml:space="preserve"> </w:t>
+      </w:r>
+      <w:r>
+        <w:rPr>
+          <w:rFonts w:cstheme="minorHAnsi"/>
+          <w:b/>
+          <w:bCs/>
+          <w:color w:val="000000"/>
+          <w:sz w:val="16"/>
+          <w:szCs w:val="16"/>
+        </w:rPr>
+        <w:t>${</w:t>
+      </w:r>
+      <w:r>
+        <w:rPr>
+          <w:rFonts w:cstheme="minorHAnsi"/>
+          <w:b/>
+          <w:bCs/>
+          <w:color w:val="000000"/>
+          <w:sz w:val="16"/>
+          <w:szCs w:val="16"/>
+        </w:rPr>
+        <w:t>RUC_EMPRESA</w:t>
+      </w:r>
+      <w:r>
+        <w:rPr>
+          <w:rFonts w:cstheme="minorHAnsi"/>
+          <w:b/>
+          <w:bCs/>
+          <w:color w:val="000000"/>
+          <w:sz w:val="16"/>
+          <w:szCs w:val="16"/>
+        </w:rPr>
+        <w:t>}</w:t>
+      </w:r>
+      <w:r>
+        <w:rPr>
+          <w:rFonts w:cstheme="minorHAnsi"/>
+          <w:b/>
+          <w:bCs/>
+          <w:color w:val="000000"/>
+          <w:sz w:val="16"/>
+          <w:szCs w:val="16"/>
+        </w:rPr>
+        <w:t xml:space="preserve">, con domicilio en </w:t>
+      </w:r>
+      <w:r>
+        <w:rPr>
+          <w:rFonts w:cstheme="minorHAnsi"/>
+          <w:b/>
+          <w:bCs/>
+          <w:color w:val="000000"/>
+          <w:sz w:val="16"/>
+          <w:szCs w:val="16"/>
+        </w:rPr>
+        <w:t>${</w:t>
+      </w:r>
+      <w:r>
+        <w:rPr>
+          <w:rFonts w:cstheme="minorHAnsi"/>
+          <w:b/>
+          <w:bCs/>
+          <w:color w:val="000000"/>
+          <w:sz w:val="16"/>
+          <w:szCs w:val="16"/>
+        </w:rPr>
+        <w:t>DOMICILIO_FISCAL</w:t>
+      </w:r>
+      <w:r>
+        <w:rPr>
+          <w:rFonts w:cstheme="minorHAnsi"/>
+          <w:b/>
+          <w:bCs/>
+          <w:color w:val="000000"/>
+          <w:sz w:val="16"/>
+          <w:szCs w:val="16"/>
+        </w:rPr>
+        <w:t>}</w:t>
+      </w:r>
+      <w:r>
+        <w:rPr>
+          <w:rFonts w:cstheme="minorHAnsi"/>
+          <w:b/>
+          <w:bCs/>
+          <w:color w:val="000000"/>
+          <w:sz w:val="16"/>
+          <w:szCs w:val="16"/>
+        </w:rPr>
+        <w:t xml:space="preserve">, debidamente representada por el(la) señor(a) </w:t>
+      </w:r>
+      <w:r>
+        <w:rPr>
+          <w:rFonts w:cstheme="minorHAnsi"/>
+          <w:b/>
+          <w:bCs/>
+          <w:color w:val="000000"/>
+          <w:sz w:val="16"/>
+          <w:szCs w:val="16"/>
+        </w:rPr>
+        <w:t>${</w:t>
+      </w:r>
+      <w:r>
+        <w:rPr>
+          <w:rFonts w:cstheme="minorHAnsi"/>
+          <w:b/>
+          <w:bCs/>
+          <w:color w:val="000000"/>
+          <w:sz w:val="16"/>
+          <w:szCs w:val="16"/>
+        </w:rPr>
+        <w:t>REPRESENTANTE_LEGAL</w:t>
+      </w:r>
+      <w:r>
+        <w:rPr>
+          <w:rFonts w:cstheme="minorHAnsi"/>
+          <w:b/>
+          <w:bCs/>
+          <w:color w:val="000000"/>
+          <w:sz w:val="16"/>
+          <w:szCs w:val="16"/>
+        </w:rPr>
+        <w:t>}</w:t>
+      </w:r>
+      <w:r>
+        <w:rPr>
+          <w:rFonts w:cstheme="minorHAnsi"/>
+          <w:b/>
+          <w:bCs/>
+          <w:color w:val="000000"/>
+          <w:sz w:val="16"/>
+          <w:szCs w:val="16"/>
+        </w:rPr>
+        <w:t xml:space="preserve"> con DNI </w:t>
       </w:r>
       <w:proofErr w:type="spellStart"/>
       <w:r>
@@ -384,7 +582,51 @@
           <w:sz w:val="16"/>
           <w:szCs w:val="16"/>
         </w:rPr>
-        <w:t xml:space="preserve"> {{DNI_REPRESENTANTE}}, con poderes inscritos en la partida </w:t>
+        <w:t xml:space="preserve"> </w:t>
+      </w:r>
+      <w:r>
+        <w:rPr>
+          <w:rFonts w:cstheme="minorHAnsi"/>
+          <w:b/>
+          <w:bCs/>
+          <w:color w:val="000000"/>
+          <w:sz w:val="16"/>
+          <w:szCs w:val="16"/>
+        </w:rPr>
+        <w:t>${</w:t>
+      </w:r>
+      <w:r>
+        <w:rPr>
+          <w:rFonts w:cstheme="minorHAnsi"/>
+          <w:b/>
+          <w:bCs/>
+          <w:color w:val="000000"/>
+          <w:sz w:val="16"/>
+          <w:szCs w:val="16"/>
+        </w:rPr>
+        <w:t>DNI_REPRESENTANTE</w:t>
+      </w:r>
+      <w:r>
+        <w:rPr>
+          <w:rFonts w:cstheme="minorHAnsi"/>
+          <w:b/>
+          <w:bCs/>
+          <w:color w:val="000000"/>
+          <w:sz w:val="16"/>
+          <w:szCs w:val="16"/>
+        </w:rPr>
+        <w:t>}</w:t>
+      </w:r>
+      <w:r>
+        <w:rPr>
+          <w:rFonts w:cstheme="minorHAnsi"/>
+          <w:b/>
+          <w:bCs/>
+          <w:color w:val="000000"/>
+          <w:sz w:val="16"/>
+          <w:szCs w:val="16"/>
+        </w:rPr>
+        <w:t xml:space="preserve">, con poderes inscritos en la partida </w:t>
       </w:r>
       <w:proofErr w:type="spellStart"/>
       <w:r>
@@ -409,7 +651,95 @@
           <w:sz w:val="16"/>
           <w:szCs w:val="16"/>
         </w:rPr>
-        <w:t xml:space="preserve"> {{PARTIDA_EMPRESA}} de {{REGISTRO_CIUDAD}}.</w:t>
+        <w:t xml:space="preserve"> </w:t>
+      </w:r>
+      <w:r>
+        <w:rPr>
+          <w:rFonts w:cstheme="minorHAnsi"/>
+          <w:b/>
+          <w:bCs/>
+          <w:color w:val="000000"/>
+          <w:sz w:val="16"/>
+          <w:szCs w:val="16"/>
+        </w:rPr>
+        <w:t>${</w:t>
+      </w:r>
+      <w:r>
+        <w:rPr>
+          <w:rFonts w:cstheme="minorHAnsi"/>
+          <w:b/>
+          <w:bCs/>
+          <w:color w:val="000000"/>
+          <w:sz w:val="16"/>
+          <w:szCs w:val="16"/>
+        </w:rPr>
+        <w:t>PARTIDA_EMPRESA</w:t>
+      </w:r>
+      <w:r>
+        <w:rPr>
+          <w:rFonts w:cstheme="minorHAnsi"/>
+          <w:b/>
+          <w:bCs/>
+          <w:color w:val="000000"/>
+          <w:sz w:val="16"/>
+          <w:szCs w:val="16"/>
+        </w:rPr>
+        <w:t>}</w:t>
+      </w:r>
+      <w:r>
+        <w:rPr>
+          <w:rFonts w:cstheme="minorHAnsi"/>
+          <w:b/>
+          <w:bCs/>
+          <w:color w:val="000000"/>
+          <w:sz w:val="16"/>
+          <w:szCs w:val="16"/>
+        </w:rPr>
+        <w:t xml:space="preserve"> de </w:t>
+      </w:r>
+      <w:r>
+        <w:rPr>
+          <w:rFonts w:cstheme="minorHAnsi"/>
+          <w:b/>
+          <w:bCs/>
+          <w:color w:val="000000"/>
+          <w:sz w:val="16"/>
+          <w:szCs w:val="16"/>
+        </w:rPr>
+        <w:t>${</w:t>
+      </w:r>
+      <w:r>
+        <w:rPr>
+          <w:rFonts w:cstheme="minorHAnsi"/>
+          <w:b/>
+          <w:bCs/>
+          <w:color w:val="000000"/>
+          <w:sz w:val="16"/>
+          <w:szCs w:val="16"/>
+        </w:rPr>
+        <w:t>REGISTRO_CIUDAD</w:t>
+      </w:r>
+      <w:r>
+        <w:rPr>
+          <w:rFonts w:cstheme="minorHAnsi"/>
+          <w:b/>
+          <w:bCs/>
+          <w:color w:val="000000"/>
+          <w:sz w:val="16"/>
+          <w:szCs w:val="16"/>
+        </w:rPr>
+        <w:t>}</w:t>
+      </w:r>
+      <w:r>
+        <w:rPr>
+          <w:rFonts w:cstheme="minorHAnsi"/>
+          <w:b/>
+          <w:bCs/>
+          <w:color w:val="000000"/>
+          <w:sz w:val="16"/>
+          <w:szCs w:val="16"/>
+        </w:rPr>
+        <w:t>.</w:t>
       </w:r>
     </w:p>
     <w:p>
@@ -2664,17 +2994,6 @@
           <w:u w:val="single"/>
         </w:rPr>
       </w:pPr>
-      <w:r>
-        <w:rPr>
-          <w:rFonts w:cstheme="minorHAnsi"/>
-          <w:b/>
-          <w:bCs/>
-          <w:sz w:val="16"/>
-          <w:szCs w:val="16"/>
-          <w:u w:val="single"/>
-        </w:rPr>
-        <w:t>12.-DECLARACION JURADA</w:t>
-      </w:r>
     </w:p>
     <w:p>
       <w:pPr>
@@ -2683,146 +3002,13 @@
         <w:jc w:val="both"/>
         <w:rPr>
           <w:rFonts w:cstheme="minorHAnsi"/>
-          <w:sz w:val="16"/>
-          <w:szCs w:val="16"/>
-        </w:rPr>
-      </w:pPr>
-      <w:r>
-        <w:rPr>
-          <w:rFonts w:cstheme="minorHAnsi"/>
-          <w:b/>
-          <w:sz w:val="16"/>
-          <w:szCs w:val="16"/>
-        </w:rPr>
-        <w:lastRenderedPageBreak/>
-        <w:t>EL CLIENTE</w:t>
-      </w:r>
-      <w:r>
-        <w:rPr>
-          <w:rFonts w:cstheme="minorHAnsi"/>
-          <w:sz w:val="16"/>
-          <w:szCs w:val="16"/>
-        </w:rPr>
-        <w:t xml:space="preserve"> con relación a los bienes entregados en Garantía Mobiliaria, con carácter de Declaración Jurada, manifiesta lo siguiente: a) Que es el único y legítimo propietario de dichos bienes y b) Que la descripción, características, calidad y demás especificaciones de los mismos, que se detallan en el anexo 01 del presente documento, realmente le corresponden y no contienen adulteraciones. De determinarse que </w:t>
-      </w:r>
-      <w:r>
-        <w:rPr>
-          <w:rFonts w:cstheme="minorHAnsi"/>
-          <w:b/>
-          <w:sz w:val="16"/>
-          <w:szCs w:val="16"/>
-        </w:rPr>
-        <w:t>EL CLIENTE</w:t>
-      </w:r>
-      <w:r>
-        <w:rPr>
-          <w:rFonts w:cstheme="minorHAnsi"/>
-          <w:sz w:val="16"/>
-          <w:szCs w:val="16"/>
-        </w:rPr>
-        <w:t xml:space="preserve"> no es propietario de los bienes y/o éstos no son genuinos y/o las especificaciones declaradas en el anexo 01 no le corresponden, asumirá todas las responsabilidades civiles y penales, inclusive frente a Terceros, sin perjuicio de ser denunciado penalmente por el Delito de Estafa y los otros delitos aplicables. En cualquiera de </w:t>
-      </w:r>
-      <w:r>
-        <w:rPr>
-          <w:rFonts w:cstheme="minorHAnsi"/>
-          <w:sz w:val="16"/>
-          <w:szCs w:val="16"/>
-        </w:rPr>
-        <w:t>estos</w:t>
-      </w:r>
-      <w:r>
-        <w:rPr>
-          <w:rFonts w:cstheme="minorHAnsi"/>
-          <w:sz w:val="16"/>
-          <w:szCs w:val="16"/>
-        </w:rPr>
-        <w:t xml:space="preserve"> casos, </w:t>
-      </w:r>
-      <w:r>
-        <w:rPr>
-          <w:rFonts w:cstheme="minorHAnsi"/>
-          <w:b/>
-          <w:sz w:val="16"/>
-          <w:szCs w:val="16"/>
-        </w:rPr>
-        <w:t>CREDIÁGIL</w:t>
-      </w:r>
-      <w:r>
-        <w:rPr>
-          <w:rFonts w:cstheme="minorHAnsi"/>
-          <w:sz w:val="16"/>
-          <w:szCs w:val="16"/>
-        </w:rPr>
-        <w:t xml:space="preserve"> dará por vencidos todos los plazos de todas las obligaciones debidas por </w:t>
-      </w:r>
-      <w:r>
-        <w:rPr>
-          <w:rFonts w:cstheme="minorHAnsi"/>
-          <w:b/>
-          <w:sz w:val="16"/>
-          <w:szCs w:val="16"/>
-        </w:rPr>
-        <w:t>EL CLIENTE</w:t>
-      </w:r>
-      <w:r>
-        <w:rPr>
-          <w:rFonts w:cstheme="minorHAnsi"/>
-          <w:sz w:val="16"/>
-          <w:szCs w:val="16"/>
-        </w:rPr>
-        <w:t xml:space="preserve"> a </w:t>
-      </w:r>
-      <w:r>
-        <w:rPr>
-          <w:rFonts w:cstheme="minorHAnsi"/>
-          <w:b/>
-          <w:sz w:val="16"/>
-          <w:szCs w:val="16"/>
-        </w:rPr>
-        <w:t>CREDIÁGIL</w:t>
-      </w:r>
-      <w:r>
-        <w:rPr>
-          <w:rFonts w:cstheme="minorHAnsi"/>
-          <w:sz w:val="16"/>
-          <w:szCs w:val="16"/>
-        </w:rPr>
-        <w:t xml:space="preserve"> y </w:t>
-      </w:r>
-      <w:r>
-        <w:rPr>
-          <w:rFonts w:cstheme="minorHAnsi"/>
-          <w:b/>
-          <w:sz w:val="16"/>
-          <w:szCs w:val="16"/>
-        </w:rPr>
-        <w:t>EL CLIENTE</w:t>
-      </w:r>
-      <w:r>
-        <w:rPr>
-          <w:rFonts w:cstheme="minorHAnsi"/>
-          <w:sz w:val="16"/>
-          <w:szCs w:val="16"/>
-        </w:rPr>
-        <w:t xml:space="preserve"> quedará obligado a indemnizar a </w:t>
-      </w:r>
-      <w:r>
-        <w:rPr>
-          <w:rFonts w:cstheme="minorHAnsi"/>
-          <w:b/>
-          <w:sz w:val="16"/>
-          <w:szCs w:val="16"/>
-        </w:rPr>
-        <w:t>CREDIÁGIL</w:t>
-      </w:r>
-      <w:r>
-        <w:rPr>
-          <w:rFonts w:cstheme="minorHAnsi"/>
-          <w:sz w:val="16"/>
-          <w:szCs w:val="16"/>
-        </w:rPr>
-        <w:t xml:space="preserve"> con un monto igual al saldo del Préstamo y todas las obligaciones impagas, más los intereses, comisiones, impuesto y gastos. Adicionalmente asumirá los gastos legales en general que se irroguen. La base normativa de la presente cláusula es el artículo 179° de la Ley General y el artículo 247° del Código Penal.</w:t>
-      </w:r>
+          <w:b/>
+          <w:bCs/>
+          <w:sz w:val="16"/>
+          <w:szCs w:val="16"/>
+          <w:u w:val="single"/>
+        </w:rPr>
+      </w:pPr>
     </w:p>
     <w:p>
       <w:pPr>
@@ -2831,10 +3017,25 @@
         <w:jc w:val="both"/>
         <w:rPr>
           <w:rFonts w:cstheme="minorHAnsi"/>
-          <w:sz w:val="16"/>
-          <w:szCs w:val="16"/>
-        </w:rPr>
-      </w:pPr>
+          <w:b/>
+          <w:bCs/>
+          <w:sz w:val="16"/>
+          <w:szCs w:val="16"/>
+          <w:u w:val="single"/>
+        </w:rPr>
+      </w:pPr>
+      <w:r>
+        <w:rPr>
+          <w:rFonts w:cstheme="minorHAnsi"/>
+          <w:b/>
+          <w:bCs/>
+          <w:sz w:val="16"/>
+          <w:szCs w:val="16"/>
+          <w:u w:val="single"/>
+        </w:rPr>
+        <w:lastRenderedPageBreak/>
+        <w:t>12.-DECLARACION JURADA</w:t>
+      </w:r>
     </w:p>
     <w:p>
       <w:pPr>
@@ -2845,18 +3046,142 @@
           <w:rFonts w:cstheme="minorHAnsi"/>
           <w:sz w:val="16"/>
           <w:szCs w:val="16"/>
-          <w:u w:val="single"/>
-        </w:rPr>
-      </w:pPr>
-      <w:r>
-        <w:rPr>
-          <w:rFonts w:cstheme="minorHAnsi"/>
-          <w:b/>
-          <w:sz w:val="16"/>
-          <w:szCs w:val="16"/>
-          <w:u w:val="single"/>
-        </w:rPr>
-        <w:t>13.-INTERESES, COMISIONES Y GASTOS</w:t>
+        </w:rPr>
+      </w:pPr>
+      <w:r>
+        <w:rPr>
+          <w:rFonts w:cstheme="minorHAnsi"/>
+          <w:b/>
+          <w:sz w:val="16"/>
+          <w:szCs w:val="16"/>
+        </w:rPr>
+        <w:t>EL CLIENTE</w:t>
+      </w:r>
+      <w:r>
+        <w:rPr>
+          <w:rFonts w:cstheme="minorHAnsi"/>
+          <w:sz w:val="16"/>
+          <w:szCs w:val="16"/>
+        </w:rPr>
+        <w:t xml:space="preserve"> con relación a los bienes entregados en Garantía Mobiliaria, con carácter de Declaración Jurada, manifiesta lo siguiente: a) Que es el único y legítimo propietario de dichos bienes y b) Que la descripción, características, calidad y demás especificaciones de los mismos, que se detallan en el anexo 01 del presente documento, realmente le corresponden y no contienen adulteraciones. De determinarse que </w:t>
+      </w:r>
+      <w:r>
+        <w:rPr>
+          <w:rFonts w:cstheme="minorHAnsi"/>
+          <w:b/>
+          <w:sz w:val="16"/>
+          <w:szCs w:val="16"/>
+        </w:rPr>
+        <w:t>EL CLIENTE</w:t>
+      </w:r>
+      <w:r>
+        <w:rPr>
+          <w:rFonts w:cstheme="minorHAnsi"/>
+          <w:sz w:val="16"/>
+          <w:szCs w:val="16"/>
+        </w:rPr>
+        <w:t xml:space="preserve"> no es propietario de los bienes y/o éstos no son genuinos y/o las especificaciones declaradas en el anexo 01 no le corresponden, asumirá todas las responsabilidades civiles y penales, inclusive frente a Terceros, sin perjuicio de ser denunciado penalmente por el Delito de Estafa y los otros delitos aplicables. En cualquiera de </w:t>
+      </w:r>
+      <w:r>
+        <w:rPr>
+          <w:rFonts w:cstheme="minorHAnsi"/>
+          <w:sz w:val="16"/>
+          <w:szCs w:val="16"/>
+        </w:rPr>
+        <w:t>estos</w:t>
+      </w:r>
+      <w:r>
+        <w:rPr>
+          <w:rFonts w:cstheme="minorHAnsi"/>
+          <w:sz w:val="16"/>
+          <w:szCs w:val="16"/>
+        </w:rPr>
+        <w:t xml:space="preserve"> casos, </w:t>
+      </w:r>
+      <w:r>
+        <w:rPr>
+          <w:rFonts w:cstheme="minorHAnsi"/>
+          <w:b/>
+          <w:sz w:val="16"/>
+          <w:szCs w:val="16"/>
+        </w:rPr>
+        <w:t>CREDIÁGIL</w:t>
+      </w:r>
+      <w:r>
+        <w:rPr>
+          <w:rFonts w:cstheme="minorHAnsi"/>
+          <w:sz w:val="16"/>
+          <w:szCs w:val="16"/>
+        </w:rPr>
+        <w:t xml:space="preserve"> dará por vencidos todos los plazos de todas las obligaciones debidas por </w:t>
+      </w:r>
+      <w:r>
+        <w:rPr>
+          <w:rFonts w:cstheme="minorHAnsi"/>
+          <w:b/>
+          <w:sz w:val="16"/>
+          <w:szCs w:val="16"/>
+        </w:rPr>
+        <w:t>EL CLIENTE</w:t>
+      </w:r>
+      <w:r>
+        <w:rPr>
+          <w:rFonts w:cstheme="minorHAnsi"/>
+          <w:sz w:val="16"/>
+          <w:szCs w:val="16"/>
+        </w:rPr>
+        <w:t xml:space="preserve"> a </w:t>
+      </w:r>
+      <w:r>
+        <w:rPr>
+          <w:rFonts w:cstheme="minorHAnsi"/>
+          <w:b/>
+          <w:sz w:val="16"/>
+          <w:szCs w:val="16"/>
+        </w:rPr>
+        <w:t>CREDIÁGIL</w:t>
+      </w:r>
+      <w:r>
+        <w:rPr>
+          <w:rFonts w:cstheme="minorHAnsi"/>
+          <w:sz w:val="16"/>
+          <w:szCs w:val="16"/>
+        </w:rPr>
+        <w:t xml:space="preserve"> y </w:t>
+      </w:r>
+      <w:r>
+        <w:rPr>
+          <w:rFonts w:cstheme="minorHAnsi"/>
+          <w:b/>
+          <w:sz w:val="16"/>
+          <w:szCs w:val="16"/>
+        </w:rPr>
+        <w:t>EL CLIENTE</w:t>
+      </w:r>
+      <w:r>
+        <w:rPr>
+          <w:rFonts w:cstheme="minorHAnsi"/>
+          <w:sz w:val="16"/>
+          <w:szCs w:val="16"/>
+        </w:rPr>
+        <w:t xml:space="preserve"> quedará obligado a indemnizar a </w:t>
+      </w:r>
+      <w:r>
+        <w:rPr>
+          <w:rFonts w:cstheme="minorHAnsi"/>
+          <w:b/>
+          <w:sz w:val="16"/>
+          <w:szCs w:val="16"/>
+        </w:rPr>
+        <w:t>CREDIÁGIL</w:t>
+      </w:r>
+      <w:r>
+        <w:rPr>
+          <w:rFonts w:cstheme="minorHAnsi"/>
+          <w:sz w:val="16"/>
+          <w:szCs w:val="16"/>
+        </w:rPr>
+        <w:t xml:space="preserve"> con un monto igual al saldo del Préstamo y todas las obligaciones impagas, más los intereses, comisiones, impuesto y gastos. Adicionalmente asumirá los gastos legales en general que se irroguen. La base normativa de la presente cláusula es el artículo 179° de la Ley General y el artículo 247° del Código Penal.</w:t>
       </w:r>
     </w:p>
     <w:p>
@@ -2870,6 +3195,41 @@
           <w:szCs w:val="16"/>
         </w:rPr>
       </w:pPr>
+    </w:p>
+    <w:p>
+      <w:pPr>
+        <w:spacing w:before="10" w:after="10" w:line="240" w:lineRule="auto"/>
+        <w:ind w:right="-1"/>
+        <w:jc w:val="both"/>
+        <w:rPr>
+          <w:rFonts w:cstheme="minorHAnsi"/>
+          <w:sz w:val="16"/>
+          <w:szCs w:val="16"/>
+          <w:u w:val="single"/>
+        </w:rPr>
+      </w:pPr>
+      <w:r>
+        <w:rPr>
+          <w:rFonts w:cstheme="minorHAnsi"/>
+          <w:b/>
+          <w:sz w:val="16"/>
+          <w:szCs w:val="16"/>
+          <w:u w:val="single"/>
+        </w:rPr>
+        <w:t>13.-INTERESES, COMISIONES Y GASTOS</w:t>
+      </w:r>
+    </w:p>
+    <w:p>
+      <w:pPr>
+        <w:spacing w:before="10" w:after="10" w:line="240" w:lineRule="auto"/>
+        <w:ind w:right="-1"/>
+        <w:jc w:val="both"/>
+        <w:rPr>
+          <w:rFonts w:cstheme="minorHAnsi"/>
+          <w:sz w:val="16"/>
+          <w:szCs w:val="16"/>
+        </w:rPr>
+      </w:pPr>
       <w:r>
         <w:rPr>
           <w:rFonts w:cstheme="minorHAnsi"/>
@@ -4209,7 +4569,27 @@
           <w:sz w:val="16"/>
           <w:szCs w:val="16"/>
         </w:rPr>
-        <w:t>{{SISTEMA_CIUDAD}}</w:t>
+        <w:t>${</w:t>
+      </w:r>
+      <w:r>
+        <w:rPr>
+          <w:rFonts w:cstheme="minorHAnsi"/>
+          <w:b/>
+          <w:bCs/>
+          <w:sz w:val="16"/>
+          <w:szCs w:val="16"/>
+        </w:rPr>
+        <w:t>SISTEMA_CIUDAD</w:t>
+      </w:r>
+      <w:r>
+        <w:rPr>
+          <w:rFonts w:cstheme="minorHAnsi"/>
+          <w:b/>
+          <w:bCs/>
+          <w:sz w:val="16"/>
+          <w:szCs w:val="16"/>
+        </w:rPr>
+        <w:t>}</w:t>
       </w:r>
       <w:r>
         <w:rPr>
@@ -4227,7 +4607,27 @@
           <w:sz w:val="16"/>
           <w:szCs w:val="16"/>
         </w:rPr>
-        <w:t>{{SISTEMA_DIA}}</w:t>
+        <w:t>${</w:t>
+      </w:r>
+      <w:r>
+        <w:rPr>
+          <w:rFonts w:cstheme="minorHAnsi"/>
+          <w:b/>
+          <w:bCs/>
+          <w:sz w:val="16"/>
+          <w:szCs w:val="16"/>
+        </w:rPr>
+        <w:t>SISTEMA_DIA</w:t>
+      </w:r>
+      <w:r>
+        <w:rPr>
+          <w:rFonts w:cstheme="minorHAnsi"/>
+          <w:b/>
+          <w:bCs/>
+          <w:sz w:val="16"/>
+          <w:szCs w:val="16"/>
+        </w:rPr>
+        <w:t>}</w:t>
       </w:r>
       <w:r>
         <w:rPr>
@@ -4245,7 +4645,27 @@
           <w:sz w:val="16"/>
           <w:szCs w:val="16"/>
         </w:rPr>
-        <w:t>{{SISTEMA_MES_TEXTO}}</w:t>
+        <w:t>${</w:t>
+      </w:r>
+      <w:r>
+        <w:rPr>
+          <w:rFonts w:cstheme="minorHAnsi"/>
+          <w:b/>
+          <w:bCs/>
+          <w:sz w:val="16"/>
+          <w:szCs w:val="16"/>
+        </w:rPr>
+        <w:t>SISTEMA_MES_TEXTO</w:t>
+      </w:r>
+      <w:r>
+        <w:rPr>
+          <w:rFonts w:cstheme="minorHAnsi"/>
+          <w:b/>
+          <w:bCs/>
+          <w:sz w:val="16"/>
+          <w:szCs w:val="16"/>
+        </w:rPr>
+        <w:t>}</w:t>
       </w:r>
       <w:r>
         <w:rPr>
@@ -4263,7 +4683,27 @@
           <w:sz w:val="16"/>
           <w:szCs w:val="16"/>
         </w:rPr>
-        <w:t>{{SISTEMA_ANIO}}</w:t>
+        <w:t>${</w:t>
+      </w:r>
+      <w:r>
+        <w:rPr>
+          <w:rFonts w:cstheme="minorHAnsi"/>
+          <w:b/>
+          <w:bCs/>
+          <w:sz w:val="16"/>
+          <w:szCs w:val="16"/>
+        </w:rPr>
+        <w:t>SISTEMA_ANIO</w:t>
+      </w:r>
+      <w:r>
+        <w:rPr>
+          <w:rFonts w:cstheme="minorHAnsi"/>
+          <w:b/>
+          <w:bCs/>
+          <w:sz w:val="16"/>
+          <w:szCs w:val="16"/>
+        </w:rPr>
+        <w:t>}</w:t>
       </w:r>
       <w:r>
         <w:rPr>
@@ -4344,7 +4784,43 @@
           <w:sz w:val="16"/>
           <w:szCs w:val="16"/>
         </w:rPr>
-        <w:t xml:space="preserve"> {{NUM_CONTRATO}}.</w:t>
+        <w:t xml:space="preserve"> </w:t>
+      </w:r>
+      <w:r>
+        <w:rPr>
+          <w:rFonts w:cstheme="minorHAnsi"/>
+          <w:bCs/>
+          <w:sz w:val="16"/>
+          <w:szCs w:val="16"/>
+        </w:rPr>
+        <w:t>${</w:t>
+      </w:r>
+      <w:r>
+        <w:rPr>
+          <w:rFonts w:cstheme="minorHAnsi"/>
+          <w:bCs/>
+          <w:sz w:val="16"/>
+          <w:szCs w:val="16"/>
+        </w:rPr>
+        <w:t>NUM_CONTRATO</w:t>
+      </w:r>
+      <w:r>
+        <w:rPr>
+          <w:rFonts w:cstheme="minorHAnsi"/>
+          <w:bCs/>
+          <w:sz w:val="16"/>
+          <w:szCs w:val="16"/>
+        </w:rPr>
+        <w:t>}</w:t>
+      </w:r>
+      <w:r>
+        <w:rPr>
+          <w:rFonts w:cstheme="minorHAnsi"/>
+          <w:bCs/>
+          <w:sz w:val="16"/>
+          <w:szCs w:val="16"/>
+        </w:rPr>
+        <w:t>.</w:t>
       </w:r>
     </w:p>
     <w:p>
@@ -4415,7 +4891,34 @@
           <w:sz w:val="16"/>
           <w:szCs w:val="16"/>
         </w:rPr>
-        <w:t xml:space="preserve"> {{JOYA_DESCRIPCION}}</w:t>
+        <w:t xml:space="preserve"> </w:t>
+      </w:r>
+      <w:r>
+        <w:rPr>
+          <w:rFonts w:cstheme="minorHAnsi"/>
+          <w:bCs/>
+          <w:sz w:val="16"/>
+          <w:szCs w:val="16"/>
+        </w:rPr>
+        <w:t>${</w:t>
+      </w:r>
+      <w:r>
+        <w:rPr>
+          <w:rFonts w:cstheme="minorHAnsi"/>
+          <w:bCs/>
+          <w:sz w:val="16"/>
+          <w:szCs w:val="16"/>
+        </w:rPr>
+        <w:t>JOYA_DESCRIPCION</w:t>
+      </w:r>
+      <w:r>
+        <w:rPr>
+          <w:rFonts w:cstheme="minorHAnsi"/>
+          <w:bCs/>
+          <w:sz w:val="16"/>
+          <w:szCs w:val="16"/>
+        </w:rPr>
+        <w:t>}</w:t>
       </w:r>
     </w:p>
     <w:p>
@@ -4453,7 +4956,34 @@
           <w:sz w:val="16"/>
           <w:szCs w:val="16"/>
         </w:rPr>
-        <w:t xml:space="preserve"> Oro {{JOYA_KILATES}}</w:t>
+        <w:t xml:space="preserve"> Oro </w:t>
+      </w:r>
+      <w:r>
+        <w:rPr>
+          <w:rFonts w:cstheme="minorHAnsi"/>
+          <w:bCs/>
+          <w:sz w:val="16"/>
+          <w:szCs w:val="16"/>
+        </w:rPr>
+        <w:t>${</w:t>
+      </w:r>
+      <w:r>
+        <w:rPr>
+          <w:rFonts w:cstheme="minorHAnsi"/>
+          <w:bCs/>
+          <w:sz w:val="16"/>
+          <w:szCs w:val="16"/>
+        </w:rPr>
+        <w:t>JOYA_KILATES</w:t>
+      </w:r>
+      <w:r>
+        <w:rPr>
+          <w:rFonts w:cstheme="minorHAnsi"/>
+          <w:bCs/>
+          <w:sz w:val="16"/>
+          <w:szCs w:val="16"/>
+        </w:rPr>
+        <w:t>}</w:t>
       </w:r>
       <w:r>
         <w:rPr>
@@ -4509,7 +5039,43 @@
           <w:sz w:val="16"/>
           <w:szCs w:val="16"/>
         </w:rPr>
-        <w:t xml:space="preserve"> {{JOYA_PESO_BRUTO}} gr.</w:t>
+        <w:t xml:space="preserve"> </w:t>
+      </w:r>
+      <w:r>
+        <w:rPr>
+          <w:rFonts w:cstheme="minorHAnsi"/>
+          <w:bCs/>
+          <w:sz w:val="16"/>
+          <w:szCs w:val="16"/>
+        </w:rPr>
+        <w:t>${</w:t>
+      </w:r>
+      <w:r>
+        <w:rPr>
+          <w:rFonts w:cstheme="minorHAnsi"/>
+          <w:bCs/>
+          <w:sz w:val="16"/>
+          <w:szCs w:val="16"/>
+        </w:rPr>
+        <w:t>JOYA_PESO_BRUTO</w:t>
+      </w:r>
+      <w:r>
+        <w:rPr>
+          <w:rFonts w:cstheme="minorHAnsi"/>
+          <w:bCs/>
+          <w:sz w:val="16"/>
+          <w:szCs w:val="16"/>
+        </w:rPr>
+        <w:t>}</w:t>
+      </w:r>
+      <w:r>
+        <w:rPr>
+          <w:rFonts w:cstheme="minorHAnsi"/>
+          <w:bCs/>
+          <w:sz w:val="16"/>
+          <w:szCs w:val="16"/>
+        </w:rPr>
+        <w:t xml:space="preserve"> gr.</w:t>
       </w:r>
     </w:p>
     <w:p>
@@ -4547,7 +5113,43 @@
           <w:sz w:val="16"/>
           <w:szCs w:val="16"/>
         </w:rPr>
-        <w:t xml:space="preserve"> {{JOYA_PESO_NETO}} gr.</w:t>
+        <w:t xml:space="preserve"> </w:t>
+      </w:r>
+      <w:r>
+        <w:rPr>
+          <w:rFonts w:cstheme="minorHAnsi"/>
+          <w:bCs/>
+          <w:sz w:val="16"/>
+          <w:szCs w:val="16"/>
+        </w:rPr>
+        <w:t>${</w:t>
+      </w:r>
+      <w:r>
+        <w:rPr>
+          <w:rFonts w:cstheme="minorHAnsi"/>
+          <w:bCs/>
+          <w:sz w:val="16"/>
+          <w:szCs w:val="16"/>
+        </w:rPr>
+        <w:t>JOYA_PESO_NETO</w:t>
+      </w:r>
+      <w:r>
+        <w:rPr>
+          <w:rFonts w:cstheme="minorHAnsi"/>
+          <w:bCs/>
+          <w:sz w:val="16"/>
+          <w:szCs w:val="16"/>
+        </w:rPr>
+        <w:t>}</w:t>
+      </w:r>
+      <w:r>
+        <w:rPr>
+          <w:rFonts w:cstheme="minorHAnsi"/>
+          <w:bCs/>
+          <w:sz w:val="16"/>
+          <w:szCs w:val="16"/>
+        </w:rPr>
+        <w:t xml:space="preserve"> gr.</w:t>
       </w:r>
     </w:p>
     <w:p>
@@ -4585,8 +5187,47 @@
           <w:sz w:val="16"/>
           <w:szCs w:val="16"/>
         </w:rPr>
-        <w:t xml:space="preserve"> {{JOYA_ESTADO}}</w:t>
-      </w:r>
+        <w:t xml:space="preserve"> </w:t>
+      </w:r>
+      <w:r>
+        <w:rPr>
+          <w:rFonts w:cstheme="minorHAnsi"/>
+          <w:bCs/>
+          <w:sz w:val="16"/>
+          <w:szCs w:val="16"/>
+        </w:rPr>
+        <w:t>${</w:t>
+      </w:r>
+      <w:r>
+        <w:rPr>
+          <w:rFonts w:cstheme="minorHAnsi"/>
+          <w:bCs/>
+          <w:sz w:val="16"/>
+          <w:szCs w:val="16"/>
+        </w:rPr>
+        <w:t>JOYA_ESTADO</w:t>
+      </w:r>
+      <w:r>
+        <w:rPr>
+          <w:rFonts w:cstheme="minorHAnsi"/>
+          <w:bCs/>
+          <w:sz w:val="16"/>
+          <w:szCs w:val="16"/>
+        </w:rPr>
+        <w:t>}</w:t>
+      </w:r>
+    </w:p>
+    <w:p>
+      <w:pPr>
+        <w:spacing w:after="0"/>
+        <w:jc w:val="both"/>
+        <w:rPr>
+          <w:rFonts w:cstheme="minorHAnsi"/>
+          <w:b/>
+          <w:sz w:val="16"/>
+          <w:szCs w:val="16"/>
+        </w:rPr>
+      </w:pPr>
     </w:p>
     <w:p>
       <w:pPr>
@@ -4644,7 +5285,34 @@
           <w:sz w:val="16"/>
           <w:szCs w:val="16"/>
         </w:rPr>
-        <w:t>S/ {{MONTO_TASACION}}</w:t>
+        <w:t xml:space="preserve">S/ </w:t>
+      </w:r>
+      <w:r>
+        <w:rPr>
+          <w:rFonts w:cstheme="minorHAnsi"/>
+          <w:bCs/>
+          <w:sz w:val="16"/>
+          <w:szCs w:val="16"/>
+        </w:rPr>
+        <w:t>${</w:t>
+      </w:r>
+      <w:r>
+        <w:rPr>
+          <w:rFonts w:cstheme="minorHAnsi"/>
+          <w:bCs/>
+          <w:sz w:val="16"/>
+          <w:szCs w:val="16"/>
+        </w:rPr>
+        <w:t>MONTO_TASACION</w:t>
+      </w:r>
+      <w:r>
+        <w:rPr>
+          <w:rFonts w:cstheme="minorHAnsi"/>
+          <w:bCs/>
+          <w:sz w:val="16"/>
+          <w:szCs w:val="16"/>
+        </w:rPr>
+        <w:t>}</w:t>
       </w:r>
     </w:p>
     <w:p>
@@ -4682,7 +5350,79 @@
           <w:sz w:val="16"/>
           <w:szCs w:val="16"/>
         </w:rPr>
-        <w:t>S/ {{MONTO_PRESTAMO}} ({{LETRAS_PRESTAMO}} Y 00/100 SOLES)</w:t>
+        <w:t xml:space="preserve">S/ </w:t>
+      </w:r>
+      <w:r>
+        <w:rPr>
+          <w:rFonts w:cstheme="minorHAnsi"/>
+          <w:bCs/>
+          <w:sz w:val="16"/>
+          <w:szCs w:val="16"/>
+        </w:rPr>
+        <w:t>${</w:t>
+      </w:r>
+      <w:r>
+        <w:rPr>
+          <w:rFonts w:cstheme="minorHAnsi"/>
+          <w:bCs/>
+          <w:sz w:val="16"/>
+          <w:szCs w:val="16"/>
+        </w:rPr>
+        <w:t>MONTO_PRESTAMO</w:t>
+      </w:r>
+      <w:r>
+        <w:rPr>
+          <w:rFonts w:cstheme="minorHAnsi"/>
+          <w:bCs/>
+          <w:sz w:val="16"/>
+          <w:szCs w:val="16"/>
+        </w:rPr>
+        <w:t>}</w:t>
+      </w:r>
+      <w:r>
+        <w:rPr>
+          <w:rFonts w:cstheme="minorHAnsi"/>
+          <w:bCs/>
+          <w:sz w:val="16"/>
+          <w:szCs w:val="16"/>
+        </w:rPr>
+        <w:t xml:space="preserve"> (</w:t>
+      </w:r>
+      <w:r>
+        <w:rPr>
+          <w:rFonts w:cstheme="minorHAnsi"/>
+          <w:bCs/>
+          <w:sz w:val="16"/>
+          <w:szCs w:val="16"/>
+        </w:rPr>
+        <w:t>${</w:t>
+      </w:r>
+      <w:r>
+        <w:rPr>
+          <w:rFonts w:cstheme="minorHAnsi"/>
+          <w:bCs/>
+          <w:sz w:val="16"/>
+          <w:szCs w:val="16"/>
+        </w:rPr>
+        <w:t>LETRAS_PRESTAMO</w:t>
+      </w:r>
+      <w:r>
+        <w:rPr>
+          <w:rFonts w:cstheme="minorHAnsi"/>
+          <w:bCs/>
+          <w:sz w:val="16"/>
+          <w:szCs w:val="16"/>
+        </w:rPr>
+        <w:t>}</w:t>
+      </w:r>
+      <w:r>
+        <w:rPr>
+          <w:rFonts w:cstheme="minorHAnsi"/>
+          <w:bCs/>
+          <w:sz w:val="16"/>
+          <w:szCs w:val="16"/>
+        </w:rPr>
+        <w:t xml:space="preserve"> Y 00/100 SOLES)</w:t>
       </w:r>
     </w:p>
     <w:p>
@@ -4720,7 +5460,79 @@
           <w:sz w:val="16"/>
           <w:szCs w:val="16"/>
         </w:rPr>
-        <w:t>S/ {{MONTO_DEVOLUCION}} ({{LETRAS_DEVOLUCION}} Y 00/100 SOLES)</w:t>
+        <w:t xml:space="preserve">S/ </w:t>
+      </w:r>
+      <w:r>
+        <w:rPr>
+          <w:rFonts w:cstheme="minorHAnsi"/>
+          <w:bCs/>
+          <w:sz w:val="16"/>
+          <w:szCs w:val="16"/>
+        </w:rPr>
+        <w:t>${</w:t>
+      </w:r>
+      <w:r>
+        <w:rPr>
+          <w:rFonts w:cstheme="minorHAnsi"/>
+          <w:bCs/>
+          <w:sz w:val="16"/>
+          <w:szCs w:val="16"/>
+        </w:rPr>
+        <w:t>MONTO_DEVOLUCION</w:t>
+      </w:r>
+      <w:r>
+        <w:rPr>
+          <w:rFonts w:cstheme="minorHAnsi"/>
+          <w:bCs/>
+          <w:sz w:val="16"/>
+          <w:szCs w:val="16"/>
+        </w:rPr>
+        <w:t>}</w:t>
+      </w:r>
+      <w:r>
+        <w:rPr>
+          <w:rFonts w:cstheme="minorHAnsi"/>
+          <w:bCs/>
+          <w:sz w:val="16"/>
+          <w:szCs w:val="16"/>
+        </w:rPr>
+        <w:t xml:space="preserve"> (</w:t>
+      </w:r>
+      <w:r>
+        <w:rPr>
+          <w:rFonts w:cstheme="minorHAnsi"/>
+          <w:bCs/>
+          <w:sz w:val="16"/>
+          <w:szCs w:val="16"/>
+        </w:rPr>
+        <w:t>${</w:t>
+      </w:r>
+      <w:r>
+        <w:rPr>
+          <w:rFonts w:cstheme="minorHAnsi"/>
+          <w:bCs/>
+          <w:sz w:val="16"/>
+          <w:szCs w:val="16"/>
+        </w:rPr>
+        <w:t>LETRAS_DEVOLUCION</w:t>
+      </w:r>
+      <w:r>
+        <w:rPr>
+          <w:rFonts w:cstheme="minorHAnsi"/>
+          <w:bCs/>
+          <w:sz w:val="16"/>
+          <w:szCs w:val="16"/>
+        </w:rPr>
+        <w:t>}</w:t>
+      </w:r>
+      <w:r>
+        <w:rPr>
+          <w:rFonts w:cstheme="minorHAnsi"/>
+          <w:bCs/>
+          <w:sz w:val="16"/>
+          <w:szCs w:val="16"/>
+        </w:rPr>
+        <w:t xml:space="preserve"> Y 00/100 SOLES)</w:t>
       </w:r>
     </w:p>
     <w:p>
@@ -4730,6 +5542,7 @@
         <w:rPr>
           <w:rFonts w:cstheme="minorHAnsi"/>
           <w:b/>
+          <w:bCs/>
           <w:sz w:val="16"/>
           <w:szCs w:val="16"/>
         </w:rPr>
@@ -4750,10 +5563,237 @@
         <w:rPr>
           <w:rFonts w:cstheme="minorHAnsi"/>
           <w:b/>
-          <w:sz w:val="16"/>
-          <w:szCs w:val="16"/>
-        </w:rPr>
-        <w:t>LIMA, {{SISTEMA_DIA}} DE {{SISTEMA_MES}} DE {{SISTEMA_ANIO}}</w:t>
+          <w:bCs/>
+          <w:sz w:val="16"/>
+          <w:szCs w:val="16"/>
+        </w:rPr>
+        <w:t>III. DESCRIPCIÓN</w:t>
+      </w:r>
+      <w:r>
+        <w:rPr>
+          <w:rFonts w:cstheme="minorHAnsi"/>
+          <w:b/>
+          <w:bCs/>
+          <w:sz w:val="16"/>
+          <w:szCs w:val="16"/>
+        </w:rPr>
+        <w:t xml:space="preserve"> Y ESTADO DE LA PRENDA</w:t>
+      </w:r>
+    </w:p>
+    <w:p>
+      <w:pPr>
+        <w:spacing w:after="0"/>
+        <w:jc w:val="both"/>
+        <w:rPr>
+          <w:rFonts w:cstheme="minorHAnsi"/>
+          <w:b/>
+          <w:sz w:val="16"/>
+          <w:szCs w:val="16"/>
+        </w:rPr>
+      </w:pPr>
+      <w:r>
+        <w:rPr>
+          <w:rFonts w:cstheme="minorHAnsi"/>
+          <w:b/>
+          <w:sz w:val="16"/>
+          <w:szCs w:val="16"/>
+        </w:rPr>
+        <w:t xml:space="preserve">El bien se recibe en el siguiente estado: </w:t>
+      </w:r>
+      <w:r>
+        <w:rPr>
+          <w:rFonts w:cstheme="minorHAnsi"/>
+          <w:b/>
+          <w:bCs/>
+          <w:sz w:val="16"/>
+          <w:szCs w:val="16"/>
+        </w:rPr>
+        <w:t>${</w:t>
+      </w:r>
+      <w:r>
+        <w:rPr>
+          <w:rFonts w:cstheme="minorHAnsi"/>
+          <w:b/>
+          <w:bCs/>
+          <w:sz w:val="16"/>
+          <w:szCs w:val="16"/>
+        </w:rPr>
+        <w:t>JOYA_DESCRIPCION</w:t>
+      </w:r>
+      <w:r>
+        <w:rPr>
+          <w:rFonts w:cstheme="minorHAnsi"/>
+          <w:b/>
+          <w:bCs/>
+          <w:sz w:val="16"/>
+          <w:szCs w:val="16"/>
+        </w:rPr>
+        <w:t>}</w:t>
+      </w:r>
+      <w:r>
+        <w:rPr>
+          <w:rFonts w:cstheme="minorHAnsi"/>
+          <w:b/>
+          <w:sz w:val="16"/>
+          <w:szCs w:val="16"/>
+        </w:rPr>
+        <w:t>.</w:t>
+      </w:r>
+    </w:p>
+    <w:p>
+      <w:pPr>
+        <w:spacing w:after="0"/>
+        <w:jc w:val="both"/>
+        <w:rPr>
+          <w:rFonts w:cstheme="minorHAnsi"/>
+          <w:b/>
+          <w:sz w:val="16"/>
+          <w:szCs w:val="16"/>
+        </w:rPr>
+      </w:pPr>
+    </w:p>
+    <w:p>
+      <w:pPr>
+        <w:spacing w:after="0"/>
+        <w:jc w:val="both"/>
+        <w:rPr>
+          <w:rFonts w:cstheme="minorHAnsi"/>
+          <w:b/>
+          <w:sz w:val="16"/>
+          <w:szCs w:val="16"/>
+        </w:rPr>
+      </w:pPr>
+    </w:p>
+    <w:p>
+      <w:pPr>
+        <w:spacing w:after="0"/>
+        <w:jc w:val="both"/>
+        <w:rPr>
+          <w:rFonts w:cstheme="minorHAnsi"/>
+          <w:b/>
+          <w:sz w:val="16"/>
+          <w:szCs w:val="16"/>
+        </w:rPr>
+      </w:pPr>
+    </w:p>
+    <w:p>
+      <w:pPr>
+        <w:spacing w:after="0"/>
+        <w:jc w:val="both"/>
+        <w:rPr>
+          <w:rFonts w:cstheme="minorHAnsi"/>
+          <w:b/>
+          <w:sz w:val="16"/>
+          <w:szCs w:val="16"/>
+        </w:rPr>
+      </w:pPr>
+      <w:r>
+        <w:rPr>
+          <w:rFonts w:cstheme="minorHAnsi"/>
+          <w:b/>
+          <w:sz w:val="16"/>
+          <w:szCs w:val="16"/>
+        </w:rPr>
+        <w:t xml:space="preserve">LIMA, </w:t>
+      </w:r>
+      <w:r>
+        <w:rPr>
+          <w:rFonts w:cstheme="minorHAnsi"/>
+          <w:b/>
+          <w:sz w:val="16"/>
+          <w:szCs w:val="16"/>
+        </w:rPr>
+        <w:t>${</w:t>
+      </w:r>
+      <w:r>
+        <w:rPr>
+          <w:rFonts w:cstheme="minorHAnsi"/>
+          <w:b/>
+          <w:sz w:val="16"/>
+          <w:szCs w:val="16"/>
+        </w:rPr>
+        <w:t>SISTEMA_DIA</w:t>
+      </w:r>
+      <w:r>
+        <w:rPr>
+          <w:rFonts w:cstheme="minorHAnsi"/>
+          <w:b/>
+          <w:sz w:val="16"/>
+          <w:szCs w:val="16"/>
+        </w:rPr>
+        <w:t>}</w:t>
+      </w:r>
+      <w:r>
+        <w:rPr>
+          <w:rFonts w:cstheme="minorHAnsi"/>
+          <w:b/>
+          <w:sz w:val="16"/>
+          <w:szCs w:val="16"/>
+        </w:rPr>
+        <w:t xml:space="preserve"> DE </w:t>
+      </w:r>
+      <w:r>
+        <w:rPr>
+          <w:rFonts w:cstheme="minorHAnsi"/>
+          <w:b/>
+          <w:sz w:val="16"/>
+          <w:szCs w:val="16"/>
+        </w:rPr>
+        <w:t>${</w:t>
+      </w:r>
+      <w:r>
+        <w:rPr>
+          <w:rFonts w:cstheme="minorHAnsi"/>
+          <w:b/>
+          <w:sz w:val="16"/>
+          <w:szCs w:val="16"/>
+        </w:rPr>
+        <w:t>SISTEMA_MES</w:t>
+      </w:r>
+      <w:r>
+        <w:rPr>
+          <w:rFonts w:cstheme="minorHAnsi"/>
+          <w:b/>
+          <w:sz w:val="16"/>
+          <w:szCs w:val="16"/>
+        </w:rPr>
+        <w:t>}</w:t>
+      </w:r>
+      <w:r>
+        <w:rPr>
+          <w:rFonts w:cstheme="minorHAnsi"/>
+          <w:b/>
+          <w:sz w:val="16"/>
+          <w:szCs w:val="16"/>
+        </w:rPr>
+        <w:t xml:space="preserve"> DE </w:t>
+      </w:r>
+      <w:r>
+        <w:rPr>
+          <w:rFonts w:cstheme="minorHAnsi"/>
+          <w:b/>
+          <w:sz w:val="16"/>
+          <w:szCs w:val="16"/>
+        </w:rPr>
+        <w:t>${</w:t>
+      </w:r>
+      <w:r>
+        <w:rPr>
+          <w:rFonts w:cstheme="minorHAnsi"/>
+          <w:b/>
+          <w:sz w:val="16"/>
+          <w:szCs w:val="16"/>
+        </w:rPr>
+        <w:t>SISTEMA_ANIO</w:t>
+      </w:r>
+      <w:r>
+        <w:rPr>
+          <w:rFonts w:cstheme="minorHAnsi"/>
+          <w:b/>
+          <w:sz w:val="16"/>
+          <w:szCs w:val="16"/>
+        </w:rPr>
+        <w:t>}</w:t>
       </w:r>
     </w:p>
     <w:p>
@@ -4830,42 +5870,6 @@
     </w:p>
     <w:p>
       <w:pPr>
-        <w:tabs>
-          <w:tab w:val="left" w:pos="2880"/>
-        </w:tabs>
-        <w:rPr>
-          <w:rFonts w:cstheme="minorHAnsi"/>
-          <w:sz w:val="16"/>
-          <w:szCs w:val="16"/>
-        </w:rPr>
-      </w:pPr>
-    </w:p>
-    <w:p>
-      <w:pPr>
-        <w:tabs>
-          <w:tab w:val="left" w:pos="2880"/>
-        </w:tabs>
-        <w:rPr>
-          <w:rFonts w:cstheme="minorHAnsi"/>
-          <w:sz w:val="16"/>
-          <w:szCs w:val="16"/>
-        </w:rPr>
-      </w:pPr>
-    </w:p>
-    <w:p>
-      <w:pPr>
-        <w:tabs>
-          <w:tab w:val="left" w:pos="2880"/>
-        </w:tabs>
-        <w:rPr>
-          <w:rFonts w:cstheme="minorHAnsi"/>
-          <w:sz w:val="16"/>
-          <w:szCs w:val="16"/>
-        </w:rPr>
-      </w:pPr>
-    </w:p>
-    <w:p>
-      <w:pPr>
         <w:spacing w:after="0"/>
         <w:jc w:val="both"/>
         <w:rPr>
@@ -4882,7 +5886,6 @@
           <w:sz w:val="16"/>
           <w:szCs w:val="16"/>
         </w:rPr>
-        <w:lastRenderedPageBreak/>
         <w:t>ANEXO 02: HOJA RESUMEN INFORMATIVA (JOYAS)</w:t>
       </w:r>
     </w:p>
@@ -4927,7 +5930,34 @@
           <w:sz w:val="16"/>
           <w:szCs w:val="16"/>
         </w:rPr>
-        <w:t xml:space="preserve"> {{NUM_CONTRATO}}</w:t>
+        <w:t xml:space="preserve"> </w:t>
+      </w:r>
+      <w:r>
+        <w:rPr>
+          <w:rFonts w:cstheme="minorHAnsi"/>
+          <w:bCs/>
+          <w:sz w:val="16"/>
+          <w:szCs w:val="16"/>
+        </w:rPr>
+        <w:t>${</w:t>
+      </w:r>
+      <w:r>
+        <w:rPr>
+          <w:rFonts w:cstheme="minorHAnsi"/>
+          <w:bCs/>
+          <w:sz w:val="16"/>
+          <w:szCs w:val="16"/>
+        </w:rPr>
+        <w:t>NUM_CONTRATO</w:t>
+      </w:r>
+      <w:r>
+        <w:rPr>
+          <w:rFonts w:cstheme="minorHAnsi"/>
+          <w:bCs/>
+          <w:sz w:val="16"/>
+          <w:szCs w:val="16"/>
+        </w:rPr>
+        <w:t>}</w:t>
       </w:r>
     </w:p>
     <w:p>
@@ -4998,7 +6028,34 @@
           <w:sz w:val="16"/>
           <w:szCs w:val="16"/>
         </w:rPr>
-        <w:t>S/ {{MONTO_TASACION}}</w:t>
+        <w:t xml:space="preserve">S/ </w:t>
+      </w:r>
+      <w:r>
+        <w:rPr>
+          <w:rFonts w:cstheme="minorHAnsi"/>
+          <w:bCs/>
+          <w:sz w:val="16"/>
+          <w:szCs w:val="16"/>
+        </w:rPr>
+        <w:t>${</w:t>
+      </w:r>
+      <w:r>
+        <w:rPr>
+          <w:rFonts w:cstheme="minorHAnsi"/>
+          <w:bCs/>
+          <w:sz w:val="16"/>
+          <w:szCs w:val="16"/>
+        </w:rPr>
+        <w:t>MONTO_TASACION</w:t>
+      </w:r>
+      <w:r>
+        <w:rPr>
+          <w:rFonts w:cstheme="minorHAnsi"/>
+          <w:bCs/>
+          <w:sz w:val="16"/>
+          <w:szCs w:val="16"/>
+        </w:rPr>
+        <w:t>}</w:t>
       </w:r>
     </w:p>
     <w:p>
@@ -5036,7 +6093,34 @@
           <w:sz w:val="16"/>
           <w:szCs w:val="16"/>
         </w:rPr>
-        <w:t>S/ {{COMISION_TOTAL}}</w:t>
+        <w:t xml:space="preserve">S/ </w:t>
+      </w:r>
+      <w:r>
+        <w:rPr>
+          <w:rFonts w:cstheme="minorHAnsi"/>
+          <w:bCs/>
+          <w:sz w:val="16"/>
+          <w:szCs w:val="16"/>
+        </w:rPr>
+        <w:t>${</w:t>
+      </w:r>
+      <w:r>
+        <w:rPr>
+          <w:rFonts w:cstheme="minorHAnsi"/>
+          <w:bCs/>
+          <w:sz w:val="16"/>
+          <w:szCs w:val="16"/>
+        </w:rPr>
+        <w:t>COMISION_TOTAL</w:t>
+      </w:r>
+      <w:r>
+        <w:rPr>
+          <w:rFonts w:cstheme="minorHAnsi"/>
+          <w:bCs/>
+          <w:sz w:val="16"/>
+          <w:szCs w:val="16"/>
+        </w:rPr>
+        <w:t>}</w:t>
       </w:r>
     </w:p>
     <w:p>
@@ -5074,7 +6158,34 @@
           <w:sz w:val="16"/>
           <w:szCs w:val="16"/>
         </w:rPr>
-        <w:t>S/ {{MONTO_DEVOLUCION}}</w:t>
+        <w:t xml:space="preserve">S/ </w:t>
+      </w:r>
+      <w:r>
+        <w:rPr>
+          <w:rFonts w:cstheme="minorHAnsi"/>
+          <w:bCs/>
+          <w:sz w:val="16"/>
+          <w:szCs w:val="16"/>
+        </w:rPr>
+        <w:t>${</w:t>
+      </w:r>
+      <w:r>
+        <w:rPr>
+          <w:rFonts w:cstheme="minorHAnsi"/>
+          <w:bCs/>
+          <w:sz w:val="16"/>
+          <w:szCs w:val="16"/>
+        </w:rPr>
+        <w:t>MONTO_DEVOLUCION</w:t>
+      </w:r>
+      <w:r>
+        <w:rPr>
+          <w:rFonts w:cstheme="minorHAnsi"/>
+          <w:bCs/>
+          <w:sz w:val="16"/>
+          <w:szCs w:val="16"/>
+        </w:rPr>
+        <w:t>}</w:t>
       </w:r>
     </w:p>
     <w:p>
@@ -5112,7 +6223,97 @@
           <w:sz w:val="16"/>
           <w:szCs w:val="16"/>
         </w:rPr>
-        <w:t>{{SISTEMA_DIA}} / {{SISTEMA_MES_NUM}} / {{SISTEMA_ANIO}}</w:t>
+        <w:t>${</w:t>
+      </w:r>
+      <w:r>
+        <w:rPr>
+          <w:rFonts w:cstheme="minorHAnsi"/>
+          <w:bCs/>
+          <w:sz w:val="16"/>
+          <w:szCs w:val="16"/>
+        </w:rPr>
+        <w:t>SISTEMA_DIA</w:t>
+      </w:r>
+      <w:r>
+        <w:rPr>
+          <w:rFonts w:cstheme="minorHAnsi"/>
+          <w:bCs/>
+          <w:sz w:val="16"/>
+          <w:szCs w:val="16"/>
+        </w:rPr>
+        <w:t>}</w:t>
+      </w:r>
+      <w:r>
+        <w:rPr>
+          <w:rFonts w:cstheme="minorHAnsi"/>
+          <w:bCs/>
+          <w:sz w:val="16"/>
+          <w:szCs w:val="16"/>
+        </w:rPr>
+        <w:t xml:space="preserve"> / </w:t>
+      </w:r>
+      <w:r>
+        <w:rPr>
+          <w:rFonts w:cstheme="minorHAnsi"/>
+          <w:bCs/>
+          <w:sz w:val="16"/>
+          <w:szCs w:val="16"/>
+        </w:rPr>
+        <w:t>${</w:t>
+      </w:r>
+      <w:r>
+        <w:rPr>
+          <w:rFonts w:cstheme="minorHAnsi"/>
+          <w:bCs/>
+          <w:sz w:val="16"/>
+          <w:szCs w:val="16"/>
+        </w:rPr>
+        <w:t>SISTEMA_MES_NUM</w:t>
+      </w:r>
+      <w:r>
+        <w:rPr>
+          <w:rFonts w:cstheme="minorHAnsi"/>
+          <w:bCs/>
+          <w:sz w:val="16"/>
+          <w:szCs w:val="16"/>
+        </w:rPr>
+        <w:t>}</w:t>
+      </w:r>
+      <w:r>
+        <w:rPr>
+          <w:rFonts w:cstheme="minorHAnsi"/>
+          <w:bCs/>
+          <w:sz w:val="16"/>
+          <w:szCs w:val="16"/>
+        </w:rPr>
+        <w:t xml:space="preserve"> / </w:t>
+      </w:r>
+      <w:r>
+        <w:rPr>
+          <w:rFonts w:cstheme="minorHAnsi"/>
+          <w:bCs/>
+          <w:sz w:val="16"/>
+          <w:szCs w:val="16"/>
+        </w:rPr>
+        <w:t>${</w:t>
+      </w:r>
+      <w:r>
+        <w:rPr>
+          <w:rFonts w:cstheme="minorHAnsi"/>
+          <w:bCs/>
+          <w:sz w:val="16"/>
+          <w:szCs w:val="16"/>
+        </w:rPr>
+        <w:t>SISTEMA_ANIO</w:t>
+      </w:r>
+      <w:r>
+        <w:rPr>
+          <w:rFonts w:cstheme="minorHAnsi"/>
+          <w:bCs/>
+          <w:sz w:val="16"/>
+          <w:szCs w:val="16"/>
+        </w:rPr>
+        <w:t>}</w:t>
       </w:r>
     </w:p>
     <w:p>
@@ -5150,7 +6351,34 @@
           <w:sz w:val="16"/>
           <w:szCs w:val="16"/>
         </w:rPr>
-        <w:t>{{PLAZO_DIAS}} días calendario.</w:t>
+        <w:t>${</w:t>
+      </w:r>
+      <w:r>
+        <w:rPr>
+          <w:rFonts w:cstheme="minorHAnsi"/>
+          <w:bCs/>
+          <w:sz w:val="16"/>
+          <w:szCs w:val="16"/>
+        </w:rPr>
+        <w:t>PLAZO_DIAS</w:t>
+      </w:r>
+      <w:r>
+        <w:rPr>
+          <w:rFonts w:cstheme="minorHAnsi"/>
+          <w:bCs/>
+          <w:sz w:val="16"/>
+          <w:szCs w:val="16"/>
+        </w:rPr>
+        <w:t>}</w:t>
+      </w:r>
+      <w:r>
+        <w:rPr>
+          <w:rFonts w:cstheme="minorHAnsi"/>
+          <w:bCs/>
+          <w:sz w:val="16"/>
+          <w:szCs w:val="16"/>
+        </w:rPr>
+        <w:t xml:space="preserve"> días calendario.</w:t>
       </w:r>
     </w:p>
     <w:p>
@@ -5427,7 +6655,106 @@
           <w:sz w:val="16"/>
           <w:szCs w:val="16"/>
         </w:rPr>
-        <w:t>Lima, {{SISTEMA_DIA}} DE {{SISTEMA_MES_TEXTO}} DE {{SISTEMA_ANIO}}</w:t>
+        <w:t xml:space="preserve">Lima, </w:t>
+      </w:r>
+      <w:r>
+        <w:rPr>
+          <w:rFonts w:cstheme="minorHAnsi"/>
+          <w:bCs/>
+          <w:sz w:val="16"/>
+          <w:szCs w:val="16"/>
+        </w:rPr>
+        <w:t>${</w:t>
+      </w:r>
+      <w:r>
+        <w:rPr>
+          <w:rFonts w:cstheme="minorHAnsi"/>
+          <w:bCs/>
+          <w:sz w:val="16"/>
+          <w:szCs w:val="16"/>
+        </w:rPr>
+        <w:t>SISTEMA_DIA</w:t>
+      </w:r>
+      <w:r>
+        <w:rPr>
+          <w:rFonts w:cstheme="minorHAnsi"/>
+          <w:bCs/>
+          <w:sz w:val="16"/>
+          <w:szCs w:val="16"/>
+        </w:rPr>
+        <w:t>}</w:t>
+      </w:r>
+      <w:r>
+        <w:rPr>
+          <w:rFonts w:cstheme="minorHAnsi"/>
+          <w:bCs/>
+          <w:sz w:val="16"/>
+          <w:szCs w:val="16"/>
+        </w:rPr>
+        <w:t xml:space="preserve"> DE </w:t>
+      </w:r>
+      <w:r>
+        <w:rPr>
+          <w:rFonts w:cstheme="minorHAnsi"/>
+          <w:bCs/>
+          <w:sz w:val="16"/>
+          <w:szCs w:val="16"/>
+        </w:rPr>
+        <w:t>${</w:t>
+      </w:r>
+      <w:r>
+        <w:rPr>
+          <w:rFonts w:cstheme="minorHAnsi"/>
+          <w:bCs/>
+          <w:sz w:val="16"/>
+          <w:szCs w:val="16"/>
+        </w:rPr>
+        <w:t>SISTEMA_MES_TEXTO</w:t>
+      </w:r>
+      <w:r>
+        <w:rPr>
+          <w:rFonts w:cstheme="minorHAnsi"/>
+          <w:bCs/>
+          <w:sz w:val="16"/>
+          <w:szCs w:val="16"/>
+        </w:rPr>
+        <w:t>}</w:t>
+      </w:r>
+      <w:r>
+        <w:rPr>
+          <w:rFonts w:cstheme="minorHAnsi"/>
+          <w:bCs/>
+          <w:sz w:val="16"/>
+          <w:szCs w:val="16"/>
+        </w:rPr>
+        <w:t xml:space="preserve"> DE </w:t>
+      </w:r>
+      <w:r>
+        <w:rPr>
+          <w:rFonts w:cstheme="minorHAnsi"/>
+          <w:bCs/>
+          <w:sz w:val="16"/>
+          <w:szCs w:val="16"/>
+        </w:rPr>
+        <w:t>${</w:t>
+      </w:r>
+      <w:r>
+        <w:rPr>
+          <w:rFonts w:cstheme="minorHAnsi"/>
+          <w:bCs/>
+          <w:sz w:val="16"/>
+          <w:szCs w:val="16"/>
+        </w:rPr>
+        <w:t>SISTEMA_ANIO</w:t>
+      </w:r>
+      <w:r>
+        <w:rPr>
+          <w:rFonts w:cstheme="minorHAnsi"/>
+          <w:bCs/>
+          <w:sz w:val="16"/>
+          <w:szCs w:val="16"/>
+        </w:rPr>
+        <w:t>}</w:t>
       </w:r>
     </w:p>
     <w:p>
@@ -5483,30 +6810,7 @@
         <w:tabs>
           <w:tab w:val="left" w:pos="2880"/>
         </w:tabs>
-        <w:rPr>
-          <w:rFonts w:cstheme="minorHAnsi"/>
-          <w:sz w:val="16"/>
-          <w:szCs w:val="16"/>
-        </w:rPr>
-      </w:pPr>
-    </w:p>
-    <w:p>
-      <w:pPr>
-        <w:tabs>
-          <w:tab w:val="left" w:pos="2880"/>
-        </w:tabs>
-        <w:rPr>
-          <w:rFonts w:cstheme="minorHAnsi"/>
-          <w:sz w:val="16"/>
-          <w:szCs w:val="16"/>
-        </w:rPr>
-      </w:pPr>
-    </w:p>
-    <w:p>
-      <w:pPr>
-        <w:tabs>
-          <w:tab w:val="left" w:pos="2880"/>
-        </w:tabs>
+        <w:jc w:val="center"/>
         <w:rPr>
           <w:rFonts w:cstheme="minorHAnsi"/>
           <w:sz w:val="16"/>
@@ -5620,7 +6924,7 @@
         <mc:AlternateContent>
           <mc:Choice Requires="wps">
             <w:drawing>
-              <wp:anchor distT="0" distB="0" distL="114300" distR="114300" simplePos="0" relativeHeight="251635200" behindDoc="0" locked="0" layoutInCell="1" allowOverlap="1" wp14:anchorId="2B67B658" wp14:editId="44CB0797">
+              <wp:anchor distT="0" distB="0" distL="114300" distR="114300" simplePos="0" relativeHeight="251659264" behindDoc="0" locked="0" layoutInCell="1" allowOverlap="1" wp14:anchorId="2B67B658" wp14:editId="44CB0797">
                 <wp:simplePos x="0" y="0"/>
                 <wp:positionH relativeFrom="column">
                   <wp:posOffset>5822950</wp:posOffset>
@@ -5679,7 +6983,7 @@
           </mc:Choice>
           <mc:Fallback>
             <w:pict>
-              <v:rect w14:anchorId="400B429D" id="15 Rectángulo" o:spid="_x0000_s1026" style="position:absolute;margin-left:458.5pt;margin-top:.3pt;width:61.5pt;height:70.5pt;z-index:251635200;visibility:visible;mso-wrap-style:square;mso-wrap-distance-left:9pt;mso-wrap-distance-top:0;mso-wrap-distance-right:9pt;mso-wrap-distance-bottom:0;mso-position-horizontal:absolute;mso-position-horizontal-relative:text;mso-position-vertical:absolute;mso-position-vertical-relative:text;v-text-anchor:middle" o:gfxdata="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" fillcolor="white [3201]" strokecolor="black [3213]" strokeweight="2pt"/>
+              <v:rect w14:anchorId="61481F0A" id="15 Rectángulo" o:spid="_x0000_s1026" style="position:absolute;margin-left:458.5pt;margin-top:.3pt;width:61.5pt;height:70.5pt;z-index:251659264;visibility:visible;mso-wrap-style:square;mso-wrap-distance-left:9pt;mso-wrap-distance-top:0;mso-wrap-distance-right:9pt;mso-wrap-distance-bottom:0;mso-position-horizontal:absolute;mso-position-horizontal-relative:text;mso-position-vertical:absolute;mso-position-vertical-relative:text;v-text-anchor:middle" o:gfxdata="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" fillcolor="white [3201]" strokecolor="black [3213]" strokeweight="2pt"/>
             </w:pict>
           </mc:Fallback>
         </mc:AlternateContent>
@@ -5696,7 +7000,7 @@
         <mc:AlternateContent>
           <mc:Choice Requires="wps">
             <w:drawing>
-              <wp:anchor distT="0" distB="0" distL="114300" distR="114300" simplePos="0" relativeHeight="251634176" behindDoc="0" locked="0" layoutInCell="1" allowOverlap="1" wp14:anchorId="3BEEF97B" wp14:editId="59E5C46A">
+              <wp:anchor distT="0" distB="0" distL="114300" distR="114300" simplePos="0" relativeHeight="251657216" behindDoc="0" locked="0" layoutInCell="1" allowOverlap="1" wp14:anchorId="3BEEF97B" wp14:editId="59E5C46A">
                 <wp:simplePos x="0" y="0"/>
                 <wp:positionH relativeFrom="column">
                   <wp:posOffset>2078990</wp:posOffset>
@@ -5755,7 +7059,7 @@
           </mc:Choice>
           <mc:Fallback>
             <w:pict>
-              <v:rect w14:anchorId="25A2F7C2" id="14 Rectángulo" o:spid="_x0000_s1026" style="position:absolute;margin-left:163.7pt;margin-top:.4pt;width:61.5pt;height:70.5pt;z-index:251634176;visibility:visible;mso-wrap-style:square;mso-wrap-distance-left:9pt;mso-wrap-distance-top:0;mso-wrap-distance-right:9pt;mso-wrap-distance-bottom:0;mso-position-horizontal:absolute;mso-position-horizontal-relative:text;mso-position-vertical:absolute;mso-position-vertical-relative:text;v-text-anchor:middle" o:gfxdata="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" fillcolor="white [3201]" strokecolor="black [3213]" strokeweight="2pt"/>
+              <v:rect w14:anchorId="09BB45B6" id="14 Rectángulo" o:spid="_x0000_s1026" style="position:absolute;margin-left:163.7pt;margin-top:.4pt;width:61.5pt;height:70.5pt;z-index:251657216;visibility:visible;mso-wrap-style:square;mso-wrap-distance-left:9pt;mso-wrap-distance-top:0;mso-wrap-distance-right:9pt;mso-wrap-distance-bottom:0;mso-position-horizontal:absolute;mso-position-horizontal-relative:text;mso-position-vertical:absolute;mso-position-vertical-relative:text;v-text-anchor:middle" o:gfxdata="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" fillcolor="white [3201]" strokecolor="black [3213]" strokeweight="2pt"/>
             </w:pict>
           </mc:Fallback>
         </mc:AlternateContent>
@@ -5844,9 +7148,8 @@
           <w:sz w:val="18"/>
           <w:szCs w:val="20"/>
         </w:rPr>
-        <w:t>{{NOMBRE_APODERADO_CA</w:t>
-      </w:r>
-      <w:proofErr w:type="gramStart"/>
+        <w:t>${</w:t>
+      </w:r>
       <w:r>
         <w:rPr>
           <w:rFonts w:cstheme="minorHAnsi"/>
@@ -5854,8 +7157,9 @@
           <w:sz w:val="18"/>
           <w:szCs w:val="20"/>
         </w:rPr>
-        <w:t xml:space="preserve">}} </w:t>
-      </w:r>
+        <w:t>NOMBRE_APODERADO_</w:t>
+      </w:r>
+      <w:proofErr w:type="gramStart"/>
       <w:r>
         <w:rPr>
           <w:rFonts w:cstheme="minorHAnsi"/>
@@ -5863,9 +7167,8 @@
           <w:sz w:val="18"/>
           <w:szCs w:val="20"/>
         </w:rPr>
-        <w:t xml:space="preserve">  </w:t>
-      </w:r>
-      <w:proofErr w:type="gramEnd"/>
+        <w:t>CA</w:t>
+      </w:r>
       <w:r>
         <w:rPr>
           <w:rFonts w:cstheme="minorHAnsi"/>
@@ -5873,7 +7176,7 @@
           <w:sz w:val="18"/>
           <w:szCs w:val="20"/>
         </w:rPr>
-        <w:t xml:space="preserve">                                              </w:t>
+        <w:t>}</w:t>
       </w:r>
       <w:r>
         <w:rPr>
@@ -5882,7 +7185,7 @@
           <w:sz w:val="18"/>
           <w:szCs w:val="20"/>
         </w:rPr>
-        <w:t xml:space="preserve">NOMBRE: </w:t>
+        <w:t xml:space="preserve"> </w:t>
       </w:r>
       <w:r>
         <w:rPr>
@@ -5891,20 +7194,9 @@
           <w:sz w:val="18"/>
           <w:szCs w:val="20"/>
         </w:rPr>
-        <w:t>{{NOMBRE_CLIENTE}}</w:t>
-      </w:r>
-    </w:p>
-    <w:p>
-      <w:pPr>
-        <w:spacing w:before="10" w:after="10" w:line="240" w:lineRule="auto"/>
-        <w:ind w:left="-142" w:right="-1085"/>
-        <w:jc w:val="both"/>
-        <w:rPr>
-          <w:rFonts w:cstheme="minorHAnsi"/>
-          <w:sz w:val="20"/>
-          <w:szCs w:val="19"/>
-        </w:rPr>
-      </w:pPr>
+        <w:t xml:space="preserve">  </w:t>
+      </w:r>
+      <w:proofErr w:type="gramEnd"/>
       <w:r>
         <w:rPr>
           <w:rFonts w:cstheme="minorHAnsi"/>
@@ -5912,7 +7204,7 @@
           <w:sz w:val="18"/>
           <w:szCs w:val="20"/>
         </w:rPr>
-        <w:t xml:space="preserve">    </w:t>
+        <w:t xml:space="preserve">                                              </w:t>
       </w:r>
       <w:r>
         <w:rPr>
@@ -5921,7 +7213,7 @@
           <w:sz w:val="18"/>
           <w:szCs w:val="20"/>
         </w:rPr>
-        <w:t>DNI:</w:t>
+        <w:t xml:space="preserve">NOMBRE: </w:t>
       </w:r>
       <w:r>
         <w:rPr>
@@ -5930,7 +7222,7 @@
           <w:sz w:val="18"/>
           <w:szCs w:val="20"/>
         </w:rPr>
-        <w:t xml:space="preserve"> </w:t>
+        <w:t>${</w:t>
       </w:r>
       <w:r>
         <w:rPr>
@@ -5939,9 +7231,8 @@
           <w:sz w:val="18"/>
           <w:szCs w:val="20"/>
         </w:rPr>
-        <w:t>{{DNI_APODERADO_CA</w:t>
-      </w:r>
-      <w:proofErr w:type="gramStart"/>
+        <w:t>NOMBRE_CLIENTE</w:t>
+      </w:r>
       <w:r>
         <w:rPr>
           <w:rFonts w:cstheme="minorHAnsi"/>
@@ -5949,8 +7240,20 @@
           <w:sz w:val="18"/>
           <w:szCs w:val="20"/>
         </w:rPr>
-        <w:t>}}  </w:t>
-      </w:r>
+        <w:t>}</w:t>
+      </w:r>
+    </w:p>
+    <w:p>
+      <w:pPr>
+        <w:spacing w:before="10" w:after="10" w:line="240" w:lineRule="auto"/>
+        <w:ind w:left="-142" w:right="-1085"/>
+        <w:jc w:val="both"/>
+        <w:rPr>
+          <w:rFonts w:cstheme="minorHAnsi"/>
+          <w:sz w:val="20"/>
+          <w:szCs w:val="19"/>
+        </w:rPr>
+      </w:pPr>
       <w:r>
         <w:rPr>
           <w:rFonts w:cstheme="minorHAnsi"/>
@@ -5958,9 +7261,8 @@
           <w:sz w:val="18"/>
           <w:szCs w:val="20"/>
         </w:rPr>
-        <w:t xml:space="preserve"> </w:t>
-      </w:r>
-      <w:proofErr w:type="gramEnd"/>
+        <w:t xml:space="preserve">    </w:t>
+      </w:r>
       <w:r>
         <w:rPr>
           <w:rFonts w:cstheme="minorHAnsi"/>
@@ -5968,7 +7270,7 @@
           <w:sz w:val="18"/>
           <w:szCs w:val="20"/>
         </w:rPr>
-        <w:t xml:space="preserve">                                                                  </w:t>
+        <w:t>DNI:</w:t>
       </w:r>
       <w:r>
         <w:rPr>
@@ -5977,7 +7279,7 @@
           <w:sz w:val="18"/>
           <w:szCs w:val="20"/>
         </w:rPr>
-        <w:t>DNI:</w:t>
+        <w:t xml:space="preserve"> </w:t>
       </w:r>
       <w:r>
         <w:rPr>
@@ -5986,7 +7288,7 @@
           <w:sz w:val="18"/>
           <w:szCs w:val="20"/>
         </w:rPr>
-        <w:t xml:space="preserve"> </w:t>
+        <w:t>${</w:t>
       </w:r>
       <w:r>
         <w:rPr>
@@ -5995,7 +7297,99 @@
           <w:sz w:val="18"/>
           <w:szCs w:val="20"/>
         </w:rPr>
-        <w:t>{{DNI_CLIENTE}}</w:t>
+        <w:t>DNI_APODERADO_</w:t>
+      </w:r>
+      <w:proofErr w:type="gramStart"/>
+      <w:r>
+        <w:rPr>
+          <w:rFonts w:cstheme="minorHAnsi"/>
+          <w:color w:val="000000"/>
+          <w:sz w:val="18"/>
+          <w:szCs w:val="20"/>
+        </w:rPr>
+        <w:t>CA</w:t>
+      </w:r>
+      <w:r>
+        <w:rPr>
+          <w:rFonts w:cstheme="minorHAnsi"/>
+          <w:color w:val="000000"/>
+          <w:sz w:val="18"/>
+          <w:szCs w:val="20"/>
+        </w:rPr>
+        <w:t>}</w:t>
+      </w:r>
+      <w:r>
+        <w:rPr>
+          <w:rFonts w:cstheme="minorHAnsi"/>
+          <w:color w:val="000000"/>
+          <w:sz w:val="18"/>
+          <w:szCs w:val="20"/>
+        </w:rPr>
+        <w:t xml:space="preserve">  </w:t>
+      </w:r>
+      <w:r>
+        <w:rPr>
+          <w:rFonts w:cstheme="minorHAnsi"/>
+          <w:color w:val="000000"/>
+          <w:sz w:val="18"/>
+          <w:szCs w:val="20"/>
+        </w:rPr>
+        <w:t xml:space="preserve"> </w:t>
+      </w:r>
+      <w:proofErr w:type="gramEnd"/>
+      <w:r>
+        <w:rPr>
+          <w:rFonts w:cstheme="minorHAnsi"/>
+          <w:color w:val="000000"/>
+          <w:sz w:val="18"/>
+          <w:szCs w:val="20"/>
+        </w:rPr>
+        <w:t xml:space="preserve">                                                                  </w:t>
+      </w:r>
+      <w:r>
+        <w:rPr>
+          <w:rFonts w:cstheme="minorHAnsi"/>
+          <w:color w:val="000000"/>
+          <w:sz w:val="18"/>
+          <w:szCs w:val="20"/>
+        </w:rPr>
+        <w:t>DNI:</w:t>
+      </w:r>
+      <w:r>
+        <w:rPr>
+          <w:rFonts w:cstheme="minorHAnsi"/>
+          <w:color w:val="000000"/>
+          <w:sz w:val="18"/>
+          <w:szCs w:val="20"/>
+        </w:rPr>
+        <w:t xml:space="preserve"> </w:t>
+      </w:r>
+      <w:r>
+        <w:rPr>
+          <w:rFonts w:cstheme="minorHAnsi"/>
+          <w:color w:val="000000"/>
+          <w:sz w:val="18"/>
+          <w:szCs w:val="20"/>
+        </w:rPr>
+        <w:t>${</w:t>
+      </w:r>
+      <w:r>
+        <w:rPr>
+          <w:rFonts w:cstheme="minorHAnsi"/>
+          <w:color w:val="000000"/>
+          <w:sz w:val="18"/>
+          <w:szCs w:val="20"/>
+        </w:rPr>
+        <w:t>DNI_CLIENTE</w:t>
+      </w:r>
+      <w:r>
+        <w:rPr>
+          <w:rFonts w:cstheme="minorHAnsi"/>
+          <w:color w:val="000000"/>
+          <w:sz w:val="18"/>
+          <w:szCs w:val="20"/>
+        </w:rPr>
+        <w:t>}</w:t>
       </w:r>
     </w:p>
     <w:p>
@@ -6126,7 +7520,7 @@
         </mc:Choice>
         <mc:Fallback>
           <w:pict>
-            <v:line w14:anchorId="31B5F460" id="17 Conector recto" o:spid="_x0000_s1026" style="position:absolute;z-index:251676672;visibility:visible;mso-wrap-style:square;mso-wrap-distance-left:9pt;mso-wrap-distance-top:0;mso-wrap-distance-right:9pt;mso-wrap-distance-bottom:0;mso-position-horizontal:absolute;mso-position-horizontal-relative:text;mso-position-vertical:absolute;mso-position-vertical-relative:text" from="-42.9pt,-6.6pt" to="551.1pt,-6.6pt" o:gfxdata="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" strokecolor="black [3213]" strokeweight="1.75pt"/>
+            <v:line w14:anchorId="5102B9E7" id="17 Conector recto" o:spid="_x0000_s1026" style="position:absolute;z-index:251676672;visibility:visible;mso-wrap-style:square;mso-wrap-distance-left:9pt;mso-wrap-distance-top:0;mso-wrap-distance-right:9pt;mso-wrap-distance-bottom:0;mso-position-horizontal:absolute;mso-position-horizontal-relative:text;mso-position-vertical:absolute;mso-position-vertical-relative:text" from="-42.9pt,-6.6pt" to="551.1pt,-6.6pt" o:gfxdata="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" strokecolor="black [3213]" strokeweight="1.75pt"/>
           </w:pict>
         </mc:Fallback>
       </mc:AlternateContent>
@@ -9305,6 +10699,7 @@
   <w:style w:type="character" w:default="1" w:styleId="Fuentedeprrafopredeter">
     <w:name w:val="Default Paragraph Font"/>
     <w:uiPriority w:val="1"/>
+    <w:semiHidden/>
     <w:unhideWhenUsed/>
   </w:style>
   <w:style w:type="table" w:default="1" w:styleId="Tablanormal">

--- a/CrediAgil/Templates/CONTRATO - PRENDA JOYAS - EMPRESA.docx
+++ b/CrediAgil/Templates/CONTRATO - PRENDA JOYAS - EMPRESA.docx
@@ -336,12 +336,10 @@
     <w:p>
       <w:pPr>
         <w:spacing w:before="10" w:after="10" w:line="240" w:lineRule="auto"/>
-        <w:ind w:right="-1136"/>
+        <w:ind w:right="-1085"/>
         <w:jc w:val="both"/>
         <w:rPr>
           <w:rFonts w:cstheme="minorHAnsi"/>
-          <w:b/>
-          <w:bCs/>
           <w:color w:val="000000"/>
           <w:sz w:val="16"/>
           <w:szCs w:val="16"/>
@@ -357,18 +355,16 @@
           <w:sz w:val="16"/>
           <w:szCs w:val="16"/>
         </w:rPr>
-        <w:t>EL CLIENT</w:t>
-      </w:r>
-      <w:r>
-        <w:rPr>
-          <w:rFonts w:cstheme="minorHAnsi"/>
-          <w:b/>
-          <w:bCs/>
+        <w:t>EL CLIENTE (PERSONA JURÍDICA):</w:t>
+      </w:r>
+      <w:r>
+        <w:rPr>
+          <w:rFonts w:cstheme="minorHAnsi"/>
           <w:color w:val="000000"/>
           <w:sz w:val="16"/>
           <w:szCs w:val="16"/>
         </w:rPr>
-        <w:t>E</w:t>
+        <w:t xml:space="preserve"> </w:t>
       </w:r>
       <w:r>
         <w:rPr>
@@ -379,18 +375,16 @@
           <w:sz w:val="16"/>
           <w:szCs w:val="16"/>
         </w:rPr>
-        <w:t xml:space="preserve">: </w:t>
-      </w:r>
-      <w:r>
-        <w:rPr>
-          <w:rFonts w:cstheme="minorHAnsi"/>
-          <w:b/>
-          <w:bCs/>
+        <w:t>${RAZON_SOCIAL}</w:t>
+      </w:r>
+      <w:r>
+        <w:rPr>
+          <w:rFonts w:cstheme="minorHAnsi"/>
           <w:color w:val="000000"/>
           <w:sz w:val="16"/>
           <w:szCs w:val="16"/>
         </w:rPr>
-        <w:t>${</w:t>
+        <w:t xml:space="preserve"> identificada con RUC </w:t>
       </w:r>
       <w:r>
         <w:rPr>
@@ -401,18 +395,16 @@
           <w:sz w:val="16"/>
           <w:szCs w:val="16"/>
         </w:rPr>
-        <w:t>RAZON_SOCIAL</w:t>
-      </w:r>
-      <w:r>
-        <w:rPr>
-          <w:rFonts w:cstheme="minorHAnsi"/>
-          <w:b/>
-          <w:bCs/>
+        <w:t>${RUC_EMPRESA}</w:t>
+      </w:r>
+      <w:r>
+        <w:rPr>
+          <w:rFonts w:cstheme="minorHAnsi"/>
           <w:color w:val="000000"/>
           <w:sz w:val="16"/>
           <w:szCs w:val="16"/>
         </w:rPr>
-        <w:t>}</w:t>
+        <w:t xml:space="preserve">, con </w:t>
       </w:r>
       <w:r>
         <w:rPr>
@@ -423,346 +415,967 @@
           <w:sz w:val="16"/>
           <w:szCs w:val="16"/>
         </w:rPr>
-        <w:t xml:space="preserve"> con R.U.C. </w:t>
+        <w:t>DOMICILIO FISCAL</w:t>
+      </w:r>
+      <w:r>
+        <w:rPr>
+          <w:rFonts w:cstheme="minorHAnsi"/>
+          <w:color w:val="000000"/>
+          <w:sz w:val="16"/>
+          <w:szCs w:val="16"/>
+        </w:rPr>
+        <w:t xml:space="preserve"> en </w:t>
+      </w:r>
+      <w:r>
+        <w:rPr>
+          <w:rFonts w:cstheme="minorHAnsi"/>
+          <w:b/>
+          <w:bCs/>
+          <w:color w:val="000000"/>
+          <w:sz w:val="16"/>
+          <w:szCs w:val="16"/>
+        </w:rPr>
+        <w:t>${DIRECCION_FISCAL}</w:t>
+      </w:r>
+      <w:r>
+        <w:rPr>
+          <w:rFonts w:cstheme="minorHAnsi"/>
+          <w:color w:val="000000"/>
+          <w:sz w:val="16"/>
+          <w:szCs w:val="16"/>
+        </w:rPr>
+        <w:t xml:space="preserve">, debidamente representada por el (la) señor(a) </w:t>
+      </w:r>
+      <w:r>
+        <w:rPr>
+          <w:rFonts w:cstheme="minorHAnsi"/>
+          <w:b/>
+          <w:bCs/>
+          <w:color w:val="000000"/>
+          <w:sz w:val="16"/>
+          <w:szCs w:val="16"/>
+        </w:rPr>
+        <w:t>${REP_LEGAL_EMPRESA}</w:t>
+      </w:r>
+      <w:r>
+        <w:rPr>
+          <w:rFonts w:cstheme="minorHAnsi"/>
+          <w:color w:val="000000"/>
+          <w:sz w:val="16"/>
+          <w:szCs w:val="16"/>
+        </w:rPr>
+        <w:t xml:space="preserve">, identificado con DNI N.º </w:t>
+      </w:r>
+      <w:r>
+        <w:rPr>
+          <w:rFonts w:cstheme="minorHAnsi"/>
+          <w:b/>
+          <w:bCs/>
+          <w:color w:val="000000"/>
+          <w:sz w:val="16"/>
+          <w:szCs w:val="16"/>
+        </w:rPr>
+        <w:t>${DNI_REP_LEGAL}</w:t>
+      </w:r>
+      <w:r>
+        <w:rPr>
+          <w:rFonts w:cstheme="minorHAnsi"/>
+          <w:color w:val="000000"/>
+          <w:sz w:val="16"/>
+          <w:szCs w:val="16"/>
+        </w:rPr>
+        <w:t xml:space="preserve">, con domicilio en </w:t>
+      </w:r>
+      <w:r>
+        <w:rPr>
+          <w:rFonts w:cstheme="minorHAnsi"/>
+          <w:b/>
+          <w:bCs/>
+          <w:color w:val="000000"/>
+          <w:sz w:val="16"/>
+          <w:szCs w:val="16"/>
+        </w:rPr>
+        <w:t>${DIRECCION_REP_LEGAL}</w:t>
+      </w:r>
+      <w:r>
+        <w:rPr>
+          <w:rFonts w:cstheme="minorHAnsi"/>
+          <w:color w:val="000000"/>
+          <w:sz w:val="16"/>
+          <w:szCs w:val="16"/>
+        </w:rPr>
+        <w:t xml:space="preserve">, distrito de </w:t>
+      </w:r>
+      <w:r>
+        <w:rPr>
+          <w:rFonts w:cstheme="minorHAnsi"/>
+          <w:b/>
+          <w:bCs/>
+          <w:color w:val="000000"/>
+          <w:sz w:val="16"/>
+          <w:szCs w:val="16"/>
+        </w:rPr>
+        <w:t>${DISTRITO_REP_LEGAL}</w:t>
+      </w:r>
+      <w:r>
+        <w:rPr>
+          <w:rFonts w:cstheme="minorHAnsi"/>
+          <w:color w:val="000000"/>
+          <w:sz w:val="16"/>
+          <w:szCs w:val="16"/>
+        </w:rPr>
+        <w:t xml:space="preserve">, provincia de </w:t>
+      </w:r>
+      <w:r>
+        <w:rPr>
+          <w:rFonts w:cstheme="minorHAnsi"/>
+          <w:b/>
+          <w:bCs/>
+          <w:color w:val="000000"/>
+          <w:sz w:val="16"/>
+          <w:szCs w:val="16"/>
+        </w:rPr>
+        <w:t>${PROVINCIA_REP_LEGAL}</w:t>
+      </w:r>
+      <w:r>
+        <w:rPr>
+          <w:rFonts w:cstheme="minorHAnsi"/>
+          <w:color w:val="000000"/>
+          <w:sz w:val="16"/>
+          <w:szCs w:val="16"/>
+        </w:rPr>
+        <w:t xml:space="preserve"> y departamento de </w:t>
+      </w:r>
+      <w:r>
+        <w:rPr>
+          <w:rFonts w:cstheme="minorHAnsi"/>
+          <w:b/>
+          <w:bCs/>
+          <w:color w:val="000000"/>
+          <w:sz w:val="16"/>
+          <w:szCs w:val="16"/>
+        </w:rPr>
+        <w:t>${DEPARTAMENTO_REP_LEGAL}</w:t>
+      </w:r>
+      <w:r>
+        <w:rPr>
+          <w:rFonts w:cstheme="minorHAnsi"/>
+          <w:color w:val="000000"/>
+          <w:sz w:val="16"/>
+          <w:szCs w:val="16"/>
+        </w:rPr>
+        <w:t xml:space="preserve">, con poderes inscritos en la </w:t>
+      </w:r>
+      <w:r>
+        <w:rPr>
+          <w:rFonts w:cstheme="minorHAnsi"/>
+          <w:b/>
+          <w:bCs/>
+          <w:color w:val="000000"/>
+          <w:sz w:val="16"/>
+          <w:szCs w:val="16"/>
+        </w:rPr>
+        <w:t>Partida Electrónica N.º ${PARTIDA_EMPRESA}</w:t>
+      </w:r>
+      <w:r>
+        <w:rPr>
+          <w:rFonts w:cstheme="minorHAnsi"/>
+          <w:color w:val="000000"/>
+          <w:sz w:val="16"/>
+          <w:szCs w:val="16"/>
+        </w:rPr>
+        <w:t xml:space="preserve"> de la Zona Registral N.º </w:t>
+      </w:r>
+      <w:r>
+        <w:rPr>
+          <w:rFonts w:cstheme="minorHAnsi"/>
+          <w:b/>
+          <w:bCs/>
+          <w:color w:val="000000"/>
+          <w:sz w:val="16"/>
+          <w:szCs w:val="16"/>
+        </w:rPr>
+        <w:t>${ZONA_REGISTRAL}</w:t>
+      </w:r>
+      <w:r>
+        <w:rPr>
+          <w:rFonts w:cstheme="minorHAnsi"/>
+          <w:color w:val="000000"/>
+          <w:sz w:val="16"/>
+          <w:szCs w:val="16"/>
+        </w:rPr>
+        <w:t xml:space="preserve"> de la oficina de Registros Públicos de </w:t>
+      </w:r>
+      <w:r>
+        <w:rPr>
+          <w:rFonts w:cstheme="minorHAnsi"/>
+          <w:b/>
+          <w:bCs/>
+          <w:color w:val="000000"/>
+          <w:sz w:val="16"/>
+          <w:szCs w:val="16"/>
+        </w:rPr>
+        <w:t>${CIUDAD_REGISTRO}</w:t>
+      </w:r>
+      <w:r>
+        <w:rPr>
+          <w:rFonts w:cstheme="minorHAnsi"/>
+          <w:color w:val="000000"/>
+          <w:sz w:val="16"/>
+          <w:szCs w:val="16"/>
+        </w:rPr>
+        <w:t>.</w:t>
+      </w:r>
+    </w:p>
+    <w:p>
+      <w:pPr>
+        <w:spacing w:before="10" w:after="10" w:line="240" w:lineRule="auto"/>
+        <w:ind w:right="-1136"/>
+        <w:jc w:val="both"/>
+        <w:rPr>
+          <w:rFonts w:cstheme="minorHAnsi"/>
+          <w:color w:val="000000"/>
+          <w:sz w:val="16"/>
+          <w:szCs w:val="16"/>
+          <w:lang w:val="es-MX"/>
+        </w:rPr>
+      </w:pPr>
+      <w:r>
+        <w:rPr>
+          <w:rFonts w:cstheme="minorHAnsi"/>
+          <w:color w:val="000000"/>
+          <w:sz w:val="16"/>
+          <w:szCs w:val="16"/>
+          <w:lang w:val="es-MX"/>
+        </w:rPr>
+        <w:t>Ambas partes convienen en los términos y condiciones siguientes:</w:t>
+      </w:r>
+      <w:bookmarkEnd w:id="0"/>
+    </w:p>
+    <w:p>
+      <w:pPr>
+        <w:spacing w:before="10" w:after="10" w:line="240" w:lineRule="auto"/>
+        <w:ind w:right="-1136"/>
+        <w:jc w:val="both"/>
+        <w:rPr>
+          <w:rFonts w:cstheme="minorHAnsi"/>
+          <w:color w:val="000000"/>
+          <w:sz w:val="16"/>
+          <w:szCs w:val="16"/>
+          <w:lang w:val="es-MX"/>
+        </w:rPr>
+      </w:pPr>
+    </w:p>
+    <w:p>
+      <w:pPr>
+        <w:spacing w:before="10" w:after="10" w:line="240" w:lineRule="auto"/>
+        <w:ind w:right="-1136"/>
+        <w:jc w:val="both"/>
+        <w:rPr>
+          <w:rFonts w:cstheme="minorHAnsi"/>
+          <w:sz w:val="16"/>
+          <w:szCs w:val="16"/>
+          <w:u w:val="single"/>
+        </w:rPr>
+      </w:pPr>
+      <w:r>
+        <w:rPr>
+          <w:rFonts w:cstheme="minorHAnsi"/>
+          <w:b/>
+          <w:sz w:val="16"/>
+          <w:szCs w:val="16"/>
+          <w:u w:val="single"/>
+        </w:rPr>
+        <w:t>1.- OBJETO</w:t>
+      </w:r>
+    </w:p>
+    <w:p>
+      <w:pPr>
+        <w:spacing w:before="10" w:after="10" w:line="240" w:lineRule="auto"/>
+        <w:ind w:right="-1136"/>
+        <w:jc w:val="both"/>
+        <w:rPr>
+          <w:rFonts w:cstheme="minorHAnsi"/>
+          <w:sz w:val="16"/>
+          <w:szCs w:val="16"/>
+        </w:rPr>
+      </w:pPr>
+      <w:r>
+        <w:rPr>
+          <w:rFonts w:cstheme="minorHAnsi"/>
+          <w:sz w:val="16"/>
+          <w:szCs w:val="16"/>
+        </w:rPr>
+        <w:t xml:space="preserve">Por el presente Contrato, </w:t>
+      </w:r>
+      <w:r>
+        <w:rPr>
+          <w:rFonts w:cstheme="minorHAnsi"/>
+          <w:b/>
+          <w:sz w:val="16"/>
+          <w:szCs w:val="16"/>
+        </w:rPr>
+        <w:t>CREDIÁGIL</w:t>
+      </w:r>
+      <w:r>
+        <w:rPr>
+          <w:rFonts w:cstheme="minorHAnsi"/>
+          <w:sz w:val="16"/>
+          <w:szCs w:val="16"/>
+        </w:rPr>
+        <w:t xml:space="preserve"> concede a </w:t>
+      </w:r>
+      <w:r>
+        <w:rPr>
+          <w:rFonts w:cstheme="minorHAnsi"/>
+          <w:b/>
+          <w:sz w:val="16"/>
+          <w:szCs w:val="16"/>
+        </w:rPr>
+        <w:t>EL CLIENTE</w:t>
+      </w:r>
+      <w:r>
+        <w:rPr>
+          <w:rFonts w:cstheme="minorHAnsi"/>
+          <w:sz w:val="16"/>
+          <w:szCs w:val="16"/>
+        </w:rPr>
+        <w:t xml:space="preserve"> un préstamo de dinero y por su parte, </w:t>
+      </w:r>
+      <w:r>
+        <w:rPr>
+          <w:rFonts w:cstheme="minorHAnsi"/>
+          <w:b/>
+          <w:sz w:val="16"/>
+          <w:szCs w:val="16"/>
+        </w:rPr>
+        <w:t>EL CLIENTE</w:t>
+      </w:r>
+      <w:r>
+        <w:rPr>
+          <w:rFonts w:cstheme="minorHAnsi"/>
+          <w:sz w:val="16"/>
+          <w:szCs w:val="16"/>
+        </w:rPr>
+        <w:t xml:space="preserve"> se compromete a pagar el préstamo en los términos pactados y, para el caso de un incumplimiento, constituye primera y preferente Garantía Mobiliaria en respaldo del préstamo y todas las obligaciones presentes y futuras que asuma frente a </w:t>
+      </w:r>
+      <w:r>
+        <w:rPr>
+          <w:rFonts w:cstheme="minorHAnsi"/>
+          <w:b/>
+          <w:sz w:val="16"/>
+          <w:szCs w:val="16"/>
+        </w:rPr>
+        <w:t>CREDIÁGIL</w:t>
+      </w:r>
+      <w:r>
+        <w:rPr>
+          <w:rFonts w:cstheme="minorHAnsi"/>
+          <w:sz w:val="16"/>
+          <w:szCs w:val="16"/>
+        </w:rPr>
+        <w:t>, tal como se detalla en la Cláusula 4 siguiente.</w:t>
+      </w:r>
+    </w:p>
+    <w:p>
+      <w:pPr>
+        <w:spacing w:before="10" w:after="10" w:line="240" w:lineRule="auto"/>
+        <w:ind w:right="-1136"/>
+        <w:jc w:val="both"/>
+        <w:rPr>
+          <w:rFonts w:cstheme="minorHAnsi"/>
+          <w:b/>
+          <w:sz w:val="16"/>
+          <w:szCs w:val="16"/>
+        </w:rPr>
+      </w:pPr>
+    </w:p>
+    <w:p>
+      <w:pPr>
+        <w:spacing w:before="10" w:after="10" w:line="240" w:lineRule="auto"/>
+        <w:ind w:right="-1136"/>
+        <w:jc w:val="both"/>
+        <w:rPr>
+          <w:rFonts w:cstheme="minorHAnsi"/>
+          <w:b/>
+          <w:sz w:val="16"/>
+          <w:szCs w:val="16"/>
+          <w:u w:val="single"/>
+        </w:rPr>
+      </w:pPr>
+      <w:r>
+        <w:rPr>
+          <w:rFonts w:cstheme="minorHAnsi"/>
+          <w:b/>
+          <w:sz w:val="16"/>
+          <w:szCs w:val="16"/>
+          <w:u w:val="single"/>
+        </w:rPr>
+        <w:t>2.-EL CONTRATO</w:t>
+      </w:r>
+    </w:p>
+    <w:p>
+      <w:pPr>
+        <w:spacing w:before="10" w:after="10" w:line="240" w:lineRule="auto"/>
+        <w:ind w:right="-1136"/>
+        <w:jc w:val="both"/>
+        <w:rPr>
+          <w:rFonts w:cstheme="minorHAnsi"/>
+          <w:sz w:val="16"/>
+          <w:szCs w:val="16"/>
+        </w:rPr>
+      </w:pPr>
+      <w:r>
+        <w:rPr>
+          <w:rFonts w:cstheme="minorHAnsi"/>
+          <w:sz w:val="16"/>
+          <w:szCs w:val="16"/>
+        </w:rPr>
+        <w:t xml:space="preserve">Al firmar este Contrato, </w:t>
+      </w:r>
+      <w:r>
+        <w:rPr>
+          <w:rFonts w:cstheme="minorHAnsi"/>
+          <w:b/>
+          <w:sz w:val="16"/>
+          <w:szCs w:val="16"/>
+        </w:rPr>
+        <w:t>EL CLIENTE</w:t>
+      </w:r>
+      <w:r>
+        <w:rPr>
+          <w:rFonts w:cstheme="minorHAnsi"/>
+          <w:sz w:val="16"/>
+          <w:szCs w:val="16"/>
+        </w:rPr>
+        <w:t xml:space="preserve"> declara estar conforme con todas sus cláusulas, términos y con la información consignada en el anexo 01 de este documento, así como en la hoja resumen (anexo 02) las cuales forman parte integrante del mismo. Declara haber verificado que la descripción de los bienes otorgados en Garantía Mobiliaria es correcta y que la fecha del Préstamo y su vencimiento son los pactados. </w:t>
+      </w:r>
+      <w:r>
+        <w:rPr>
+          <w:rFonts w:cstheme="minorHAnsi"/>
+          <w:b/>
+          <w:sz w:val="16"/>
+          <w:szCs w:val="16"/>
+        </w:rPr>
+        <w:t>CREDIÁGIL</w:t>
+      </w:r>
+      <w:r>
+        <w:rPr>
+          <w:rFonts w:cstheme="minorHAnsi"/>
+          <w:sz w:val="16"/>
+          <w:szCs w:val="16"/>
+        </w:rPr>
+        <w:t xml:space="preserve"> no reconocerá adulteraciones, borrones, enmendaduras, ni modificación alguna en la información consignada en el anexo 01 que </w:t>
+      </w:r>
+      <w:r>
+        <w:rPr>
+          <w:rFonts w:cstheme="minorHAnsi"/>
+          <w:b/>
+          <w:sz w:val="16"/>
+          <w:szCs w:val="16"/>
+        </w:rPr>
+        <w:t>EL CLIENTE</w:t>
+      </w:r>
+      <w:r>
+        <w:rPr>
+          <w:rFonts w:cstheme="minorHAnsi"/>
+          <w:sz w:val="16"/>
+          <w:szCs w:val="16"/>
+        </w:rPr>
+        <w:t xml:space="preserve"> pueda efectuar. Este documento se extiende por duplicado quedando un ejemplar en poder de </w:t>
+      </w:r>
+      <w:r>
+        <w:rPr>
+          <w:rFonts w:cstheme="minorHAnsi"/>
+          <w:b/>
+          <w:sz w:val="16"/>
+          <w:szCs w:val="16"/>
+        </w:rPr>
+        <w:t>CREDIÁGIL</w:t>
+      </w:r>
+      <w:r>
+        <w:rPr>
+          <w:rFonts w:cstheme="minorHAnsi"/>
+          <w:sz w:val="16"/>
+          <w:szCs w:val="16"/>
+        </w:rPr>
+        <w:t xml:space="preserve"> y otro en poder de </w:t>
+      </w:r>
+      <w:r>
+        <w:rPr>
+          <w:rFonts w:cstheme="minorHAnsi"/>
+          <w:b/>
+          <w:sz w:val="16"/>
+          <w:szCs w:val="16"/>
+        </w:rPr>
+        <w:t>EL CLIENTE</w:t>
+      </w:r>
+      <w:r>
+        <w:rPr>
+          <w:rFonts w:cstheme="minorHAnsi"/>
+          <w:sz w:val="16"/>
+          <w:szCs w:val="16"/>
+        </w:rPr>
+        <w:t xml:space="preserve">. En caso de duda, se preferirá el ejemplar del Contrato que obra en poder de </w:t>
+      </w:r>
+      <w:r>
+        <w:rPr>
+          <w:rFonts w:cstheme="minorHAnsi"/>
+          <w:b/>
+          <w:sz w:val="16"/>
+          <w:szCs w:val="16"/>
+        </w:rPr>
+        <w:t>CREDIÁGIL</w:t>
+      </w:r>
+      <w:r>
+        <w:rPr>
+          <w:rFonts w:cstheme="minorHAnsi"/>
+          <w:sz w:val="16"/>
+          <w:szCs w:val="16"/>
+        </w:rPr>
+        <w:t xml:space="preserve">. Se deja expresa constancia que </w:t>
+      </w:r>
+      <w:r>
+        <w:rPr>
+          <w:rFonts w:cstheme="minorHAnsi"/>
+          <w:b/>
+          <w:sz w:val="16"/>
+          <w:szCs w:val="16"/>
+        </w:rPr>
+        <w:t>EL CLIENTE</w:t>
+      </w:r>
+      <w:r>
+        <w:rPr>
+          <w:rFonts w:cstheme="minorHAnsi"/>
+          <w:sz w:val="16"/>
+          <w:szCs w:val="16"/>
+        </w:rPr>
+        <w:t xml:space="preserve"> no podrá ceder el presente Contrato a terceros.</w:t>
+      </w:r>
+    </w:p>
+    <w:p>
+      <w:pPr>
+        <w:spacing w:before="10" w:after="10" w:line="240" w:lineRule="auto"/>
+        <w:ind w:right="-1136"/>
+        <w:jc w:val="both"/>
+        <w:rPr>
+          <w:rFonts w:cstheme="minorHAnsi"/>
+          <w:sz w:val="16"/>
+          <w:szCs w:val="16"/>
+        </w:rPr>
+      </w:pPr>
+    </w:p>
+    <w:p>
+      <w:pPr>
+        <w:spacing w:before="10" w:after="10" w:line="240" w:lineRule="auto"/>
+        <w:ind w:right="-1136"/>
+        <w:jc w:val="both"/>
+        <w:rPr>
+          <w:rFonts w:cstheme="minorHAnsi"/>
+          <w:b/>
+          <w:bCs/>
+          <w:sz w:val="16"/>
+          <w:szCs w:val="16"/>
+          <w:u w:val="single"/>
+        </w:rPr>
+      </w:pPr>
+      <w:r>
+        <w:rPr>
+          <w:rFonts w:cstheme="minorHAnsi"/>
+          <w:b/>
+          <w:bCs/>
+          <w:sz w:val="16"/>
+          <w:szCs w:val="16"/>
+          <w:u w:val="single"/>
+        </w:rPr>
+        <w:t>3.-EXTRAVÍO DEL DOCUMENTO</w:t>
+      </w:r>
+    </w:p>
+    <w:p>
+      <w:pPr>
+        <w:spacing w:before="10" w:after="10" w:line="240" w:lineRule="auto"/>
+        <w:ind w:right="-1136"/>
+        <w:jc w:val="both"/>
+        <w:rPr>
+          <w:rFonts w:cstheme="minorHAnsi"/>
+          <w:sz w:val="16"/>
+          <w:szCs w:val="16"/>
+        </w:rPr>
+      </w:pPr>
+      <w:r>
+        <w:rPr>
+          <w:rFonts w:cstheme="minorHAnsi"/>
+          <w:sz w:val="16"/>
+          <w:szCs w:val="16"/>
+        </w:rPr>
+        <w:t xml:space="preserve">Este Contrato se representa en dos ejemplares. El que corresponde a </w:t>
+      </w:r>
+      <w:r>
+        <w:rPr>
+          <w:rFonts w:cstheme="minorHAnsi"/>
+          <w:b/>
+          <w:sz w:val="16"/>
+          <w:szCs w:val="16"/>
+        </w:rPr>
+        <w:t>EL CLIENTE</w:t>
+      </w:r>
+      <w:r>
+        <w:rPr>
+          <w:rFonts w:cstheme="minorHAnsi"/>
+          <w:sz w:val="16"/>
+          <w:szCs w:val="16"/>
+        </w:rPr>
+        <w:t xml:space="preserve"> es el único documento para que </w:t>
+      </w:r>
+      <w:r>
+        <w:rPr>
+          <w:rFonts w:cstheme="minorHAnsi"/>
+          <w:b/>
+          <w:sz w:val="16"/>
+          <w:szCs w:val="16"/>
+        </w:rPr>
+        <w:t>EL CLIENTE</w:t>
+      </w:r>
+      <w:r>
+        <w:rPr>
+          <w:rFonts w:cstheme="minorHAnsi"/>
+          <w:sz w:val="16"/>
+          <w:szCs w:val="16"/>
+        </w:rPr>
+        <w:t xml:space="preserve"> pueda solicitar la devolución de los bienes entregados en Garantía Mobiliaria, una vez que cancele el Préstamo y todas las obligaciones que mantenga frente a </w:t>
+      </w:r>
+      <w:r>
+        <w:rPr>
+          <w:rFonts w:cstheme="minorHAnsi"/>
+          <w:b/>
+          <w:sz w:val="16"/>
+          <w:szCs w:val="16"/>
+        </w:rPr>
+        <w:t>CREDIÁGIL</w:t>
+      </w:r>
+      <w:r>
+        <w:rPr>
+          <w:rFonts w:cstheme="minorHAnsi"/>
+          <w:sz w:val="16"/>
+          <w:szCs w:val="16"/>
+        </w:rPr>
+        <w:t xml:space="preserve">. Si el documento es extraviado por </w:t>
+      </w:r>
+      <w:r>
+        <w:rPr>
+          <w:rFonts w:cstheme="minorHAnsi"/>
+          <w:b/>
+          <w:sz w:val="16"/>
+          <w:szCs w:val="16"/>
+        </w:rPr>
+        <w:t>EL CLIENTE</w:t>
+      </w:r>
+      <w:r>
+        <w:rPr>
+          <w:rFonts w:cstheme="minorHAnsi"/>
+          <w:sz w:val="16"/>
+          <w:szCs w:val="16"/>
+        </w:rPr>
+        <w:t xml:space="preserve">, éste deberá acudir de inmediato al local donde recibió el Préstamo con una carta simple, dando cuenta del extravío a </w:t>
+      </w:r>
+      <w:r>
+        <w:rPr>
+          <w:rFonts w:cstheme="minorHAnsi"/>
+          <w:b/>
+          <w:sz w:val="16"/>
+          <w:szCs w:val="16"/>
+        </w:rPr>
+        <w:t>CREDIÁGIL</w:t>
+      </w:r>
+      <w:r>
+        <w:rPr>
+          <w:rFonts w:cstheme="minorHAnsi"/>
+          <w:sz w:val="16"/>
+          <w:szCs w:val="16"/>
+        </w:rPr>
+        <w:t xml:space="preserve">, quien previa identificación, emitirá a </w:t>
+      </w:r>
+      <w:r>
+        <w:rPr>
+          <w:rFonts w:cstheme="minorHAnsi"/>
+          <w:b/>
+          <w:sz w:val="16"/>
+          <w:szCs w:val="16"/>
+        </w:rPr>
+        <w:t>EL CLIENTE</w:t>
+      </w:r>
+      <w:r>
+        <w:rPr>
+          <w:rFonts w:cstheme="minorHAnsi"/>
+          <w:sz w:val="16"/>
+          <w:szCs w:val="16"/>
+        </w:rPr>
+        <w:t xml:space="preserve"> una copia simple del contrato original, cuyo costo será asumido por </w:t>
+      </w:r>
+      <w:r>
+        <w:rPr>
+          <w:rFonts w:cstheme="minorHAnsi"/>
+          <w:b/>
+          <w:sz w:val="16"/>
+          <w:szCs w:val="16"/>
+        </w:rPr>
+        <w:t>EL CLIENTE</w:t>
+      </w:r>
+      <w:r>
+        <w:rPr>
+          <w:rFonts w:cstheme="minorHAnsi"/>
+          <w:sz w:val="16"/>
+          <w:szCs w:val="16"/>
+        </w:rPr>
+        <w:t>. La comisión por duplicado de contrato consta en la Hoja Resumen.</w:t>
+      </w:r>
+    </w:p>
+    <w:p>
+      <w:pPr>
+        <w:spacing w:before="10" w:after="10" w:line="240" w:lineRule="auto"/>
+        <w:ind w:right="-1136"/>
+        <w:jc w:val="both"/>
+        <w:rPr>
+          <w:rFonts w:cstheme="minorHAnsi"/>
+          <w:sz w:val="16"/>
+          <w:szCs w:val="16"/>
+        </w:rPr>
+      </w:pPr>
+    </w:p>
+    <w:p>
+      <w:pPr>
+        <w:spacing w:before="10" w:after="10" w:line="240" w:lineRule="auto"/>
+        <w:ind w:right="-1136"/>
+        <w:jc w:val="both"/>
+        <w:rPr>
+          <w:rFonts w:cstheme="minorHAnsi"/>
+          <w:b/>
+          <w:bCs/>
+          <w:sz w:val="16"/>
+          <w:szCs w:val="16"/>
+          <w:u w:val="single"/>
+        </w:rPr>
+      </w:pPr>
+      <w:r>
+        <w:rPr>
+          <w:rFonts w:cstheme="minorHAnsi"/>
+          <w:b/>
+          <w:bCs/>
+          <w:sz w:val="16"/>
+          <w:szCs w:val="16"/>
+          <w:u w:val="single"/>
+        </w:rPr>
+        <w:t>4.-PRÉSTAMO Y GARANTÍA</w:t>
+      </w:r>
+    </w:p>
+    <w:p>
+      <w:pPr>
+        <w:spacing w:before="10" w:after="10" w:line="240" w:lineRule="auto"/>
+        <w:ind w:right="-1136"/>
+        <w:jc w:val="both"/>
+        <w:rPr>
+          <w:rFonts w:cstheme="minorHAnsi"/>
+          <w:sz w:val="16"/>
+          <w:szCs w:val="16"/>
+        </w:rPr>
+      </w:pPr>
+      <w:r>
+        <w:rPr>
+          <w:rFonts w:cstheme="minorHAnsi"/>
+          <w:sz w:val="16"/>
+          <w:szCs w:val="16"/>
+        </w:rPr>
+        <w:t xml:space="preserve">Por el presente Contrato, </w:t>
+      </w:r>
+      <w:r>
+        <w:rPr>
+          <w:rFonts w:cstheme="minorHAnsi"/>
+          <w:b/>
+          <w:sz w:val="16"/>
+          <w:szCs w:val="16"/>
+        </w:rPr>
+        <w:t>CREDIÁGIL</w:t>
+      </w:r>
+      <w:r>
+        <w:rPr>
+          <w:rFonts w:cstheme="minorHAnsi"/>
+          <w:sz w:val="16"/>
+          <w:szCs w:val="16"/>
+        </w:rPr>
+        <w:t xml:space="preserve"> otorga a </w:t>
+      </w:r>
+      <w:r>
+        <w:rPr>
+          <w:rFonts w:cstheme="minorHAnsi"/>
+          <w:b/>
+          <w:sz w:val="16"/>
+          <w:szCs w:val="16"/>
+        </w:rPr>
+        <w:t>EL CLIENTE</w:t>
+      </w:r>
+      <w:r>
+        <w:rPr>
+          <w:rFonts w:cstheme="minorHAnsi"/>
+          <w:sz w:val="16"/>
+          <w:szCs w:val="16"/>
+        </w:rPr>
+        <w:t xml:space="preserve"> en calidad de Préstamo la suma de dinero en efectivo en moneda nacional que se indican conjuntamente en el anexo 01 y anexo 02 de este documento. Las obligaciones que </w:t>
+      </w:r>
+      <w:r>
+        <w:rPr>
+          <w:rFonts w:cstheme="minorHAnsi"/>
+          <w:b/>
+          <w:sz w:val="16"/>
+          <w:szCs w:val="16"/>
+        </w:rPr>
+        <w:t>EL CLIENTE</w:t>
+      </w:r>
+      <w:r>
+        <w:rPr>
+          <w:rFonts w:cstheme="minorHAnsi"/>
+          <w:sz w:val="16"/>
+          <w:szCs w:val="16"/>
+        </w:rPr>
+        <w:t xml:space="preserve"> asume o asuma en el futuro frente a </w:t>
+      </w:r>
+      <w:r>
+        <w:rPr>
+          <w:rFonts w:cstheme="minorHAnsi"/>
+          <w:b/>
+          <w:sz w:val="16"/>
+          <w:szCs w:val="16"/>
+        </w:rPr>
+        <w:t>CREDIÁGIL</w:t>
+      </w:r>
+      <w:r>
+        <w:rPr>
+          <w:rFonts w:cstheme="minorHAnsi"/>
+          <w:sz w:val="16"/>
+          <w:szCs w:val="16"/>
+        </w:rPr>
+        <w:t xml:space="preserve">, generará un interés compensatorio fijo y en caso de incumplimiento las penalidades, así como las comisiones, impuestos y los gastos pactados - detallados en la Hoja Resumen (anexo 02), la misma que cuenta con todos los supuestos descritos en el artículo 18 del Reglamento de Transparencia de la Información y Contratación con Usuarios del Sistema Financiero (en adelante el Reglamento). Por su parte, </w:t>
+      </w:r>
+      <w:r>
+        <w:rPr>
+          <w:rFonts w:cstheme="minorHAnsi"/>
+          <w:b/>
+          <w:sz w:val="16"/>
+          <w:szCs w:val="16"/>
+        </w:rPr>
+        <w:t>EL CLIENTE</w:t>
+      </w:r>
+      <w:r>
+        <w:rPr>
+          <w:rFonts w:cstheme="minorHAnsi"/>
+          <w:sz w:val="16"/>
+          <w:szCs w:val="16"/>
+        </w:rPr>
+        <w:t xml:space="preserve"> constituye mediante la suscripción de este documento, primera y preferente Garantía Mobiliaria con entrega de la posesión, sobre las alhajas y joyas de oro que se detallan en el anexo 01 que forma parte integrante de este contrato, de acuerdo a lo establecido en los artículos 3, 17 y otros de la Ley de la Garantía Mobiliaria, Ley </w:t>
       </w:r>
       <w:proofErr w:type="spellStart"/>
       <w:r>
         <w:rPr>
           <w:rFonts w:cstheme="minorHAnsi"/>
-          <w:b/>
-          <w:bCs/>
-          <w:color w:val="000000"/>
-          <w:sz w:val="16"/>
-          <w:szCs w:val="16"/>
-          <w:lang w:val="es-MX"/>
-        </w:rPr>
-        <w:t>Nº</w:t>
+          <w:sz w:val="16"/>
+          <w:szCs w:val="16"/>
+        </w:rPr>
+        <w:t>N°</w:t>
       </w:r>
       <w:proofErr w:type="spellEnd"/>
       <w:r>
         <w:rPr>
           <w:rFonts w:cstheme="minorHAnsi"/>
-          <w:b/>
-          <w:bCs/>
-          <w:color w:val="000000"/>
-          <w:sz w:val="16"/>
-          <w:szCs w:val="16"/>
-        </w:rPr>
-        <w:t xml:space="preserve"> </w:t>
-      </w:r>
-      <w:r>
-        <w:rPr>
-          <w:rFonts w:cstheme="minorHAnsi"/>
-          <w:b/>
-          <w:bCs/>
-          <w:color w:val="000000"/>
-          <w:sz w:val="16"/>
-          <w:szCs w:val="16"/>
-        </w:rPr>
-        <w:t>${</w:t>
-      </w:r>
-      <w:r>
-        <w:rPr>
-          <w:rFonts w:cstheme="minorHAnsi"/>
-          <w:b/>
-          <w:bCs/>
-          <w:color w:val="000000"/>
-          <w:sz w:val="16"/>
-          <w:szCs w:val="16"/>
-        </w:rPr>
-        <w:t>RUC_EMPRESA</w:t>
-      </w:r>
-      <w:r>
-        <w:rPr>
-          <w:rFonts w:cstheme="minorHAnsi"/>
-          <w:b/>
-          <w:bCs/>
-          <w:color w:val="000000"/>
-          <w:sz w:val="16"/>
-          <w:szCs w:val="16"/>
-        </w:rPr>
-        <w:t>}</w:t>
-      </w:r>
-      <w:r>
-        <w:rPr>
-          <w:rFonts w:cstheme="minorHAnsi"/>
-          <w:b/>
-          <w:bCs/>
-          <w:color w:val="000000"/>
-          <w:sz w:val="16"/>
-          <w:szCs w:val="16"/>
-        </w:rPr>
-        <w:t xml:space="preserve">, con domicilio en </w:t>
-      </w:r>
-      <w:r>
-        <w:rPr>
-          <w:rFonts w:cstheme="minorHAnsi"/>
-          <w:b/>
-          <w:bCs/>
-          <w:color w:val="000000"/>
-          <w:sz w:val="16"/>
-          <w:szCs w:val="16"/>
-        </w:rPr>
-        <w:t>${</w:t>
-      </w:r>
-      <w:r>
-        <w:rPr>
-          <w:rFonts w:cstheme="minorHAnsi"/>
-          <w:b/>
-          <w:bCs/>
-          <w:color w:val="000000"/>
-          <w:sz w:val="16"/>
-          <w:szCs w:val="16"/>
-        </w:rPr>
-        <w:t>DOMICILIO_FISCAL</w:t>
-      </w:r>
-      <w:r>
-        <w:rPr>
-          <w:rFonts w:cstheme="minorHAnsi"/>
-          <w:b/>
-          <w:bCs/>
-          <w:color w:val="000000"/>
-          <w:sz w:val="16"/>
-          <w:szCs w:val="16"/>
-        </w:rPr>
-        <w:t>}</w:t>
-      </w:r>
-      <w:r>
-        <w:rPr>
-          <w:rFonts w:cstheme="minorHAnsi"/>
-          <w:b/>
-          <w:bCs/>
-          <w:color w:val="000000"/>
-          <w:sz w:val="16"/>
-          <w:szCs w:val="16"/>
-        </w:rPr>
-        <w:t xml:space="preserve">, debidamente representada por el(la) señor(a) </w:t>
-      </w:r>
-      <w:r>
-        <w:rPr>
-          <w:rFonts w:cstheme="minorHAnsi"/>
-          <w:b/>
-          <w:bCs/>
-          <w:color w:val="000000"/>
-          <w:sz w:val="16"/>
-          <w:szCs w:val="16"/>
-        </w:rPr>
-        <w:t>${</w:t>
-      </w:r>
-      <w:r>
-        <w:rPr>
-          <w:rFonts w:cstheme="minorHAnsi"/>
-          <w:b/>
-          <w:bCs/>
-          <w:color w:val="000000"/>
-          <w:sz w:val="16"/>
-          <w:szCs w:val="16"/>
-        </w:rPr>
-        <w:t>REPRESENTANTE_LEGAL</w:t>
-      </w:r>
-      <w:r>
-        <w:rPr>
-          <w:rFonts w:cstheme="minorHAnsi"/>
-          <w:b/>
-          <w:bCs/>
-          <w:color w:val="000000"/>
-          <w:sz w:val="16"/>
-          <w:szCs w:val="16"/>
-        </w:rPr>
-        <w:t>}</w:t>
-      </w:r>
-      <w:r>
-        <w:rPr>
-          <w:rFonts w:cstheme="minorHAnsi"/>
-          <w:b/>
-          <w:bCs/>
-          <w:color w:val="000000"/>
-          <w:sz w:val="16"/>
-          <w:szCs w:val="16"/>
-        </w:rPr>
-        <w:t xml:space="preserve"> con DNI </w:t>
+          <w:sz w:val="16"/>
+          <w:szCs w:val="16"/>
+        </w:rPr>
+        <w:t xml:space="preserve"> 28677, a favor de </w:t>
+      </w:r>
+      <w:r>
+        <w:rPr>
+          <w:rFonts w:cstheme="minorHAnsi"/>
+          <w:b/>
+          <w:sz w:val="16"/>
+          <w:szCs w:val="16"/>
+        </w:rPr>
+        <w:t>CREDIÁGIL</w:t>
+      </w:r>
+      <w:r>
+        <w:rPr>
+          <w:rFonts w:cstheme="minorHAnsi"/>
+          <w:sz w:val="16"/>
+          <w:szCs w:val="16"/>
+        </w:rPr>
+        <w:t>, hasta por el valor de dichos bienes, según se detalla en el anexo 01 de este documento, y en respaldo del cumplimiento del pago de (i) el Préstamo, (</w:t>
       </w:r>
       <w:proofErr w:type="spellStart"/>
       <w:r>
         <w:rPr>
           <w:rFonts w:cstheme="minorHAnsi"/>
-          <w:b/>
-          <w:bCs/>
-          <w:color w:val="000000"/>
-          <w:sz w:val="16"/>
-          <w:szCs w:val="16"/>
-          <w:lang w:val="es-MX"/>
-        </w:rPr>
-        <w:t>Nº</w:t>
+          <w:sz w:val="16"/>
+          <w:szCs w:val="16"/>
+        </w:rPr>
+        <w:t>ii</w:t>
       </w:r>
       <w:proofErr w:type="spellEnd"/>
       <w:r>
         <w:rPr>
           <w:rFonts w:cstheme="minorHAnsi"/>
-          <w:b/>
-          <w:bCs/>
-          <w:color w:val="000000"/>
-          <w:sz w:val="16"/>
-          <w:szCs w:val="16"/>
-        </w:rPr>
-        <w:t xml:space="preserve"> </w:t>
-      </w:r>
-      <w:r>
-        <w:rPr>
-          <w:rFonts w:cstheme="minorHAnsi"/>
-          <w:b/>
-          <w:bCs/>
-          <w:color w:val="000000"/>
-          <w:sz w:val="16"/>
-          <w:szCs w:val="16"/>
-        </w:rPr>
-        <w:t>${</w:t>
-      </w:r>
-      <w:r>
-        <w:rPr>
-          <w:rFonts w:cstheme="minorHAnsi"/>
-          <w:b/>
-          <w:bCs/>
-          <w:color w:val="000000"/>
-          <w:sz w:val="16"/>
-          <w:szCs w:val="16"/>
-        </w:rPr>
-        <w:t>DNI_REPRESENTANTE</w:t>
-      </w:r>
-      <w:r>
-        <w:rPr>
-          <w:rFonts w:cstheme="minorHAnsi"/>
-          <w:b/>
-          <w:bCs/>
-          <w:color w:val="000000"/>
-          <w:sz w:val="16"/>
-          <w:szCs w:val="16"/>
-        </w:rPr>
-        <w:t>}</w:t>
-      </w:r>
-      <w:r>
-        <w:rPr>
-          <w:rFonts w:cstheme="minorHAnsi"/>
-          <w:b/>
-          <w:bCs/>
-          <w:color w:val="000000"/>
-          <w:sz w:val="16"/>
-          <w:szCs w:val="16"/>
-        </w:rPr>
-        <w:t xml:space="preserve">, con poderes inscritos en la partida </w:t>
+          <w:sz w:val="16"/>
+          <w:szCs w:val="16"/>
+        </w:rPr>
+        <w:t>) de los futuros Préstamos que pueda asumir y (</w:t>
       </w:r>
       <w:proofErr w:type="spellStart"/>
       <w:r>
         <w:rPr>
           <w:rFonts w:cstheme="minorHAnsi"/>
-          <w:b/>
-          <w:bCs/>
-          <w:color w:val="000000"/>
-          <w:sz w:val="16"/>
-          <w:szCs w:val="16"/>
-          <w:lang w:val="es-MX"/>
-        </w:rPr>
-        <w:t>Nº</w:t>
+          <w:sz w:val="16"/>
+          <w:szCs w:val="16"/>
+        </w:rPr>
+        <w:t>iii</w:t>
       </w:r>
       <w:proofErr w:type="spellEnd"/>
       <w:r>
         <w:rPr>
           <w:rFonts w:cstheme="minorHAnsi"/>
-          <w:b/>
-          <w:bCs/>
-          <w:color w:val="000000"/>
-          <w:sz w:val="16"/>
-          <w:szCs w:val="16"/>
-        </w:rPr>
-        <w:t xml:space="preserve"> </w:t>
-      </w:r>
-      <w:r>
-        <w:rPr>
-          <w:rFonts w:cstheme="minorHAnsi"/>
-          <w:b/>
-          <w:bCs/>
-          <w:color w:val="000000"/>
-          <w:sz w:val="16"/>
-          <w:szCs w:val="16"/>
-        </w:rPr>
-        <w:t>${</w:t>
-      </w:r>
-      <w:r>
-        <w:rPr>
-          <w:rFonts w:cstheme="minorHAnsi"/>
-          <w:b/>
-          <w:bCs/>
-          <w:color w:val="000000"/>
-          <w:sz w:val="16"/>
-          <w:szCs w:val="16"/>
-        </w:rPr>
-        <w:t>PARTIDA_EMPRESA</w:t>
-      </w:r>
-      <w:r>
-        <w:rPr>
-          <w:rFonts w:cstheme="minorHAnsi"/>
-          <w:b/>
-          <w:bCs/>
-          <w:color w:val="000000"/>
-          <w:sz w:val="16"/>
-          <w:szCs w:val="16"/>
-        </w:rPr>
-        <w:t>}</w:t>
-      </w:r>
-      <w:r>
-        <w:rPr>
-          <w:rFonts w:cstheme="minorHAnsi"/>
-          <w:b/>
-          <w:bCs/>
-          <w:color w:val="000000"/>
-          <w:sz w:val="16"/>
-          <w:szCs w:val="16"/>
-        </w:rPr>
-        <w:t xml:space="preserve"> de </w:t>
-      </w:r>
-      <w:r>
-        <w:rPr>
-          <w:rFonts w:cstheme="minorHAnsi"/>
-          <w:b/>
-          <w:bCs/>
-          <w:color w:val="000000"/>
-          <w:sz w:val="16"/>
-          <w:szCs w:val="16"/>
-        </w:rPr>
-        <w:t>${</w:t>
-      </w:r>
-      <w:r>
-        <w:rPr>
-          <w:rFonts w:cstheme="minorHAnsi"/>
-          <w:b/>
-          <w:bCs/>
-          <w:color w:val="000000"/>
-          <w:sz w:val="16"/>
-          <w:szCs w:val="16"/>
-        </w:rPr>
-        <w:t>REGISTRO_CIUDAD</w:t>
-      </w:r>
-      <w:r>
-        <w:rPr>
-          <w:rFonts w:cstheme="minorHAnsi"/>
-          <w:b/>
-          <w:bCs/>
-          <w:color w:val="000000"/>
-          <w:sz w:val="16"/>
-          <w:szCs w:val="16"/>
-        </w:rPr>
-        <w:t>}</w:t>
-      </w:r>
-      <w:r>
-        <w:rPr>
-          <w:rFonts w:cstheme="minorHAnsi"/>
-          <w:b/>
-          <w:bCs/>
-          <w:color w:val="000000"/>
-          <w:sz w:val="16"/>
-          <w:szCs w:val="16"/>
-        </w:rPr>
-        <w:t>.</w:t>
+          <w:sz w:val="16"/>
+          <w:szCs w:val="16"/>
+        </w:rPr>
+        <w:t xml:space="preserve">) cualquier otra obligación de </w:t>
+      </w:r>
+      <w:r>
+        <w:rPr>
+          <w:rFonts w:cstheme="minorHAnsi"/>
+          <w:b/>
+          <w:sz w:val="16"/>
+          <w:szCs w:val="16"/>
+        </w:rPr>
+        <w:t>EL CLIENTE</w:t>
+      </w:r>
+      <w:r>
+        <w:rPr>
+          <w:rFonts w:cstheme="minorHAnsi"/>
+          <w:sz w:val="16"/>
+          <w:szCs w:val="16"/>
+        </w:rPr>
+        <w:t xml:space="preserve"> frente a </w:t>
+      </w:r>
+      <w:r>
+        <w:rPr>
+          <w:rFonts w:cstheme="minorHAnsi"/>
+          <w:b/>
+          <w:sz w:val="16"/>
+          <w:szCs w:val="16"/>
+        </w:rPr>
+        <w:t>CREDIÁGIL</w:t>
+      </w:r>
+      <w:r>
+        <w:rPr>
+          <w:rFonts w:cstheme="minorHAnsi"/>
+          <w:sz w:val="16"/>
+          <w:szCs w:val="16"/>
+        </w:rPr>
+        <w:t>, en los términos y condiciones establecidos en este documento.</w:t>
       </w:r>
     </w:p>
     <w:p>
@@ -772,23 +1385,10 @@
         <w:jc w:val="both"/>
         <w:rPr>
           <w:rFonts w:cstheme="minorHAnsi"/>
-          <w:color w:val="000000"/>
-          <w:sz w:val="16"/>
-          <w:szCs w:val="16"/>
-          <w:lang w:val="es-MX"/>
-        </w:rPr>
-      </w:pPr>
-      <w:r>
-        <w:rPr>
-          <w:rFonts w:cstheme="minorHAnsi"/>
-          <w:color w:val="000000"/>
-          <w:sz w:val="16"/>
-          <w:szCs w:val="16"/>
-          <w:lang w:val="es-MX"/>
-        </w:rPr>
-        <w:t>Ambas partes convienen en los términos y condiciones siguientes:</w:t>
-      </w:r>
-      <w:bookmarkEnd w:id="0"/>
+          <w:sz w:val="16"/>
+          <w:szCs w:val="16"/>
+        </w:rPr>
+      </w:pPr>
     </w:p>
     <w:p>
       <w:pPr>
@@ -797,12 +1397,24 @@
         <w:jc w:val="both"/>
         <w:rPr>
           <w:rFonts w:cstheme="minorHAnsi"/>
-          <w:color w:val="000000"/>
-          <w:sz w:val="16"/>
-          <w:szCs w:val="16"/>
-          <w:lang w:val="es-MX"/>
-        </w:rPr>
-      </w:pPr>
+          <w:b/>
+          <w:bCs/>
+          <w:sz w:val="16"/>
+          <w:szCs w:val="16"/>
+          <w:u w:val="single"/>
+        </w:rPr>
+      </w:pPr>
+      <w:r>
+        <w:rPr>
+          <w:rFonts w:cstheme="minorHAnsi"/>
+          <w:b/>
+          <w:bCs/>
+          <w:sz w:val="16"/>
+          <w:szCs w:val="16"/>
+          <w:u w:val="single"/>
+        </w:rPr>
+        <w:t>5.-PLAZO</w:t>
+      </w:r>
     </w:p>
     <w:p>
       <w:pPr>
@@ -813,18 +1425,66 @@
           <w:rFonts w:cstheme="minorHAnsi"/>
           <w:sz w:val="16"/>
           <w:szCs w:val="16"/>
-          <w:u w:val="single"/>
-        </w:rPr>
-      </w:pPr>
-      <w:r>
-        <w:rPr>
-          <w:rFonts w:cstheme="minorHAnsi"/>
-          <w:b/>
-          <w:sz w:val="16"/>
-          <w:szCs w:val="16"/>
-          <w:u w:val="single"/>
-        </w:rPr>
-        <w:t>1.- OBJETO</w:t>
+        </w:rPr>
+      </w:pPr>
+      <w:r>
+        <w:rPr>
+          <w:rFonts w:cstheme="minorHAnsi"/>
+          <w:sz w:val="16"/>
+          <w:szCs w:val="16"/>
+        </w:rPr>
+        <w:t xml:space="preserve">El plazo que otorga </w:t>
+      </w:r>
+      <w:r>
+        <w:rPr>
+          <w:rFonts w:cstheme="minorHAnsi"/>
+          <w:b/>
+          <w:sz w:val="16"/>
+          <w:szCs w:val="16"/>
+        </w:rPr>
+        <w:t>CREDIÁGIL</w:t>
+      </w:r>
+      <w:r>
+        <w:rPr>
+          <w:rFonts w:cstheme="minorHAnsi"/>
+          <w:sz w:val="16"/>
+          <w:szCs w:val="16"/>
+        </w:rPr>
+        <w:t xml:space="preserve"> a </w:t>
+      </w:r>
+      <w:r>
+        <w:rPr>
+          <w:rFonts w:cstheme="minorHAnsi"/>
+          <w:b/>
+          <w:sz w:val="16"/>
+          <w:szCs w:val="16"/>
+        </w:rPr>
+        <w:t>EL CLIENTE</w:t>
+      </w:r>
+      <w:r>
+        <w:rPr>
+          <w:rFonts w:cstheme="minorHAnsi"/>
+          <w:sz w:val="16"/>
+          <w:szCs w:val="16"/>
+        </w:rPr>
+        <w:t xml:space="preserve"> para el pago de su préstamo, es de 30 días calendario, a cuyo vencimiento </w:t>
+      </w:r>
+      <w:r>
+        <w:rPr>
+          <w:rFonts w:cstheme="minorHAnsi"/>
+          <w:b/>
+          <w:sz w:val="16"/>
+          <w:szCs w:val="16"/>
+        </w:rPr>
+        <w:t>EL CLIENTE</w:t>
+      </w:r>
+      <w:r>
+        <w:rPr>
+          <w:rFonts w:cstheme="minorHAnsi"/>
+          <w:sz w:val="16"/>
+          <w:szCs w:val="16"/>
+        </w:rPr>
+        <w:t xml:space="preserve"> podrá optar por alguna de las siguientes alternativas:</w:t>
       </w:r>
     </w:p>
     <w:p>
@@ -838,13 +1498,120 @@
           <w:szCs w:val="16"/>
         </w:rPr>
       </w:pPr>
-      <w:r>
-        <w:rPr>
-          <w:rFonts w:cstheme="minorHAnsi"/>
-          <w:sz w:val="16"/>
-          <w:szCs w:val="16"/>
-        </w:rPr>
-        <w:t xml:space="preserve">Por el presente Contrato, </w:t>
+    </w:p>
+    <w:p>
+      <w:pPr>
+        <w:spacing w:before="10" w:after="10" w:line="240" w:lineRule="auto"/>
+        <w:ind w:right="-1136"/>
+        <w:jc w:val="both"/>
+        <w:rPr>
+          <w:rFonts w:cstheme="minorHAnsi"/>
+          <w:sz w:val="16"/>
+          <w:szCs w:val="16"/>
+        </w:rPr>
+      </w:pPr>
+      <w:r>
+        <w:rPr>
+          <w:rFonts w:cstheme="minorHAnsi"/>
+          <w:sz w:val="16"/>
+          <w:szCs w:val="16"/>
+        </w:rPr>
+        <w:t>a. Pago total del capital del préstamo, así como el interés compensatorio fijo, penalidades (en caso de incumplimiento de pago en la fecha pactada), comisiones, gastos e impuestos pactados que se devenguen hasta la fecha en que se haga efectivo el pago.</w:t>
+      </w:r>
+    </w:p>
+    <w:p>
+      <w:pPr>
+        <w:spacing w:before="10" w:after="10" w:line="240" w:lineRule="auto"/>
+        <w:ind w:right="-1136"/>
+        <w:jc w:val="both"/>
+        <w:rPr>
+          <w:rFonts w:cstheme="minorHAnsi"/>
+          <w:sz w:val="16"/>
+          <w:szCs w:val="16"/>
+        </w:rPr>
+      </w:pPr>
+    </w:p>
+    <w:p>
+      <w:pPr>
+        <w:spacing w:before="10" w:after="10" w:line="240" w:lineRule="auto"/>
+        <w:ind w:right="-1136"/>
+        <w:jc w:val="both"/>
+        <w:rPr>
+          <w:rFonts w:cstheme="minorHAnsi"/>
+          <w:sz w:val="16"/>
+          <w:szCs w:val="16"/>
+        </w:rPr>
+      </w:pPr>
+      <w:r>
+        <w:rPr>
+          <w:rFonts w:cstheme="minorHAnsi"/>
+          <w:sz w:val="16"/>
+          <w:szCs w:val="16"/>
+        </w:rPr>
+        <w:t>b. Pago parcial del capital del préstamo y el total del interés compensatorio fijo, penalidades (en caso de incumplimiento de pago en la fecha pactada), comisiones, gastos e impuestos pactados que se devenguen hasta la fecha en que se haga efectivo el pago.</w:t>
+      </w:r>
+    </w:p>
+    <w:p>
+      <w:pPr>
+        <w:spacing w:before="10" w:after="10" w:line="240" w:lineRule="auto"/>
+        <w:ind w:right="-1136"/>
+        <w:jc w:val="both"/>
+        <w:rPr>
+          <w:rFonts w:cstheme="minorHAnsi"/>
+          <w:sz w:val="16"/>
+          <w:szCs w:val="16"/>
+        </w:rPr>
+      </w:pPr>
+    </w:p>
+    <w:p>
+      <w:pPr>
+        <w:spacing w:before="10" w:after="10" w:line="240" w:lineRule="auto"/>
+        <w:ind w:right="-1136"/>
+        <w:jc w:val="both"/>
+        <w:rPr>
+          <w:rFonts w:cstheme="minorHAnsi"/>
+          <w:sz w:val="16"/>
+          <w:szCs w:val="16"/>
+        </w:rPr>
+      </w:pPr>
+      <w:r>
+        <w:rPr>
+          <w:rFonts w:cstheme="minorHAnsi"/>
+          <w:sz w:val="16"/>
+          <w:szCs w:val="16"/>
+        </w:rPr>
+        <w:t>c. Pago total del interés compensatorio fijo, penalidades (en caso de incumplimiento de pago en la fecha pactada), comisiones, gastos e impuestos pactados que se devenguen hasta la fecha en que se haga efectivo el pago.</w:t>
+      </w:r>
+    </w:p>
+    <w:p>
+      <w:pPr>
+        <w:spacing w:before="10" w:after="10" w:line="240" w:lineRule="auto"/>
+        <w:ind w:right="-1136"/>
+        <w:jc w:val="both"/>
+        <w:rPr>
+          <w:rFonts w:cstheme="minorHAnsi"/>
+          <w:sz w:val="16"/>
+          <w:szCs w:val="16"/>
+        </w:rPr>
+      </w:pPr>
+    </w:p>
+    <w:p>
+      <w:pPr>
+        <w:spacing w:after="0" w:line="240" w:lineRule="auto"/>
+        <w:ind w:right="-1136"/>
+        <w:rPr>
+          <w:rFonts w:cstheme="minorHAnsi"/>
+          <w:sz w:val="16"/>
+          <w:szCs w:val="16"/>
+        </w:rPr>
+      </w:pPr>
+      <w:r>
+        <w:rPr>
+          <w:rFonts w:cstheme="minorHAnsi"/>
+          <w:sz w:val="16"/>
+          <w:szCs w:val="16"/>
+        </w:rPr>
+        <w:t xml:space="preserve">Los pagos antes señalados serán en efectivo y únicamente en las agencias de </w:t>
       </w:r>
       <w:r>
         <w:rPr>
@@ -861,59 +1628,19 @@
           <w:sz w:val="16"/>
           <w:szCs w:val="16"/>
         </w:rPr>
-        <w:t xml:space="preserve"> concede a </w:t>
-      </w:r>
-      <w:r>
-        <w:rPr>
-          <w:rFonts w:cstheme="minorHAnsi"/>
-          <w:b/>
-          <w:sz w:val="16"/>
-          <w:szCs w:val="16"/>
-        </w:rPr>
-        <w:t>EL CLIENTE</w:t>
-      </w:r>
-      <w:r>
-        <w:rPr>
-          <w:rFonts w:cstheme="minorHAnsi"/>
-          <w:sz w:val="16"/>
-          <w:szCs w:val="16"/>
-        </w:rPr>
-        <w:t xml:space="preserve"> un préstamo de dinero y por su parte, </w:t>
-      </w:r>
-      <w:r>
-        <w:rPr>
-          <w:rFonts w:cstheme="minorHAnsi"/>
-          <w:b/>
-          <w:sz w:val="16"/>
-          <w:szCs w:val="16"/>
-        </w:rPr>
-        <w:t>EL CLIENTE</w:t>
-      </w:r>
-      <w:r>
-        <w:rPr>
-          <w:rFonts w:cstheme="minorHAnsi"/>
-          <w:sz w:val="16"/>
-          <w:szCs w:val="16"/>
-        </w:rPr>
-        <w:t xml:space="preserve"> se compromete a pagar el préstamo en los términos pactados y, para el caso de un incumplimiento, constituye primera y preferente Garantía Mobiliaria en respaldo del préstamo y todas las obligaciones presentes y futuras que asuma frente a </w:t>
-      </w:r>
-      <w:r>
-        <w:rPr>
-          <w:rFonts w:cstheme="minorHAnsi"/>
-          <w:b/>
-          <w:sz w:val="16"/>
-          <w:szCs w:val="16"/>
-        </w:rPr>
-        <w:t>CREDIÁGIL</w:t>
-      </w:r>
-      <w:r>
-        <w:rPr>
-          <w:rFonts w:cstheme="minorHAnsi"/>
-          <w:sz w:val="16"/>
-          <w:szCs w:val="16"/>
-        </w:rPr>
-        <w:t>, tal como se detalla en la Cláusula 4 siguiente.</w:t>
-      </w:r>
+        <w:t xml:space="preserve">. </w:t>
+      </w:r>
+    </w:p>
+    <w:p>
+      <w:pPr>
+        <w:spacing w:after="0" w:line="240" w:lineRule="auto"/>
+        <w:ind w:right="-1136"/>
+        <w:rPr>
+          <w:rFonts w:cstheme="minorHAnsi"/>
+          <w:sz w:val="16"/>
+          <w:szCs w:val="16"/>
+        </w:rPr>
+      </w:pPr>
     </w:p>
     <w:p>
       <w:pPr>
@@ -922,882 +1649,16 @@
         <w:jc w:val="both"/>
         <w:rPr>
           <w:rFonts w:cstheme="minorHAnsi"/>
-          <w:b/>
-          <w:sz w:val="16"/>
-          <w:szCs w:val="16"/>
-        </w:rPr>
-      </w:pPr>
-    </w:p>
-    <w:p>
-      <w:pPr>
-        <w:spacing w:before="10" w:after="10" w:line="240" w:lineRule="auto"/>
-        <w:ind w:right="-1136"/>
-        <w:jc w:val="both"/>
-        <w:rPr>
-          <w:rFonts w:cstheme="minorHAnsi"/>
-          <w:b/>
-          <w:sz w:val="16"/>
-          <w:szCs w:val="16"/>
-          <w:u w:val="single"/>
-        </w:rPr>
-      </w:pPr>
-      <w:r>
-        <w:rPr>
-          <w:rFonts w:cstheme="minorHAnsi"/>
-          <w:b/>
-          <w:sz w:val="16"/>
-          <w:szCs w:val="16"/>
-          <w:u w:val="single"/>
-        </w:rPr>
-        <w:t>2.-EL CONTRATO</w:t>
-      </w:r>
-    </w:p>
-    <w:p>
-      <w:pPr>
-        <w:spacing w:before="10" w:after="10" w:line="240" w:lineRule="auto"/>
-        <w:ind w:right="-1136"/>
-        <w:jc w:val="both"/>
-        <w:rPr>
-          <w:rFonts w:cstheme="minorHAnsi"/>
-          <w:sz w:val="16"/>
-          <w:szCs w:val="16"/>
-        </w:rPr>
-      </w:pPr>
-      <w:r>
-        <w:rPr>
-          <w:rFonts w:cstheme="minorHAnsi"/>
-          <w:sz w:val="16"/>
-          <w:szCs w:val="16"/>
-        </w:rPr>
-        <w:t xml:space="preserve">Al firmar este Contrato, </w:t>
-      </w:r>
-      <w:r>
-        <w:rPr>
-          <w:rFonts w:cstheme="minorHAnsi"/>
-          <w:b/>
-          <w:sz w:val="16"/>
-          <w:szCs w:val="16"/>
-        </w:rPr>
-        <w:t>EL CLIENTE</w:t>
-      </w:r>
-      <w:r>
-        <w:rPr>
-          <w:rFonts w:cstheme="minorHAnsi"/>
-          <w:sz w:val="16"/>
-          <w:szCs w:val="16"/>
-        </w:rPr>
-        <w:t xml:space="preserve"> declara estar conforme con todas sus cláusulas, términos y con la información consignada en el anexo 01 de este documento, así como en la hoja resumen (anexo 02) las cuales forman parte integrante del mismo. Declara haber verificado que la descripción de los bienes otorgados en Garantía Mobiliaria es correcta y que la fecha del Préstamo y su vencimiento son los pactados. </w:t>
-      </w:r>
-      <w:r>
-        <w:rPr>
-          <w:rFonts w:cstheme="minorHAnsi"/>
-          <w:b/>
-          <w:sz w:val="16"/>
-          <w:szCs w:val="16"/>
-        </w:rPr>
-        <w:t>CREDIÁGIL</w:t>
-      </w:r>
-      <w:r>
-        <w:rPr>
-          <w:rFonts w:cstheme="minorHAnsi"/>
-          <w:sz w:val="16"/>
-          <w:szCs w:val="16"/>
-        </w:rPr>
-        <w:t xml:space="preserve"> no reconocerá adulteraciones, borrones, enmendaduras, ni modificación alguna en la información consignada en el anexo 01 que </w:t>
-      </w:r>
-      <w:r>
-        <w:rPr>
-          <w:rFonts w:cstheme="minorHAnsi"/>
-          <w:b/>
-          <w:sz w:val="16"/>
-          <w:szCs w:val="16"/>
-        </w:rPr>
-        <w:t>EL CLIENTE</w:t>
-      </w:r>
-      <w:r>
-        <w:rPr>
-          <w:rFonts w:cstheme="minorHAnsi"/>
-          <w:sz w:val="16"/>
-          <w:szCs w:val="16"/>
-        </w:rPr>
-        <w:t xml:space="preserve"> pueda efectuar. Este documento se extiende por duplicado quedando un ejemplar en poder de </w:t>
-      </w:r>
-      <w:r>
-        <w:rPr>
-          <w:rFonts w:cstheme="minorHAnsi"/>
-          <w:b/>
-          <w:sz w:val="16"/>
-          <w:szCs w:val="16"/>
-        </w:rPr>
-        <w:t>CREDIÁGIL</w:t>
-      </w:r>
-      <w:r>
-        <w:rPr>
-          <w:rFonts w:cstheme="minorHAnsi"/>
-          <w:sz w:val="16"/>
-          <w:szCs w:val="16"/>
-        </w:rPr>
-        <w:t xml:space="preserve"> y otro en poder de </w:t>
-      </w:r>
-      <w:r>
-        <w:rPr>
-          <w:rFonts w:cstheme="minorHAnsi"/>
-          <w:b/>
-          <w:sz w:val="16"/>
-          <w:szCs w:val="16"/>
-        </w:rPr>
-        <w:t>EL CLIENTE</w:t>
-      </w:r>
-      <w:r>
-        <w:rPr>
-          <w:rFonts w:cstheme="minorHAnsi"/>
-          <w:sz w:val="16"/>
-          <w:szCs w:val="16"/>
-        </w:rPr>
-        <w:t xml:space="preserve">. En caso de duda, se preferirá el ejemplar del Contrato que obra en poder de </w:t>
-      </w:r>
-      <w:r>
-        <w:rPr>
-          <w:rFonts w:cstheme="minorHAnsi"/>
-          <w:b/>
-          <w:sz w:val="16"/>
-          <w:szCs w:val="16"/>
-        </w:rPr>
-        <w:t>CREDIÁGIL</w:t>
-      </w:r>
-      <w:r>
-        <w:rPr>
-          <w:rFonts w:cstheme="minorHAnsi"/>
-          <w:sz w:val="16"/>
-          <w:szCs w:val="16"/>
-        </w:rPr>
-        <w:t xml:space="preserve">. Se deja expresa constancia que </w:t>
-      </w:r>
-      <w:r>
-        <w:rPr>
-          <w:rFonts w:cstheme="minorHAnsi"/>
-          <w:b/>
-          <w:sz w:val="16"/>
-          <w:szCs w:val="16"/>
-        </w:rPr>
-        <w:t>EL CLIENTE</w:t>
-      </w:r>
-      <w:r>
-        <w:rPr>
-          <w:rFonts w:cstheme="minorHAnsi"/>
-          <w:sz w:val="16"/>
-          <w:szCs w:val="16"/>
-        </w:rPr>
-        <w:t xml:space="preserve"> no podrá ceder el presente Contrato a terceros.</w:t>
-      </w:r>
-    </w:p>
-    <w:p>
-      <w:pPr>
-        <w:spacing w:before="10" w:after="10" w:line="240" w:lineRule="auto"/>
-        <w:ind w:right="-1136"/>
-        <w:jc w:val="both"/>
-        <w:rPr>
-          <w:rFonts w:cstheme="minorHAnsi"/>
-          <w:sz w:val="16"/>
-          <w:szCs w:val="16"/>
-        </w:rPr>
-      </w:pPr>
-    </w:p>
-    <w:p>
-      <w:pPr>
-        <w:spacing w:before="10" w:after="10" w:line="240" w:lineRule="auto"/>
-        <w:ind w:right="-1136"/>
-        <w:jc w:val="both"/>
-        <w:rPr>
-          <w:rFonts w:cstheme="minorHAnsi"/>
-          <w:b/>
-          <w:bCs/>
-          <w:sz w:val="16"/>
-          <w:szCs w:val="16"/>
-          <w:u w:val="single"/>
-        </w:rPr>
-      </w:pPr>
-      <w:r>
-        <w:rPr>
-          <w:rFonts w:cstheme="minorHAnsi"/>
-          <w:b/>
-          <w:bCs/>
-          <w:sz w:val="16"/>
-          <w:szCs w:val="16"/>
-          <w:u w:val="single"/>
-        </w:rPr>
-        <w:t>3.-EXTRAVÍO DEL DOCUMENTO</w:t>
-      </w:r>
-    </w:p>
-    <w:p>
-      <w:pPr>
-        <w:spacing w:before="10" w:after="10" w:line="240" w:lineRule="auto"/>
-        <w:ind w:right="-1136"/>
-        <w:jc w:val="both"/>
-        <w:rPr>
-          <w:rFonts w:cstheme="minorHAnsi"/>
-          <w:sz w:val="16"/>
-          <w:szCs w:val="16"/>
-        </w:rPr>
-      </w:pPr>
-      <w:r>
-        <w:rPr>
-          <w:rFonts w:cstheme="minorHAnsi"/>
-          <w:sz w:val="16"/>
-          <w:szCs w:val="16"/>
-        </w:rPr>
-        <w:t xml:space="preserve">Este Contrato se representa en dos ejemplares. El que corresponde a </w:t>
-      </w:r>
-      <w:r>
-        <w:rPr>
-          <w:rFonts w:cstheme="minorHAnsi"/>
-          <w:b/>
-          <w:sz w:val="16"/>
-          <w:szCs w:val="16"/>
-        </w:rPr>
-        <w:t>EL CLIENTE</w:t>
-      </w:r>
-      <w:r>
-        <w:rPr>
-          <w:rFonts w:cstheme="minorHAnsi"/>
-          <w:sz w:val="16"/>
-          <w:szCs w:val="16"/>
-        </w:rPr>
-        <w:t xml:space="preserve"> es el único documento para que </w:t>
-      </w:r>
-      <w:r>
-        <w:rPr>
-          <w:rFonts w:cstheme="minorHAnsi"/>
-          <w:b/>
-          <w:sz w:val="16"/>
-          <w:szCs w:val="16"/>
-        </w:rPr>
-        <w:t>EL CLIENTE</w:t>
-      </w:r>
-      <w:r>
-        <w:rPr>
-          <w:rFonts w:cstheme="minorHAnsi"/>
-          <w:sz w:val="16"/>
-          <w:szCs w:val="16"/>
-        </w:rPr>
-        <w:t xml:space="preserve"> pueda solicitar la devolución de los bienes entregados en Garantía Mobiliaria, una vez que cancele el Préstamo y todas las obligaciones que mantenga frente a </w:t>
-      </w:r>
-      <w:r>
-        <w:rPr>
-          <w:rFonts w:cstheme="minorHAnsi"/>
-          <w:b/>
-          <w:sz w:val="16"/>
-          <w:szCs w:val="16"/>
-        </w:rPr>
-        <w:t>CREDIÁGIL</w:t>
-      </w:r>
-      <w:r>
-        <w:rPr>
-          <w:rFonts w:cstheme="minorHAnsi"/>
-          <w:sz w:val="16"/>
-          <w:szCs w:val="16"/>
-        </w:rPr>
-        <w:t xml:space="preserve">. Si el documento es extraviado por </w:t>
-      </w:r>
-      <w:r>
-        <w:rPr>
-          <w:rFonts w:cstheme="minorHAnsi"/>
-          <w:b/>
-          <w:sz w:val="16"/>
-          <w:szCs w:val="16"/>
-        </w:rPr>
-        <w:t>EL CLIENTE</w:t>
-      </w:r>
-      <w:r>
-        <w:rPr>
-          <w:rFonts w:cstheme="minorHAnsi"/>
-          <w:sz w:val="16"/>
-          <w:szCs w:val="16"/>
-        </w:rPr>
-        <w:t xml:space="preserve">, éste deberá acudir de inmediato al local donde recibió el Préstamo con una carta simple, dando cuenta del extravío a </w:t>
-      </w:r>
-      <w:r>
-        <w:rPr>
-          <w:rFonts w:cstheme="minorHAnsi"/>
-          <w:b/>
-          <w:sz w:val="16"/>
-          <w:szCs w:val="16"/>
-        </w:rPr>
-        <w:t>CREDIÁGIL</w:t>
-      </w:r>
-      <w:r>
-        <w:rPr>
-          <w:rFonts w:cstheme="minorHAnsi"/>
-          <w:sz w:val="16"/>
-          <w:szCs w:val="16"/>
-        </w:rPr>
-        <w:t xml:space="preserve">, quien previa identificación, emitirá a </w:t>
-      </w:r>
-      <w:r>
-        <w:rPr>
-          <w:rFonts w:cstheme="minorHAnsi"/>
-          <w:b/>
-          <w:sz w:val="16"/>
-          <w:szCs w:val="16"/>
-        </w:rPr>
-        <w:t>EL CLIENTE</w:t>
-      </w:r>
-      <w:r>
-        <w:rPr>
-          <w:rFonts w:cstheme="minorHAnsi"/>
-          <w:sz w:val="16"/>
-          <w:szCs w:val="16"/>
-        </w:rPr>
-        <w:t xml:space="preserve"> una copia simple del contrato original, cuyo costo será asumido por </w:t>
-      </w:r>
-      <w:r>
-        <w:rPr>
-          <w:rFonts w:cstheme="minorHAnsi"/>
-          <w:b/>
-          <w:sz w:val="16"/>
-          <w:szCs w:val="16"/>
-        </w:rPr>
-        <w:t>EL CLIENTE</w:t>
-      </w:r>
-      <w:r>
-        <w:rPr>
-          <w:rFonts w:cstheme="minorHAnsi"/>
-          <w:sz w:val="16"/>
-          <w:szCs w:val="16"/>
-        </w:rPr>
-        <w:t>. La comisión por duplicado de contrato consta en la Hoja Resumen.</w:t>
-      </w:r>
-    </w:p>
-    <w:p>
-      <w:pPr>
-        <w:spacing w:before="10" w:after="10" w:line="240" w:lineRule="auto"/>
-        <w:ind w:right="-1136"/>
-        <w:jc w:val="both"/>
-        <w:rPr>
-          <w:rFonts w:cstheme="minorHAnsi"/>
-          <w:sz w:val="16"/>
-          <w:szCs w:val="16"/>
-        </w:rPr>
-      </w:pPr>
-    </w:p>
-    <w:p>
-      <w:pPr>
-        <w:spacing w:before="10" w:after="10" w:line="240" w:lineRule="auto"/>
-        <w:ind w:right="-1136"/>
-        <w:jc w:val="both"/>
-        <w:rPr>
-          <w:rFonts w:cstheme="minorHAnsi"/>
-          <w:b/>
-          <w:bCs/>
-          <w:sz w:val="16"/>
-          <w:szCs w:val="16"/>
-          <w:u w:val="single"/>
-        </w:rPr>
-      </w:pPr>
-      <w:r>
-        <w:rPr>
-          <w:rFonts w:cstheme="minorHAnsi"/>
-          <w:b/>
-          <w:bCs/>
-          <w:sz w:val="16"/>
-          <w:szCs w:val="16"/>
-          <w:u w:val="single"/>
-        </w:rPr>
-        <w:t>4.-PRÉSTAMO Y GARANTÍA</w:t>
-      </w:r>
-    </w:p>
-    <w:p>
-      <w:pPr>
-        <w:spacing w:before="10" w:after="10" w:line="240" w:lineRule="auto"/>
-        <w:ind w:right="-1136"/>
-        <w:jc w:val="both"/>
-        <w:rPr>
-          <w:rFonts w:cstheme="minorHAnsi"/>
-          <w:sz w:val="16"/>
-          <w:szCs w:val="16"/>
-        </w:rPr>
-      </w:pPr>
-      <w:r>
-        <w:rPr>
-          <w:rFonts w:cstheme="minorHAnsi"/>
-          <w:sz w:val="16"/>
-          <w:szCs w:val="16"/>
-        </w:rPr>
-        <w:t xml:space="preserve">Por el presente Contrato, </w:t>
-      </w:r>
-      <w:r>
-        <w:rPr>
-          <w:rFonts w:cstheme="minorHAnsi"/>
-          <w:b/>
-          <w:sz w:val="16"/>
-          <w:szCs w:val="16"/>
-        </w:rPr>
-        <w:t>CREDIÁGIL</w:t>
-      </w:r>
-      <w:r>
-        <w:rPr>
-          <w:rFonts w:cstheme="minorHAnsi"/>
-          <w:sz w:val="16"/>
-          <w:szCs w:val="16"/>
-        </w:rPr>
-        <w:t xml:space="preserve"> otorga a </w:t>
-      </w:r>
-      <w:r>
-        <w:rPr>
-          <w:rFonts w:cstheme="minorHAnsi"/>
-          <w:b/>
-          <w:sz w:val="16"/>
-          <w:szCs w:val="16"/>
-        </w:rPr>
-        <w:t>EL CLIENTE</w:t>
-      </w:r>
-      <w:r>
-        <w:rPr>
-          <w:rFonts w:cstheme="minorHAnsi"/>
-          <w:sz w:val="16"/>
-          <w:szCs w:val="16"/>
-        </w:rPr>
-        <w:t xml:space="preserve"> en calidad de Préstamo la suma de dinero en efectivo en moneda nacional que se indican conjuntamente en el anexo 01 y anexo 02 de este documento. Las obligaciones que </w:t>
-      </w:r>
-      <w:r>
-        <w:rPr>
-          <w:rFonts w:cstheme="minorHAnsi"/>
-          <w:b/>
-          <w:sz w:val="16"/>
-          <w:szCs w:val="16"/>
-        </w:rPr>
-        <w:t>EL CLIENTE</w:t>
-      </w:r>
-      <w:r>
-        <w:rPr>
-          <w:rFonts w:cstheme="minorHAnsi"/>
-          <w:sz w:val="16"/>
-          <w:szCs w:val="16"/>
-        </w:rPr>
-        <w:t xml:space="preserve"> asume o asuma en el futuro frente a </w:t>
-      </w:r>
-      <w:r>
-        <w:rPr>
-          <w:rFonts w:cstheme="minorHAnsi"/>
-          <w:b/>
-          <w:sz w:val="16"/>
-          <w:szCs w:val="16"/>
-        </w:rPr>
-        <w:t>CREDIÁGIL</w:t>
-      </w:r>
-      <w:r>
-        <w:rPr>
-          <w:rFonts w:cstheme="minorHAnsi"/>
-          <w:sz w:val="16"/>
-          <w:szCs w:val="16"/>
-        </w:rPr>
-        <w:t xml:space="preserve">, generará un interés compensatorio fijo y en caso de incumplimiento las penalidades, así como las comisiones, impuestos y los gastos pactados - detallados en la Hoja Resumen (anexo 02), la misma que cuenta con todos los supuestos descritos en el artículo 18 del Reglamento de Transparencia de la Información y Contratación con Usuarios del Sistema Financiero (en adelante el Reglamento). Por su parte, </w:t>
-      </w:r>
-      <w:r>
-        <w:rPr>
-          <w:rFonts w:cstheme="minorHAnsi"/>
-          <w:b/>
-          <w:sz w:val="16"/>
-          <w:szCs w:val="16"/>
-        </w:rPr>
-        <w:t>EL CLIENTE</w:t>
-      </w:r>
-      <w:r>
-        <w:rPr>
-          <w:rFonts w:cstheme="minorHAnsi"/>
-          <w:sz w:val="16"/>
-          <w:szCs w:val="16"/>
-        </w:rPr>
-        <w:t xml:space="preserve"> constituye mediante la suscripción de este documento, primera y preferente Garantía Mobiliaria con entrega de la posesión, sobre las alhajas y joyas de oro que se detallan en el anexo 01 que forma parte integrante de este contrato, de acuerdo a lo establecido en los artículos 3, 17 y otros de la Ley de la Garantía Mobiliaria, Ley </w:t>
-      </w:r>
-      <w:proofErr w:type="spellStart"/>
-      <w:r>
-        <w:rPr>
-          <w:rFonts w:cstheme="minorHAnsi"/>
-          <w:sz w:val="16"/>
-          <w:szCs w:val="16"/>
-        </w:rPr>
-        <w:t>N°</w:t>
-      </w:r>
-      <w:proofErr w:type="spellEnd"/>
-      <w:r>
-        <w:rPr>
-          <w:rFonts w:cstheme="minorHAnsi"/>
-          <w:sz w:val="16"/>
-          <w:szCs w:val="16"/>
-        </w:rPr>
-        <w:t xml:space="preserve"> 28677, a favor de </w:t>
-      </w:r>
-      <w:r>
-        <w:rPr>
-          <w:rFonts w:cstheme="minorHAnsi"/>
-          <w:b/>
-          <w:sz w:val="16"/>
-          <w:szCs w:val="16"/>
-        </w:rPr>
-        <w:t>CREDIÁGIL</w:t>
-      </w:r>
-      <w:r>
-        <w:rPr>
-          <w:rFonts w:cstheme="minorHAnsi"/>
-          <w:sz w:val="16"/>
-          <w:szCs w:val="16"/>
-        </w:rPr>
-        <w:t>, hasta por el valor de dichos bienes, según se detalla en el anexo 01 de este documento, y en respaldo del cumplimiento del pago de (i) el Préstamo, (</w:t>
-      </w:r>
-      <w:proofErr w:type="spellStart"/>
-      <w:r>
-        <w:rPr>
-          <w:rFonts w:cstheme="minorHAnsi"/>
-          <w:sz w:val="16"/>
-          <w:szCs w:val="16"/>
-        </w:rPr>
-        <w:t>ii</w:t>
-      </w:r>
-      <w:proofErr w:type="spellEnd"/>
-      <w:r>
-        <w:rPr>
-          <w:rFonts w:cstheme="minorHAnsi"/>
-          <w:sz w:val="16"/>
-          <w:szCs w:val="16"/>
-        </w:rPr>
-        <w:t>) de los futuros Préstamos que pueda asumir y (</w:t>
-      </w:r>
-      <w:proofErr w:type="spellStart"/>
-      <w:r>
-        <w:rPr>
-          <w:rFonts w:cstheme="minorHAnsi"/>
-          <w:sz w:val="16"/>
-          <w:szCs w:val="16"/>
-        </w:rPr>
-        <w:t>iii</w:t>
-      </w:r>
-      <w:proofErr w:type="spellEnd"/>
-      <w:r>
-        <w:rPr>
-          <w:rFonts w:cstheme="minorHAnsi"/>
-          <w:sz w:val="16"/>
-          <w:szCs w:val="16"/>
-        </w:rPr>
-        <w:t xml:space="preserve">) cualquier otra obligación de </w:t>
-      </w:r>
-      <w:r>
-        <w:rPr>
-          <w:rFonts w:cstheme="minorHAnsi"/>
-          <w:b/>
-          <w:sz w:val="16"/>
-          <w:szCs w:val="16"/>
-        </w:rPr>
-        <w:t>EL CLIENTE</w:t>
-      </w:r>
-      <w:r>
-        <w:rPr>
-          <w:rFonts w:cstheme="minorHAnsi"/>
-          <w:sz w:val="16"/>
-          <w:szCs w:val="16"/>
-        </w:rPr>
-        <w:t xml:space="preserve"> frente a </w:t>
-      </w:r>
-      <w:r>
-        <w:rPr>
-          <w:rFonts w:cstheme="minorHAnsi"/>
-          <w:b/>
-          <w:sz w:val="16"/>
-          <w:szCs w:val="16"/>
-        </w:rPr>
-        <w:t>CREDIÁGIL</w:t>
-      </w:r>
-      <w:r>
-        <w:rPr>
-          <w:rFonts w:cstheme="minorHAnsi"/>
-          <w:sz w:val="16"/>
-          <w:szCs w:val="16"/>
-        </w:rPr>
-        <w:t>, en los términos y condiciones establecidos en este documento.</w:t>
-      </w:r>
-    </w:p>
-    <w:p>
-      <w:pPr>
-        <w:spacing w:before="10" w:after="10" w:line="240" w:lineRule="auto"/>
-        <w:ind w:right="-1136"/>
-        <w:jc w:val="both"/>
-        <w:rPr>
-          <w:rFonts w:cstheme="minorHAnsi"/>
-          <w:sz w:val="16"/>
-          <w:szCs w:val="16"/>
-        </w:rPr>
-      </w:pPr>
-    </w:p>
-    <w:p>
-      <w:pPr>
-        <w:spacing w:before="10" w:after="10" w:line="240" w:lineRule="auto"/>
-        <w:ind w:right="-1136"/>
-        <w:jc w:val="both"/>
-        <w:rPr>
-          <w:rFonts w:cstheme="minorHAnsi"/>
-          <w:b/>
-          <w:bCs/>
-          <w:sz w:val="16"/>
-          <w:szCs w:val="16"/>
-          <w:u w:val="single"/>
-        </w:rPr>
-      </w:pPr>
-      <w:r>
-        <w:rPr>
-          <w:rFonts w:cstheme="minorHAnsi"/>
-          <w:b/>
-          <w:bCs/>
-          <w:sz w:val="16"/>
-          <w:szCs w:val="16"/>
-          <w:u w:val="single"/>
-        </w:rPr>
-        <w:t>5.-PLAZO</w:t>
-      </w:r>
-    </w:p>
-    <w:p>
-      <w:pPr>
-        <w:spacing w:before="10" w:after="10" w:line="240" w:lineRule="auto"/>
-        <w:ind w:right="-1136"/>
-        <w:jc w:val="both"/>
-        <w:rPr>
-          <w:rFonts w:cstheme="minorHAnsi"/>
-          <w:sz w:val="16"/>
-          <w:szCs w:val="16"/>
-        </w:rPr>
-      </w:pPr>
-      <w:r>
-        <w:rPr>
-          <w:rFonts w:cstheme="minorHAnsi"/>
-          <w:sz w:val="16"/>
-          <w:szCs w:val="16"/>
-        </w:rPr>
-        <w:t xml:space="preserve">El plazo que otorga </w:t>
-      </w:r>
-      <w:r>
-        <w:rPr>
-          <w:rFonts w:cstheme="minorHAnsi"/>
-          <w:b/>
-          <w:sz w:val="16"/>
-          <w:szCs w:val="16"/>
-        </w:rPr>
-        <w:t>CREDIÁGIL</w:t>
-      </w:r>
-      <w:r>
-        <w:rPr>
-          <w:rFonts w:cstheme="minorHAnsi"/>
-          <w:sz w:val="16"/>
-          <w:szCs w:val="16"/>
-        </w:rPr>
-        <w:t xml:space="preserve"> a </w:t>
-      </w:r>
-      <w:r>
-        <w:rPr>
-          <w:rFonts w:cstheme="minorHAnsi"/>
-          <w:b/>
-          <w:sz w:val="16"/>
-          <w:szCs w:val="16"/>
-        </w:rPr>
-        <w:t>EL CLIENTE</w:t>
-      </w:r>
-      <w:r>
-        <w:rPr>
-          <w:rFonts w:cstheme="minorHAnsi"/>
-          <w:sz w:val="16"/>
-          <w:szCs w:val="16"/>
-        </w:rPr>
-        <w:t xml:space="preserve"> para el pago de su préstamo, es de 30 días calendario, a cuyo vencimiento </w:t>
-      </w:r>
-      <w:r>
-        <w:rPr>
-          <w:rFonts w:cstheme="minorHAnsi"/>
-          <w:b/>
-          <w:sz w:val="16"/>
-          <w:szCs w:val="16"/>
-        </w:rPr>
-        <w:t>EL CLIENTE</w:t>
-      </w:r>
-      <w:r>
-        <w:rPr>
-          <w:rFonts w:cstheme="minorHAnsi"/>
-          <w:sz w:val="16"/>
-          <w:szCs w:val="16"/>
-        </w:rPr>
-        <w:t xml:space="preserve"> podrá optar por alguna de las siguientes alternativas:</w:t>
-      </w:r>
-    </w:p>
-    <w:p>
-      <w:pPr>
-        <w:spacing w:before="10" w:after="10" w:line="240" w:lineRule="auto"/>
-        <w:ind w:right="-1136"/>
-        <w:jc w:val="both"/>
-        <w:rPr>
-          <w:rFonts w:cstheme="minorHAnsi"/>
-          <w:sz w:val="16"/>
-          <w:szCs w:val="16"/>
-        </w:rPr>
-      </w:pPr>
-    </w:p>
-    <w:p>
-      <w:pPr>
-        <w:spacing w:before="10" w:after="10" w:line="240" w:lineRule="auto"/>
-        <w:ind w:right="-1136"/>
-        <w:jc w:val="both"/>
-        <w:rPr>
-          <w:rFonts w:cstheme="minorHAnsi"/>
-          <w:sz w:val="16"/>
-          <w:szCs w:val="16"/>
-        </w:rPr>
-      </w:pPr>
-      <w:r>
-        <w:rPr>
-          <w:rFonts w:cstheme="minorHAnsi"/>
-          <w:sz w:val="16"/>
-          <w:szCs w:val="16"/>
-        </w:rPr>
-        <w:t>a. Pago total del capital del préstamo, así como el interés compensatorio fijo, penalidades (en caso de incumplimiento de pago en la fecha pactada), comisiones, gastos e impuestos pactados que se devenguen hasta la fecha en que se haga efectivo el pago.</w:t>
-      </w:r>
-    </w:p>
-    <w:p>
-      <w:pPr>
-        <w:spacing w:before="10" w:after="10" w:line="240" w:lineRule="auto"/>
-        <w:ind w:right="-1136"/>
-        <w:jc w:val="both"/>
-        <w:rPr>
-          <w:rFonts w:cstheme="minorHAnsi"/>
-          <w:sz w:val="16"/>
-          <w:szCs w:val="16"/>
-        </w:rPr>
-      </w:pPr>
-    </w:p>
-    <w:p>
-      <w:pPr>
-        <w:spacing w:before="10" w:after="10" w:line="240" w:lineRule="auto"/>
-        <w:ind w:right="-1136"/>
-        <w:jc w:val="both"/>
-        <w:rPr>
-          <w:rFonts w:cstheme="minorHAnsi"/>
-          <w:sz w:val="16"/>
-          <w:szCs w:val="16"/>
-        </w:rPr>
-      </w:pPr>
-      <w:r>
-        <w:rPr>
-          <w:rFonts w:cstheme="minorHAnsi"/>
-          <w:sz w:val="16"/>
-          <w:szCs w:val="16"/>
-        </w:rPr>
-        <w:t>b. Pago parcial del capital del préstamo y el total del interés compensatorio fijo, penalidades (en caso de incumplimiento de pago en la fecha pactada), comisiones, gastos e impuestos pactados que se devenguen hasta la fecha en que se haga efectivo el pago.</w:t>
-      </w:r>
-    </w:p>
-    <w:p>
-      <w:pPr>
-        <w:spacing w:before="10" w:after="10" w:line="240" w:lineRule="auto"/>
-        <w:ind w:right="-1136"/>
-        <w:jc w:val="both"/>
-        <w:rPr>
-          <w:rFonts w:cstheme="minorHAnsi"/>
-          <w:sz w:val="16"/>
-          <w:szCs w:val="16"/>
-        </w:rPr>
-      </w:pPr>
-    </w:p>
-    <w:p>
-      <w:pPr>
-        <w:spacing w:before="10" w:after="10" w:line="240" w:lineRule="auto"/>
-        <w:ind w:right="-1136"/>
-        <w:jc w:val="both"/>
-        <w:rPr>
-          <w:rFonts w:cstheme="minorHAnsi"/>
-          <w:sz w:val="16"/>
-          <w:szCs w:val="16"/>
-        </w:rPr>
-      </w:pPr>
-      <w:r>
-        <w:rPr>
-          <w:rFonts w:cstheme="minorHAnsi"/>
-          <w:sz w:val="16"/>
-          <w:szCs w:val="16"/>
-        </w:rPr>
-        <w:t>c. Pago total del interés compensatorio fijo, penalidades (en caso de incumplimiento de pago en la fecha pactada), comisiones, gastos e impuestos pactados que se devenguen hasta la fecha en que se haga efectivo el pago.</w:t>
-      </w:r>
-    </w:p>
-    <w:p>
-      <w:pPr>
-        <w:spacing w:before="10" w:after="10" w:line="240" w:lineRule="auto"/>
-        <w:ind w:right="-1136"/>
-        <w:jc w:val="both"/>
-        <w:rPr>
-          <w:rFonts w:cstheme="minorHAnsi"/>
-          <w:sz w:val="16"/>
-          <w:szCs w:val="16"/>
-        </w:rPr>
-      </w:pPr>
-    </w:p>
-    <w:p>
-      <w:pPr>
-        <w:spacing w:after="0" w:line="240" w:lineRule="auto"/>
-        <w:ind w:right="-1136"/>
-        <w:rPr>
-          <w:rFonts w:cstheme="minorHAnsi"/>
-          <w:sz w:val="16"/>
-          <w:szCs w:val="16"/>
-        </w:rPr>
-      </w:pPr>
-      <w:r>
-        <w:rPr>
-          <w:rFonts w:cstheme="minorHAnsi"/>
-          <w:sz w:val="16"/>
-          <w:szCs w:val="16"/>
-        </w:rPr>
-        <w:t xml:space="preserve">Los pagos antes señalados serán en efectivo y únicamente en las agencias de </w:t>
-      </w:r>
-      <w:r>
-        <w:rPr>
-          <w:rFonts w:cstheme="minorHAnsi"/>
-          <w:b/>
-          <w:sz w:val="16"/>
-          <w:szCs w:val="16"/>
-        </w:rPr>
-        <w:t>CREDIÁGIL</w:t>
-      </w:r>
-      <w:r>
-        <w:rPr>
-          <w:rFonts w:cstheme="minorHAnsi"/>
-          <w:sz w:val="16"/>
-          <w:szCs w:val="16"/>
-        </w:rPr>
-        <w:t xml:space="preserve">. </w:t>
-      </w:r>
-    </w:p>
-    <w:p>
-      <w:pPr>
-        <w:spacing w:after="0" w:line="240" w:lineRule="auto"/>
-        <w:ind w:right="-1136"/>
-        <w:rPr>
-          <w:rFonts w:cstheme="minorHAnsi"/>
-          <w:sz w:val="16"/>
-          <w:szCs w:val="16"/>
-        </w:rPr>
-      </w:pPr>
-    </w:p>
-    <w:p>
-      <w:pPr>
-        <w:spacing w:before="10" w:after="10" w:line="240" w:lineRule="auto"/>
-        <w:ind w:right="-1136"/>
-        <w:jc w:val="both"/>
-        <w:rPr>
-          <w:rFonts w:cstheme="minorHAnsi"/>
-          <w:sz w:val="16"/>
-          <w:szCs w:val="16"/>
-        </w:rPr>
-      </w:pPr>
-      <w:r>
-        <w:rPr>
-          <w:rFonts w:cstheme="minorHAnsi"/>
-          <w:sz w:val="16"/>
-          <w:szCs w:val="16"/>
-        </w:rPr>
-        <w:lastRenderedPageBreak/>
+          <w:sz w:val="16"/>
+          <w:szCs w:val="16"/>
+        </w:rPr>
+      </w:pPr>
+      <w:r>
+        <w:rPr>
+          <w:rFonts w:cstheme="minorHAnsi"/>
+          <w:sz w:val="16"/>
+          <w:szCs w:val="16"/>
+        </w:rPr>
         <w:t xml:space="preserve">De optarse por las alternativas b </w:t>
       </w:r>
       <w:r>
@@ -3060,7 +2921,6 @@
           <w:szCs w:val="16"/>
           <w:u w:val="single"/>
         </w:rPr>
-        <w:lastRenderedPageBreak/>
         <w:t>12.-DECLARACION JURADA</w:t>
       </w:r>
     </w:p>
@@ -7089,25 +6949,7 @@
           <w:sz w:val="16"/>
           <w:szCs w:val="16"/>
         </w:rPr>
-        <w:t>___________________________________________</w:t>
-      </w:r>
-      <w:r>
-        <w:rPr>
-          <w:rFonts w:cstheme="minorHAnsi"/>
-          <w:color w:val="000000"/>
-          <w:sz w:val="16"/>
-          <w:szCs w:val="16"/>
-        </w:rPr>
-        <w:t>____</w:t>
-      </w:r>
-      <w:r>
-        <w:rPr>
-          <w:rFonts w:cstheme="minorHAnsi"/>
-          <w:color w:val="000000"/>
-          <w:sz w:val="16"/>
-          <w:szCs w:val="16"/>
-        </w:rPr>
-        <w:t>_____________            _____________________________________________________________________</w:t>
+        <w:t>____________________________________________________________            _____________________________________________________________________</w:t>
       </w:r>
     </w:p>
     <w:bookmarkEnd w:id="1"/>
@@ -7307,16 +7149,7 @@
           <w:sz w:val="18"/>
           <w:szCs w:val="20"/>
         </w:rPr>
-        <w:t xml:space="preserve">    CREDIÁGIL                                                                                                      </w:t>
-      </w:r>
-      <w:r>
-        <w:rPr>
-          <w:rFonts w:cstheme="minorHAnsi"/>
-          <w:color w:val="000000"/>
-          <w:sz w:val="18"/>
-          <w:szCs w:val="20"/>
-        </w:rPr>
-        <w:t xml:space="preserve">          </w:t>
+        <w:t xml:space="preserve">    CREDIÁGIL                                                                                                                </w:t>
       </w:r>
       <w:r>
         <w:rPr>
@@ -7571,16 +7404,7 @@
           <w:sz w:val="18"/>
           <w:szCs w:val="20"/>
         </w:rPr>
-        <w:t xml:space="preserve">                                                                  </w:t>
-      </w:r>
-      <w:r>
-        <w:rPr>
-          <w:rFonts w:cstheme="minorHAnsi"/>
-          <w:color w:val="000000"/>
-          <w:sz w:val="18"/>
-          <w:szCs w:val="20"/>
-        </w:rPr>
-        <w:t xml:space="preserve">   </w:t>
+        <w:t xml:space="preserve">                                                                     </w:t>
       </w:r>
       <w:r>
         <w:rPr>

--- a/CrediAgil/Templates/CONTRATO - PRENDA JOYAS - EMPRESA.docx
+++ b/CrediAgil/Templates/CONTRATO - PRENDA JOYAS - EMPRESA.docx
@@ -345,7 +345,6 @@
           <w:szCs w:val="16"/>
         </w:rPr>
       </w:pPr>
-      <w:bookmarkStart w:id="0" w:name="_Hlk223339298"/>
       <w:r>
         <w:rPr>
           <w:rFonts w:cstheme="minorHAnsi"/>
@@ -444,6 +443,66 @@
           <w:sz w:val="16"/>
           <w:szCs w:val="16"/>
         </w:rPr>
+        <w:t xml:space="preserve">, con teléfono </w:t>
+      </w:r>
+      <w:proofErr w:type="spellStart"/>
+      <w:r>
+        <w:rPr>
+          <w:rFonts w:cstheme="minorHAnsi"/>
+          <w:color w:val="000000"/>
+          <w:sz w:val="16"/>
+          <w:szCs w:val="16"/>
+        </w:rPr>
+        <w:t>N°</w:t>
+      </w:r>
+      <w:proofErr w:type="spellEnd"/>
+      <w:r>
+        <w:rPr>
+          <w:rFonts w:cstheme="minorHAnsi"/>
+          <w:color w:val="000000"/>
+          <w:sz w:val="16"/>
+          <w:szCs w:val="16"/>
+        </w:rPr>
+        <w:t xml:space="preserve"> </w:t>
+      </w:r>
+      <w:r>
+        <w:rPr>
+          <w:rFonts w:cstheme="minorHAnsi"/>
+          <w:b/>
+          <w:bCs/>
+          <w:color w:val="000000"/>
+          <w:sz w:val="16"/>
+          <w:szCs w:val="16"/>
+        </w:rPr>
+        <w:t>${TEL_EMPRESA}</w:t>
+      </w:r>
+      <w:r>
+        <w:rPr>
+          <w:rFonts w:cstheme="minorHAnsi"/>
+          <w:color w:val="000000"/>
+          <w:sz w:val="16"/>
+          <w:szCs w:val="16"/>
+        </w:rPr>
+        <w:t xml:space="preserve"> y correo electrónico </w:t>
+      </w:r>
+      <w:r>
+        <w:rPr>
+          <w:rFonts w:cstheme="minorHAnsi"/>
+          <w:b/>
+          <w:bCs/>
+          <w:color w:val="000000"/>
+          <w:sz w:val="16"/>
+          <w:szCs w:val="16"/>
+        </w:rPr>
+        <w:t>${EMAIL_EMPRESA}</w:t>
+      </w:r>
+      <w:r>
+        <w:rPr>
+          <w:rFonts w:cstheme="minorHAnsi"/>
+          <w:color w:val="000000"/>
+          <w:sz w:val="16"/>
+          <w:szCs w:val="16"/>
+        </w:rPr>
         <w:t xml:space="preserve">, debidamente representada por el (la) señor(a) </w:t>
       </w:r>
       <w:r>
@@ -564,6 +623,66 @@
           <w:sz w:val="16"/>
           <w:szCs w:val="16"/>
         </w:rPr>
+        <w:t xml:space="preserve">, con teléfono </w:t>
+      </w:r>
+      <w:proofErr w:type="spellStart"/>
+      <w:r>
+        <w:rPr>
+          <w:rFonts w:cstheme="minorHAnsi"/>
+          <w:color w:val="000000"/>
+          <w:sz w:val="16"/>
+          <w:szCs w:val="16"/>
+        </w:rPr>
+        <w:t>N°</w:t>
+      </w:r>
+      <w:proofErr w:type="spellEnd"/>
+      <w:r>
+        <w:rPr>
+          <w:rFonts w:cstheme="minorHAnsi"/>
+          <w:color w:val="000000"/>
+          <w:sz w:val="16"/>
+          <w:szCs w:val="16"/>
+        </w:rPr>
+        <w:t xml:space="preserve"> </w:t>
+      </w:r>
+      <w:r>
+        <w:rPr>
+          <w:rFonts w:cstheme="minorHAnsi"/>
+          <w:b/>
+          <w:bCs/>
+          <w:color w:val="000000"/>
+          <w:sz w:val="16"/>
+          <w:szCs w:val="16"/>
+        </w:rPr>
+        <w:t>${TEL_REP_LEGAL}</w:t>
+      </w:r>
+      <w:r>
+        <w:rPr>
+          <w:rFonts w:cstheme="minorHAnsi"/>
+          <w:color w:val="000000"/>
+          <w:sz w:val="16"/>
+          <w:szCs w:val="16"/>
+        </w:rPr>
+        <w:t xml:space="preserve"> y correo electrónico </w:t>
+      </w:r>
+      <w:r>
+        <w:rPr>
+          <w:rFonts w:cstheme="minorHAnsi"/>
+          <w:b/>
+          <w:bCs/>
+          <w:color w:val="000000"/>
+          <w:sz w:val="16"/>
+          <w:szCs w:val="16"/>
+        </w:rPr>
+        <w:t>${EMAIL_REP_LEGAL}</w:t>
+      </w:r>
+      <w:r>
+        <w:rPr>
+          <w:rFonts w:cstheme="minorHAnsi"/>
+          <w:color w:val="000000"/>
+          <w:sz w:val="16"/>
+          <w:szCs w:val="16"/>
+        </w:rPr>
         <w:t xml:space="preserve">, con poderes inscritos en la </w:t>
       </w:r>
       <w:r>
@@ -630,27 +749,38 @@
     <w:p>
       <w:pPr>
         <w:spacing w:before="10" w:after="10" w:line="240" w:lineRule="auto"/>
-        <w:ind w:right="-1136"/>
+        <w:ind w:right="-1085"/>
         <w:jc w:val="both"/>
         <w:rPr>
           <w:rFonts w:cstheme="minorHAnsi"/>
           <w:color w:val="000000"/>
           <w:sz w:val="16"/>
           <w:szCs w:val="16"/>
+        </w:rPr>
+      </w:pPr>
+      <w:r>
+        <w:rPr>
+          <w:rFonts w:cstheme="minorHAnsi"/>
+          <w:color w:val="000000"/>
+          <w:sz w:val="16"/>
+          <w:szCs w:val="16"/>
+        </w:rPr>
+        <w:t>Ambas partes convienen en los términos y condiciones siguientes:</w:t>
+      </w:r>
+    </w:p>
+    <w:p>
+      <w:pPr>
+        <w:spacing w:before="10" w:after="10" w:line="240" w:lineRule="auto"/>
+        <w:ind w:right="-1136"/>
+        <w:jc w:val="both"/>
+        <w:rPr>
+          <w:rFonts w:cstheme="minorHAnsi"/>
+          <w:color w:val="000000"/>
+          <w:sz w:val="16"/>
+          <w:szCs w:val="16"/>
           <w:lang w:val="es-MX"/>
         </w:rPr>
       </w:pPr>
-      <w:r>
-        <w:rPr>
-          <w:rFonts w:cstheme="minorHAnsi"/>
-          <w:color w:val="000000"/>
-          <w:sz w:val="16"/>
-          <w:szCs w:val="16"/>
-          <w:lang w:val="es-MX"/>
-        </w:rPr>
-        <w:t>Ambas partes convienen en los términos y condiciones siguientes:</w:t>
-      </w:r>
-      <w:bookmarkEnd w:id="0"/>
     </w:p>
     <w:p>
       <w:pPr>
@@ -659,12 +789,21 @@
         <w:jc w:val="both"/>
         <w:rPr>
           <w:rFonts w:cstheme="minorHAnsi"/>
-          <w:color w:val="000000"/>
-          <w:sz w:val="16"/>
-          <w:szCs w:val="16"/>
-          <w:lang w:val="es-MX"/>
-        </w:rPr>
-      </w:pPr>
+          <w:sz w:val="16"/>
+          <w:szCs w:val="16"/>
+          <w:u w:val="single"/>
+        </w:rPr>
+      </w:pPr>
+      <w:r>
+        <w:rPr>
+          <w:rFonts w:cstheme="minorHAnsi"/>
+          <w:b/>
+          <w:sz w:val="16"/>
+          <w:szCs w:val="16"/>
+          <w:u w:val="single"/>
+        </w:rPr>
+        <w:t>1.- OBJETO</w:t>
+      </w:r>
     </w:p>
     <w:p>
       <w:pPr>
@@ -675,6 +814,108 @@
           <w:rFonts w:cstheme="minorHAnsi"/>
           <w:sz w:val="16"/>
           <w:szCs w:val="16"/>
+        </w:rPr>
+      </w:pPr>
+      <w:r>
+        <w:rPr>
+          <w:rFonts w:cstheme="minorHAnsi"/>
+          <w:sz w:val="16"/>
+          <w:szCs w:val="16"/>
+        </w:rPr>
+        <w:t xml:space="preserve">Por el presente Contrato, </w:t>
+      </w:r>
+      <w:r>
+        <w:rPr>
+          <w:rFonts w:cstheme="minorHAnsi"/>
+          <w:b/>
+          <w:sz w:val="16"/>
+          <w:szCs w:val="16"/>
+        </w:rPr>
+        <w:t>CREDIÁGIL</w:t>
+      </w:r>
+      <w:r>
+        <w:rPr>
+          <w:rFonts w:cstheme="minorHAnsi"/>
+          <w:sz w:val="16"/>
+          <w:szCs w:val="16"/>
+        </w:rPr>
+        <w:t xml:space="preserve"> concede a </w:t>
+      </w:r>
+      <w:r>
+        <w:rPr>
+          <w:rFonts w:cstheme="minorHAnsi"/>
+          <w:b/>
+          <w:sz w:val="16"/>
+          <w:szCs w:val="16"/>
+        </w:rPr>
+        <w:t>EL CLIENTE</w:t>
+      </w:r>
+      <w:r>
+        <w:rPr>
+          <w:rFonts w:cstheme="minorHAnsi"/>
+          <w:sz w:val="16"/>
+          <w:szCs w:val="16"/>
+        </w:rPr>
+        <w:t xml:space="preserve"> un préstamo de dinero y por su parte, </w:t>
+      </w:r>
+      <w:r>
+        <w:rPr>
+          <w:rFonts w:cstheme="minorHAnsi"/>
+          <w:b/>
+          <w:sz w:val="16"/>
+          <w:szCs w:val="16"/>
+        </w:rPr>
+        <w:t>EL CLIENTE</w:t>
+      </w:r>
+      <w:r>
+        <w:rPr>
+          <w:rFonts w:cstheme="minorHAnsi"/>
+          <w:sz w:val="16"/>
+          <w:szCs w:val="16"/>
+        </w:rPr>
+        <w:t xml:space="preserve"> se compromete a pagar el préstamo en los términos pactados y, para el caso de un incumplimiento, constituye primera y preferente Garantía Mobiliaria en respaldo del préstamo y todas las obligaciones presentes y futuras que asuma frente a </w:t>
+      </w:r>
+      <w:r>
+        <w:rPr>
+          <w:rFonts w:cstheme="minorHAnsi"/>
+          <w:b/>
+          <w:sz w:val="16"/>
+          <w:szCs w:val="16"/>
+        </w:rPr>
+        <w:t>CREDIÁGIL</w:t>
+      </w:r>
+      <w:r>
+        <w:rPr>
+          <w:rFonts w:cstheme="minorHAnsi"/>
+          <w:sz w:val="16"/>
+          <w:szCs w:val="16"/>
+        </w:rPr>
+        <w:t>, tal como se detalla en la Cláusula 4 siguiente.</w:t>
+      </w:r>
+    </w:p>
+    <w:p>
+      <w:pPr>
+        <w:spacing w:before="10" w:after="10" w:line="240" w:lineRule="auto"/>
+        <w:ind w:right="-1136"/>
+        <w:jc w:val="both"/>
+        <w:rPr>
+          <w:rFonts w:cstheme="minorHAnsi"/>
+          <w:b/>
+          <w:sz w:val="16"/>
+          <w:szCs w:val="16"/>
+        </w:rPr>
+      </w:pPr>
+    </w:p>
+    <w:p>
+      <w:pPr>
+        <w:spacing w:before="10" w:after="10" w:line="240" w:lineRule="auto"/>
+        <w:ind w:right="-1136"/>
+        <w:jc w:val="both"/>
+        <w:rPr>
+          <w:rFonts w:cstheme="minorHAnsi"/>
+          <w:b/>
+          <w:sz w:val="16"/>
+          <w:szCs w:val="16"/>
           <w:u w:val="single"/>
         </w:rPr>
       </w:pPr>
@@ -686,7 +927,7 @@
           <w:szCs w:val="16"/>
           <w:u w:val="single"/>
         </w:rPr>
-        <w:t>1.- OBJETO</w:t>
+        <w:t>2.-EL CONTRATO</w:t>
       </w:r>
     </w:p>
     <w:p>
@@ -706,6 +947,360 @@
           <w:sz w:val="16"/>
           <w:szCs w:val="16"/>
         </w:rPr>
+        <w:t xml:space="preserve">Al firmar este Contrato, </w:t>
+      </w:r>
+      <w:r>
+        <w:rPr>
+          <w:rFonts w:cstheme="minorHAnsi"/>
+          <w:b/>
+          <w:sz w:val="16"/>
+          <w:szCs w:val="16"/>
+        </w:rPr>
+        <w:t>EL CLIENTE</w:t>
+      </w:r>
+      <w:r>
+        <w:rPr>
+          <w:rFonts w:cstheme="minorHAnsi"/>
+          <w:sz w:val="16"/>
+          <w:szCs w:val="16"/>
+        </w:rPr>
+        <w:t xml:space="preserve"> declara estar conforme con todas sus cláusulas, términos y con la información consignada en el anexo 01 de este documento, así como en la hoja resumen (anexo 02) las cuales forman parte integrante del mismo. Declara haber verificado que la descripción de los bienes otorgados en Garantía Mobiliaria es correcta y que la fecha del Préstamo y su vencimiento son los pactados. </w:t>
+      </w:r>
+      <w:r>
+        <w:rPr>
+          <w:rFonts w:cstheme="minorHAnsi"/>
+          <w:b/>
+          <w:sz w:val="16"/>
+          <w:szCs w:val="16"/>
+        </w:rPr>
+        <w:t>CREDIÁGIL</w:t>
+      </w:r>
+      <w:r>
+        <w:rPr>
+          <w:rFonts w:cstheme="minorHAnsi"/>
+          <w:sz w:val="16"/>
+          <w:szCs w:val="16"/>
+        </w:rPr>
+        <w:t xml:space="preserve"> no reconocerá adulteraciones, borrones, enmendaduras, ni modificación alguna en la información consignada en el anexo 01 que </w:t>
+      </w:r>
+      <w:r>
+        <w:rPr>
+          <w:rFonts w:cstheme="minorHAnsi"/>
+          <w:b/>
+          <w:sz w:val="16"/>
+          <w:szCs w:val="16"/>
+        </w:rPr>
+        <w:t>EL CLIENTE</w:t>
+      </w:r>
+      <w:r>
+        <w:rPr>
+          <w:rFonts w:cstheme="minorHAnsi"/>
+          <w:sz w:val="16"/>
+          <w:szCs w:val="16"/>
+        </w:rPr>
+        <w:t xml:space="preserve"> pueda efectuar. Este documento se extiende por duplicado quedando un ejemplar en poder de </w:t>
+      </w:r>
+      <w:r>
+        <w:rPr>
+          <w:rFonts w:cstheme="minorHAnsi"/>
+          <w:b/>
+          <w:sz w:val="16"/>
+          <w:szCs w:val="16"/>
+        </w:rPr>
+        <w:t>CREDIÁGIL</w:t>
+      </w:r>
+      <w:r>
+        <w:rPr>
+          <w:rFonts w:cstheme="minorHAnsi"/>
+          <w:sz w:val="16"/>
+          <w:szCs w:val="16"/>
+        </w:rPr>
+        <w:t xml:space="preserve"> y otro en poder de </w:t>
+      </w:r>
+      <w:r>
+        <w:rPr>
+          <w:rFonts w:cstheme="minorHAnsi"/>
+          <w:b/>
+          <w:sz w:val="16"/>
+          <w:szCs w:val="16"/>
+        </w:rPr>
+        <w:t>EL CLIENTE</w:t>
+      </w:r>
+      <w:r>
+        <w:rPr>
+          <w:rFonts w:cstheme="minorHAnsi"/>
+          <w:sz w:val="16"/>
+          <w:szCs w:val="16"/>
+        </w:rPr>
+        <w:t xml:space="preserve">. En caso de duda, se preferirá el ejemplar del Contrato que obra en poder de </w:t>
+      </w:r>
+      <w:r>
+        <w:rPr>
+          <w:rFonts w:cstheme="minorHAnsi"/>
+          <w:b/>
+          <w:sz w:val="16"/>
+          <w:szCs w:val="16"/>
+        </w:rPr>
+        <w:t>CREDIÁGIL</w:t>
+      </w:r>
+      <w:r>
+        <w:rPr>
+          <w:rFonts w:cstheme="minorHAnsi"/>
+          <w:sz w:val="16"/>
+          <w:szCs w:val="16"/>
+        </w:rPr>
+        <w:t xml:space="preserve">. Se deja expresa constancia que </w:t>
+      </w:r>
+      <w:r>
+        <w:rPr>
+          <w:rFonts w:cstheme="minorHAnsi"/>
+          <w:b/>
+          <w:sz w:val="16"/>
+          <w:szCs w:val="16"/>
+        </w:rPr>
+        <w:t>EL CLIENTE</w:t>
+      </w:r>
+      <w:r>
+        <w:rPr>
+          <w:rFonts w:cstheme="minorHAnsi"/>
+          <w:sz w:val="16"/>
+          <w:szCs w:val="16"/>
+        </w:rPr>
+        <w:t xml:space="preserve"> no podrá ceder el presente Contrato a terceros.</w:t>
+      </w:r>
+    </w:p>
+    <w:p>
+      <w:pPr>
+        <w:spacing w:before="10" w:after="10" w:line="240" w:lineRule="auto"/>
+        <w:ind w:right="-1136"/>
+        <w:jc w:val="both"/>
+        <w:rPr>
+          <w:rFonts w:cstheme="minorHAnsi"/>
+          <w:sz w:val="16"/>
+          <w:szCs w:val="16"/>
+        </w:rPr>
+      </w:pPr>
+    </w:p>
+    <w:p>
+      <w:pPr>
+        <w:spacing w:before="10" w:after="10" w:line="240" w:lineRule="auto"/>
+        <w:ind w:right="-1136"/>
+        <w:jc w:val="both"/>
+        <w:rPr>
+          <w:rFonts w:cstheme="minorHAnsi"/>
+          <w:b/>
+          <w:bCs/>
+          <w:sz w:val="16"/>
+          <w:szCs w:val="16"/>
+          <w:u w:val="single"/>
+        </w:rPr>
+      </w:pPr>
+      <w:r>
+        <w:rPr>
+          <w:rFonts w:cstheme="minorHAnsi"/>
+          <w:b/>
+          <w:bCs/>
+          <w:sz w:val="16"/>
+          <w:szCs w:val="16"/>
+          <w:u w:val="single"/>
+        </w:rPr>
+        <w:t>3.-EXTRAVÍO DEL DOCUMENTO</w:t>
+      </w:r>
+    </w:p>
+    <w:p>
+      <w:pPr>
+        <w:spacing w:before="10" w:after="10" w:line="240" w:lineRule="auto"/>
+        <w:ind w:right="-1136"/>
+        <w:jc w:val="both"/>
+        <w:rPr>
+          <w:rFonts w:cstheme="minorHAnsi"/>
+          <w:sz w:val="16"/>
+          <w:szCs w:val="16"/>
+        </w:rPr>
+      </w:pPr>
+      <w:r>
+        <w:rPr>
+          <w:rFonts w:cstheme="minorHAnsi"/>
+          <w:sz w:val="16"/>
+          <w:szCs w:val="16"/>
+        </w:rPr>
+        <w:t xml:space="preserve">Este Contrato se representa en dos ejemplares. El que corresponde a </w:t>
+      </w:r>
+      <w:r>
+        <w:rPr>
+          <w:rFonts w:cstheme="minorHAnsi"/>
+          <w:b/>
+          <w:sz w:val="16"/>
+          <w:szCs w:val="16"/>
+        </w:rPr>
+        <w:t>EL CLIENTE</w:t>
+      </w:r>
+      <w:r>
+        <w:rPr>
+          <w:rFonts w:cstheme="minorHAnsi"/>
+          <w:sz w:val="16"/>
+          <w:szCs w:val="16"/>
+        </w:rPr>
+        <w:t xml:space="preserve"> es el único documento para que </w:t>
+      </w:r>
+      <w:r>
+        <w:rPr>
+          <w:rFonts w:cstheme="minorHAnsi"/>
+          <w:b/>
+          <w:sz w:val="16"/>
+          <w:szCs w:val="16"/>
+        </w:rPr>
+        <w:t>EL CLIENTE</w:t>
+      </w:r>
+      <w:r>
+        <w:rPr>
+          <w:rFonts w:cstheme="minorHAnsi"/>
+          <w:sz w:val="16"/>
+          <w:szCs w:val="16"/>
+        </w:rPr>
+        <w:t xml:space="preserve"> pueda solicitar la devolución de los bienes entregados en Garantía Mobiliaria, una vez que cancele el Préstamo y todas las obligaciones que mantenga frente a </w:t>
+      </w:r>
+      <w:r>
+        <w:rPr>
+          <w:rFonts w:cstheme="minorHAnsi"/>
+          <w:b/>
+          <w:sz w:val="16"/>
+          <w:szCs w:val="16"/>
+        </w:rPr>
+        <w:t>CREDIÁGIL</w:t>
+      </w:r>
+      <w:r>
+        <w:rPr>
+          <w:rFonts w:cstheme="minorHAnsi"/>
+          <w:sz w:val="16"/>
+          <w:szCs w:val="16"/>
+        </w:rPr>
+        <w:t xml:space="preserve">. Si el documento es extraviado por </w:t>
+      </w:r>
+      <w:r>
+        <w:rPr>
+          <w:rFonts w:cstheme="minorHAnsi"/>
+          <w:b/>
+          <w:sz w:val="16"/>
+          <w:szCs w:val="16"/>
+        </w:rPr>
+        <w:t>EL CLIENTE</w:t>
+      </w:r>
+      <w:r>
+        <w:rPr>
+          <w:rFonts w:cstheme="minorHAnsi"/>
+          <w:sz w:val="16"/>
+          <w:szCs w:val="16"/>
+        </w:rPr>
+        <w:t xml:space="preserve">, éste deberá acudir de inmediato al local donde recibió el Préstamo con una carta simple, dando cuenta del extravío a </w:t>
+      </w:r>
+      <w:r>
+        <w:rPr>
+          <w:rFonts w:cstheme="minorHAnsi"/>
+          <w:b/>
+          <w:sz w:val="16"/>
+          <w:szCs w:val="16"/>
+        </w:rPr>
+        <w:t>CREDIÁGIL</w:t>
+      </w:r>
+      <w:r>
+        <w:rPr>
+          <w:rFonts w:cstheme="minorHAnsi"/>
+          <w:sz w:val="16"/>
+          <w:szCs w:val="16"/>
+        </w:rPr>
+        <w:t xml:space="preserve">, quien previa identificación, emitirá a </w:t>
+      </w:r>
+      <w:r>
+        <w:rPr>
+          <w:rFonts w:cstheme="minorHAnsi"/>
+          <w:b/>
+          <w:sz w:val="16"/>
+          <w:szCs w:val="16"/>
+        </w:rPr>
+        <w:t>EL CLIENTE</w:t>
+      </w:r>
+      <w:r>
+        <w:rPr>
+          <w:rFonts w:cstheme="minorHAnsi"/>
+          <w:sz w:val="16"/>
+          <w:szCs w:val="16"/>
+        </w:rPr>
+        <w:t xml:space="preserve"> una copia simple del contrato original, cuyo costo será asumido por </w:t>
+      </w:r>
+      <w:r>
+        <w:rPr>
+          <w:rFonts w:cstheme="minorHAnsi"/>
+          <w:b/>
+          <w:sz w:val="16"/>
+          <w:szCs w:val="16"/>
+        </w:rPr>
+        <w:t>EL CLIENTE</w:t>
+      </w:r>
+      <w:r>
+        <w:rPr>
+          <w:rFonts w:cstheme="minorHAnsi"/>
+          <w:sz w:val="16"/>
+          <w:szCs w:val="16"/>
+        </w:rPr>
+        <w:t>. La comisión por duplicado de contrato consta en la Hoja Resumen.</w:t>
+      </w:r>
+    </w:p>
+    <w:p>
+      <w:pPr>
+        <w:spacing w:before="10" w:after="10" w:line="240" w:lineRule="auto"/>
+        <w:ind w:right="-1136"/>
+        <w:jc w:val="both"/>
+        <w:rPr>
+          <w:rFonts w:cstheme="minorHAnsi"/>
+          <w:sz w:val="16"/>
+          <w:szCs w:val="16"/>
+        </w:rPr>
+      </w:pPr>
+    </w:p>
+    <w:p>
+      <w:pPr>
+        <w:spacing w:before="10" w:after="10" w:line="240" w:lineRule="auto"/>
+        <w:ind w:right="-1136"/>
+        <w:jc w:val="both"/>
+        <w:rPr>
+          <w:rFonts w:cstheme="minorHAnsi"/>
+          <w:b/>
+          <w:bCs/>
+          <w:sz w:val="16"/>
+          <w:szCs w:val="16"/>
+          <w:u w:val="single"/>
+        </w:rPr>
+      </w:pPr>
+      <w:r>
+        <w:rPr>
+          <w:rFonts w:cstheme="minorHAnsi"/>
+          <w:b/>
+          <w:bCs/>
+          <w:sz w:val="16"/>
+          <w:szCs w:val="16"/>
+          <w:u w:val="single"/>
+        </w:rPr>
+        <w:t>4.-PRÉSTAMO Y GARANTÍA</w:t>
+      </w:r>
+    </w:p>
+    <w:p>
+      <w:pPr>
+        <w:spacing w:before="10" w:after="10" w:line="240" w:lineRule="auto"/>
+        <w:ind w:right="-1136"/>
+        <w:jc w:val="both"/>
+        <w:rPr>
+          <w:rFonts w:cstheme="minorHAnsi"/>
+          <w:sz w:val="16"/>
+          <w:szCs w:val="16"/>
+        </w:rPr>
+      </w:pPr>
+      <w:r>
+        <w:rPr>
+          <w:rFonts w:cstheme="minorHAnsi"/>
+          <w:sz w:val="16"/>
+          <w:szCs w:val="16"/>
+        </w:rPr>
         <w:t xml:space="preserve">Por el presente Contrato, </w:t>
       </w:r>
       <w:r>
@@ -723,7 +1318,7 @@
           <w:sz w:val="16"/>
           <w:szCs w:val="16"/>
         </w:rPr>
-        <w:t xml:space="preserve"> concede a </w:t>
+        <w:t xml:space="preserve"> otorga a </w:t>
       </w:r>
       <w:r>
         <w:rPr>
@@ -740,7 +1335,7 @@
           <w:sz w:val="16"/>
           <w:szCs w:val="16"/>
         </w:rPr>
-        <w:t xml:space="preserve"> un préstamo de dinero y por su parte, </w:t>
+        <w:t xml:space="preserve"> en calidad de Préstamo la suma de dinero en efectivo en moneda nacional que se indican conjuntamente en el anexo 01 y anexo 02 de este documento. Las obligaciones que </w:t>
       </w:r>
       <w:r>
         <w:rPr>
@@ -757,7 +1352,7 @@
           <w:sz w:val="16"/>
           <w:szCs w:val="16"/>
         </w:rPr>
-        <w:t xml:space="preserve"> se compromete a pagar el préstamo en los términos pactados y, para el caso de un incumplimiento, constituye primera y preferente Garantía Mobiliaria en respaldo del préstamo y todas las obligaciones presentes y futuras que asuma frente a </w:t>
+        <w:t xml:space="preserve"> asume o asuma en el futuro frente a </w:t>
       </w:r>
       <w:r>
         <w:rPr>
@@ -774,7 +1369,129 @@
           <w:sz w:val="16"/>
           <w:szCs w:val="16"/>
         </w:rPr>
-        <w:t>, tal como se detalla en la Cláusula 4 siguiente.</w:t>
+        <w:t xml:space="preserve">, generará un interés compensatorio fijo y en caso de incumplimiento las penalidades, así como las comisiones, impuestos y los gastos pactados - detallados en la Hoja Resumen (anexo 02), la misma que cuenta con todos los supuestos descritos en el artículo 18 del Reglamento de Transparencia de la Información y Contratación con Usuarios del Sistema Financiero (en adelante el Reglamento). Por su parte, </w:t>
+      </w:r>
+      <w:r>
+        <w:rPr>
+          <w:rFonts w:cstheme="minorHAnsi"/>
+          <w:b/>
+          <w:sz w:val="16"/>
+          <w:szCs w:val="16"/>
+        </w:rPr>
+        <w:t>EL CLIENTE</w:t>
+      </w:r>
+      <w:r>
+        <w:rPr>
+          <w:rFonts w:cstheme="minorHAnsi"/>
+          <w:sz w:val="16"/>
+          <w:szCs w:val="16"/>
+        </w:rPr>
+        <w:t xml:space="preserve"> constituye mediante la suscripción de este documento, primera y preferente Garantía Mobiliaria con entrega de la posesión, sobre las alhajas y joyas de oro que se detallan en el anexo 01 que forma parte integrante de este contrato, de acuerdo a lo establecido en los artículos 3, 17 y otros de la Ley de la Garantía Mobiliaria, Ley </w:t>
+      </w:r>
+      <w:proofErr w:type="spellStart"/>
+      <w:r>
+        <w:rPr>
+          <w:rFonts w:cstheme="minorHAnsi"/>
+          <w:sz w:val="16"/>
+          <w:szCs w:val="16"/>
+        </w:rPr>
+        <w:t>N°</w:t>
+      </w:r>
+      <w:proofErr w:type="spellEnd"/>
+      <w:r>
+        <w:rPr>
+          <w:rFonts w:cstheme="minorHAnsi"/>
+          <w:sz w:val="16"/>
+          <w:szCs w:val="16"/>
+        </w:rPr>
+        <w:t xml:space="preserve"> 28677, a favor de </w:t>
+      </w:r>
+      <w:r>
+        <w:rPr>
+          <w:rFonts w:cstheme="minorHAnsi"/>
+          <w:b/>
+          <w:sz w:val="16"/>
+          <w:szCs w:val="16"/>
+        </w:rPr>
+        <w:t>CREDIÁGIL</w:t>
+      </w:r>
+      <w:r>
+        <w:rPr>
+          <w:rFonts w:cstheme="minorHAnsi"/>
+          <w:sz w:val="16"/>
+          <w:szCs w:val="16"/>
+        </w:rPr>
+        <w:t>, hasta por el valor de dichos bienes, según se detalla en el anexo 01 de este documento, y en respaldo del cumplimiento del pago de (i) el Préstamo, (</w:t>
+      </w:r>
+      <w:proofErr w:type="spellStart"/>
+      <w:r>
+        <w:rPr>
+          <w:rFonts w:cstheme="minorHAnsi"/>
+          <w:sz w:val="16"/>
+          <w:szCs w:val="16"/>
+        </w:rPr>
+        <w:t>ii</w:t>
+      </w:r>
+      <w:proofErr w:type="spellEnd"/>
+      <w:r>
+        <w:rPr>
+          <w:rFonts w:cstheme="minorHAnsi"/>
+          <w:sz w:val="16"/>
+          <w:szCs w:val="16"/>
+        </w:rPr>
+        <w:t>) de los futuros Préstamos que pueda asumir y (</w:t>
+      </w:r>
+      <w:proofErr w:type="spellStart"/>
+      <w:r>
+        <w:rPr>
+          <w:rFonts w:cstheme="minorHAnsi"/>
+          <w:sz w:val="16"/>
+          <w:szCs w:val="16"/>
+        </w:rPr>
+        <w:t>iii</w:t>
+      </w:r>
+      <w:proofErr w:type="spellEnd"/>
+      <w:r>
+        <w:rPr>
+          <w:rFonts w:cstheme="minorHAnsi"/>
+          <w:sz w:val="16"/>
+          <w:szCs w:val="16"/>
+        </w:rPr>
+        <w:t xml:space="preserve">) cualquier otra obligación de </w:t>
+      </w:r>
+      <w:r>
+        <w:rPr>
+          <w:rFonts w:cstheme="minorHAnsi"/>
+          <w:b/>
+          <w:sz w:val="16"/>
+          <w:szCs w:val="16"/>
+        </w:rPr>
+        <w:t>EL CLIENTE</w:t>
+      </w:r>
+      <w:r>
+        <w:rPr>
+          <w:rFonts w:cstheme="minorHAnsi"/>
+          <w:sz w:val="16"/>
+          <w:szCs w:val="16"/>
+        </w:rPr>
+        <w:t xml:space="preserve"> frente a </w:t>
+      </w:r>
+      <w:r>
+        <w:rPr>
+          <w:rFonts w:cstheme="minorHAnsi"/>
+          <w:b/>
+          <w:sz w:val="16"/>
+          <w:szCs w:val="16"/>
+        </w:rPr>
+        <w:t>CREDIÁGIL</w:t>
+      </w:r>
+      <w:r>
+        <w:rPr>
+          <w:rFonts w:cstheme="minorHAnsi"/>
+          <w:sz w:val="16"/>
+          <w:szCs w:val="16"/>
+        </w:rPr>
+        <w:t>, en los términos y condiciones establecidos en este documento.</w:t>
       </w:r>
     </w:p>
     <w:p>
@@ -784,7 +1501,6 @@
         <w:jc w:val="both"/>
         <w:rPr>
           <w:rFonts w:cstheme="minorHAnsi"/>
-          <w:b/>
           <w:sz w:val="16"/>
           <w:szCs w:val="16"/>
         </w:rPr>
@@ -798,6 +1514,7 @@
         <w:rPr>
           <w:rFonts w:cstheme="minorHAnsi"/>
           <w:b/>
+          <w:bCs/>
           <w:sz w:val="16"/>
           <w:szCs w:val="16"/>
           <w:u w:val="single"/>
@@ -807,11 +1524,12 @@
         <w:rPr>
           <w:rFonts w:cstheme="minorHAnsi"/>
           <w:b/>
+          <w:bCs/>
           <w:sz w:val="16"/>
           <w:szCs w:val="16"/>
           <w:u w:val="single"/>
         </w:rPr>
-        <w:t>2.-EL CONTRATO</w:t>
+        <w:t>5.-PLAZO</w:t>
       </w:r>
     </w:p>
     <w:p>
@@ -831,7 +1549,24 @@
           <w:sz w:val="16"/>
           <w:szCs w:val="16"/>
         </w:rPr>
-        <w:t xml:space="preserve">Al firmar este Contrato, </w:t>
+        <w:t xml:space="preserve">El plazo que otorga </w:t>
+      </w:r>
+      <w:r>
+        <w:rPr>
+          <w:rFonts w:cstheme="minorHAnsi"/>
+          <w:b/>
+          <w:sz w:val="16"/>
+          <w:szCs w:val="16"/>
+        </w:rPr>
+        <w:t>CREDIÁGIL</w:t>
+      </w:r>
+      <w:r>
+        <w:rPr>
+          <w:rFonts w:cstheme="minorHAnsi"/>
+          <w:sz w:val="16"/>
+          <w:szCs w:val="16"/>
+        </w:rPr>
+        <w:t xml:space="preserve"> a </w:t>
       </w:r>
       <w:r>
         <w:rPr>
@@ -848,24 +1583,7 @@
           <w:sz w:val="16"/>
           <w:szCs w:val="16"/>
         </w:rPr>
-        <w:t xml:space="preserve"> declara estar conforme con todas sus cláusulas, términos y con la información consignada en el anexo 01 de este documento, así como en la hoja resumen (anexo 02) las cuales forman parte integrante del mismo. Declara haber verificado que la descripción de los bienes otorgados en Garantía Mobiliaria es correcta y que la fecha del Préstamo y su vencimiento son los pactados. </w:t>
-      </w:r>
-      <w:r>
-        <w:rPr>
-          <w:rFonts w:cstheme="minorHAnsi"/>
-          <w:b/>
-          <w:sz w:val="16"/>
-          <w:szCs w:val="16"/>
-        </w:rPr>
-        <w:t>CREDIÁGIL</w:t>
-      </w:r>
-      <w:r>
-        <w:rPr>
-          <w:rFonts w:cstheme="minorHAnsi"/>
-          <w:sz w:val="16"/>
-          <w:szCs w:val="16"/>
-        </w:rPr>
-        <w:t xml:space="preserve"> no reconocerá adulteraciones, borrones, enmendaduras, ni modificación alguna en la información consignada en el anexo 01 que </w:t>
+        <w:t xml:space="preserve"> para el pago de su préstamo, es de 30 días calendario, a cuyo vencimiento </w:t>
       </w:r>
       <w:r>
         <w:rPr>
@@ -882,75 +1600,7 @@
           <w:sz w:val="16"/>
           <w:szCs w:val="16"/>
         </w:rPr>
-        <w:t xml:space="preserve"> pueda efectuar. Este documento se extiende por duplicado quedando un ejemplar en poder de </w:t>
-      </w:r>
-      <w:r>
-        <w:rPr>
-          <w:rFonts w:cstheme="minorHAnsi"/>
-          <w:b/>
-          <w:sz w:val="16"/>
-          <w:szCs w:val="16"/>
-        </w:rPr>
-        <w:t>CREDIÁGIL</w:t>
-      </w:r>
-      <w:r>
-        <w:rPr>
-          <w:rFonts w:cstheme="minorHAnsi"/>
-          <w:sz w:val="16"/>
-          <w:szCs w:val="16"/>
-        </w:rPr>
-        <w:t xml:space="preserve"> y otro en poder de </w:t>
-      </w:r>
-      <w:r>
-        <w:rPr>
-          <w:rFonts w:cstheme="minorHAnsi"/>
-          <w:b/>
-          <w:sz w:val="16"/>
-          <w:szCs w:val="16"/>
-        </w:rPr>
-        <w:t>EL CLIENTE</w:t>
-      </w:r>
-      <w:r>
-        <w:rPr>
-          <w:rFonts w:cstheme="minorHAnsi"/>
-          <w:sz w:val="16"/>
-          <w:szCs w:val="16"/>
-        </w:rPr>
-        <w:t xml:space="preserve">. En caso de duda, se preferirá el ejemplar del Contrato que obra en poder de </w:t>
-      </w:r>
-      <w:r>
-        <w:rPr>
-          <w:rFonts w:cstheme="minorHAnsi"/>
-          <w:b/>
-          <w:sz w:val="16"/>
-          <w:szCs w:val="16"/>
-        </w:rPr>
-        <w:t>CREDIÁGIL</w:t>
-      </w:r>
-      <w:r>
-        <w:rPr>
-          <w:rFonts w:cstheme="minorHAnsi"/>
-          <w:sz w:val="16"/>
-          <w:szCs w:val="16"/>
-        </w:rPr>
-        <w:t xml:space="preserve">. Se deja expresa constancia que </w:t>
-      </w:r>
-      <w:r>
-        <w:rPr>
-          <w:rFonts w:cstheme="minorHAnsi"/>
-          <w:b/>
-          <w:sz w:val="16"/>
-          <w:szCs w:val="16"/>
-        </w:rPr>
-        <w:t>EL CLIENTE</w:t>
-      </w:r>
-      <w:r>
-        <w:rPr>
-          <w:rFonts w:cstheme="minorHAnsi"/>
-          <w:sz w:val="16"/>
-          <w:szCs w:val="16"/>
-        </w:rPr>
-        <w:t xml:space="preserve"> no podrá ceder el presente Contrato a terceros.</w:t>
+        <w:t xml:space="preserve"> podrá optar por alguna de las siguientes alternativas:</w:t>
       </w:r>
     </w:p>
     <w:p>
@@ -972,23 +1622,17 @@
         <w:jc w:val="both"/>
         <w:rPr>
           <w:rFonts w:cstheme="minorHAnsi"/>
-          <w:b/>
-          <w:bCs/>
-          <w:sz w:val="16"/>
-          <w:szCs w:val="16"/>
-          <w:u w:val="single"/>
-        </w:rPr>
-      </w:pPr>
-      <w:r>
-        <w:rPr>
-          <w:rFonts w:cstheme="minorHAnsi"/>
-          <w:b/>
-          <w:bCs/>
-          <w:sz w:val="16"/>
-          <w:szCs w:val="16"/>
-          <w:u w:val="single"/>
-        </w:rPr>
-        <w:t>3.-EXTRAVÍO DEL DOCUMENTO</w:t>
+          <w:sz w:val="16"/>
+          <w:szCs w:val="16"/>
+        </w:rPr>
+      </w:pPr>
+      <w:r>
+        <w:rPr>
+          <w:rFonts w:cstheme="minorHAnsi"/>
+          <w:sz w:val="16"/>
+          <w:szCs w:val="16"/>
+        </w:rPr>
+        <w:t>a. Pago total del capital del préstamo, así como el interés compensatorio fijo, penalidades (en caso de incumplimiento de pago en la fecha pactada), comisiones, gastos e impuestos pactados que se devenguen hasta la fecha en que se haga efectivo el pago.</w:t>
       </w:r>
     </w:p>
     <w:p>
@@ -1002,133 +1646,6 @@
           <w:szCs w:val="16"/>
         </w:rPr>
       </w:pPr>
-      <w:r>
-        <w:rPr>
-          <w:rFonts w:cstheme="minorHAnsi"/>
-          <w:sz w:val="16"/>
-          <w:szCs w:val="16"/>
-        </w:rPr>
-        <w:t xml:space="preserve">Este Contrato se representa en dos ejemplares. El que corresponde a </w:t>
-      </w:r>
-      <w:r>
-        <w:rPr>
-          <w:rFonts w:cstheme="minorHAnsi"/>
-          <w:b/>
-          <w:sz w:val="16"/>
-          <w:szCs w:val="16"/>
-        </w:rPr>
-        <w:t>EL CLIENTE</w:t>
-      </w:r>
-      <w:r>
-        <w:rPr>
-          <w:rFonts w:cstheme="minorHAnsi"/>
-          <w:sz w:val="16"/>
-          <w:szCs w:val="16"/>
-        </w:rPr>
-        <w:t xml:space="preserve"> es el único documento para que </w:t>
-      </w:r>
-      <w:r>
-        <w:rPr>
-          <w:rFonts w:cstheme="minorHAnsi"/>
-          <w:b/>
-          <w:sz w:val="16"/>
-          <w:szCs w:val="16"/>
-        </w:rPr>
-        <w:t>EL CLIENTE</w:t>
-      </w:r>
-      <w:r>
-        <w:rPr>
-          <w:rFonts w:cstheme="minorHAnsi"/>
-          <w:sz w:val="16"/>
-          <w:szCs w:val="16"/>
-        </w:rPr>
-        <w:t xml:space="preserve"> pueda solicitar la devolución de los bienes entregados en Garantía Mobiliaria, una vez que cancele el Préstamo y todas las obligaciones que mantenga frente a </w:t>
-      </w:r>
-      <w:r>
-        <w:rPr>
-          <w:rFonts w:cstheme="minorHAnsi"/>
-          <w:b/>
-          <w:sz w:val="16"/>
-          <w:szCs w:val="16"/>
-        </w:rPr>
-        <w:t>CREDIÁGIL</w:t>
-      </w:r>
-      <w:r>
-        <w:rPr>
-          <w:rFonts w:cstheme="minorHAnsi"/>
-          <w:sz w:val="16"/>
-          <w:szCs w:val="16"/>
-        </w:rPr>
-        <w:t xml:space="preserve">. Si el documento es extraviado por </w:t>
-      </w:r>
-      <w:r>
-        <w:rPr>
-          <w:rFonts w:cstheme="minorHAnsi"/>
-          <w:b/>
-          <w:sz w:val="16"/>
-          <w:szCs w:val="16"/>
-        </w:rPr>
-        <w:t>EL CLIENTE</w:t>
-      </w:r>
-      <w:r>
-        <w:rPr>
-          <w:rFonts w:cstheme="minorHAnsi"/>
-          <w:sz w:val="16"/>
-          <w:szCs w:val="16"/>
-        </w:rPr>
-        <w:t xml:space="preserve">, éste deberá acudir de inmediato al local donde recibió el Préstamo con una carta simple, dando cuenta del extravío a </w:t>
-      </w:r>
-      <w:r>
-        <w:rPr>
-          <w:rFonts w:cstheme="minorHAnsi"/>
-          <w:b/>
-          <w:sz w:val="16"/>
-          <w:szCs w:val="16"/>
-        </w:rPr>
-        <w:t>CREDIÁGIL</w:t>
-      </w:r>
-      <w:r>
-        <w:rPr>
-          <w:rFonts w:cstheme="minorHAnsi"/>
-          <w:sz w:val="16"/>
-          <w:szCs w:val="16"/>
-        </w:rPr>
-        <w:t xml:space="preserve">, quien previa identificación, emitirá a </w:t>
-      </w:r>
-      <w:r>
-        <w:rPr>
-          <w:rFonts w:cstheme="minorHAnsi"/>
-          <w:b/>
-          <w:sz w:val="16"/>
-          <w:szCs w:val="16"/>
-        </w:rPr>
-        <w:t>EL CLIENTE</w:t>
-      </w:r>
-      <w:r>
-        <w:rPr>
-          <w:rFonts w:cstheme="minorHAnsi"/>
-          <w:sz w:val="16"/>
-          <w:szCs w:val="16"/>
-        </w:rPr>
-        <w:t xml:space="preserve"> una copia simple del contrato original, cuyo costo será asumido por </w:t>
-      </w:r>
-      <w:r>
-        <w:rPr>
-          <w:rFonts w:cstheme="minorHAnsi"/>
-          <w:b/>
-          <w:sz w:val="16"/>
-          <w:szCs w:val="16"/>
-        </w:rPr>
-        <w:t>EL CLIENTE</w:t>
-      </w:r>
-      <w:r>
-        <w:rPr>
-          <w:rFonts w:cstheme="minorHAnsi"/>
-          <w:sz w:val="16"/>
-          <w:szCs w:val="16"/>
-        </w:rPr>
-        <w:t>. La comisión por duplicado de contrato consta en la Hoja Resumen.</w:t>
-      </w:r>
     </w:p>
     <w:p>
       <w:pPr>
@@ -1141,6 +1658,14 @@
           <w:szCs w:val="16"/>
         </w:rPr>
       </w:pPr>
+      <w:r>
+        <w:rPr>
+          <w:rFonts w:cstheme="minorHAnsi"/>
+          <w:sz w:val="16"/>
+          <w:szCs w:val="16"/>
+        </w:rPr>
+        <w:t>b. Pago parcial del capital del préstamo y el total del interés compensatorio fijo, penalidades (en caso de incumplimiento de pago en la fecha pactada), comisiones, gastos e impuestos pactados que se devenguen hasta la fecha en que se haga efectivo el pago.</w:t>
+      </w:r>
     </w:p>
     <w:p>
       <w:pPr>
@@ -1149,24 +1674,10 @@
         <w:jc w:val="both"/>
         <w:rPr>
           <w:rFonts w:cstheme="minorHAnsi"/>
-          <w:b/>
-          <w:bCs/>
-          <w:sz w:val="16"/>
-          <w:szCs w:val="16"/>
-          <w:u w:val="single"/>
-        </w:rPr>
-      </w:pPr>
-      <w:r>
-        <w:rPr>
-          <w:rFonts w:cstheme="minorHAnsi"/>
-          <w:b/>
-          <w:bCs/>
-          <w:sz w:val="16"/>
-          <w:szCs w:val="16"/>
-          <w:u w:val="single"/>
-        </w:rPr>
-        <w:t>4.-PRÉSTAMO Y GARANTÍA</w:t>
-      </w:r>
+          <w:sz w:val="16"/>
+          <w:szCs w:val="16"/>
+        </w:rPr>
+      </w:pPr>
     </w:p>
     <w:p>
       <w:pPr>
@@ -1185,197 +1696,7 @@
           <w:sz w:val="16"/>
           <w:szCs w:val="16"/>
         </w:rPr>
-        <w:t xml:space="preserve">Por el presente Contrato, </w:t>
-      </w:r>
-      <w:r>
-        <w:rPr>
-          <w:rFonts w:cstheme="minorHAnsi"/>
-          <w:b/>
-          <w:sz w:val="16"/>
-          <w:szCs w:val="16"/>
-        </w:rPr>
-        <w:t>CREDIÁGIL</w:t>
-      </w:r>
-      <w:r>
-        <w:rPr>
-          <w:rFonts w:cstheme="minorHAnsi"/>
-          <w:sz w:val="16"/>
-          <w:szCs w:val="16"/>
-        </w:rPr>
-        <w:t xml:space="preserve"> otorga a </w:t>
-      </w:r>
-      <w:r>
-        <w:rPr>
-          <w:rFonts w:cstheme="minorHAnsi"/>
-          <w:b/>
-          <w:sz w:val="16"/>
-          <w:szCs w:val="16"/>
-        </w:rPr>
-        <w:t>EL CLIENTE</w:t>
-      </w:r>
-      <w:r>
-        <w:rPr>
-          <w:rFonts w:cstheme="minorHAnsi"/>
-          <w:sz w:val="16"/>
-          <w:szCs w:val="16"/>
-        </w:rPr>
-        <w:t xml:space="preserve"> en calidad de Préstamo la suma de dinero en efectivo en moneda nacional que se indican conjuntamente en el anexo 01 y anexo 02 de este documento. Las obligaciones que </w:t>
-      </w:r>
-      <w:r>
-        <w:rPr>
-          <w:rFonts w:cstheme="minorHAnsi"/>
-          <w:b/>
-          <w:sz w:val="16"/>
-          <w:szCs w:val="16"/>
-        </w:rPr>
-        <w:t>EL CLIENTE</w:t>
-      </w:r>
-      <w:r>
-        <w:rPr>
-          <w:rFonts w:cstheme="minorHAnsi"/>
-          <w:sz w:val="16"/>
-          <w:szCs w:val="16"/>
-        </w:rPr>
-        <w:t xml:space="preserve"> asume o asuma en el futuro frente a </w:t>
-      </w:r>
-      <w:r>
-        <w:rPr>
-          <w:rFonts w:cstheme="minorHAnsi"/>
-          <w:b/>
-          <w:sz w:val="16"/>
-          <w:szCs w:val="16"/>
-        </w:rPr>
-        <w:t>CREDIÁGIL</w:t>
-      </w:r>
-      <w:r>
-        <w:rPr>
-          <w:rFonts w:cstheme="minorHAnsi"/>
-          <w:sz w:val="16"/>
-          <w:szCs w:val="16"/>
-        </w:rPr>
-        <w:t xml:space="preserve">, generará un interés compensatorio fijo y en caso de incumplimiento las penalidades, así como las comisiones, impuestos y los gastos pactados - detallados en la Hoja Resumen (anexo 02), la misma que cuenta con todos los supuestos descritos en el artículo 18 del Reglamento de Transparencia de la Información y Contratación con Usuarios del Sistema Financiero (en adelante el Reglamento). Por su parte, </w:t>
-      </w:r>
-      <w:r>
-        <w:rPr>
-          <w:rFonts w:cstheme="minorHAnsi"/>
-          <w:b/>
-          <w:sz w:val="16"/>
-          <w:szCs w:val="16"/>
-        </w:rPr>
-        <w:t>EL CLIENTE</w:t>
-      </w:r>
-      <w:r>
-        <w:rPr>
-          <w:rFonts w:cstheme="minorHAnsi"/>
-          <w:sz w:val="16"/>
-          <w:szCs w:val="16"/>
-        </w:rPr>
-        <w:t xml:space="preserve"> constituye mediante la suscripción de este documento, primera y preferente Garantía Mobiliaria con entrega de la posesión, sobre las alhajas y joyas de oro que se detallan en el anexo 01 que forma parte integrante de este contrato, de acuerdo a lo establecido en los artículos 3, 17 y otros de la Ley de la Garantía Mobiliaria, Ley </w:t>
-      </w:r>
-      <w:proofErr w:type="spellStart"/>
-      <w:r>
-        <w:rPr>
-          <w:rFonts w:cstheme="minorHAnsi"/>
-          <w:sz w:val="16"/>
-          <w:szCs w:val="16"/>
-        </w:rPr>
-        <w:t>N°</w:t>
-      </w:r>
-      <w:proofErr w:type="spellEnd"/>
-      <w:r>
-        <w:rPr>
-          <w:rFonts w:cstheme="minorHAnsi"/>
-          <w:sz w:val="16"/>
-          <w:szCs w:val="16"/>
-        </w:rPr>
-        <w:t xml:space="preserve"> 28677, a favor de </w:t>
-      </w:r>
-      <w:r>
-        <w:rPr>
-          <w:rFonts w:cstheme="minorHAnsi"/>
-          <w:b/>
-          <w:sz w:val="16"/>
-          <w:szCs w:val="16"/>
-        </w:rPr>
-        <w:t>CREDIÁGIL</w:t>
-      </w:r>
-      <w:r>
-        <w:rPr>
-          <w:rFonts w:cstheme="minorHAnsi"/>
-          <w:sz w:val="16"/>
-          <w:szCs w:val="16"/>
-        </w:rPr>
-        <w:t>, hasta por el valor de dichos bienes, según se detalla en el anexo 01 de este documento, y en respaldo del cumplimiento del pago de (i) el Préstamo, (</w:t>
-      </w:r>
-      <w:proofErr w:type="spellStart"/>
-      <w:r>
-        <w:rPr>
-          <w:rFonts w:cstheme="minorHAnsi"/>
-          <w:sz w:val="16"/>
-          <w:szCs w:val="16"/>
-        </w:rPr>
-        <w:t>ii</w:t>
-      </w:r>
-      <w:proofErr w:type="spellEnd"/>
-      <w:r>
-        <w:rPr>
-          <w:rFonts w:cstheme="minorHAnsi"/>
-          <w:sz w:val="16"/>
-          <w:szCs w:val="16"/>
-        </w:rPr>
-        <w:t>) de los futuros Préstamos que pueda asumir y (</w:t>
-      </w:r>
-      <w:proofErr w:type="spellStart"/>
-      <w:r>
-        <w:rPr>
-          <w:rFonts w:cstheme="minorHAnsi"/>
-          <w:sz w:val="16"/>
-          <w:szCs w:val="16"/>
-        </w:rPr>
-        <w:t>iii</w:t>
-      </w:r>
-      <w:proofErr w:type="spellEnd"/>
-      <w:r>
-        <w:rPr>
-          <w:rFonts w:cstheme="minorHAnsi"/>
-          <w:sz w:val="16"/>
-          <w:szCs w:val="16"/>
-        </w:rPr>
-        <w:t xml:space="preserve">) cualquier otra obligación de </w:t>
-      </w:r>
-      <w:r>
-        <w:rPr>
-          <w:rFonts w:cstheme="minorHAnsi"/>
-          <w:b/>
-          <w:sz w:val="16"/>
-          <w:szCs w:val="16"/>
-        </w:rPr>
-        <w:t>EL CLIENTE</w:t>
-      </w:r>
-      <w:r>
-        <w:rPr>
-          <w:rFonts w:cstheme="minorHAnsi"/>
-          <w:sz w:val="16"/>
-          <w:szCs w:val="16"/>
-        </w:rPr>
-        <w:t xml:space="preserve"> frente a </w:t>
-      </w:r>
-      <w:r>
-        <w:rPr>
-          <w:rFonts w:cstheme="minorHAnsi"/>
-          <w:b/>
-          <w:sz w:val="16"/>
-          <w:szCs w:val="16"/>
-        </w:rPr>
-        <w:t>CREDIÁGIL</w:t>
-      </w:r>
-      <w:r>
-        <w:rPr>
-          <w:rFonts w:cstheme="minorHAnsi"/>
-          <w:sz w:val="16"/>
-          <w:szCs w:val="16"/>
-        </w:rPr>
-        <w:t>, en los términos y condiciones establecidos en este documento.</w:t>
+        <w:t>c. Pago total del interés compensatorio fijo, penalidades (en caso de incumplimiento de pago en la fecha pactada), comisiones, gastos e impuestos pactados que se devenguen hasta la fecha en que se haga efectivo el pago.</w:t>
       </w:r>
     </w:p>
     <w:p>
@@ -1392,211 +1713,6 @@
     </w:p>
     <w:p>
       <w:pPr>
-        <w:spacing w:before="10" w:after="10" w:line="240" w:lineRule="auto"/>
-        <w:ind w:right="-1136"/>
-        <w:jc w:val="both"/>
-        <w:rPr>
-          <w:rFonts w:cstheme="minorHAnsi"/>
-          <w:b/>
-          <w:bCs/>
-          <w:sz w:val="16"/>
-          <w:szCs w:val="16"/>
-          <w:u w:val="single"/>
-        </w:rPr>
-      </w:pPr>
-      <w:r>
-        <w:rPr>
-          <w:rFonts w:cstheme="minorHAnsi"/>
-          <w:b/>
-          <w:bCs/>
-          <w:sz w:val="16"/>
-          <w:szCs w:val="16"/>
-          <w:u w:val="single"/>
-        </w:rPr>
-        <w:t>5.-PLAZO</w:t>
-      </w:r>
-    </w:p>
-    <w:p>
-      <w:pPr>
-        <w:spacing w:before="10" w:after="10" w:line="240" w:lineRule="auto"/>
-        <w:ind w:right="-1136"/>
-        <w:jc w:val="both"/>
-        <w:rPr>
-          <w:rFonts w:cstheme="minorHAnsi"/>
-          <w:sz w:val="16"/>
-          <w:szCs w:val="16"/>
-        </w:rPr>
-      </w:pPr>
-      <w:r>
-        <w:rPr>
-          <w:rFonts w:cstheme="minorHAnsi"/>
-          <w:sz w:val="16"/>
-          <w:szCs w:val="16"/>
-        </w:rPr>
-        <w:t xml:space="preserve">El plazo que otorga </w:t>
-      </w:r>
-      <w:r>
-        <w:rPr>
-          <w:rFonts w:cstheme="minorHAnsi"/>
-          <w:b/>
-          <w:sz w:val="16"/>
-          <w:szCs w:val="16"/>
-        </w:rPr>
-        <w:t>CREDIÁGIL</w:t>
-      </w:r>
-      <w:r>
-        <w:rPr>
-          <w:rFonts w:cstheme="minorHAnsi"/>
-          <w:sz w:val="16"/>
-          <w:szCs w:val="16"/>
-        </w:rPr>
-        <w:t xml:space="preserve"> a </w:t>
-      </w:r>
-      <w:r>
-        <w:rPr>
-          <w:rFonts w:cstheme="minorHAnsi"/>
-          <w:b/>
-          <w:sz w:val="16"/>
-          <w:szCs w:val="16"/>
-        </w:rPr>
-        <w:t>EL CLIENTE</w:t>
-      </w:r>
-      <w:r>
-        <w:rPr>
-          <w:rFonts w:cstheme="minorHAnsi"/>
-          <w:sz w:val="16"/>
-          <w:szCs w:val="16"/>
-        </w:rPr>
-        <w:t xml:space="preserve"> para el pago de su préstamo, es de 30 días calendario, a cuyo vencimiento </w:t>
-      </w:r>
-      <w:r>
-        <w:rPr>
-          <w:rFonts w:cstheme="minorHAnsi"/>
-          <w:b/>
-          <w:sz w:val="16"/>
-          <w:szCs w:val="16"/>
-        </w:rPr>
-        <w:t>EL CLIENTE</w:t>
-      </w:r>
-      <w:r>
-        <w:rPr>
-          <w:rFonts w:cstheme="minorHAnsi"/>
-          <w:sz w:val="16"/>
-          <w:szCs w:val="16"/>
-        </w:rPr>
-        <w:t xml:space="preserve"> podrá optar por alguna de las siguientes alternativas:</w:t>
-      </w:r>
-    </w:p>
-    <w:p>
-      <w:pPr>
-        <w:spacing w:before="10" w:after="10" w:line="240" w:lineRule="auto"/>
-        <w:ind w:right="-1136"/>
-        <w:jc w:val="both"/>
-        <w:rPr>
-          <w:rFonts w:cstheme="minorHAnsi"/>
-          <w:sz w:val="16"/>
-          <w:szCs w:val="16"/>
-        </w:rPr>
-      </w:pPr>
-    </w:p>
-    <w:p>
-      <w:pPr>
-        <w:spacing w:before="10" w:after="10" w:line="240" w:lineRule="auto"/>
-        <w:ind w:right="-1136"/>
-        <w:jc w:val="both"/>
-        <w:rPr>
-          <w:rFonts w:cstheme="minorHAnsi"/>
-          <w:sz w:val="16"/>
-          <w:szCs w:val="16"/>
-        </w:rPr>
-      </w:pPr>
-      <w:r>
-        <w:rPr>
-          <w:rFonts w:cstheme="minorHAnsi"/>
-          <w:sz w:val="16"/>
-          <w:szCs w:val="16"/>
-        </w:rPr>
-        <w:t>a. Pago total del capital del préstamo, así como el interés compensatorio fijo, penalidades (en caso de incumplimiento de pago en la fecha pactada), comisiones, gastos e impuestos pactados que se devenguen hasta la fecha en que se haga efectivo el pago.</w:t>
-      </w:r>
-    </w:p>
-    <w:p>
-      <w:pPr>
-        <w:spacing w:before="10" w:after="10" w:line="240" w:lineRule="auto"/>
-        <w:ind w:right="-1136"/>
-        <w:jc w:val="both"/>
-        <w:rPr>
-          <w:rFonts w:cstheme="minorHAnsi"/>
-          <w:sz w:val="16"/>
-          <w:szCs w:val="16"/>
-        </w:rPr>
-      </w:pPr>
-    </w:p>
-    <w:p>
-      <w:pPr>
-        <w:spacing w:before="10" w:after="10" w:line="240" w:lineRule="auto"/>
-        <w:ind w:right="-1136"/>
-        <w:jc w:val="both"/>
-        <w:rPr>
-          <w:rFonts w:cstheme="minorHAnsi"/>
-          <w:sz w:val="16"/>
-          <w:szCs w:val="16"/>
-        </w:rPr>
-      </w:pPr>
-      <w:r>
-        <w:rPr>
-          <w:rFonts w:cstheme="minorHAnsi"/>
-          <w:sz w:val="16"/>
-          <w:szCs w:val="16"/>
-        </w:rPr>
-        <w:t>b. Pago parcial del capital del préstamo y el total del interés compensatorio fijo, penalidades (en caso de incumplimiento de pago en la fecha pactada), comisiones, gastos e impuestos pactados que se devenguen hasta la fecha en que se haga efectivo el pago.</w:t>
-      </w:r>
-    </w:p>
-    <w:p>
-      <w:pPr>
-        <w:spacing w:before="10" w:after="10" w:line="240" w:lineRule="auto"/>
-        <w:ind w:right="-1136"/>
-        <w:jc w:val="both"/>
-        <w:rPr>
-          <w:rFonts w:cstheme="minorHAnsi"/>
-          <w:sz w:val="16"/>
-          <w:szCs w:val="16"/>
-        </w:rPr>
-      </w:pPr>
-    </w:p>
-    <w:p>
-      <w:pPr>
-        <w:spacing w:before="10" w:after="10" w:line="240" w:lineRule="auto"/>
-        <w:ind w:right="-1136"/>
-        <w:jc w:val="both"/>
-        <w:rPr>
-          <w:rFonts w:cstheme="minorHAnsi"/>
-          <w:sz w:val="16"/>
-          <w:szCs w:val="16"/>
-        </w:rPr>
-      </w:pPr>
-      <w:r>
-        <w:rPr>
-          <w:rFonts w:cstheme="minorHAnsi"/>
-          <w:sz w:val="16"/>
-          <w:szCs w:val="16"/>
-        </w:rPr>
-        <w:t>c. Pago total del interés compensatorio fijo, penalidades (en caso de incumplimiento de pago en la fecha pactada), comisiones, gastos e impuestos pactados que se devenguen hasta la fecha en que se haga efectivo el pago.</w:t>
-      </w:r>
-    </w:p>
-    <w:p>
-      <w:pPr>
-        <w:spacing w:before="10" w:after="10" w:line="240" w:lineRule="auto"/>
-        <w:ind w:right="-1136"/>
-        <w:jc w:val="both"/>
-        <w:rPr>
-          <w:rFonts w:cstheme="minorHAnsi"/>
-          <w:sz w:val="16"/>
-          <w:szCs w:val="16"/>
-        </w:rPr>
-      </w:pPr>
-    </w:p>
-    <w:p>
-      <w:pPr>
         <w:spacing w:after="0" w:line="240" w:lineRule="auto"/>
         <w:ind w:right="-1136"/>
         <w:rPr>
@@ -1611,6 +1727,7 @@
           <w:sz w:val="16"/>
           <w:szCs w:val="16"/>
         </w:rPr>
+        <w:lastRenderedPageBreak/>
         <w:t xml:space="preserve">Los pagos antes señalados serán en efectivo y únicamente en las agencias de </w:t>
       </w:r>
       <w:r>
@@ -6941,7 +7058,7 @@
           <w:szCs w:val="16"/>
         </w:rPr>
       </w:pPr>
-      <w:bookmarkStart w:id="1" w:name="_Hlk223342263"/>
+      <w:bookmarkStart w:id="0" w:name="_Hlk223342263"/>
       <w:r>
         <w:rPr>
           <w:rFonts w:cstheme="minorHAnsi"/>
@@ -6952,7 +7069,7 @@
         <w:t>____________________________________________________________            _____________________________________________________________________</w:t>
       </w:r>
     </w:p>
-    <w:bookmarkEnd w:id="1"/>
+    <w:bookmarkEnd w:id="0"/>
     <w:p>
       <w:pPr>
         <w:autoSpaceDE w:val="0"/>
@@ -7226,9 +7343,8 @@
           <w:sz w:val="18"/>
           <w:szCs w:val="20"/>
         </w:rPr>
-        <w:t>NOMBRE_APODERADO_</w:t>
-      </w:r>
-      <w:proofErr w:type="gramStart"/>
+        <w:t>NOMBRE_APODERADO_CA</w:t>
+      </w:r>
       <w:r>
         <w:rPr>
           <w:rFonts w:cstheme="minorHAnsi"/>
@@ -7236,7 +7352,7 @@
           <w:sz w:val="18"/>
           <w:szCs w:val="20"/>
         </w:rPr>
-        <w:t>CA</w:t>
+        <w:t>}</w:t>
       </w:r>
       <w:r>
         <w:rPr>
@@ -7245,7 +7361,7 @@
           <w:sz w:val="18"/>
           <w:szCs w:val="20"/>
         </w:rPr>
-        <w:t>}</w:t>
+        <w:t xml:space="preserve"> </w:t>
       </w:r>
       <w:r>
         <w:rPr>
@@ -7254,7 +7370,7 @@
           <w:sz w:val="18"/>
           <w:szCs w:val="20"/>
         </w:rPr>
-        <w:t xml:space="preserve"> </w:t>
+        <w:t xml:space="preserve">                                                </w:t>
       </w:r>
       <w:r>
         <w:rPr>
@@ -7263,9 +7379,8 @@
           <w:sz w:val="18"/>
           <w:szCs w:val="20"/>
         </w:rPr>
-        <w:t xml:space="preserve">  </w:t>
-      </w:r>
-      <w:proofErr w:type="gramEnd"/>
+        <w:t xml:space="preserve">NOMBRE: </w:t>
+      </w:r>
       <w:r>
         <w:rPr>
           <w:rFonts w:cstheme="minorHAnsi"/>
@@ -7273,7 +7388,7 @@
           <w:sz w:val="18"/>
           <w:szCs w:val="20"/>
         </w:rPr>
-        <w:t xml:space="preserve">                                              </w:t>
+        <w:t>${</w:t>
       </w:r>
       <w:r>
         <w:rPr>
@@ -7282,7 +7397,7 @@
           <w:sz w:val="18"/>
           <w:szCs w:val="20"/>
         </w:rPr>
-        <w:t xml:space="preserve">NOMBRE: </w:t>
+        <w:t>NOMBRE_CLIENTE</w:t>
       </w:r>
       <w:r>
         <w:rPr>
@@ -7291,8 +7406,20 @@
           <w:sz w:val="18"/>
           <w:szCs w:val="20"/>
         </w:rPr>
-        <w:t>${</w:t>
-      </w:r>
+        <w:t>}</w:t>
+      </w:r>
+    </w:p>
+    <w:p>
+      <w:pPr>
+        <w:spacing w:before="10" w:after="10" w:line="240" w:lineRule="auto"/>
+        <w:ind w:left="-142" w:right="-1136"/>
+        <w:jc w:val="both"/>
+        <w:rPr>
+          <w:rFonts w:cstheme="minorHAnsi"/>
+          <w:sz w:val="20"/>
+          <w:szCs w:val="19"/>
+        </w:rPr>
+      </w:pPr>
       <w:r>
         <w:rPr>
           <w:rFonts w:cstheme="minorHAnsi"/>
@@ -7300,7 +7427,7 @@
           <w:sz w:val="18"/>
           <w:szCs w:val="20"/>
         </w:rPr>
-        <w:t>NOMBRE_CLIENTE</w:t>
+        <w:t xml:space="preserve">    </w:t>
       </w:r>
       <w:r>
         <w:rPr>
@@ -7309,20 +7436,8 @@
           <w:sz w:val="18"/>
           <w:szCs w:val="20"/>
         </w:rPr>
-        <w:t>}</w:t>
-      </w:r>
-    </w:p>
-    <w:p>
-      <w:pPr>
-        <w:spacing w:before="10" w:after="10" w:line="240" w:lineRule="auto"/>
-        <w:ind w:left="-142" w:right="-1136"/>
-        <w:jc w:val="both"/>
-        <w:rPr>
-          <w:rFonts w:cstheme="minorHAnsi"/>
-          <w:sz w:val="20"/>
-          <w:szCs w:val="19"/>
-        </w:rPr>
-      </w:pPr>
+        <w:t>DNI:</w:t>
+      </w:r>
       <w:r>
         <w:rPr>
           <w:rFonts w:cstheme="minorHAnsi"/>
@@ -7330,7 +7445,7 @@
           <w:sz w:val="18"/>
           <w:szCs w:val="20"/>
         </w:rPr>
-        <w:t xml:space="preserve">    </w:t>
+        <w:t xml:space="preserve"> ${</w:t>
       </w:r>
       <w:r>
         <w:rPr>
@@ -7339,7 +7454,7 @@
           <w:sz w:val="18"/>
           <w:szCs w:val="20"/>
         </w:rPr>
-        <w:t>DNI:</w:t>
+        <w:t>DNI_APODERADO_CA</w:t>
       </w:r>
       <w:r>
         <w:rPr>
@@ -7348,7 +7463,7 @@
           <w:sz w:val="18"/>
           <w:szCs w:val="20"/>
         </w:rPr>
-        <w:t xml:space="preserve"> ${</w:t>
+        <w:t>}</w:t>
       </w:r>
       <w:r>
         <w:rPr>
@@ -7357,9 +7472,8 @@
           <w:sz w:val="18"/>
           <w:szCs w:val="20"/>
         </w:rPr>
-        <w:t>DNI_APODERADO_</w:t>
-      </w:r>
-      <w:proofErr w:type="gramStart"/>
+        <w:t xml:space="preserve">  </w:t>
+      </w:r>
       <w:r>
         <w:rPr>
           <w:rFonts w:cstheme="minorHAnsi"/>
@@ -7367,44 +7481,7 @@
           <w:sz w:val="18"/>
           <w:szCs w:val="20"/>
         </w:rPr>
-        <w:t>CA</w:t>
-      </w:r>
-      <w:r>
-        <w:rPr>
-          <w:rFonts w:cstheme="minorHAnsi"/>
-          <w:color w:val="000000"/>
-          <w:sz w:val="18"/>
-          <w:szCs w:val="20"/>
-        </w:rPr>
-        <w:t>}</w:t>
-      </w:r>
-      <w:r>
-        <w:rPr>
-          <w:rFonts w:cstheme="minorHAnsi"/>
-          <w:color w:val="000000"/>
-          <w:sz w:val="18"/>
-          <w:szCs w:val="20"/>
-        </w:rPr>
-        <w:t xml:space="preserve">  </w:t>
-      </w:r>
-      <w:r>
-        <w:rPr>
-          <w:rFonts w:cstheme="minorHAnsi"/>
-          <w:color w:val="000000"/>
-          <w:sz w:val="18"/>
-          <w:szCs w:val="20"/>
-        </w:rPr>
-        <w:t xml:space="preserve"> </w:t>
-      </w:r>
-      <w:proofErr w:type="gramEnd"/>
-      <w:r>
-        <w:rPr>
-          <w:rFonts w:cstheme="minorHAnsi"/>
-          <w:color w:val="000000"/>
-          <w:sz w:val="18"/>
-          <w:szCs w:val="20"/>
-        </w:rPr>
-        <w:t xml:space="preserve">                                                                     </w:t>
+        <w:t xml:space="preserve">                                                                      </w:t>
       </w:r>
       <w:r>
         <w:rPr>
